--- a/courts/second-circuit/new-york/federal/eastern-district/motion-brief/usage/OUTPUT-motion-brief.docx
+++ b/courts/second-circuit/new-york/federal/eastern-district/motion-brief/usage/OUTPUT-motion-brief.docx
@@ -4,7 +4,11 @@
   <w:body>
     <w:p>
       <w:pPr>
-        <w:pStyle w:val="Centered"/>
+        <w:keepNext/>
+        <w:keepLines/>
+        <w:spacing w:before="0" w:after="0" w:line="276" w:lineRule="exact"/>
+        <w:ind w:left="0" w:firstLine="0"/>
+        <w:jc w:val="center"/>
       </w:pPr>
       <w:r>
         <w:rPr>
@@ -58,7 +62,11 @@
     </w:p>
     <w:p>
       <w:pPr>
-        <w:pStyle w:val="Centered"/>
+        <w:keepNext/>
+        <w:keepLines/>
+        <w:spacing w:before="0" w:after="480" w:line="276" w:lineRule="exact"/>
+        <w:ind w:left="0" w:firstLine="0"/>
+        <w:jc w:val="center"/>
       </w:pPr>
       <w:r>
         <w:rPr>
@@ -123,22 +131,18 @@
         </w:rPr>
         <w:t xml:space="preserve">YORK</w:t>
       </w:r>
-    </w:p>
-    <w:p>
-      <w:pPr>
-        <w:pStyle w:val="Single"/>
-        <w:spacing w:before="0" w:after="0" w:line="480" w:lineRule="exact"/>
-      </w:pPr>
     </w:p>
     <w:tbl>
       <w:tblPr>
         <w:tblW w:w="9360" w:type="dxa"/>
         <w:tblLayout w:type="fixed"/>
         <w:tblCellMar>
+          <w:top w:w="0" w:type="dxa"/>
           <w:left w:w="0" w:type="dxa"/>
+          <w:bottom w:w="0" w:type="dxa"/>
           <w:right w:w="0" w:type="dxa"/>
         </w:tblCellMar>
-        <w:tblLook w:val="0000" w:firstRow="0" w:lastRow="0" w:firstColumn="0" w:lastColumn="0" w:noHBand="1" w:noVBand="1"/>
+        <w:tblLook w:val="0000" w:firstRow="0" w:lastRow="0" w:firstColumn="0" w:lastColumn="0" w:noHBand="0" w:noVBand="0"/>
       </w:tblPr>
       <w:tblGrid>
         <w:gridCol w:w="4896"/>
@@ -155,11 +159,16 @@
               <w:top w:val="single" w:sz="6" w:space="0" w:color="000000"/>
               <w:bottom w:val="single" w:sz="6" w:space="0" w:color="000000"/>
             </w:tcBorders>
+            <w:tcMar>
+              <w:top w:w="165" w:type="dxa"/>
+              <w:bottom w:w="165" w:type="dxa"/>
+            </w:tcMar>
           </w:tcPr>
           <w:p>
             <w:pPr>
-              <w:pStyle w:val="Single"/>
-              <w:spacing w:before="168"/>
+              <w:spacing w:before="0" w:after="0" w:line="276" w:lineRule="exact"/>
+              <w:ind w:left="0" w:firstLine="0"/>
+              <w:jc w:val="left"/>
             </w:pPr>
             <w:r>
               <w:t xml:space="preserve">STUART</w:t>
@@ -266,8 +275,9 @@
           </w:p>
           <w:p>
             <w:pPr>
-              <w:pStyle w:val="Single"/>
-              <w:ind w:left="2736"/>
+              <w:spacing w:before="0" w:after="0" w:line="276" w:lineRule="exact"/>
+              <w:ind w:left="2736" w:firstLine="0"/>
+              <w:jc w:val="left"/>
             </w:pPr>
             <w:r>
               <w:t xml:space="preserve">Plaintiffs,</w:t>
@@ -275,75 +285,91 @@
           </w:p>
           <w:p>
             <w:pPr>
-              <w:pStyle w:val="Single"/>
-              <w:spacing w:before="240" w:after="240"/>
-              <w:ind w:left="1728"/>
+              <w:spacing w:before="0" w:after="0" w:line="276" w:lineRule="exact"/>
+              <w:ind w:left="0" w:firstLine="0"/>
+              <w:jc w:val="left"/>
             </w:pPr>
-            <w:r>
-              <w:t xml:space="preserve">-against-</w:t>
-            </w:r>
           </w:p>
           <w:p>
             <w:pPr>
-              <w:pStyle w:val="Single"/>
+              <w:spacing w:before="0" w:after="0" w:line="276" w:lineRule="exact"/>
+              <w:ind w:left="1728" w:firstLine="0"/>
+              <w:jc w:val="left"/>
             </w:pPr>
             <w:r>
-              <w:t xml:space="preserve">QATAR</w:t>
-            </w:r>
-            <w:r>
-              <w:t xml:space="preserve"> </w:t>
-            </w:r>
-            <w:r>
-              <w:t xml:space="preserve">CHARITY,</w:t>
-            </w:r>
-            <w:r>
-              <w:t xml:space="preserve"> </w:t>
-            </w:r>
-            <w:r>
-              <w:t xml:space="preserve">QATAR</w:t>
-            </w:r>
-            <w:r>
-              <w:t xml:space="preserve"> </w:t>
-            </w:r>
-            <w:r>
-              <w:t xml:space="preserve">NATIONAL</w:t>
-            </w:r>
-            <w:r>
-              <w:t xml:space="preserve"> </w:t>
-            </w:r>
-            <w:r>
-              <w:t xml:space="preserve">BANK</w:t>
-            </w:r>
-            <w:r>
-              <w:t xml:space="preserve"> </w:t>
-            </w:r>
-            <w:r>
-              <w:t xml:space="preserve">and</w:t>
-            </w:r>
-            <w:r>
-              <w:t xml:space="preserve"> </w:t>
-            </w:r>
-            <w:r>
-              <w:t xml:space="preserve">MASRAF</w:t>
-            </w:r>
-            <w:r>
-              <w:t xml:space="preserve"> </w:t>
-            </w:r>
-            <w:r>
-              <w:t xml:space="preserve">AL</w:t>
-            </w:r>
-            <w:r>
-              <w:t xml:space="preserve"> </w:t>
-            </w:r>
-            <w:r>
-              <w:t xml:space="preserve">RAYAN,</w:t>
+              <w:t xml:space="preserve">-against-</w:t>
             </w:r>
           </w:p>
           <w:p>
             <w:pPr>
-              <w:pStyle w:val="Single"/>
-              <w:spacing w:after="180"/>
-              <w:ind w:left="2736"/>
+              <w:spacing w:before="0" w:after="0" w:line="276" w:lineRule="exact"/>
+              <w:ind w:left="0" w:firstLine="0"/>
+              <w:jc w:val="left"/>
+            </w:pPr>
+          </w:p>
+          <w:p>
+            <w:pPr>
+              <w:spacing w:before="0" w:after="0" w:line="276" w:lineRule="exact"/>
+              <w:ind w:left="0" w:firstLine="0"/>
+              <w:jc w:val="left"/>
+            </w:pPr>
+            <w:r>
+              <w:t xml:space="preserve">QATAR</w:t>
+            </w:r>
+            <w:r>
+              <w:t xml:space="preserve"> </w:t>
+            </w:r>
+            <w:r>
+              <w:t xml:space="preserve">CHARITY,</w:t>
+            </w:r>
+            <w:r>
+              <w:t xml:space="preserve"> </w:t>
+            </w:r>
+            <w:r>
+              <w:t xml:space="preserve">QATAR</w:t>
+            </w:r>
+            <w:r>
+              <w:t xml:space="preserve"> </w:t>
+            </w:r>
+            <w:r>
+              <w:t xml:space="preserve">NATIONAL</w:t>
+            </w:r>
+            <w:r>
+              <w:t xml:space="preserve"> </w:t>
+            </w:r>
+            <w:r>
+              <w:t xml:space="preserve">BANK</w:t>
+            </w:r>
+            <w:r>
+              <w:t xml:space="preserve"> </w:t>
+            </w:r>
+            <w:r>
+              <w:t xml:space="preserve">and</w:t>
+            </w:r>
+            <w:r>
+              <w:t xml:space="preserve"> </w:t>
+            </w:r>
+            <w:r>
+              <w:t xml:space="preserve">MASRAF</w:t>
+            </w:r>
+            <w:r>
+              <w:t xml:space="preserve"> </w:t>
+            </w:r>
+            <w:r>
+              <w:t xml:space="preserve">AL</w:t>
+            </w:r>
+            <w:r>
+              <w:t xml:space="preserve"> </w:t>
+            </w:r>
+            <w:r>
+              <w:t xml:space="preserve">RAYAN,</w:t>
+            </w:r>
+          </w:p>
+          <w:p>
+            <w:pPr>
+              <w:spacing w:before="0" w:after="0" w:line="276" w:lineRule="exact"/>
+              <w:ind w:left="2736" w:firstLine="0"/>
+              <w:jc w:val="left"/>
             </w:pPr>
             <w:r>
               <w:t xml:space="preserve">Defendants.</w:t>
@@ -353,19 +379,20 @@
         <w:tc>
           <w:tcPr>
             <w:tcW w:w="4464" w:type="dxa"/>
-            <w:tcMar>
-              <w:left w:w="288" w:type="dxa"/>
-            </w:tcMar>
           </w:tcPr>
           <w:p>
             <w:pPr>
-              <w:pStyle w:val="Single"/>
+              <w:spacing w:before="0" w:after="0" w:line="276" w:lineRule="exact"/>
+              <w:ind w:left="288" w:firstLine="0"/>
+              <w:jc w:val="left"/>
             </w:pPr>
             <w:r>
               <w:t xml:space="preserve">Case No. </w:t>
             </w:r>
             <w:r>
-              <w:t xml:space="preserve">20-cv-2578</w:t>
+              <w:t xml:space="preserve">20-cv</w:t>
+              <w:noBreakHyphen/>
+              <w:t xml:space="preserve">2578</w:t>
             </w:r>
             <w:r>
               <w:t xml:space="preserve"> </w:t>
@@ -376,8 +403,9 @@
           </w:p>
           <w:p>
             <w:pPr>
-              <w:pStyle w:val="Single"/>
-              <w:spacing w:before="240"/>
+              <w:spacing w:before="276" w:after="0" w:line="276" w:lineRule="exact"/>
+              <w:ind w:left="288" w:firstLine="0"/>
+              <w:jc w:val="left"/>
             </w:pPr>
             <w:r>
               <w:rPr>
@@ -420,414 +448,419 @@
     </w:tbl>
     <w:p>
       <w:pPr>
-        <w:pStyle w:val="Single"/>
-        <w:spacing w:before="0" w:after="0" w:line="960" w:lineRule="exact"/>
+        <w:spacing w:before="960" w:after="0" w:line="276" w:lineRule="exact"/>
+        <w:ind w:left="0" w:firstLine="0"/>
+        <w:jc w:val="center"/>
       </w:pPr>
+      <w:r>
+        <w:rPr>
+          <w:b/>
+          <w:bCs/>
+        </w:rPr>
+        <w:t xml:space="preserve">MEMORANDUM</w:t>
+      </w:r>
+      <w:r>
+        <w:rPr>
+          <w:b/>
+          <w:bCs/>
+        </w:rPr>
+        <w:t xml:space="preserve"> </w:t>
+      </w:r>
+      <w:r>
+        <w:rPr>
+          <w:b/>
+          <w:bCs/>
+        </w:rPr>
+        <w:t xml:space="preserve">OF</w:t>
+      </w:r>
+      <w:r>
+        <w:rPr>
+          <w:b/>
+          <w:bCs/>
+        </w:rPr>
+        <w:t xml:space="preserve"> </w:t>
+      </w:r>
+      <w:r>
+        <w:rPr>
+          <w:b/>
+          <w:bCs/>
+        </w:rPr>
+        <w:t xml:space="preserve">LAW</w:t>
+      </w:r>
+      <w:r>
+        <w:rPr>
+          <w:b/>
+          <w:bCs/>
+        </w:rPr>
+        <w:t xml:space="preserve"> </w:t>
+      </w:r>
+      <w:r>
+        <w:rPr>
+          <w:b/>
+          <w:bCs/>
+        </w:rPr>
+        <w:t xml:space="preserve">IN</w:t>
+      </w:r>
+      <w:r>
+        <w:rPr>
+          <w:b/>
+          <w:bCs/>
+        </w:rPr>
+        <w:t xml:space="preserve"> </w:t>
+      </w:r>
+      <w:r>
+        <w:rPr>
+          <w:b/>
+          <w:bCs/>
+        </w:rPr>
+        <w:t xml:space="preserve">SUPPORT</w:t>
+      </w:r>
+      <w:r>
+        <w:rPr>
+          <w:b/>
+          <w:bCs/>
+        </w:rPr>
+        <w:t xml:space="preserve"> </w:t>
+      </w:r>
+      <w:r>
+        <w:rPr>
+          <w:b/>
+          <w:bCs/>
+        </w:rPr>
+        <w:t xml:space="preserve">OF</w:t>
+      </w:r>
+      <w:r>
+        <w:rPr>
+          <w:b/>
+          <w:bCs/>
+        </w:rPr>
+        <w:t xml:space="preserve"> </w:t>
+      </w:r>
+      <w:r>
+        <w:rPr>
+          <w:b/>
+          <w:bCs/>
+        </w:rPr>
+        <w:t xml:space="preserve">DEFENDANT</w:t>
+      </w:r>
+      <w:r>
+        <w:rPr>
+          <w:b/>
+          <w:bCs/>
+        </w:rPr>
+        <w:t xml:space="preserve"> </w:t>
+      </w:r>
+      <w:r>
+        <w:rPr>
+          <w:b/>
+          <w:bCs/>
+        </w:rPr>
+        <w:t xml:space="preserve">QATAR</w:t>
+      </w:r>
+      <w:r>
+        <w:rPr>
+          <w:b/>
+          <w:bCs/>
+        </w:rPr>
+        <w:t xml:space="preserve"> </w:t>
+      </w:r>
+      <w:r>
+        <w:rPr>
+          <w:b/>
+          <w:bCs/>
+        </w:rPr>
+        <w:t xml:space="preserve">NATIONAL</w:t>
+      </w:r>
+      <w:r>
+        <w:rPr>
+          <w:b/>
+          <w:bCs/>
+        </w:rPr>
+        <w:t xml:space="preserve"> </w:t>
+      </w:r>
+      <w:r>
+        <w:rPr>
+          <w:b/>
+          <w:bCs/>
+        </w:rPr>
+        <w:t xml:space="preserve">BANK’S</w:t>
+      </w:r>
+      <w:r>
+        <w:rPr>
+          <w:b/>
+          <w:bCs/>
+        </w:rPr>
+        <w:t xml:space="preserve"> </w:t>
+      </w:r>
+      <w:r>
+        <w:rPr>
+          <w:b/>
+          <w:bCs/>
+        </w:rPr>
+        <w:t xml:space="preserve">MOTION</w:t>
+      </w:r>
+      <w:r>
+        <w:rPr>
+          <w:b/>
+          <w:bCs/>
+        </w:rPr>
+        <w:t xml:space="preserve"> </w:t>
+      </w:r>
+      <w:r>
+        <w:rPr>
+          <w:b/>
+          <w:bCs/>
+        </w:rPr>
+        <w:t xml:space="preserve">TO</w:t>
+      </w:r>
+      <w:r>
+        <w:rPr>
+          <w:b/>
+          <w:bCs/>
+        </w:rPr>
+        <w:t xml:space="preserve"> </w:t>
+      </w:r>
+      <w:r>
+        <w:rPr>
+          <w:b/>
+          <w:bCs/>
+        </w:rPr>
+        <w:t xml:space="preserve">DISMISS</w:t>
+      </w:r>
+      <w:r>
+        <w:rPr>
+          <w:b/>
+          <w:bCs/>
+        </w:rPr>
+        <w:t xml:space="preserve"> </w:t>
+      </w:r>
+      <w:r>
+        <w:rPr>
+          <w:b/>
+          <w:bCs/>
+        </w:rPr>
+        <w:t xml:space="preserve">PLAINTIFFS’</w:t>
+      </w:r>
+      <w:r>
+        <w:rPr>
+          <w:b/>
+          <w:bCs/>
+        </w:rPr>
+        <w:t xml:space="preserve"> </w:t>
+      </w:r>
+      <w:r>
+        <w:rPr>
+          <w:b/>
+          <w:bCs/>
+        </w:rPr>
+        <w:t xml:space="preserve">COMPLAINT</w:t>
+      </w:r>
     </w:p>
     <w:p>
       <w:pPr>
-        <w:pStyle w:val="Centered"/>
+        <w:framePr w:w="9360" w:wrap="around" w:vAnchor="margin" w:hAnchor="margin" w:x="0" w:yAlign="bottom"/>
+        <w:spacing w:before="0" w:after="0" w:line="276" w:lineRule="exact"/>
+        <w:ind w:left="0" w:firstLine="0"/>
+        <w:jc w:val="left"/>
       </w:pPr>
       <w:r>
-        <w:rPr>
-          <w:b/>
-          <w:bCs/>
-        </w:rPr>
-        <w:t xml:space="preserve">MEMORANDUM</w:t>
-      </w:r>
-      <w:r>
-        <w:rPr>
-          <w:b/>
-          <w:bCs/>
-        </w:rPr>
-        <w:t xml:space="preserve"> </w:t>
-      </w:r>
-      <w:r>
-        <w:rPr>
-          <w:b/>
-          <w:bCs/>
-        </w:rPr>
-        <w:t xml:space="preserve">OF</w:t>
-      </w:r>
-      <w:r>
-        <w:rPr>
-          <w:b/>
-          <w:bCs/>
-        </w:rPr>
-        <w:t xml:space="preserve"> </w:t>
-      </w:r>
-      <w:r>
-        <w:rPr>
-          <w:b/>
-          <w:bCs/>
-        </w:rPr>
-        <w:t xml:space="preserve">LAW</w:t>
-      </w:r>
-      <w:r>
-        <w:rPr>
-          <w:b/>
-          <w:bCs/>
-        </w:rPr>
-        <w:t xml:space="preserve"> </w:t>
-      </w:r>
-      <w:r>
-        <w:rPr>
-          <w:b/>
-          <w:bCs/>
-        </w:rPr>
-        <w:t xml:space="preserve">IN</w:t>
-      </w:r>
-      <w:r>
-        <w:rPr>
-          <w:b/>
-          <w:bCs/>
-        </w:rPr>
-        <w:t xml:space="preserve"> </w:t>
-      </w:r>
-      <w:r>
-        <w:rPr>
-          <w:b/>
-          <w:bCs/>
-        </w:rPr>
-        <w:t xml:space="preserve">SUPPORT</w:t>
-      </w:r>
-      <w:r>
-        <w:rPr>
-          <w:b/>
-          <w:bCs/>
-        </w:rPr>
-        <w:t xml:space="preserve"> </w:t>
-      </w:r>
-      <w:r>
-        <w:rPr>
-          <w:b/>
-          <w:bCs/>
-        </w:rPr>
-        <w:t xml:space="preserve">OF</w:t>
-      </w:r>
-      <w:r>
-        <w:rPr>
-          <w:b/>
-          <w:bCs/>
-        </w:rPr>
-        <w:t xml:space="preserve"> </w:t>
-      </w:r>
-      <w:r>
-        <w:rPr>
-          <w:b/>
-          <w:bCs/>
-        </w:rPr>
-        <w:t xml:space="preserve">DEFENDANT</w:t>
-      </w:r>
-      <w:r>
-        <w:rPr>
-          <w:b/>
-          <w:bCs/>
-        </w:rPr>
-        <w:t xml:space="preserve"> </w:t>
-      </w:r>
-      <w:r>
-        <w:rPr>
-          <w:b/>
-          <w:bCs/>
-        </w:rPr>
-        <w:t xml:space="preserve">QATAR</w:t>
-      </w:r>
-      <w:r>
-        <w:rPr>
-          <w:b/>
-          <w:bCs/>
-        </w:rPr>
-        <w:t xml:space="preserve"> </w:t>
-      </w:r>
-      <w:r>
-        <w:rPr>
-          <w:b/>
-          <w:bCs/>
-        </w:rPr>
-        <w:t xml:space="preserve">NATIONAL</w:t>
-      </w:r>
-      <w:r>
-        <w:rPr>
-          <w:b/>
-          <w:bCs/>
-        </w:rPr>
-        <w:t xml:space="preserve"> </w:t>
-      </w:r>
-      <w:r>
-        <w:rPr>
-          <w:b/>
-          <w:bCs/>
-        </w:rPr>
-        <w:t xml:space="preserve">BANK’S</w:t>
-      </w:r>
-      <w:r>
-        <w:rPr>
-          <w:b/>
-          <w:bCs/>
-        </w:rPr>
-        <w:t xml:space="preserve"> </w:t>
-      </w:r>
-      <w:r>
-        <w:rPr>
-          <w:b/>
-          <w:bCs/>
-        </w:rPr>
-        <w:t xml:space="preserve">MOTION</w:t>
-      </w:r>
-      <w:r>
-        <w:rPr>
-          <w:b/>
-          <w:bCs/>
-        </w:rPr>
-        <w:t xml:space="preserve"> </w:t>
-      </w:r>
-      <w:r>
-        <w:rPr>
-          <w:b/>
-          <w:bCs/>
-        </w:rPr>
-        <w:t xml:space="preserve">TO</w:t>
-      </w:r>
-      <w:r>
-        <w:rPr>
-          <w:b/>
-          <w:bCs/>
-        </w:rPr>
-        <w:t xml:space="preserve"> </w:t>
-      </w:r>
-      <w:r>
-        <w:rPr>
-          <w:b/>
-          <w:bCs/>
-        </w:rPr>
-        <w:t xml:space="preserve">DISMISS</w:t>
-      </w:r>
-      <w:r>
-        <w:rPr>
-          <w:b/>
-          <w:bCs/>
-        </w:rPr>
-        <w:t xml:space="preserve"> </w:t>
-      </w:r>
-      <w:r>
-        <w:rPr>
-          <w:b/>
-          <w:bCs/>
-        </w:rPr>
-        <w:t xml:space="preserve">PLAINTIFFS’</w:t>
-      </w:r>
-      <w:r>
-        <w:rPr>
-          <w:b/>
-          <w:bCs/>
-        </w:rPr>
-        <w:t xml:space="preserve"> </w:t>
-      </w:r>
-      <w:r>
-        <w:rPr>
-          <w:b/>
-          <w:bCs/>
-        </w:rPr>
-        <w:t xml:space="preserve">COMPLAINT</w:t>
+        <w:t xml:space="preserve">ROPES</w:t>
+      </w:r>
+      <w:r>
+        <w:t xml:space="preserve"> </w:t>
+      </w:r>
+      <w:r>
+        <w:t xml:space="preserve">&amp;</w:t>
+      </w:r>
+      <w:r>
+        <w:t xml:space="preserve"> </w:t>
+      </w:r>
+      <w:r>
+        <w:t xml:space="preserve">GRAY</w:t>
+      </w:r>
+      <w:r>
+        <w:t xml:space="preserve"> </w:t>
+      </w:r>
+      <w:r>
+        <w:t xml:space="preserve">LLP</w:t>
       </w:r>
     </w:p>
     <w:p>
       <w:pPr>
-        <w:pStyle w:val="Single"/>
-        <w:spacing w:before="0" w:after="0" w:line="5600" w:lineRule="exact"/>
+        <w:framePr w:w="9360" w:wrap="around" w:vAnchor="margin" w:hAnchor="margin" w:x="0" w:yAlign="bottom"/>
+        <w:spacing w:before="0" w:after="0" w:line="276" w:lineRule="exact"/>
+        <w:ind w:left="0" w:firstLine="0"/>
+        <w:jc w:val="left"/>
       </w:pPr>
+      <w:r>
+        <w:t xml:space="preserve">1211</w:t>
+      </w:r>
+      <w:r>
+        <w:t xml:space="preserve"> </w:t>
+      </w:r>
+      <w:r>
+        <w:t xml:space="preserve">Avenue</w:t>
+      </w:r>
+      <w:r>
+        <w:t xml:space="preserve"> </w:t>
+      </w:r>
+      <w:r>
+        <w:t xml:space="preserve">of</w:t>
+      </w:r>
+      <w:r>
+        <w:t xml:space="preserve"> </w:t>
+      </w:r>
+      <w:r>
+        <w:t xml:space="preserve">the</w:t>
+      </w:r>
+      <w:r>
+        <w:t xml:space="preserve"> </w:t>
+      </w:r>
+      <w:r>
+        <w:t xml:space="preserve">Americas</w:t>
+      </w:r>
     </w:p>
     <w:p>
       <w:pPr>
-        <w:pStyle w:val="Single"/>
+        <w:framePr w:w="9360" w:wrap="around" w:vAnchor="margin" w:hAnchor="margin" w:x="0" w:yAlign="bottom"/>
+        <w:spacing w:before="0" w:after="0" w:line="276" w:lineRule="exact"/>
+        <w:ind w:left="0" w:firstLine="0"/>
+        <w:jc w:val="left"/>
       </w:pPr>
       <w:r>
-        <w:t xml:space="preserve">ROPES</w:t>
-      </w:r>
-      <w:r>
-        <w:t xml:space="preserve"> </w:t>
-      </w:r>
-      <w:r>
-        <w:t xml:space="preserve">&amp;</w:t>
-      </w:r>
-      <w:r>
-        <w:t xml:space="preserve"> </w:t>
-      </w:r>
-      <w:r>
-        <w:t xml:space="preserve">GRAY</w:t>
-      </w:r>
-      <w:r>
-        <w:t xml:space="preserve"> </w:t>
-      </w:r>
-      <w:r>
-        <w:t xml:space="preserve">LLP</w:t>
+        <w:t xml:space="preserve">New</w:t>
+      </w:r>
+      <w:r>
+        <w:t xml:space="preserve"> </w:t>
+      </w:r>
+      <w:r>
+        <w:t xml:space="preserve">York,</w:t>
+      </w:r>
+      <w:r>
+        <w:t xml:space="preserve"> </w:t>
+      </w:r>
+      <w:r>
+        <w:t xml:space="preserve">New</w:t>
+      </w:r>
+      <w:r>
+        <w:t xml:space="preserve"> </w:t>
+      </w:r>
+      <w:r>
+        <w:t xml:space="preserve">York</w:t>
+      </w:r>
+      <w:r>
+        <w:t xml:space="preserve"> </w:t>
+      </w:r>
+      <w:r>
+        <w:t xml:space="preserve">10036</w:t>
+        <w:noBreakHyphen/>
+        <w:t xml:space="preserve">8704</w:t>
       </w:r>
     </w:p>
     <w:p>
       <w:pPr>
-        <w:pStyle w:val="Single"/>
+        <w:framePr w:w="9360" w:wrap="around" w:vAnchor="margin" w:hAnchor="margin" w:x="0" w:yAlign="bottom"/>
+        <w:spacing w:before="0" w:after="0" w:line="276" w:lineRule="exact"/>
+        <w:ind w:left="0" w:firstLine="0"/>
+        <w:jc w:val="left"/>
       </w:pPr>
       <w:r>
-        <w:t xml:space="preserve">1211</w:t>
-      </w:r>
-      <w:r>
-        <w:t xml:space="preserve"> </w:t>
-      </w:r>
-      <w:r>
-        <w:t xml:space="preserve">Avenue</w:t>
-      </w:r>
-      <w:r>
-        <w:t xml:space="preserve"> </w:t>
-      </w:r>
-      <w:r>
-        <w:t xml:space="preserve">of</w:t>
-      </w:r>
-      <w:r>
-        <w:t xml:space="preserve"> </w:t>
-      </w:r>
-      <w:r>
-        <w:t xml:space="preserve">the</w:t>
-      </w:r>
-      <w:r>
-        <w:t xml:space="preserve"> </w:t>
-      </w:r>
-      <w:r>
-        <w:t xml:space="preserve">Americas</w:t>
+        <w:rPr>
+          <w:i/>
+          <w:iCs/>
+        </w:rPr>
+        <w:t xml:space="preserve">Counsel</w:t>
+      </w:r>
+      <w:r>
+        <w:rPr>
+          <w:i/>
+          <w:iCs/>
+        </w:rPr>
+        <w:t xml:space="preserve"> </w:t>
+      </w:r>
+      <w:r>
+        <w:rPr>
+          <w:i/>
+          <w:iCs/>
+        </w:rPr>
+        <w:t xml:space="preserve">for</w:t>
+      </w:r>
+      <w:r>
+        <w:rPr>
+          <w:i/>
+          <w:iCs/>
+        </w:rPr>
+        <w:t xml:space="preserve"> </w:t>
+      </w:r>
+      <w:r>
+        <w:rPr>
+          <w:i/>
+          <w:iCs/>
+        </w:rPr>
+        <w:t xml:space="preserve">Defendant</w:t>
+      </w:r>
+      <w:r>
+        <w:rPr>
+          <w:i/>
+          <w:iCs/>
+        </w:rPr>
+        <w:t xml:space="preserve"> </w:t>
+      </w:r>
+      <w:r>
+        <w:rPr>
+          <w:i/>
+          <w:iCs/>
+        </w:rPr>
+        <w:t xml:space="preserve">Qatar</w:t>
+      </w:r>
+      <w:r>
+        <w:rPr>
+          <w:i/>
+          <w:iCs/>
+        </w:rPr>
+        <w:t xml:space="preserve"> </w:t>
+      </w:r>
+      <w:r>
+        <w:rPr>
+          <w:i/>
+          <w:iCs/>
+        </w:rPr>
+        <w:t xml:space="preserve">National</w:t>
+      </w:r>
+      <w:r>
+        <w:rPr>
+          <w:i/>
+          <w:iCs/>
+        </w:rPr>
+        <w:t xml:space="preserve"> </w:t>
+      </w:r>
+      <w:r>
+        <w:rPr>
+          <w:i/>
+          <w:iCs/>
+        </w:rPr>
+        <w:t xml:space="preserve">Bank</w:t>
+      </w:r>
+      <w:r>
+        <w:rPr>
+          <w:i/>
+          <w:iCs/>
+        </w:rPr>
+        <w:t xml:space="preserve"> </w:t>
+      </w:r>
+      <w:r>
+        <w:rPr>
+          <w:i/>
+          <w:iCs/>
+        </w:rPr>
+        <w:t xml:space="preserve">(Q.P.S.C.)</w:t>
       </w:r>
     </w:p>
     <w:p>
       <w:pPr>
-        <w:pStyle w:val="Single"/>
-      </w:pPr>
-      <w:r>
-        <w:t xml:space="preserve">New</w:t>
-      </w:r>
-      <w:r>
-        <w:t xml:space="preserve"> </w:t>
-      </w:r>
-      <w:r>
-        <w:t xml:space="preserve">York,</w:t>
-      </w:r>
-      <w:r>
-        <w:t xml:space="preserve"> </w:t>
-      </w:r>
-      <w:r>
-        <w:t xml:space="preserve">New</w:t>
-      </w:r>
-      <w:r>
-        <w:t xml:space="preserve"> </w:t>
-      </w:r>
-      <w:r>
-        <w:t xml:space="preserve">York</w:t>
-      </w:r>
-      <w:r>
-        <w:t xml:space="preserve"> </w:t>
-      </w:r>
-      <w:r>
-        <w:t xml:space="preserve">10036-8704</w:t>
-      </w:r>
-    </w:p>
-    <w:p>
-      <w:pPr>
-        <w:pStyle w:val="Single"/>
-      </w:pPr>
-      <w:r>
-        <w:rPr>
-          <w:i/>
-          <w:iCs/>
-        </w:rPr>
-        <w:t xml:space="preserve">Counsel</w:t>
-      </w:r>
-      <w:r>
-        <w:rPr>
-          <w:i/>
-          <w:iCs/>
-        </w:rPr>
-        <w:t xml:space="preserve"> </w:t>
-      </w:r>
-      <w:r>
-        <w:rPr>
-          <w:i/>
-          <w:iCs/>
-        </w:rPr>
-        <w:t xml:space="preserve">for</w:t>
-      </w:r>
-      <w:r>
-        <w:rPr>
-          <w:i/>
-          <w:iCs/>
-        </w:rPr>
-        <w:t xml:space="preserve"> </w:t>
-      </w:r>
-      <w:r>
-        <w:rPr>
-          <w:i/>
-          <w:iCs/>
-        </w:rPr>
-        <w:t xml:space="preserve">Defendant</w:t>
-      </w:r>
-      <w:r>
-        <w:rPr>
-          <w:i/>
-          <w:iCs/>
-        </w:rPr>
-        <w:t xml:space="preserve"> </w:t>
-      </w:r>
-      <w:r>
-        <w:rPr>
-          <w:i/>
-          <w:iCs/>
-        </w:rPr>
-        <w:t xml:space="preserve">Qatar</w:t>
-      </w:r>
-      <w:r>
-        <w:rPr>
-          <w:i/>
-          <w:iCs/>
-        </w:rPr>
-        <w:t xml:space="preserve"> </w:t>
-      </w:r>
-      <w:r>
-        <w:rPr>
-          <w:i/>
-          <w:iCs/>
-        </w:rPr>
-        <w:t xml:space="preserve">National</w:t>
-      </w:r>
-      <w:r>
-        <w:rPr>
-          <w:i/>
-          <w:iCs/>
-        </w:rPr>
-        <w:t xml:space="preserve"> </w:t>
-      </w:r>
-      <w:r>
-        <w:rPr>
-          <w:i/>
-          <w:iCs/>
-        </w:rPr>
-        <w:t xml:space="preserve">Bank</w:t>
-      </w:r>
-      <w:r>
-        <w:rPr>
-          <w:i/>
-          <w:iCs/>
-        </w:rPr>
-        <w:t xml:space="preserve"> </w:t>
-      </w:r>
-      <w:r>
-        <w:rPr>
-          <w:i/>
-          <w:iCs/>
-        </w:rPr>
-        <w:t xml:space="preserve">(Q.P.S.C.)</w:t>
-      </w:r>
-    </w:p>
-    <w:p>
-      <w:pPr>
+        <w:spacing w:before="0" w:after="0" w:line="20" w:lineRule="exact"/>
         <w:sectPr>
-          <w:footerReference w:type="default" r:id="rId101"/>
+          <w:footerReference w:type="default" r:id="rIdFtrNone"/>
           <w:pgSz w:w="12240" w:h="15840"/>
           <w:pgMar w:top="1440" w:right="1440" w:bottom="1440" w:left="1440" w:header="720" w:footer="720" w:gutter="0"/>
         </w:sectPr>
@@ -835,15 +868,26 @@
     </w:p>
     <w:p>
       <w:pPr>
-        <w:pStyle w:val="Heading1"/>
+        <w:keepNext/>
+        <w:keepLines/>
+        <w:spacing w:before="0" w:after="480" w:line="276" w:lineRule="exact"/>
+        <w:ind w:left="0" w:firstLine="0"/>
+        <w:jc w:val="center"/>
       </w:pPr>
       <w:r>
+        <w:rPr>
+          <w:b/>
+          <w:bCs/>
+        </w:rPr>
         <w:t xml:space="preserve">TABLE OF CONTENTS</w:t>
       </w:r>
     </w:p>
     <w:p>
       <w:pPr>
-        <w:pStyle w:val="Single"/>
+        <w:keepNext/>
+        <w:keepLines/>
+        <w:spacing w:before="0" w:after="0" w:line="276" w:lineRule="exact"/>
+        <w:ind w:left="0" w:firstLine="0"/>
         <w:jc w:val="right"/>
       </w:pPr>
       <w:r>
@@ -856,10 +900,26 @@
     </w:p>
     <w:p>
       <w:pPr>
-        <w:pStyle w:val="TOCLevel1"/>
+        <w:keepLines/>
+        <w:tabs>
+          <w:tab w:val="left" w:pos="720"/>
+          <w:tab w:val="right" w:leader="dot" w:pos="9360"/>
+        </w:tabs>
+        <w:spacing w:before="240" w:after="0" w:line="276" w:lineRule="exact"/>
+        <w:ind w:left="720" w:right="720" w:hanging="720"/>
+        <w:jc w:val="left"/>
       </w:pPr>
       <w:r>
-        <w:t xml:space="preserve">PRELIMINARY STATEMENT</w:t>
+        <w:t xml:space="preserve">PRELIMINARY</w:t>
+      </w:r>
+      <w:r>
+        <w:t xml:space="preserve"> </w:t>
+      </w:r>
+      <w:r>
+        <w:t xml:space="preserve">STATEMENT</w:t>
+      </w:r>
+      <w:r>
+        <w:t xml:space="preserve">   </w:t>
       </w:r>
       <w:r>
         <w:tab/>
@@ -870,10 +930,20 @@
     </w:p>
     <w:p>
       <w:pPr>
-        <w:pStyle w:val="TOCLevel1"/>
+        <w:keepLines/>
+        <w:tabs>
+          <w:tab w:val="left" w:pos="720"/>
+          <w:tab w:val="right" w:leader="dot" w:pos="9360"/>
+        </w:tabs>
+        <w:spacing w:before="240" w:after="0" w:line="276" w:lineRule="exact"/>
+        <w:ind w:left="720" w:right="720" w:hanging="720"/>
+        <w:jc w:val="left"/>
       </w:pPr>
       <w:r>
         <w:t xml:space="preserve">ARGUMENT</w:t>
+      </w:r>
+      <w:r>
+        <w:t xml:space="preserve">   </w:t>
       </w:r>
       <w:r>
         <w:tab/>
@@ -884,7 +954,14 @@
     </w:p>
     <w:p>
       <w:pPr>
-        <w:pStyle w:val="TOCLevel2"/>
+        <w:keepLines/>
+        <w:tabs>
+          <w:tab w:val="left" w:pos="720"/>
+          <w:tab w:val="right" w:leader="dot" w:pos="9360"/>
+        </w:tabs>
+        <w:spacing w:before="240" w:after="0" w:line="276" w:lineRule="exact"/>
+        <w:ind w:left="720" w:right="720" w:hanging="720"/>
+        <w:jc w:val="left"/>
       </w:pPr>
       <w:r>
         <w:t xml:space="preserve">I.</w:t>
@@ -893,7 +970,82 @@
         <w:tab/>
       </w:r>
       <w:r>
-        <w:t xml:space="preserve">PLAINTIFFS’ COMPLAINT SHOULD BE DISMISSED AS TO QNB FOR LACK OF PERSONAL JURISDICTION.</w:t>
+        <w:t xml:space="preserve">PLAINTIFFS’</w:t>
+      </w:r>
+      <w:r>
+        <w:t xml:space="preserve"> </w:t>
+      </w:r>
+      <w:r>
+        <w:t xml:space="preserve">COMPLAINT</w:t>
+      </w:r>
+      <w:r>
+        <w:t xml:space="preserve"> </w:t>
+      </w:r>
+      <w:r>
+        <w:t xml:space="preserve">SHOULD</w:t>
+      </w:r>
+      <w:r>
+        <w:t xml:space="preserve"> </w:t>
+      </w:r>
+      <w:r>
+        <w:t xml:space="preserve">BE</w:t>
+      </w:r>
+      <w:r>
+        <w:t xml:space="preserve"> </w:t>
+      </w:r>
+      <w:r>
+        <w:t xml:space="preserve">DISMISSED</w:t>
+      </w:r>
+      <w:r>
+        <w:t xml:space="preserve"> </w:t>
+      </w:r>
+      <w:r>
+        <w:t xml:space="preserve">AS</w:t>
+      </w:r>
+      <w:r>
+        <w:t xml:space="preserve"> </w:t>
+      </w:r>
+      <w:r>
+        <w:t xml:space="preserve">TO</w:t>
+      </w:r>
+      <w:r>
+        <w:t xml:space="preserve"> </w:t>
+      </w:r>
+      <w:r>
+        <w:t xml:space="preserve">QNB</w:t>
+      </w:r>
+      <w:r>
+        <w:t xml:space="preserve"> </w:t>
+      </w:r>
+      <w:r>
+        <w:t xml:space="preserve">FOR</w:t>
+      </w:r>
+      <w:r>
+        <w:t xml:space="preserve"> </w:t>
+      </w:r>
+      <w:r>
+        <w:t xml:space="preserve">LACK</w:t>
+      </w:r>
+      <w:r>
+        <w:t xml:space="preserve"> </w:t>
+      </w:r>
+      <w:r>
+        <w:t xml:space="preserve">OF</w:t>
+      </w:r>
+      <w:r>
+        <w:t xml:space="preserve"> </w:t>
+      </w:r>
+      <w:r>
+        <w:t xml:space="preserve">PERSONAL</w:t>
+      </w:r>
+      <w:r>
+        <w:t xml:space="preserve"> </w:t>
+      </w:r>
+      <w:r>
+        <w:t xml:space="preserve">JURISDICTION.</w:t>
+      </w:r>
+      <w:r>
+        <w:t xml:space="preserve">   </w:t>
       </w:r>
       <w:r>
         <w:tab/>
@@ -904,7 +1056,14 @@
     </w:p>
     <w:p>
       <w:pPr>
-        <w:pStyle w:val="TOCLevel3"/>
+        <w:keepLines/>
+        <w:tabs>
+          <w:tab w:val="left" w:pos="1440"/>
+          <w:tab w:val="right" w:leader="dot" w:pos="9360"/>
+        </w:tabs>
+        <w:spacing w:before="240" w:after="0" w:line="276" w:lineRule="exact"/>
+        <w:ind w:left="1440" w:right="720" w:hanging="720"/>
+        <w:jc w:val="left"/>
       </w:pPr>
       <w:r>
         <w:t xml:space="preserve">A.</w:t>
@@ -913,7 +1072,82 @@
         <w:tab/>
       </w:r>
       <w:r>
-        <w:t xml:space="preserve">Plaintiffs Fail to Make a Prima Facie Showing of Proper Service on QNB.</w:t>
+        <w:t xml:space="preserve">Plaintiffs</w:t>
+      </w:r>
+      <w:r>
+        <w:t xml:space="preserve"> </w:t>
+      </w:r>
+      <w:r>
+        <w:t xml:space="preserve">Fail</w:t>
+      </w:r>
+      <w:r>
+        <w:t xml:space="preserve"> </w:t>
+      </w:r>
+      <w:r>
+        <w:t xml:space="preserve">to</w:t>
+      </w:r>
+      <w:r>
+        <w:t xml:space="preserve"> </w:t>
+      </w:r>
+      <w:r>
+        <w:t xml:space="preserve">Make</w:t>
+      </w:r>
+      <w:r>
+        <w:t xml:space="preserve"> </w:t>
+      </w:r>
+      <w:r>
+        <w:t xml:space="preserve">a</w:t>
+      </w:r>
+      <w:r>
+        <w:t xml:space="preserve"> </w:t>
+      </w:r>
+      <w:r>
+        <w:t xml:space="preserve">Prima</w:t>
+      </w:r>
+      <w:r>
+        <w:t xml:space="preserve"> </w:t>
+      </w:r>
+      <w:r>
+        <w:t xml:space="preserve">Facie</w:t>
+      </w:r>
+      <w:r>
+        <w:t xml:space="preserve"> </w:t>
+      </w:r>
+      <w:r>
+        <w:t xml:space="preserve">Showing</w:t>
+      </w:r>
+      <w:r>
+        <w:t xml:space="preserve"> </w:t>
+      </w:r>
+      <w:r>
+        <w:t xml:space="preserve">of</w:t>
+      </w:r>
+      <w:r>
+        <w:t xml:space="preserve"> </w:t>
+      </w:r>
+      <w:r>
+        <w:t xml:space="preserve">Proper</w:t>
+      </w:r>
+      <w:r>
+        <w:t xml:space="preserve"> </w:t>
+      </w:r>
+      <w:r>
+        <w:t xml:space="preserve">Service</w:t>
+      </w:r>
+      <w:r>
+        <w:t xml:space="preserve"> </w:t>
+      </w:r>
+      <w:r>
+        <w:t xml:space="preserve">on</w:t>
+      </w:r>
+      <w:r>
+        <w:t xml:space="preserve"> </w:t>
+      </w:r>
+      <w:r>
+        <w:t xml:space="preserve">QNB.</w:t>
+      </w:r>
+      <w:r>
+        <w:t xml:space="preserve">   </w:t>
       </w:r>
       <w:r>
         <w:tab/>
@@ -924,7 +1158,14 @@
     </w:p>
     <w:p>
       <w:pPr>
-        <w:pStyle w:val="TOCLevel3"/>
+        <w:keepLines/>
+        <w:tabs>
+          <w:tab w:val="left" w:pos="1440"/>
+          <w:tab w:val="right" w:leader="dot" w:pos="9360"/>
+        </w:tabs>
+        <w:spacing w:before="240" w:after="0" w:line="276" w:lineRule="exact"/>
+        <w:ind w:left="1440" w:right="720" w:hanging="720"/>
+        <w:jc w:val="left"/>
       </w:pPr>
       <w:r>
         <w:t xml:space="preserve">B.</w:t>
@@ -933,7 +1174,142 @@
         <w:tab/>
       </w:r>
       <w:r>
-        <w:t xml:space="preserve">Plaintiffs Fail to Make a Prima Facie Showing that This Court Has Specific Personal Jurisdiction over QNB Pursuant to New York’s Long-Arm Statute.</w:t>
+        <w:t xml:space="preserve">Plaintiffs</w:t>
+      </w:r>
+      <w:r>
+        <w:t xml:space="preserve"> </w:t>
+      </w:r>
+      <w:r>
+        <w:t xml:space="preserve">Fail</w:t>
+      </w:r>
+      <w:r>
+        <w:t xml:space="preserve"> </w:t>
+      </w:r>
+      <w:r>
+        <w:t xml:space="preserve">to</w:t>
+      </w:r>
+      <w:r>
+        <w:t xml:space="preserve"> </w:t>
+      </w:r>
+      <w:r>
+        <w:t xml:space="preserve">Make</w:t>
+      </w:r>
+      <w:r>
+        <w:t xml:space="preserve"> </w:t>
+      </w:r>
+      <w:r>
+        <w:t xml:space="preserve">a</w:t>
+      </w:r>
+      <w:r>
+        <w:t xml:space="preserve"> </w:t>
+      </w:r>
+      <w:r>
+        <w:t xml:space="preserve">Prima</w:t>
+      </w:r>
+      <w:r>
+        <w:t xml:space="preserve"> </w:t>
+      </w:r>
+      <w:r>
+        <w:t xml:space="preserve">Facie</w:t>
+      </w:r>
+      <w:r>
+        <w:t xml:space="preserve"> </w:t>
+      </w:r>
+      <w:r>
+        <w:t xml:space="preserve">Showing</w:t>
+      </w:r>
+      <w:r>
+        <w:t xml:space="preserve"> </w:t>
+      </w:r>
+      <w:r>
+        <w:t xml:space="preserve">that</w:t>
+      </w:r>
+      <w:r>
+        <w:t xml:space="preserve"> </w:t>
+      </w:r>
+      <w:r>
+        <w:t xml:space="preserve">This</w:t>
+      </w:r>
+      <w:r>
+        <w:t xml:space="preserve"> </w:t>
+      </w:r>
+      <w:r>
+        <w:t xml:space="preserve">Court</w:t>
+      </w:r>
+      <w:r>
+        <w:t xml:space="preserve"> </w:t>
+      </w:r>
+      <w:r>
+        <w:t xml:space="preserve">Has</w:t>
+      </w:r>
+      <w:r>
+        <w:t xml:space="preserve"> </w:t>
+      </w:r>
+      <w:r>
+        <w:t xml:space="preserve">Specific</w:t>
+      </w:r>
+      <w:r>
+        <w:t xml:space="preserve"> </w:t>
+      </w:r>
+      <w:r>
+        <w:t xml:space="preserve">Personal</w:t>
+      </w:r>
+      <w:r>
+        <w:t xml:space="preserve"> </w:t>
+      </w:r>
+      <w:r>
+        <w:t xml:space="preserve">Jurisdiction</w:t>
+      </w:r>
+      <w:r>
+        <w:t xml:space="preserve"> </w:t>
+      </w:r>
+      <w:r>
+        <w:t xml:space="preserve">over</w:t>
+      </w:r>
+      <w:r>
+        <w:t xml:space="preserve"> </w:t>
+      </w:r>
+      <w:r>
+        <w:t xml:space="preserve">QNB</w:t>
+      </w:r>
+      <w:r>
+        <w:t xml:space="preserve"> </w:t>
+      </w:r>
+      <w:r>
+        <w:t xml:space="preserve">Pursuant</w:t>
+      </w:r>
+      <w:r>
+        <w:t xml:space="preserve"> </w:t>
+      </w:r>
+      <w:r>
+        <w:t xml:space="preserve">to</w:t>
+      </w:r>
+      <w:r>
+        <w:t xml:space="preserve"> </w:t>
+      </w:r>
+      <w:r>
+        <w:t xml:space="preserve">New</w:t>
+      </w:r>
+      <w:r>
+        <w:t xml:space="preserve"> </w:t>
+      </w:r>
+      <w:r>
+        <w:t xml:space="preserve">York’s</w:t>
+      </w:r>
+      <w:r>
+        <w:t xml:space="preserve"> </w:t>
+      </w:r>
+      <w:r>
+        <w:t xml:space="preserve">Long-Arm</w:t>
+      </w:r>
+      <w:r>
+        <w:t xml:space="preserve"> </w:t>
+      </w:r>
+      <w:r>
+        <w:t xml:space="preserve">Statute.</w:t>
+      </w:r>
+      <w:r>
+        <w:t xml:space="preserve">   </w:t>
       </w:r>
       <w:r>
         <w:tab/>
@@ -944,7 +1320,14 @@
     </w:p>
     <w:p>
       <w:pPr>
-        <w:pStyle w:val="TOCLevel4"/>
+        <w:keepLines/>
+        <w:tabs>
+          <w:tab w:val="left" w:pos="2160"/>
+          <w:tab w:val="right" w:leader="dot" w:pos="9360"/>
+        </w:tabs>
+        <w:spacing w:before="240" w:after="0" w:line="276" w:lineRule="exact"/>
+        <w:ind w:left="2160" w:right="720" w:hanging="720"/>
+        <w:jc w:val="left"/>
       </w:pPr>
       <w:r>
         <w:t xml:space="preserve">1.</w:t>
@@ -953,7 +1336,40 @@
         <w:tab/>
       </w:r>
       <w:r>
-        <w:t xml:space="preserve">Plaintiffs’ Jurisdictional Allegations as to QNB</w:t>
+        <w:t xml:space="preserve">Plaintiffs’</w:t>
+      </w:r>
+      <w:r>
+        <w:t xml:space="preserve"> </w:t>
+      </w:r>
+      <w:r>
+        <w:t xml:space="preserve">Jurisdictional</w:t>
+      </w:r>
+      <w:r>
+        <w:t xml:space="preserve"> </w:t>
+      </w:r>
+      <w:r>
+        <w:t xml:space="preserve">Allegations</w:t>
+      </w:r>
+      <w:r>
+        <w:t xml:space="preserve"> </w:t>
+      </w:r>
+      <w:r>
+        <w:t xml:space="preserve">as</w:t>
+      </w:r>
+      <w:r>
+        <w:t xml:space="preserve"> </w:t>
+      </w:r>
+      <w:r>
+        <w:t xml:space="preserve">to</w:t>
+      </w:r>
+      <w:r>
+        <w:t xml:space="preserve"> </w:t>
+      </w:r>
+      <w:r>
+        <w:t xml:space="preserve">QNB</w:t>
+      </w:r>
+      <w:r>
+        <w:t xml:space="preserve">   </w:t>
       </w:r>
       <w:r>
         <w:tab/>
@@ -964,7 +1380,14 @@
     </w:p>
     <w:p>
       <w:pPr>
-        <w:pStyle w:val="TOCLevel4"/>
+        <w:keepLines/>
+        <w:tabs>
+          <w:tab w:val="left" w:pos="2160"/>
+          <w:tab w:val="right" w:leader="dot" w:pos="9360"/>
+        </w:tabs>
+        <w:spacing w:before="240" w:after="0" w:line="276" w:lineRule="exact"/>
+        <w:ind w:left="2160" w:right="720" w:hanging="720"/>
+        <w:jc w:val="left"/>
       </w:pPr>
       <w:r>
         <w:t xml:space="preserve">2.</w:t>
@@ -979,13 +1402,124 @@
         <w:t xml:space="preserve"> </w:t>
       </w:r>
       <w:r>
-        <w:t xml:space="preserve">“Conspiracy Theory”</w:t>
-      </w:r>
-      <w:r>
-        <w:t xml:space="preserve"> </w:t>
-      </w:r>
-      <w:r>
-        <w:t xml:space="preserve">of Specific Personal Jurisdiction over QNB Is Not Cognizable Under Section 302(a)(1) of New York’s Long-Arm Statute.</w:t>
+        <w:t xml:space="preserve">“</w:t>
+      </w:r>
+      <w:r>
+        <w:t xml:space="preserve">Conspiracy</w:t>
+      </w:r>
+      <w:r>
+        <w:t xml:space="preserve"> </w:t>
+      </w:r>
+      <w:r>
+        <w:t xml:space="preserve">Theory</w:t>
+      </w:r>
+      <w:r>
+        <w:t xml:space="preserve">”</w:t>
+      </w:r>
+      <w:r>
+        <w:t xml:space="preserve"> </w:t>
+      </w:r>
+      <w:r>
+        <w:t xml:space="preserve">of</w:t>
+      </w:r>
+      <w:r>
+        <w:t xml:space="preserve"> </w:t>
+      </w:r>
+      <w:r>
+        <w:t xml:space="preserve">Specific</w:t>
+      </w:r>
+      <w:r>
+        <w:t xml:space="preserve"> </w:t>
+      </w:r>
+      <w:r>
+        <w:t xml:space="preserve">Personal</w:t>
+      </w:r>
+      <w:r>
+        <w:t xml:space="preserve"> </w:t>
+      </w:r>
+      <w:r>
+        <w:t xml:space="preserve">Jurisdiction</w:t>
+      </w:r>
+      <w:r>
+        <w:t xml:space="preserve"> </w:t>
+      </w:r>
+      <w:r>
+        <w:t xml:space="preserve">over</w:t>
+      </w:r>
+      <w:r>
+        <w:t xml:space="preserve"> </w:t>
+      </w:r>
+      <w:r>
+        <w:t xml:space="preserve">QNB</w:t>
+      </w:r>
+      <w:r>
+        <w:t xml:space="preserve"> </w:t>
+      </w:r>
+      <w:r>
+        <w:t xml:space="preserve">Is</w:t>
+      </w:r>
+      <w:r>
+        <w:t xml:space="preserve"> </w:t>
+      </w:r>
+      <w:r>
+        <w:t xml:space="preserve">Not</w:t>
+      </w:r>
+      <w:r>
+        <w:t xml:space="preserve"> </w:t>
+      </w:r>
+      <w:r>
+        <w:t xml:space="preserve">Cognizable</w:t>
+      </w:r>
+      <w:r>
+        <w:t xml:space="preserve"> </w:t>
+      </w:r>
+      <w:r>
+        <w:t xml:space="preserve">Under</w:t>
+      </w:r>
+      <w:r>
+        <w:t xml:space="preserve"> </w:t>
+      </w:r>
+      <w:r>
+        <w:t xml:space="preserve">Section</w:t>
+      </w:r>
+      <w:r>
+        <w:t xml:space="preserve"> </w:t>
+      </w:r>
+      <w:r>
+        <w:t xml:space="preserve">302(a)⁠(1)</w:t>
+      </w:r>
+      <w:r>
+        <w:t xml:space="preserve"> </w:t>
+      </w:r>
+      <w:r>
+        <w:t xml:space="preserve">of</w:t>
+      </w:r>
+      <w:r>
+        <w:t xml:space="preserve"> </w:t>
+      </w:r>
+      <w:r>
+        <w:t xml:space="preserve">New</w:t>
+      </w:r>
+      <w:r>
+        <w:t xml:space="preserve"> </w:t>
+      </w:r>
+      <w:r>
+        <w:t xml:space="preserve">York’s</w:t>
+      </w:r>
+      <w:r>
+        <w:t xml:space="preserve"> </w:t>
+      </w:r>
+      <w:r>
+        <w:t xml:space="preserve">Long-Arm</w:t>
+      </w:r>
+      <w:r>
+        <w:t xml:space="preserve"> </w:t>
+      </w:r>
+      <w:r>
+        <w:t xml:space="preserve">Statute.</w:t>
+      </w:r>
+      <w:r>
+        <w:t xml:space="preserve">   </w:t>
       </w:r>
       <w:r>
         <w:tab/>
@@ -996,7 +1530,14 @@
     </w:p>
     <w:p>
       <w:pPr>
-        <w:pStyle w:val="TOCLevel3"/>
+        <w:keepLines/>
+        <w:tabs>
+          <w:tab w:val="left" w:pos="1440"/>
+          <w:tab w:val="right" w:leader="dot" w:pos="9360"/>
+        </w:tabs>
+        <w:spacing w:before="240" w:after="0" w:line="276" w:lineRule="exact"/>
+        <w:ind w:left="1440" w:right="720" w:hanging="720"/>
+        <w:jc w:val="left"/>
       </w:pPr>
       <w:r>
         <w:t xml:space="preserve">C.</w:t>
@@ -1011,13 +1552,94 @@
         <w:t xml:space="preserve"> </w:t>
       </w:r>
       <w:r>
-        <w:t xml:space="preserve">“Conspiracy Theory”</w:t>
-      </w:r>
-      <w:r>
-        <w:t xml:space="preserve"> </w:t>
-      </w:r>
-      <w:r>
-        <w:t xml:space="preserve">of Personal Jurisdiction Is Not Consistent with the Requirements of Due Process.</w:t>
+        <w:t xml:space="preserve">“</w:t>
+      </w:r>
+      <w:r>
+        <w:t xml:space="preserve">Conspiracy</w:t>
+      </w:r>
+      <w:r>
+        <w:t xml:space="preserve"> </w:t>
+      </w:r>
+      <w:r>
+        <w:t xml:space="preserve">Theory</w:t>
+      </w:r>
+      <w:r>
+        <w:t xml:space="preserve">”</w:t>
+      </w:r>
+      <w:r>
+        <w:t xml:space="preserve"> </w:t>
+      </w:r>
+      <w:r>
+        <w:t xml:space="preserve">of</w:t>
+      </w:r>
+      <w:r>
+        <w:t xml:space="preserve"> </w:t>
+      </w:r>
+      <w:r>
+        <w:t xml:space="preserve">Personal</w:t>
+      </w:r>
+      <w:r>
+        <w:t xml:space="preserve"> </w:t>
+      </w:r>
+      <w:r>
+        <w:t xml:space="preserve">Jurisdiction</w:t>
+      </w:r>
+      <w:r>
+        <w:t xml:space="preserve"> </w:t>
+      </w:r>
+      <w:r>
+        <w:t xml:space="preserve">Is</w:t>
+      </w:r>
+      <w:r>
+        <w:t xml:space="preserve"> </w:t>
+      </w:r>
+      <w:r>
+        <w:t xml:space="preserve">Not</w:t>
+      </w:r>
+      <w:r>
+        <w:t xml:space="preserve"> </w:t>
+      </w:r>
+      <w:r>
+        <w:t xml:space="preserve">Consistent</w:t>
+      </w:r>
+      <w:r>
+        <w:t xml:space="preserve"> </w:t>
+      </w:r>
+      <w:r>
+        <w:t xml:space="preserve">with</w:t>
+      </w:r>
+      <w:r>
+        <w:t xml:space="preserve"> </w:t>
+      </w:r>
+      <w:r>
+        <w:t xml:space="preserve">the</w:t>
+      </w:r>
+      <w:r>
+        <w:t xml:space="preserve"> </w:t>
+      </w:r>
+      <w:r>
+        <w:t xml:space="preserve">Requirements</w:t>
+      </w:r>
+      <w:r>
+        <w:t xml:space="preserve"> </w:t>
+      </w:r>
+      <w:r>
+        <w:t xml:space="preserve">of</w:t>
+      </w:r>
+      <w:r>
+        <w:t xml:space="preserve"> </w:t>
+      </w:r>
+      <w:r>
+        <w:t xml:space="preserve">Due</w:t>
+      </w:r>
+      <w:r>
+        <w:t xml:space="preserve"> </w:t>
+      </w:r>
+      <w:r>
+        <w:t xml:space="preserve">Process.</w:t>
+      </w:r>
+      <w:r>
+        <w:t xml:space="preserve">   </w:t>
       </w:r>
       <w:r>
         <w:tab/>
@@ -1028,7 +1650,14 @@
     </w:p>
     <w:p>
       <w:pPr>
-        <w:pStyle w:val="TOCLevel2"/>
+        <w:keepLines/>
+        <w:tabs>
+          <w:tab w:val="left" w:pos="720"/>
+          <w:tab w:val="right" w:leader="dot" w:pos="9360"/>
+        </w:tabs>
+        <w:spacing w:before="240" w:after="0" w:line="276" w:lineRule="exact"/>
+        <w:ind w:left="720" w:right="720" w:hanging="720"/>
+        <w:jc w:val="left"/>
       </w:pPr>
       <w:r>
         <w:t xml:space="preserve">II.</w:t>
@@ -1037,7 +1666,124 @@
         <w:tab/>
       </w:r>
       <w:r>
-        <w:t xml:space="preserve">PLAINTIFFS FAIL TO STATE A CLAIM THAT QNB IS SECONDARILY LIABLE UNDER 18 U.S.C. § 2333(D) FOR AIDING AND ABETTING.</w:t>
+        <w:t xml:space="preserve">PLAINTIFFS</w:t>
+      </w:r>
+      <w:r>
+        <w:t xml:space="preserve"> </w:t>
+      </w:r>
+      <w:r>
+        <w:t xml:space="preserve">FAIL</w:t>
+      </w:r>
+      <w:r>
+        <w:t xml:space="preserve"> </w:t>
+      </w:r>
+      <w:r>
+        <w:t xml:space="preserve">TO</w:t>
+      </w:r>
+      <w:r>
+        <w:t xml:space="preserve"> </w:t>
+      </w:r>
+      <w:r>
+        <w:t xml:space="preserve">STATE</w:t>
+      </w:r>
+      <w:r>
+        <w:t xml:space="preserve"> </w:t>
+      </w:r>
+      <w:r>
+        <w:t xml:space="preserve">A</w:t>
+      </w:r>
+      <w:r>
+        <w:t xml:space="preserve"> </w:t>
+      </w:r>
+      <w:r>
+        <w:t xml:space="preserve">CLAIM</w:t>
+      </w:r>
+      <w:r>
+        <w:t xml:space="preserve"> </w:t>
+      </w:r>
+      <w:r>
+        <w:t xml:space="preserve">THAT</w:t>
+      </w:r>
+      <w:r>
+        <w:t xml:space="preserve"> </w:t>
+      </w:r>
+      <w:r>
+        <w:t xml:space="preserve">QNB</w:t>
+      </w:r>
+      <w:r>
+        <w:t xml:space="preserve"> </w:t>
+      </w:r>
+      <w:r>
+        <w:t xml:space="preserve">IS</w:t>
+      </w:r>
+      <w:r>
+        <w:t xml:space="preserve"> </w:t>
+      </w:r>
+      <w:r>
+        <w:t xml:space="preserve">SECONDARILY</w:t>
+      </w:r>
+      <w:r>
+        <w:t xml:space="preserve"> </w:t>
+      </w:r>
+      <w:r>
+        <w:t xml:space="preserve">LIABLE</w:t>
+      </w:r>
+      <w:r>
+        <w:t xml:space="preserve"> </w:t>
+      </w:r>
+      <w:r>
+        <w:t xml:space="preserve">UNDER</w:t>
+      </w:r>
+      <w:r>
+        <w:t xml:space="preserve"> </w:t>
+      </w:r>
+      <w:r>
+        <w:t xml:space="preserve">18</w:t>
+      </w:r>
+      <w:r>
+        <w:t xml:space="preserve"> </w:t>
+      </w:r>
+      <w:r>
+        <w:t xml:space="preserve">U.S.C.</w:t>
+      </w:r>
+      <w:r>
+        <w:t xml:space="preserve"> </w:t>
+      </w:r>
+      <w:r>
+        <w:t xml:space="preserve">§</w:t>
+      </w:r>
+      <w:r>
+        <w:t xml:space="preserve"> </w:t>
+      </w:r>
+      <w:r>
+        <w:t xml:space="preserve">2333(D)</w:t>
+      </w:r>
+      <w:r>
+        <w:t xml:space="preserve"> </w:t>
+      </w:r>
+      <w:r>
+        <w:t xml:space="preserve">FOR</w:t>
+      </w:r>
+      <w:r>
+        <w:t xml:space="preserve"> </w:t>
+      </w:r>
+      <w:r>
+        <w:t xml:space="preserve">AIDING</w:t>
+      </w:r>
+      <w:r>
+        <w:t xml:space="preserve"> </w:t>
+      </w:r>
+      <w:r>
+        <w:t xml:space="preserve">AND</w:t>
+      </w:r>
+      <w:r>
+        <w:t xml:space="preserve"> </w:t>
+      </w:r>
+      <w:r>
+        <w:t xml:space="preserve">ABETTING.</w:t>
+      </w:r>
+      <w:r>
+        <w:t xml:space="preserve">   </w:t>
       </w:r>
       <w:r>
         <w:tab/>
@@ -1048,10 +1794,20 @@
     </w:p>
     <w:p>
       <w:pPr>
-        <w:pStyle w:val="TOCLevel1"/>
+        <w:keepLines/>
+        <w:tabs>
+          <w:tab w:val="left" w:pos="720"/>
+          <w:tab w:val="right" w:leader="dot" w:pos="9360"/>
+        </w:tabs>
+        <w:spacing w:before="240" w:after="0" w:line="276" w:lineRule="exact"/>
+        <w:ind w:left="720" w:right="720" w:hanging="720"/>
+        <w:jc w:val="left"/>
       </w:pPr>
       <w:r>
         <w:t xml:space="preserve">CONCLUSION</w:t>
+      </w:r>
+      <w:r>
+        <w:t xml:space="preserve">   </w:t>
       </w:r>
       <w:r>
         <w:tab/>
@@ -1062,16 +1818,27 @@
     </w:p>
     <w:p>
       <w:pPr>
-        <w:pStyle w:val="Heading1"/>
+        <w:keepNext/>
+        <w:keepLines/>
         <w:pageBreakBefore/>
+        <w:spacing w:before="0" w:after="480" w:line="276" w:lineRule="exact"/>
+        <w:ind w:left="0" w:firstLine="0"/>
+        <w:jc w:val="center"/>
       </w:pPr>
       <w:r>
+        <w:rPr>
+          <w:b/>
+          <w:bCs/>
+        </w:rPr>
         <w:t xml:space="preserve">TABLE OF AUTHORITIES</w:t>
       </w:r>
     </w:p>
     <w:p>
       <w:pPr>
-        <w:pStyle w:val="Single"/>
+        <w:keepNext/>
+        <w:keepLines/>
+        <w:spacing w:before="0" w:after="0" w:line="276" w:lineRule="exact"/>
+        <w:ind w:left="0" w:firstLine="0"/>
         <w:jc w:val="right"/>
       </w:pPr>
       <w:r>
@@ -1084,25 +1851,187 @@
     </w:p>
     <w:p>
       <w:pPr>
-        <w:pStyle w:val="TOAGroup"/>
+        <w:keepNext/>
+        <w:keepLines/>
+        <w:spacing w:before="480" w:after="0" w:line="276" w:lineRule="exact"/>
+        <w:ind w:left="0" w:firstLine="0"/>
+        <w:jc w:val="left"/>
       </w:pPr>
       <w:r>
+        <w:rPr>
+          <w:b/>
+          <w:bCs/>
+        </w:rPr>
         <w:t xml:space="preserve">Cases</w:t>
       </w:r>
     </w:p>
     <w:p>
       <w:pPr>
-        <w:pStyle w:val="TOAEntry"/>
+        <w:keepLines/>
+        <w:tabs>
+          <w:tab w:val="right" w:leader="dot" w:pos="9360"/>
+        </w:tabs>
+        <w:spacing w:before="240" w:after="0" w:line="276" w:lineRule="exact"/>
+        <w:ind w:left="504" w:right="1080" w:hanging="504"/>
+        <w:jc w:val="left"/>
       </w:pPr>
       <w:r>
         <w:rPr>
           <w:i/>
           <w:iCs/>
         </w:rPr>
-        <w:t xml:space="preserve">AG of Can. v. R.J. Reynolds Tobacco Holdings, Inc.</w:t>
-      </w:r>
-      <w:r>
-        <w:t xml:space="preserve">, 268 F.3d 103 (2d Cir. 2001)</w:t>
+        <w:t xml:space="preserve">AG</w:t>
+      </w:r>
+      <w:r>
+        <w:rPr>
+          <w:i/>
+          <w:iCs/>
+        </w:rPr>
+        <w:t xml:space="preserve"> </w:t>
+      </w:r>
+      <w:r>
+        <w:rPr>
+          <w:i/>
+          <w:iCs/>
+        </w:rPr>
+        <w:t xml:space="preserve">of</w:t>
+      </w:r>
+      <w:r>
+        <w:rPr>
+          <w:i/>
+          <w:iCs/>
+        </w:rPr>
+        <w:t xml:space="preserve"> </w:t>
+      </w:r>
+      <w:r>
+        <w:rPr>
+          <w:i/>
+          <w:iCs/>
+        </w:rPr>
+        <w:t xml:space="preserve">Can.</w:t>
+      </w:r>
+      <w:r>
+        <w:rPr>
+          <w:i/>
+          <w:iCs/>
+        </w:rPr>
+        <w:t xml:space="preserve"> </w:t>
+      </w:r>
+      <w:r>
+        <w:rPr>
+          <w:i/>
+          <w:iCs/>
+        </w:rPr>
+        <w:t xml:space="preserve">v.</w:t>
+      </w:r>
+      <w:r>
+        <w:rPr>
+          <w:i/>
+          <w:iCs/>
+        </w:rPr>
+        <w:t xml:space="preserve"> </w:t>
+      </w:r>
+      <w:r>
+        <w:rPr>
+          <w:i/>
+          <w:iCs/>
+        </w:rPr>
+        <w:t xml:space="preserve">R.J.</w:t>
+      </w:r>
+      <w:r>
+        <w:rPr>
+          <w:i/>
+          <w:iCs/>
+        </w:rPr>
+        <w:t xml:space="preserve"> </w:t>
+      </w:r>
+      <w:r>
+        <w:rPr>
+          <w:i/>
+          <w:iCs/>
+        </w:rPr>
+        <w:t xml:space="preserve">Reynolds</w:t>
+      </w:r>
+      <w:r>
+        <w:rPr>
+          <w:i/>
+          <w:iCs/>
+        </w:rPr>
+        <w:t xml:space="preserve"> </w:t>
+      </w:r>
+      <w:r>
+        <w:rPr>
+          <w:i/>
+          <w:iCs/>
+        </w:rPr>
+        <w:t xml:space="preserve">Tobacco</w:t>
+      </w:r>
+      <w:r>
+        <w:rPr>
+          <w:i/>
+          <w:iCs/>
+        </w:rPr>
+        <w:t xml:space="preserve"> </w:t>
+      </w:r>
+      <w:r>
+        <w:rPr>
+          <w:i/>
+          <w:iCs/>
+        </w:rPr>
+        <w:t xml:space="preserve">Holdings,</w:t>
+      </w:r>
+      <w:r>
+        <w:rPr>
+          <w:i/>
+          <w:iCs/>
+        </w:rPr>
+        <w:t xml:space="preserve"> </w:t>
+      </w:r>
+      <w:r>
+        <w:rPr>
+          <w:i/>
+          <w:iCs/>
+        </w:rPr>
+        <w:t xml:space="preserve">Inc.</w:t>
+      </w:r>
+      <w:r>
+        <w:t xml:space="preserve">, </w:t>
+      </w:r>
+      <w:r>
+        <w:t xml:space="preserve">268</w:t>
+      </w:r>
+      <w:r>
+        <w:t xml:space="preserve"> </w:t>
+      </w:r>
+      <w:r>
+        <w:t xml:space="preserve">F.3d</w:t>
+      </w:r>
+      <w:r>
+        <w:t xml:space="preserve"> </w:t>
+      </w:r>
+      <w:r>
+        <w:t xml:space="preserve">103</w:t>
+      </w:r>
+      <w:r>
+        <w:t xml:space="preserve"> </w:t>
+      </w:r>
+      <w:r>
+        <w:t xml:space="preserve">(2d</w:t>
+      </w:r>
+      <w:r>
+        <w:t xml:space="preserve"> </w:t>
+      </w:r>
+      <w:r>
+        <w:t xml:space="preserve">Cir.</w:t>
+      </w:r>
+      <w:r>
+        <w:t xml:space="preserve"> </w:t>
+      </w:r>
+      <w:r>
+        <w:t xml:space="preserve">2001)</w:t>
+      </w:r>
+      <w:r>
+        <w:t xml:space="preserve">   </w:t>
       </w:r>
       <w:r>
         <w:tab/>
@@ -1113,17 +2042,157 @@
     </w:p>
     <w:p>
       <w:pPr>
-        <w:pStyle w:val="TOAEntry"/>
+        <w:keepLines/>
+        <w:tabs>
+          <w:tab w:val="right" w:leader="dot" w:pos="9360"/>
+        </w:tabs>
+        <w:spacing w:before="240" w:after="0" w:line="276" w:lineRule="exact"/>
+        <w:ind w:left="504" w:right="1080" w:hanging="504"/>
+        <w:jc w:val="left"/>
       </w:pPr>
       <w:r>
         <w:rPr>
           <w:i/>
           <w:iCs/>
         </w:rPr>
-        <w:t xml:space="preserve">Charles Schwab Corp. v. Bank of Am. Corp.</w:t>
-      </w:r>
-      <w:r>
-        <w:t xml:space="preserve">, 883 F.3d 68 (2d Cir. 2018)</w:t>
+        <w:t xml:space="preserve">Charles</w:t>
+      </w:r>
+      <w:r>
+        <w:rPr>
+          <w:i/>
+          <w:iCs/>
+        </w:rPr>
+        <w:t xml:space="preserve"> </w:t>
+      </w:r>
+      <w:r>
+        <w:rPr>
+          <w:i/>
+          <w:iCs/>
+        </w:rPr>
+        <w:t xml:space="preserve">Schwab</w:t>
+      </w:r>
+      <w:r>
+        <w:rPr>
+          <w:i/>
+          <w:iCs/>
+        </w:rPr>
+        <w:t xml:space="preserve"> </w:t>
+      </w:r>
+      <w:r>
+        <w:rPr>
+          <w:i/>
+          <w:iCs/>
+        </w:rPr>
+        <w:t xml:space="preserve">Corp.</w:t>
+      </w:r>
+      <w:r>
+        <w:rPr>
+          <w:i/>
+          <w:iCs/>
+        </w:rPr>
+        <w:t xml:space="preserve"> </w:t>
+      </w:r>
+      <w:r>
+        <w:rPr>
+          <w:i/>
+          <w:iCs/>
+        </w:rPr>
+        <w:t xml:space="preserve">v.</w:t>
+      </w:r>
+      <w:r>
+        <w:rPr>
+          <w:i/>
+          <w:iCs/>
+        </w:rPr>
+        <w:t xml:space="preserve"> </w:t>
+      </w:r>
+      <w:r>
+        <w:rPr>
+          <w:i/>
+          <w:iCs/>
+        </w:rPr>
+        <w:t xml:space="preserve">Bank</w:t>
+      </w:r>
+      <w:r>
+        <w:rPr>
+          <w:i/>
+          <w:iCs/>
+        </w:rPr>
+        <w:t xml:space="preserve"> </w:t>
+      </w:r>
+      <w:r>
+        <w:rPr>
+          <w:i/>
+          <w:iCs/>
+        </w:rPr>
+        <w:t xml:space="preserve">of</w:t>
+      </w:r>
+      <w:r>
+        <w:rPr>
+          <w:i/>
+          <w:iCs/>
+        </w:rPr>
+        <w:t xml:space="preserve"> </w:t>
+      </w:r>
+      <w:r>
+        <w:rPr>
+          <w:i/>
+          <w:iCs/>
+        </w:rPr>
+        <w:t xml:space="preserve">Am.</w:t>
+      </w:r>
+      <w:r>
+        <w:rPr>
+          <w:i/>
+          <w:iCs/>
+        </w:rPr>
+        <w:t xml:space="preserve"> </w:t>
+      </w:r>
+      <w:r>
+        <w:rPr>
+          <w:i/>
+          <w:iCs/>
+        </w:rPr>
+        <w:t xml:space="preserve">Corp.</w:t>
+      </w:r>
+      <w:r>
+        <w:t xml:space="preserve">, </w:t>
+      </w:r>
+      <w:r>
+        <w:t xml:space="preserve">883</w:t>
+      </w:r>
+      <w:r>
+        <w:t xml:space="preserve"> </w:t>
+      </w:r>
+      <w:r>
+        <w:t xml:space="preserve">F.3d</w:t>
+      </w:r>
+      <w:r>
+        <w:t xml:space="preserve"> </w:t>
+      </w:r>
+      <w:r>
+        <w:t xml:space="preserve">68</w:t>
+      </w:r>
+      <w:r>
+        <w:t xml:space="preserve"> </w:t>
+      </w:r>
+      <w:r>
+        <w:t xml:space="preserve">(2d</w:t>
+      </w:r>
+      <w:r>
+        <w:t xml:space="preserve"> </w:t>
+      </w:r>
+      <w:r>
+        <w:t xml:space="preserve">Cir.</w:t>
+      </w:r>
+      <w:r>
+        <w:t xml:space="preserve"> </w:t>
+      </w:r>
+      <w:r>
+        <w:t xml:space="preserve">2018)</w:t>
+      </w:r>
+      <w:r>
+        <w:t xml:space="preserve">   </w:t>
       </w:r>
       <w:r>
         <w:tab/>
@@ -1134,17 +2203,129 @@
     </w:p>
     <w:p>
       <w:pPr>
-        <w:pStyle w:val="TOAEntry"/>
+        <w:keepLines/>
+        <w:tabs>
+          <w:tab w:val="right" w:leader="dot" w:pos="9360"/>
+        </w:tabs>
+        <w:spacing w:before="240" w:after="0" w:line="276" w:lineRule="exact"/>
+        <w:ind w:left="504" w:right="1080" w:hanging="504"/>
+        <w:jc w:val="left"/>
       </w:pPr>
       <w:r>
         <w:rPr>
           <w:i/>
           <w:iCs/>
         </w:rPr>
-        <w:t xml:space="preserve">Gucci Am., Inc. v. Weixing Li</w:t>
-      </w:r>
-      <w:r>
-        <w:t xml:space="preserve">, 768 F.3d 122 (2d Cir. 2014)</w:t>
+        <w:t xml:space="preserve">Gucci</w:t>
+      </w:r>
+      <w:r>
+        <w:rPr>
+          <w:i/>
+          <w:iCs/>
+        </w:rPr>
+        <w:t xml:space="preserve"> </w:t>
+      </w:r>
+      <w:r>
+        <w:rPr>
+          <w:i/>
+          <w:iCs/>
+        </w:rPr>
+        <w:t xml:space="preserve">Am.,</w:t>
+      </w:r>
+      <w:r>
+        <w:rPr>
+          <w:i/>
+          <w:iCs/>
+        </w:rPr>
+        <w:t xml:space="preserve"> </w:t>
+      </w:r>
+      <w:r>
+        <w:rPr>
+          <w:i/>
+          <w:iCs/>
+        </w:rPr>
+        <w:t xml:space="preserve">Inc.</w:t>
+      </w:r>
+      <w:r>
+        <w:rPr>
+          <w:i/>
+          <w:iCs/>
+        </w:rPr>
+        <w:t xml:space="preserve"> </w:t>
+      </w:r>
+      <w:r>
+        <w:rPr>
+          <w:i/>
+          <w:iCs/>
+        </w:rPr>
+        <w:t xml:space="preserve">v.</w:t>
+      </w:r>
+      <w:r>
+        <w:rPr>
+          <w:i/>
+          <w:iCs/>
+        </w:rPr>
+        <w:t xml:space="preserve"> </w:t>
+      </w:r>
+      <w:r>
+        <w:rPr>
+          <w:i/>
+          <w:iCs/>
+        </w:rPr>
+        <w:t xml:space="preserve">Weixing</w:t>
+      </w:r>
+      <w:r>
+        <w:rPr>
+          <w:i/>
+          <w:iCs/>
+        </w:rPr>
+        <w:t xml:space="preserve"> </w:t>
+      </w:r>
+      <w:r>
+        <w:rPr>
+          <w:i/>
+          <w:iCs/>
+        </w:rPr>
+        <w:t xml:space="preserve">Li</w:t>
+      </w:r>
+      <w:r>
+        <w:t xml:space="preserve">, </w:t>
+      </w:r>
+      <w:r>
+        <w:t xml:space="preserve">768</w:t>
+      </w:r>
+      <w:r>
+        <w:t xml:space="preserve"> </w:t>
+      </w:r>
+      <w:r>
+        <w:t xml:space="preserve">F.3d</w:t>
+      </w:r>
+      <w:r>
+        <w:t xml:space="preserve"> </w:t>
+      </w:r>
+      <w:r>
+        <w:t xml:space="preserve">122</w:t>
+      </w:r>
+      <w:r>
+        <w:t xml:space="preserve"> </w:t>
+      </w:r>
+      <w:r>
+        <w:t xml:space="preserve">(2d</w:t>
+      </w:r>
+      <w:r>
+        <w:t xml:space="preserve"> </w:t>
+      </w:r>
+      <w:r>
+        <w:t xml:space="preserve">Cir.</w:t>
+      </w:r>
+      <w:r>
+        <w:t xml:space="preserve"> </w:t>
+      </w:r>
+      <w:r>
+        <w:t xml:space="preserve">2014)</w:t>
+      </w:r>
+      <w:r>
+        <w:t xml:space="preserve">   </w:t>
       </w:r>
       <w:r>
         <w:tab/>
@@ -1155,17 +2336,115 @@
     </w:p>
     <w:p>
       <w:pPr>
-        <w:pStyle w:val="TOAEntry"/>
+        <w:keepLines/>
+        <w:tabs>
+          <w:tab w:val="right" w:leader="dot" w:pos="9360"/>
+        </w:tabs>
+        <w:spacing w:before="240" w:after="0" w:line="276" w:lineRule="exact"/>
+        <w:ind w:left="504" w:right="1080" w:hanging="504"/>
+        <w:jc w:val="left"/>
       </w:pPr>
       <w:r>
         <w:rPr>
           <w:i/>
           <w:iCs/>
         </w:rPr>
-        <w:t xml:space="preserve">Honickman v. BLOM Bank SAL</w:t>
-      </w:r>
-      <w:r>
-        <w:t xml:space="preserve">, 6 F.4th 487 (2d Cir. 2021)</w:t>
+        <w:t xml:space="preserve">Honickman</w:t>
+      </w:r>
+      <w:r>
+        <w:rPr>
+          <w:i/>
+          <w:iCs/>
+        </w:rPr>
+        <w:t xml:space="preserve"> </w:t>
+      </w:r>
+      <w:r>
+        <w:rPr>
+          <w:i/>
+          <w:iCs/>
+        </w:rPr>
+        <w:t xml:space="preserve">v.</w:t>
+      </w:r>
+      <w:r>
+        <w:rPr>
+          <w:i/>
+          <w:iCs/>
+        </w:rPr>
+        <w:t xml:space="preserve"> </w:t>
+      </w:r>
+      <w:r>
+        <w:rPr>
+          <w:i/>
+          <w:iCs/>
+        </w:rPr>
+        <w:t xml:space="preserve">BLOM</w:t>
+      </w:r>
+      <w:r>
+        <w:rPr>
+          <w:i/>
+          <w:iCs/>
+        </w:rPr>
+        <w:t xml:space="preserve"> </w:t>
+      </w:r>
+      <w:r>
+        <w:rPr>
+          <w:i/>
+          <w:iCs/>
+        </w:rPr>
+        <w:t xml:space="preserve">Bank</w:t>
+      </w:r>
+      <w:r>
+        <w:rPr>
+          <w:i/>
+          <w:iCs/>
+        </w:rPr>
+        <w:t xml:space="preserve"> </w:t>
+      </w:r>
+      <w:r>
+        <w:rPr>
+          <w:i/>
+          <w:iCs/>
+        </w:rPr>
+        <w:t xml:space="preserve">SAL</w:t>
+      </w:r>
+      <w:r>
+        <w:t xml:space="preserve">, </w:t>
+      </w:r>
+      <w:r>
+        <w:t xml:space="preserve">6</w:t>
+      </w:r>
+      <w:r>
+        <w:t xml:space="preserve"> </w:t>
+      </w:r>
+      <w:r>
+        <w:t xml:space="preserve">F.4th</w:t>
+      </w:r>
+      <w:r>
+        <w:t xml:space="preserve"> </w:t>
+      </w:r>
+      <w:r>
+        <w:t xml:space="preserve">487</w:t>
+      </w:r>
+      <w:r>
+        <w:t xml:space="preserve"> </w:t>
+      </w:r>
+      <w:r>
+        <w:t xml:space="preserve">(2d</w:t>
+      </w:r>
+      <w:r>
+        <w:t xml:space="preserve"> </w:t>
+      </w:r>
+      <w:r>
+        <w:t xml:space="preserve">Cir.</w:t>
+      </w:r>
+      <w:r>
+        <w:t xml:space="preserve"> </w:t>
+      </w:r>
+      <w:r>
+        <w:t xml:space="preserve">2021)</w:t>
+      </w:r>
+      <w:r>
+        <w:t xml:space="preserve">   </w:t>
       </w:r>
       <w:r>
         <w:tab/>
@@ -1176,17 +2455,129 @@
     </w:p>
     <w:p>
       <w:pPr>
-        <w:pStyle w:val="TOAEntry"/>
+        <w:keepLines/>
+        <w:tabs>
+          <w:tab w:val="right" w:leader="dot" w:pos="9360"/>
+        </w:tabs>
+        <w:spacing w:before="240" w:after="0" w:line="276" w:lineRule="exact"/>
+        <w:ind w:left="504" w:right="1080" w:hanging="504"/>
+        <w:jc w:val="left"/>
       </w:pPr>
       <w:r>
         <w:rPr>
           <w:i/>
           <w:iCs/>
         </w:rPr>
-        <w:t xml:space="preserve">Kaplan v. Lebanese Canadian Bank, SAL</w:t>
-      </w:r>
-      <w:r>
-        <w:t xml:space="preserve">, 999 F.3d 842 (2d Cir. 2021)</w:t>
+        <w:t xml:space="preserve">Kaplan</w:t>
+      </w:r>
+      <w:r>
+        <w:rPr>
+          <w:i/>
+          <w:iCs/>
+        </w:rPr>
+        <w:t xml:space="preserve"> </w:t>
+      </w:r>
+      <w:r>
+        <w:rPr>
+          <w:i/>
+          <w:iCs/>
+        </w:rPr>
+        <w:t xml:space="preserve">v.</w:t>
+      </w:r>
+      <w:r>
+        <w:rPr>
+          <w:i/>
+          <w:iCs/>
+        </w:rPr>
+        <w:t xml:space="preserve"> </w:t>
+      </w:r>
+      <w:r>
+        <w:rPr>
+          <w:i/>
+          <w:iCs/>
+        </w:rPr>
+        <w:t xml:space="preserve">Lebanese</w:t>
+      </w:r>
+      <w:r>
+        <w:rPr>
+          <w:i/>
+          <w:iCs/>
+        </w:rPr>
+        <w:t xml:space="preserve"> </w:t>
+      </w:r>
+      <w:r>
+        <w:rPr>
+          <w:i/>
+          <w:iCs/>
+        </w:rPr>
+        <w:t xml:space="preserve">Canadian</w:t>
+      </w:r>
+      <w:r>
+        <w:rPr>
+          <w:i/>
+          <w:iCs/>
+        </w:rPr>
+        <w:t xml:space="preserve"> </w:t>
+      </w:r>
+      <w:r>
+        <w:rPr>
+          <w:i/>
+          <w:iCs/>
+        </w:rPr>
+        <w:t xml:space="preserve">Bank,</w:t>
+      </w:r>
+      <w:r>
+        <w:rPr>
+          <w:i/>
+          <w:iCs/>
+        </w:rPr>
+        <w:t xml:space="preserve"> </w:t>
+      </w:r>
+      <w:r>
+        <w:rPr>
+          <w:i/>
+          <w:iCs/>
+        </w:rPr>
+        <w:t xml:space="preserve">SAL</w:t>
+      </w:r>
+      <w:r>
+        <w:t xml:space="preserve">, </w:t>
+      </w:r>
+      <w:r>
+        <w:t xml:space="preserve">999</w:t>
+      </w:r>
+      <w:r>
+        <w:t xml:space="preserve"> </w:t>
+      </w:r>
+      <w:r>
+        <w:t xml:space="preserve">F.3d</w:t>
+      </w:r>
+      <w:r>
+        <w:t xml:space="preserve"> </w:t>
+      </w:r>
+      <w:r>
+        <w:t xml:space="preserve">842</w:t>
+      </w:r>
+      <w:r>
+        <w:t xml:space="preserve"> </w:t>
+      </w:r>
+      <w:r>
+        <w:t xml:space="preserve">(2d</w:t>
+      </w:r>
+      <w:r>
+        <w:t xml:space="preserve"> </w:t>
+      </w:r>
+      <w:r>
+        <w:t xml:space="preserve">Cir.</w:t>
+      </w:r>
+      <w:r>
+        <w:t xml:space="preserve"> </w:t>
+      </w:r>
+      <w:r>
+        <w:t xml:space="preserve">2021)</w:t>
+      </w:r>
+      <w:r>
+        <w:t xml:space="preserve">   </w:t>
       </w:r>
       <w:r>
         <w:tab/>
@@ -1197,38 +2588,318 @@
     </w:p>
     <w:p>
       <w:pPr>
-        <w:pStyle w:val="TOAEntry"/>
+        <w:keepLines/>
+        <w:tabs>
+          <w:tab w:val="right" w:leader="dot" w:pos="9360"/>
+        </w:tabs>
+        <w:spacing w:before="240" w:after="0" w:line="276" w:lineRule="exact"/>
+        <w:ind w:left="504" w:right="1080" w:hanging="504"/>
+        <w:jc w:val="left"/>
       </w:pPr>
       <w:r>
         <w:rPr>
           <w:i/>
           <w:iCs/>
         </w:rPr>
-        <w:t xml:space="preserve">Licci ex rel. Licci v. Lebanese Canadian Bank, SAL</w:t>
-      </w:r>
-      <w:r>
-        <w:t xml:space="preserve">, 673 F.3d 50 (2d Cir. 2012)</w:t>
+        <w:t xml:space="preserve">Licci</w:t>
+      </w:r>
+      <w:r>
+        <w:rPr>
+          <w:i/>
+          <w:iCs/>
+        </w:rPr>
+        <w:t xml:space="preserve"> </w:t>
+      </w:r>
+      <w:r>
+        <w:rPr>
+          <w:i/>
+          <w:iCs/>
+        </w:rPr>
+        <w:t xml:space="preserve">ex</w:t>
+      </w:r>
+      <w:r>
+        <w:rPr>
+          <w:i/>
+          <w:iCs/>
+        </w:rPr>
+        <w:t xml:space="preserve"> </w:t>
+      </w:r>
+      <w:r>
+        <w:rPr>
+          <w:i/>
+          <w:iCs/>
+        </w:rPr>
+        <w:t xml:space="preserve">rel.</w:t>
+      </w:r>
+      <w:r>
+        <w:rPr>
+          <w:i/>
+          <w:iCs/>
+        </w:rPr>
+        <w:t xml:space="preserve"> </w:t>
+      </w:r>
+      <w:r>
+        <w:rPr>
+          <w:i/>
+          <w:iCs/>
+        </w:rPr>
+        <w:t xml:space="preserve">Licci</w:t>
+      </w:r>
+      <w:r>
+        <w:rPr>
+          <w:i/>
+          <w:iCs/>
+        </w:rPr>
+        <w:t xml:space="preserve"> </w:t>
+      </w:r>
+      <w:r>
+        <w:rPr>
+          <w:i/>
+          <w:iCs/>
+        </w:rPr>
+        <w:t xml:space="preserve">v.</w:t>
+      </w:r>
+      <w:r>
+        <w:rPr>
+          <w:i/>
+          <w:iCs/>
+        </w:rPr>
+        <w:t xml:space="preserve"> </w:t>
+      </w:r>
+      <w:r>
+        <w:rPr>
+          <w:i/>
+          <w:iCs/>
+        </w:rPr>
+        <w:t xml:space="preserve">Lebanese</w:t>
+      </w:r>
+      <w:r>
+        <w:rPr>
+          <w:i/>
+          <w:iCs/>
+        </w:rPr>
+        <w:t xml:space="preserve"> </w:t>
+      </w:r>
+      <w:r>
+        <w:rPr>
+          <w:i/>
+          <w:iCs/>
+        </w:rPr>
+        <w:t xml:space="preserve">Canadian</w:t>
+      </w:r>
+      <w:r>
+        <w:rPr>
+          <w:i/>
+          <w:iCs/>
+        </w:rPr>
+        <w:t xml:space="preserve"> </w:t>
+      </w:r>
+      <w:r>
+        <w:rPr>
+          <w:i/>
+          <w:iCs/>
+        </w:rPr>
+        <w:t xml:space="preserve">Bank,</w:t>
+      </w:r>
+      <w:r>
+        <w:rPr>
+          <w:i/>
+          <w:iCs/>
+        </w:rPr>
+        <w:t xml:space="preserve"> </w:t>
+      </w:r>
+      <w:r>
+        <w:rPr>
+          <w:i/>
+          <w:iCs/>
+        </w:rPr>
+        <w:t xml:space="preserve">SAL</w:t>
+      </w:r>
+      <w:r>
+        <w:t xml:space="preserve">, </w:t>
+      </w:r>
+      <w:r>
+        <w:t xml:space="preserve">673</w:t>
+      </w:r>
+      <w:r>
+        <w:t xml:space="preserve"> </w:t>
+      </w:r>
+      <w:r>
+        <w:t xml:space="preserve">F.3d</w:t>
+      </w:r>
+      <w:r>
+        <w:t xml:space="preserve"> </w:t>
+      </w:r>
+      <w:r>
+        <w:t xml:space="preserve">50</w:t>
+      </w:r>
+      <w:r>
+        <w:t xml:space="preserve"> </w:t>
+      </w:r>
+      <w:r>
+        <w:t xml:space="preserve">(2d</w:t>
+      </w:r>
+      <w:r>
+        <w:t xml:space="preserve"> </w:t>
+      </w:r>
+      <w:r>
+        <w:t xml:space="preserve">Cir.</w:t>
+      </w:r>
+      <w:r>
+        <w:t xml:space="preserve"> </w:t>
+      </w:r>
+      <w:r>
+        <w:t xml:space="preserve">2012)</w:t>
+      </w:r>
+      <w:r>
+        <w:t xml:space="preserve">   </w:t>
       </w:r>
       <w:r>
         <w:tab/>
       </w:r>
       <w:r>
-        <w:t xml:space="preserve">2, 3, 4</w:t>
+        <w:t xml:space="preserve">2, 4</w:t>
       </w:r>
     </w:p>
     <w:p>
       <w:pPr>
-        <w:pStyle w:val="TOAEntry"/>
+        <w:keepLines/>
+        <w:tabs>
+          <w:tab w:val="right" w:leader="dot" w:pos="9360"/>
+        </w:tabs>
+        <w:spacing w:before="240" w:after="0" w:line="276" w:lineRule="exact"/>
+        <w:ind w:left="504" w:right="1080" w:hanging="504"/>
+        <w:jc w:val="left"/>
       </w:pPr>
       <w:r>
         <w:rPr>
           <w:i/>
           <w:iCs/>
         </w:rPr>
-        <w:t xml:space="preserve">Penguin Grp. (USA) Inc. v. Am. Buddha</w:t>
-      </w:r>
-      <w:r>
-        <w:t xml:space="preserve">, 609 F.3d 30 (2d Cir. 2010)</w:t>
+        <w:t xml:space="preserve">Penguin</w:t>
+      </w:r>
+      <w:r>
+        <w:rPr>
+          <w:i/>
+          <w:iCs/>
+        </w:rPr>
+        <w:t xml:space="preserve"> </w:t>
+      </w:r>
+      <w:r>
+        <w:rPr>
+          <w:i/>
+          <w:iCs/>
+        </w:rPr>
+        <w:t xml:space="preserve">Grp.</w:t>
+      </w:r>
+      <w:r>
+        <w:rPr>
+          <w:i/>
+          <w:iCs/>
+        </w:rPr>
+        <w:t xml:space="preserve"> </w:t>
+      </w:r>
+      <w:r>
+        <w:rPr>
+          <w:i/>
+          <w:iCs/>
+        </w:rPr>
+        <w:t xml:space="preserve">(USA)</w:t>
+      </w:r>
+      <w:r>
+        <w:rPr>
+          <w:i/>
+          <w:iCs/>
+        </w:rPr>
+        <w:t xml:space="preserve"> </w:t>
+      </w:r>
+      <w:r>
+        <w:rPr>
+          <w:i/>
+          <w:iCs/>
+        </w:rPr>
+        <w:t xml:space="preserve">Inc.</w:t>
+      </w:r>
+      <w:r>
+        <w:rPr>
+          <w:i/>
+          <w:iCs/>
+        </w:rPr>
+        <w:t xml:space="preserve"> </w:t>
+      </w:r>
+      <w:r>
+        <w:rPr>
+          <w:i/>
+          <w:iCs/>
+        </w:rPr>
+        <w:t xml:space="preserve">v.</w:t>
+      </w:r>
+      <w:r>
+        <w:rPr>
+          <w:i/>
+          <w:iCs/>
+        </w:rPr>
+        <w:t xml:space="preserve"> </w:t>
+      </w:r>
+      <w:r>
+        <w:rPr>
+          <w:i/>
+          <w:iCs/>
+        </w:rPr>
+        <w:t xml:space="preserve">Am.</w:t>
+      </w:r>
+      <w:r>
+        <w:rPr>
+          <w:i/>
+          <w:iCs/>
+        </w:rPr>
+        <w:t xml:space="preserve"> </w:t>
+      </w:r>
+      <w:r>
+        <w:rPr>
+          <w:i/>
+          <w:iCs/>
+        </w:rPr>
+        <w:t xml:space="preserve">Buddha</w:t>
+      </w:r>
+      <w:r>
+        <w:t xml:space="preserve">, </w:t>
+      </w:r>
+      <w:r>
+        <w:t xml:space="preserve">609</w:t>
+      </w:r>
+      <w:r>
+        <w:t xml:space="preserve"> </w:t>
+      </w:r>
+      <w:r>
+        <w:t xml:space="preserve">F.3d</w:t>
+      </w:r>
+      <w:r>
+        <w:t xml:space="preserve"> </w:t>
+      </w:r>
+      <w:r>
+        <w:t xml:space="preserve">30</w:t>
+      </w:r>
+      <w:r>
+        <w:t xml:space="preserve"> </w:t>
+      </w:r>
+      <w:r>
+        <w:t xml:space="preserve">(2d</w:t>
+      </w:r>
+      <w:r>
+        <w:t xml:space="preserve"> </w:t>
+      </w:r>
+      <w:r>
+        <w:t xml:space="preserve">Cir.</w:t>
+      </w:r>
+      <w:r>
+        <w:t xml:space="preserve"> </w:t>
+      </w:r>
+      <w:r>
+        <w:t xml:space="preserve">2010)</w:t>
+      </w:r>
+      <w:r>
+        <w:t xml:space="preserve">   </w:t>
       </w:r>
       <w:r>
         <w:tab/>
@@ -1239,17 +2910,129 @@
     </w:p>
     <w:p>
       <w:pPr>
-        <w:pStyle w:val="TOAEntry"/>
+        <w:keepLines/>
+        <w:tabs>
+          <w:tab w:val="right" w:leader="dot" w:pos="9360"/>
+        </w:tabs>
+        <w:spacing w:before="240" w:after="0" w:line="276" w:lineRule="exact"/>
+        <w:ind w:left="504" w:right="1080" w:hanging="504"/>
+        <w:jc w:val="left"/>
       </w:pPr>
       <w:r>
         <w:rPr>
           <w:i/>
           <w:iCs/>
         </w:rPr>
-        <w:t xml:space="preserve">SPV Osus Ltd. v. UBS AG</w:t>
-      </w:r>
-      <w:r>
-        <w:t xml:space="preserve">, 882 F.3d 333 (2d Cir. 2018)</w:t>
+        <w:t xml:space="preserve">SPV</w:t>
+      </w:r>
+      <w:r>
+        <w:rPr>
+          <w:i/>
+          <w:iCs/>
+        </w:rPr>
+        <w:t xml:space="preserve"> </w:t>
+      </w:r>
+      <w:r>
+        <w:rPr>
+          <w:i/>
+          <w:iCs/>
+        </w:rPr>
+        <w:t xml:space="preserve">Osus</w:t>
+      </w:r>
+      <w:r>
+        <w:rPr>
+          <w:i/>
+          <w:iCs/>
+        </w:rPr>
+        <w:t xml:space="preserve"> </w:t>
+      </w:r>
+      <w:r>
+        <w:rPr>
+          <w:i/>
+          <w:iCs/>
+        </w:rPr>
+        <w:t xml:space="preserve">Ltd.</w:t>
+      </w:r>
+      <w:r>
+        <w:rPr>
+          <w:i/>
+          <w:iCs/>
+        </w:rPr>
+        <w:t xml:space="preserve"> </w:t>
+      </w:r>
+      <w:r>
+        <w:rPr>
+          <w:i/>
+          <w:iCs/>
+        </w:rPr>
+        <w:t xml:space="preserve">v.</w:t>
+      </w:r>
+      <w:r>
+        <w:rPr>
+          <w:i/>
+          <w:iCs/>
+        </w:rPr>
+        <w:t xml:space="preserve"> </w:t>
+      </w:r>
+      <w:r>
+        <w:rPr>
+          <w:i/>
+          <w:iCs/>
+        </w:rPr>
+        <w:t xml:space="preserve">UBS</w:t>
+      </w:r>
+      <w:r>
+        <w:rPr>
+          <w:i/>
+          <w:iCs/>
+        </w:rPr>
+        <w:t xml:space="preserve"> </w:t>
+      </w:r>
+      <w:r>
+        <w:rPr>
+          <w:i/>
+          <w:iCs/>
+        </w:rPr>
+        <w:t xml:space="preserve">AG</w:t>
+      </w:r>
+      <w:r>
+        <w:t xml:space="preserve">, </w:t>
+      </w:r>
+      <w:r>
+        <w:t xml:space="preserve">882</w:t>
+      </w:r>
+      <w:r>
+        <w:t xml:space="preserve"> </w:t>
+      </w:r>
+      <w:r>
+        <w:t xml:space="preserve">F.3d</w:t>
+      </w:r>
+      <w:r>
+        <w:t xml:space="preserve"> </w:t>
+      </w:r>
+      <w:r>
+        <w:t xml:space="preserve">333</w:t>
+      </w:r>
+      <w:r>
+        <w:t xml:space="preserve"> </w:t>
+      </w:r>
+      <w:r>
+        <w:t xml:space="preserve">(2d</w:t>
+      </w:r>
+      <w:r>
+        <w:t xml:space="preserve"> </w:t>
+      </w:r>
+      <w:r>
+        <w:t xml:space="preserve">Cir.</w:t>
+      </w:r>
+      <w:r>
+        <w:t xml:space="preserve"> </w:t>
+      </w:r>
+      <w:r>
+        <w:t xml:space="preserve">2018)</w:t>
+      </w:r>
+      <w:r>
+        <w:t xml:space="preserve">   </w:t>
       </w:r>
       <w:r>
         <w:tab/>
@@ -1260,17 +3043,141 @@
     </w:p>
     <w:p>
       <w:pPr>
-        <w:pStyle w:val="TOAEntry"/>
+        <w:keepLines/>
+        <w:tabs>
+          <w:tab w:val="right" w:leader="dot" w:pos="9360"/>
+        </w:tabs>
+        <w:spacing w:before="240" w:after="0" w:line="276" w:lineRule="exact"/>
+        <w:ind w:left="504" w:right="1080" w:hanging="504"/>
+        <w:jc w:val="left"/>
       </w:pPr>
       <w:r>
         <w:rPr>
           <w:i/>
           <w:iCs/>
         </w:rPr>
-        <w:t xml:space="preserve">Suber v. VVP Servs., LLC</w:t>
-      </w:r>
-      <w:r>
-        <w:t xml:space="preserve">, No. 20-cv-8177 (AJN), 2021 WL 4429237 (S.D.N.Y. Sept. 27, 2021)</w:t>
+        <w:t xml:space="preserve">Suber</w:t>
+      </w:r>
+      <w:r>
+        <w:rPr>
+          <w:i/>
+          <w:iCs/>
+        </w:rPr>
+        <w:t xml:space="preserve"> </w:t>
+      </w:r>
+      <w:r>
+        <w:rPr>
+          <w:i/>
+          <w:iCs/>
+        </w:rPr>
+        <w:t xml:space="preserve">v.</w:t>
+      </w:r>
+      <w:r>
+        <w:rPr>
+          <w:i/>
+          <w:iCs/>
+        </w:rPr>
+        <w:t xml:space="preserve"> </w:t>
+      </w:r>
+      <w:r>
+        <w:rPr>
+          <w:i/>
+          <w:iCs/>
+        </w:rPr>
+        <w:t xml:space="preserve">VVP</w:t>
+      </w:r>
+      <w:r>
+        <w:rPr>
+          <w:i/>
+          <w:iCs/>
+        </w:rPr>
+        <w:t xml:space="preserve"> </w:t>
+      </w:r>
+      <w:r>
+        <w:rPr>
+          <w:i/>
+          <w:iCs/>
+        </w:rPr>
+        <w:t xml:space="preserve">Servs.,</w:t>
+      </w:r>
+      <w:r>
+        <w:rPr>
+          <w:i/>
+          <w:iCs/>
+        </w:rPr>
+        <w:t xml:space="preserve"> </w:t>
+      </w:r>
+      <w:r>
+        <w:rPr>
+          <w:i/>
+          <w:iCs/>
+        </w:rPr>
+        <w:t xml:space="preserve">LLC</w:t>
+      </w:r>
+      <w:r>
+        <w:t xml:space="preserve">, </w:t>
+      </w:r>
+      <w:r>
+        <w:t xml:space="preserve">No.</w:t>
+      </w:r>
+      <w:r>
+        <w:t xml:space="preserve"> </w:t>
+      </w:r>
+      <w:r>
+        <w:t xml:space="preserve">20-cv</w:t>
+        <w:noBreakHyphen/>
+        <w:t xml:space="preserve">8177</w:t>
+      </w:r>
+      <w:r>
+        <w:t xml:space="preserve"> </w:t>
+      </w:r>
+      <w:r>
+        <w:t xml:space="preserve">(AJN),</w:t>
+      </w:r>
+      <w:r>
+        <w:t xml:space="preserve"> </w:t>
+      </w:r>
+      <w:r>
+        <w:t xml:space="preserve">2021</w:t>
+      </w:r>
+      <w:r>
+        <w:t xml:space="preserve"> </w:t>
+      </w:r>
+      <w:r>
+        <w:t xml:space="preserve">WL</w:t>
+      </w:r>
+      <w:r>
+        <w:t xml:space="preserve"> </w:t>
+      </w:r>
+      <w:r>
+        <w:t xml:space="preserve">4429237</w:t>
+      </w:r>
+      <w:r>
+        <w:t xml:space="preserve"> </w:t>
+      </w:r>
+      <w:r>
+        <w:t xml:space="preserve">(S.D.N.Y.</w:t>
+      </w:r>
+      <w:r>
+        <w:t xml:space="preserve"> </w:t>
+      </w:r>
+      <w:r>
+        <w:t xml:space="preserve">Sept.</w:t>
+      </w:r>
+      <w:r>
+        <w:t xml:space="preserve"> </w:t>
+      </w:r>
+      <w:r>
+        <w:t xml:space="preserve">27,</w:t>
+      </w:r>
+      <w:r>
+        <w:t xml:space="preserve"> </w:t>
+      </w:r>
+      <w:r>
+        <w:t xml:space="preserve">2021)</w:t>
+      </w:r>
+      <w:r>
+        <w:t xml:space="preserve">   </w:t>
       </w:r>
       <w:r>
         <w:tab/>
@@ -1281,17 +3188,75 @@
     </w:p>
     <w:p>
       <w:pPr>
-        <w:pStyle w:val="TOAEntry"/>
+        <w:keepLines/>
+        <w:tabs>
+          <w:tab w:val="right" w:leader="dot" w:pos="9360"/>
+        </w:tabs>
+        <w:spacing w:before="240" w:after="0" w:line="276" w:lineRule="exact"/>
+        <w:ind w:left="504" w:right="1080" w:hanging="504"/>
+        <w:jc w:val="left"/>
       </w:pPr>
       <w:r>
         <w:rPr>
           <w:i/>
           <w:iCs/>
         </w:rPr>
-        <w:t xml:space="preserve">Walden v. Fiore</w:t>
-      </w:r>
-      <w:r>
-        <w:t xml:space="preserve">, 571 U.S. 277 (2014)</w:t>
+        <w:t xml:space="preserve">Walden</w:t>
+      </w:r>
+      <w:r>
+        <w:rPr>
+          <w:i/>
+          <w:iCs/>
+        </w:rPr>
+        <w:t xml:space="preserve"> </w:t>
+      </w:r>
+      <w:r>
+        <w:rPr>
+          <w:i/>
+          <w:iCs/>
+        </w:rPr>
+        <w:t xml:space="preserve">v.</w:t>
+      </w:r>
+      <w:r>
+        <w:rPr>
+          <w:i/>
+          <w:iCs/>
+        </w:rPr>
+        <w:t xml:space="preserve"> </w:t>
+      </w:r>
+      <w:r>
+        <w:rPr>
+          <w:i/>
+          <w:iCs/>
+        </w:rPr>
+        <w:t xml:space="preserve">Fiore</w:t>
+      </w:r>
+      <w:r>
+        <w:t xml:space="preserve">, </w:t>
+      </w:r>
+      <w:r>
+        <w:t xml:space="preserve">571</w:t>
+      </w:r>
+      <w:r>
+        <w:t xml:space="preserve"> </w:t>
+      </w:r>
+      <w:r>
+        <w:t xml:space="preserve">U.S.</w:t>
+      </w:r>
+      <w:r>
+        <w:t xml:space="preserve"> </w:t>
+      </w:r>
+      <w:r>
+        <w:t xml:space="preserve">277</w:t>
+      </w:r>
+      <w:r>
+        <w:t xml:space="preserve"> </w:t>
+      </w:r>
+      <w:r>
+        <w:t xml:space="preserve">(2014)</w:t>
+      </w:r>
+      <w:r>
+        <w:t xml:space="preserve">   </w:t>
       </w:r>
       <w:r>
         <w:tab/>
@@ -1302,17 +3267,115 @@
     </w:p>
     <w:p>
       <w:pPr>
-        <w:pStyle w:val="TOAEntry"/>
+        <w:keepLines/>
+        <w:tabs>
+          <w:tab w:val="right" w:leader="dot" w:pos="9360"/>
+        </w:tabs>
+        <w:spacing w:before="240" w:after="0" w:line="276" w:lineRule="exact"/>
+        <w:ind w:left="504" w:right="1080" w:hanging="504"/>
+        <w:jc w:val="left"/>
       </w:pPr>
       <w:r>
         <w:rPr>
           <w:i/>
           <w:iCs/>
         </w:rPr>
-        <w:t xml:space="preserve">Waldman v. Palestine Liberation Org.</w:t>
-      </w:r>
-      <w:r>
-        <w:t xml:space="preserve">, 835 F.3d 317 (2d Cir. 2016)</w:t>
+        <w:t xml:space="preserve">Waldman</w:t>
+      </w:r>
+      <w:r>
+        <w:rPr>
+          <w:i/>
+          <w:iCs/>
+        </w:rPr>
+        <w:t xml:space="preserve"> </w:t>
+      </w:r>
+      <w:r>
+        <w:rPr>
+          <w:i/>
+          <w:iCs/>
+        </w:rPr>
+        <w:t xml:space="preserve">v.</w:t>
+      </w:r>
+      <w:r>
+        <w:rPr>
+          <w:i/>
+          <w:iCs/>
+        </w:rPr>
+        <w:t xml:space="preserve"> </w:t>
+      </w:r>
+      <w:r>
+        <w:rPr>
+          <w:i/>
+          <w:iCs/>
+        </w:rPr>
+        <w:t xml:space="preserve">Palestine</w:t>
+      </w:r>
+      <w:r>
+        <w:rPr>
+          <w:i/>
+          <w:iCs/>
+        </w:rPr>
+        <w:t xml:space="preserve"> </w:t>
+      </w:r>
+      <w:r>
+        <w:rPr>
+          <w:i/>
+          <w:iCs/>
+        </w:rPr>
+        <w:t xml:space="preserve">Liberation</w:t>
+      </w:r>
+      <w:r>
+        <w:rPr>
+          <w:i/>
+          <w:iCs/>
+        </w:rPr>
+        <w:t xml:space="preserve"> </w:t>
+      </w:r>
+      <w:r>
+        <w:rPr>
+          <w:i/>
+          <w:iCs/>
+        </w:rPr>
+        <w:t xml:space="preserve">Org.</w:t>
+      </w:r>
+      <w:r>
+        <w:t xml:space="preserve">, </w:t>
+      </w:r>
+      <w:r>
+        <w:t xml:space="preserve">835</w:t>
+      </w:r>
+      <w:r>
+        <w:t xml:space="preserve"> </w:t>
+      </w:r>
+      <w:r>
+        <w:t xml:space="preserve">F.3d</w:t>
+      </w:r>
+      <w:r>
+        <w:t xml:space="preserve"> </w:t>
+      </w:r>
+      <w:r>
+        <w:t xml:space="preserve">317</w:t>
+      </w:r>
+      <w:r>
+        <w:t xml:space="preserve"> </w:t>
+      </w:r>
+      <w:r>
+        <w:t xml:space="preserve">(2d</w:t>
+      </w:r>
+      <w:r>
+        <w:t xml:space="preserve"> </w:t>
+      </w:r>
+      <w:r>
+        <w:t xml:space="preserve">Cir.</w:t>
+      </w:r>
+      <w:r>
+        <w:t xml:space="preserve"> </w:t>
+      </w:r>
+      <w:r>
+        <w:t xml:space="preserve">2016)</w:t>
+      </w:r>
+      <w:r>
+        <w:t xml:space="preserve">   </w:t>
       </w:r>
       <w:r>
         <w:tab/>
@@ -1323,17 +3386,135 @@
     </w:p>
     <w:p>
       <w:pPr>
-        <w:pStyle w:val="TOAEntry"/>
+        <w:keepLines/>
+        <w:tabs>
+          <w:tab w:val="right" w:leader="dot" w:pos="9360"/>
+        </w:tabs>
+        <w:spacing w:before="240" w:after="0" w:line="276" w:lineRule="exact"/>
+        <w:ind w:left="504" w:right="1080" w:hanging="504"/>
+        <w:jc w:val="left"/>
       </w:pPr>
       <w:r>
         <w:rPr>
           <w:i/>
           <w:iCs/>
         </w:rPr>
-        <w:t xml:space="preserve">Weiss v. Nat’l Westminster Bank, PLC</w:t>
-      </w:r>
-      <w:r>
-        <w:t xml:space="preserve">, 176 F. Supp. 3d 264 (E.D.N.Y. 2016)</w:t>
+        <w:t xml:space="preserve">Weiss</w:t>
+      </w:r>
+      <w:r>
+        <w:rPr>
+          <w:i/>
+          <w:iCs/>
+        </w:rPr>
+        <w:t xml:space="preserve"> </w:t>
+      </w:r>
+      <w:r>
+        <w:rPr>
+          <w:i/>
+          <w:iCs/>
+        </w:rPr>
+        <w:t xml:space="preserve">v.</w:t>
+      </w:r>
+      <w:r>
+        <w:rPr>
+          <w:i/>
+          <w:iCs/>
+        </w:rPr>
+        <w:t xml:space="preserve"> </w:t>
+      </w:r>
+      <w:r>
+        <w:rPr>
+          <w:i/>
+          <w:iCs/>
+        </w:rPr>
+        <w:t xml:space="preserve">Nat’l</w:t>
+      </w:r>
+      <w:r>
+        <w:rPr>
+          <w:i/>
+          <w:iCs/>
+        </w:rPr>
+        <w:t xml:space="preserve"> </w:t>
+      </w:r>
+      <w:r>
+        <w:rPr>
+          <w:i/>
+          <w:iCs/>
+        </w:rPr>
+        <w:t xml:space="preserve">Westminster</w:t>
+      </w:r>
+      <w:r>
+        <w:rPr>
+          <w:i/>
+          <w:iCs/>
+        </w:rPr>
+        <w:t xml:space="preserve"> </w:t>
+      </w:r>
+      <w:r>
+        <w:rPr>
+          <w:i/>
+          <w:iCs/>
+        </w:rPr>
+        <w:t xml:space="preserve">Bank,</w:t>
+      </w:r>
+      <w:r>
+        <w:rPr>
+          <w:i/>
+          <w:iCs/>
+        </w:rPr>
+        <w:t xml:space="preserve"> </w:t>
+      </w:r>
+      <w:r>
+        <w:rPr>
+          <w:i/>
+          <w:iCs/>
+        </w:rPr>
+        <w:t xml:space="preserve">PLC</w:t>
+      </w:r>
+      <w:r>
+        <w:t xml:space="preserve">, </w:t>
+      </w:r>
+      <w:r>
+        <w:t xml:space="preserve">176</w:t>
+      </w:r>
+      <w:r>
+        <w:t xml:space="preserve"> </w:t>
+      </w:r>
+      <w:r>
+        <w:t xml:space="preserve">F.</w:t>
+      </w:r>
+      <w:r>
+        <w:t xml:space="preserve"> </w:t>
+      </w:r>
+      <w:r>
+        <w:t xml:space="preserve">Supp.</w:t>
+      </w:r>
+      <w:r>
+        <w:t xml:space="preserve"> </w:t>
+      </w:r>
+      <w:r>
+        <w:t xml:space="preserve">3d</w:t>
+      </w:r>
+      <w:r>
+        <w:t xml:space="preserve"> </w:t>
+      </w:r>
+      <w:r>
+        <w:t xml:space="preserve">264</w:t>
+      </w:r>
+      <w:r>
+        <w:t xml:space="preserve"> </w:t>
+      </w:r>
+      <w:r>
+        <w:t xml:space="preserve">(E.D.N.Y.</w:t>
+      </w:r>
+      <w:r>
+        <w:t xml:space="preserve"> </w:t>
+      </w:r>
+      <w:r>
+        <w:t xml:space="preserve">2016)</w:t>
+      </w:r>
+      <w:r>
+        <w:t xml:space="preserve">   </w:t>
       </w:r>
       <w:r>
         <w:tab/>
@@ -1344,18 +3525,53 @@
     </w:p>
     <w:p>
       <w:pPr>
-        <w:pStyle w:val="TOAGroup"/>
+        <w:keepNext/>
+        <w:keepLines/>
+        <w:spacing w:before="480" w:after="0" w:line="276" w:lineRule="exact"/>
+        <w:ind w:left="0" w:firstLine="0"/>
+        <w:jc w:val="left"/>
       </w:pPr>
       <w:r>
+        <w:rPr>
+          <w:b/>
+          <w:bCs/>
+        </w:rPr>
         <w:t xml:space="preserve">Statutes</w:t>
       </w:r>
     </w:p>
     <w:p>
       <w:pPr>
-        <w:pStyle w:val="TOAEntry"/>
+        <w:keepLines/>
+        <w:tabs>
+          <w:tab w:val="right" w:leader="dot" w:pos="9360"/>
+        </w:tabs>
+        <w:spacing w:before="240" w:after="0" w:line="276" w:lineRule="exact"/>
+        <w:ind w:left="504" w:right="1080" w:hanging="504"/>
+        <w:jc w:val="left"/>
       </w:pPr>
       <w:r>
-        <w:t xml:space="preserve">18 U.S.C. § 2334(a)</w:t>
+        <w:t xml:space="preserve">18</w:t>
+      </w:r>
+      <w:r>
+        <w:t xml:space="preserve"> </w:t>
+      </w:r>
+      <w:r>
+        <w:t xml:space="preserve">U.S.C.</w:t>
+      </w:r>
+      <w:r>
+        <w:t xml:space="preserve"> </w:t>
+      </w:r>
+      <w:r>
+        <w:t xml:space="preserve">§</w:t>
+      </w:r>
+      <w:r>
+        <w:t xml:space="preserve"> </w:t>
+      </w:r>
+      <w:r>
+        <w:t xml:space="preserve">2334(a)</w:t>
+      </w:r>
+      <w:r>
+        <w:t xml:space="preserve">   </w:t>
       </w:r>
       <w:r>
         <w:tab/>
@@ -1366,32 +3582,94 @@
     </w:p>
     <w:p>
       <w:pPr>
-        <w:pStyle w:val="TOAEntry"/>
+        <w:keepLines/>
+        <w:tabs>
+          <w:tab w:val="right" w:leader="dot" w:pos="9360"/>
+        </w:tabs>
+        <w:spacing w:before="240" w:after="0" w:line="276" w:lineRule="exact"/>
+        <w:ind w:left="504" w:right="1080" w:hanging="504"/>
+        <w:jc w:val="left"/>
       </w:pPr>
       <w:r>
-        <w:t xml:space="preserve">N.Y. C.P.L.R. 302(a)(1)</w:t>
+        <w:t xml:space="preserve">N.Y.</w:t>
+      </w:r>
+      <w:r>
+        <w:t xml:space="preserve"> </w:t>
+      </w:r>
+      <w:r>
+        <w:t xml:space="preserve">C.P.L.R.</w:t>
+      </w:r>
+      <w:r>
+        <w:t xml:space="preserve"> </w:t>
+      </w:r>
+      <w:r>
+        <w:t xml:space="preserve">302(a)⁠(1)</w:t>
+      </w:r>
+      <w:r>
+        <w:t xml:space="preserve">   </w:t>
       </w:r>
       <w:r>
         <w:tab/>
       </w:r>
       <w:r>
-        <w:t xml:space="preserve">3, 4</w:t>
+        <w:t xml:space="preserve">4</w:t>
       </w:r>
     </w:p>
     <w:p>
       <w:pPr>
-        <w:pStyle w:val="TOAGroup"/>
+        <w:keepNext/>
+        <w:keepLines/>
+        <w:spacing w:before="480" w:after="0" w:line="276" w:lineRule="exact"/>
+        <w:ind w:left="0" w:firstLine="0"/>
+        <w:jc w:val="left"/>
       </w:pPr>
       <w:r>
+        <w:rPr>
+          <w:b/>
+          <w:bCs/>
+        </w:rPr>
         <w:t xml:space="preserve">Federal Rules of Civil Procedure</w:t>
       </w:r>
     </w:p>
     <w:p>
       <w:pPr>
-        <w:pStyle w:val="TOAEntry"/>
+        <w:keepLines/>
+        <w:tabs>
+          <w:tab w:val="right" w:leader="dot" w:pos="9360"/>
+        </w:tabs>
+        <w:spacing w:before="240" w:after="0" w:line="276" w:lineRule="exact"/>
+        <w:ind w:left="504" w:right="1080" w:hanging="504"/>
+        <w:jc w:val="left"/>
       </w:pPr>
       <w:r>
-        <w:t xml:space="preserve">Fed. R. Civ. P. 12(b)(2)</w:t>
+        <w:t xml:space="preserve">Fed.</w:t>
+      </w:r>
+      <w:r>
+        <w:t xml:space="preserve"> </w:t>
+      </w:r>
+      <w:r>
+        <w:t xml:space="preserve">R.</w:t>
+      </w:r>
+      <w:r>
+        <w:t xml:space="preserve"> </w:t>
+      </w:r>
+      <w:r>
+        <w:t xml:space="preserve">Civ.</w:t>
+      </w:r>
+      <w:r>
+        <w:t xml:space="preserve"> </w:t>
+      </w:r>
+      <w:r>
+        <w:t xml:space="preserve">P.</w:t>
+      </w:r>
+      <w:r>
+        <w:t xml:space="preserve"> </w:t>
+      </w:r>
+      <w:r>
+        <w:t xml:space="preserve">12(b)⁠(2)</w:t>
+      </w:r>
+      <w:r>
+        <w:t xml:space="preserve">   </w:t>
       </w:r>
       <w:r>
         <w:tab/>
@@ -1402,10 +3680,43 @@
     </w:p>
     <w:p>
       <w:pPr>
-        <w:pStyle w:val="TOAEntry"/>
+        <w:keepLines/>
+        <w:tabs>
+          <w:tab w:val="right" w:leader="dot" w:pos="9360"/>
+        </w:tabs>
+        <w:spacing w:before="240" w:after="0" w:line="276" w:lineRule="exact"/>
+        <w:ind w:left="504" w:right="1080" w:hanging="504"/>
+        <w:jc w:val="left"/>
       </w:pPr>
       <w:r>
-        <w:t xml:space="preserve">Fed. R. Civ. P. 12(b)(6)</w:t>
+        <w:t xml:space="preserve">Fed.</w:t>
+      </w:r>
+      <w:r>
+        <w:t xml:space="preserve"> </w:t>
+      </w:r>
+      <w:r>
+        <w:t xml:space="preserve">R.</w:t>
+      </w:r>
+      <w:r>
+        <w:t xml:space="preserve"> </w:t>
+      </w:r>
+      <w:r>
+        <w:t xml:space="preserve">Civ.</w:t>
+      </w:r>
+      <w:r>
+        <w:t xml:space="preserve"> </w:t>
+      </w:r>
+      <w:r>
+        <w:t xml:space="preserve">P.</w:t>
+      </w:r>
+      <w:r>
+        <w:t xml:space="preserve"> </w:t>
+      </w:r>
+      <w:r>
+        <w:t xml:space="preserve">12(b)⁠(6)</w:t>
+      </w:r>
+      <w:r>
+        <w:t xml:space="preserve">   </w:t>
       </w:r>
       <w:r>
         <w:tab/>
@@ -1416,10 +3727,43 @@
     </w:p>
     <w:p>
       <w:pPr>
-        <w:pStyle w:val="TOAEntry"/>
+        <w:keepLines/>
+        <w:tabs>
+          <w:tab w:val="right" w:leader="dot" w:pos="9360"/>
+        </w:tabs>
+        <w:spacing w:before="240" w:after="0" w:line="276" w:lineRule="exact"/>
+        <w:ind w:left="504" w:right="1080" w:hanging="504"/>
+        <w:jc w:val="left"/>
       </w:pPr>
       <w:r>
-        <w:t xml:space="preserve">Fed. R. Civ. P. 4(k)(2)</w:t>
+        <w:t xml:space="preserve">Fed.</w:t>
+      </w:r>
+      <w:r>
+        <w:t xml:space="preserve"> </w:t>
+      </w:r>
+      <w:r>
+        <w:t xml:space="preserve">R.</w:t>
+      </w:r>
+      <w:r>
+        <w:t xml:space="preserve"> </w:t>
+      </w:r>
+      <w:r>
+        <w:t xml:space="preserve">Civ.</w:t>
+      </w:r>
+      <w:r>
+        <w:t xml:space="preserve"> </w:t>
+      </w:r>
+      <w:r>
+        <w:t xml:space="preserve">P.</w:t>
+      </w:r>
+      <w:r>
+        <w:t xml:space="preserve"> </w:t>
+      </w:r>
+      <w:r>
+        <w:t xml:space="preserve">4(k)⁠(2)</w:t>
+      </w:r>
+      <w:r>
+        <w:t xml:space="preserve">   </w:t>
       </w:r>
       <w:r>
         <w:tab/>
@@ -1430,8 +3774,9 @@
     </w:p>
     <w:p>
       <w:pPr>
+        <w:spacing w:before="0" w:after="0" w:line="20" w:lineRule="exact"/>
         <w:sectPr>
-          <w:footerReference w:type="default" r:id="rId100"/>
+          <w:footerReference w:type="default" r:id="rIdNyedPage"/>
           <w:pgSz w:w="12240" w:h="15840"/>
           <w:pgMar w:top="1440" w:right="1440" w:bottom="1440" w:left="1440" w:header="720" w:footer="720" w:gutter="0"/>
           <w:pgNumType w:fmt="lowerRoman" w:start="1"/>
@@ -1440,33 +3785,32 @@
     </w:p>
     <w:p>
       <w:pPr>
-        <w:pStyle w:val="Heading1"/>
+        <w:keepNext/>
+        <w:keepLines/>
+        <w:spacing w:before="0" w:after="276" w:line="276" w:lineRule="exact"/>
+        <w:ind w:left="0" w:firstLine="0"/>
+        <w:jc w:val="center"/>
       </w:pPr>
       <w:r>
-        <w:t xml:space="preserve">PRELIMINARY STATEMENT</w:t>
-      </w:r>
-    </w:p>
-    <w:p>
-      <w:pPr>
-        <w:pStyle w:val="FirstParagraph"/>
-      </w:pPr>
-      <w:r>
-        <w:t xml:space="preserve">Pursuant to Fed. R. Civ. P. 12(b)(2), 12(b)(5), and 12(b)(6), Defendant Qatar National Bank Q.P.S.C. (</w:t>
-      </w:r>
-      <w:r>
-        <w:t xml:space="preserve">“QNB”</w:t>
-      </w:r>
-      <w:r>
-        <w:t xml:space="preserve">) moves to dismiss all claims brought against QNB in Plaintiffs’ complaint (the</w:t>
-      </w:r>
-      <w:r>
-        <w:t xml:space="preserve"> </w:t>
-      </w:r>
-      <w:r>
-        <w:t xml:space="preserve">“Complaint”</w:t>
-      </w:r>
-      <w:r>
-        <w:t xml:space="preserve">) and respectfully submits this memorandum of law in support of its motion to dismiss.</w:t>
+        <w:rPr>
+          <w:b/>
+          <w:bCs/>
+        </w:rPr>
+        <w:t xml:space="preserve">PRELIMINARY</w:t>
+      </w:r>
+      <w:r>
+        <w:rPr>
+          <w:b/>
+          <w:bCs/>
+        </w:rPr>
+        <w:t xml:space="preserve"> </w:t>
+      </w:r>
+      <w:r>
+        <w:rPr>
+          <w:b/>
+          <w:bCs/>
+        </w:rPr>
+        <w:t xml:space="preserve">STATEMENT</w:t>
       </w:r>
     </w:p>
     <w:p>
@@ -1474,19 +3818,50 @@
         <w:pStyle w:val="BodyText"/>
       </w:pPr>
       <w:r>
-        <w:t xml:space="preserve">While QNB condemns all acts of terrorism, this litigation is a misguided effort, which courts have repeatedly rejected, to assign liability to a well-respected bank doing business in the Middle East for nothing more than providing routine banking services to its customers in the region. The Complaint makes not one allegation regarding any specific act by QNB that is connected even remotely to the violent acts that Plaintiffs allege injured them or their relatives. Worse still, there is not a single allegation of any act by QNB in the United States, much less in New York, that would permit this Court’s exercise of personal jurisdiction over QNB. Indeed, Plaintiffs’</w:t>
-      </w:r>
-      <w:r>
-        <w:t xml:space="preserve"> </w:t>
-      </w:r>
-      <w:r>
-        <w:t xml:space="preserve">“theory”</w:t>
-      </w:r>
-      <w:r>
-        <w:t xml:space="preserve"> </w:t>
-      </w:r>
-      <w:r>
-        <w:t xml:space="preserve">of personal jurisdiction over QNB is one that has been repeatedly rejected by the courts. QNB therefore respectfully moves to dismiss the claims brought against it.</w:t>
+        <w:t xml:space="preserve">Pursuant to</w:t>
+      </w:r>
+      <w:r>
+        <w:t xml:space="preserve"> </w:t>
+      </w:r>
+      <w:hyperlink r:id="rId9">
+        <w:r>
+          <w:rPr>
+            <w:rStyle w:val="Hyperlink"/>
+          </w:rPr>
+          <w:t xml:space="preserve">Fed. R. Civ. P. 12(b)⁠(2)</w:t>
+        </w:r>
+      </w:hyperlink>
+      <w:r>
+        <w:t xml:space="preserve">, 12(b)⁠(5), and</w:t>
+      </w:r>
+      <w:r>
+        <w:t xml:space="preserve"> </w:t>
+      </w:r>
+      <w:hyperlink r:id="rId10">
+        <w:r>
+          <w:rPr>
+            <w:rStyle w:val="Hyperlink"/>
+          </w:rPr>
+          <w:t xml:space="preserve">12(b)⁠(6)</w:t>
+        </w:r>
+      </w:hyperlink>
+      <w:r>
+        <w:t xml:space="preserve">, Defendant Qatar National Bank Q.P.S.C. (</w:t>
+      </w:r>
+      <w:r>
+        <w:t xml:space="preserve">“QNB”</w:t>
+      </w:r>
+      <w:r>
+        <w:t xml:space="preserve">) moves to dismiss all claims brought against QNB in Plaintiffs’ complaint (the</w:t>
+      </w:r>
+      <w:r>
+        <w:t xml:space="preserve"> </w:t>
+      </w:r>
+      <w:r>
+        <w:t xml:space="preserve">“Complaint”</w:t>
+      </w:r>
+      <w:r>
+        <w:t xml:space="preserve">) and respectfully submits this memorandum of law in support of its motion to dismiss.</w:t>
       </w:r>
     </w:p>
     <w:p>
@@ -1494,7 +3869,19 @@
         <w:pStyle w:val="BodyText"/>
       </w:pPr>
       <w:r>
-        <w:t xml:space="preserve">Founded in 1964, QNB is a commercial bank incorporated in Qatar and headquartered in Qatar’s capital city of Doha. QNB has subsidiaries and affiliates in Asia, Europe, and Africa, but none in the Americas (let alone in the United States or in the state of New York.)</w:t>
+        <w:t xml:space="preserve">While QNB condemns all acts of terrorism, this litigation is a misguided effort, which courts have repeatedly rejected, to assign liability to a well-respected bank doing business in the Middle East for nothing more than providing routine banking services to its customers in the region. The Complaint makes not one allegation regarding any specific act by QNB that is connected even remotely to the violent acts that Plaintiffs allege injured them or their relatives. Worse still, there is not a single allegation of any act by QNB in the United States, much less in New York, that would permit this Court’s exercise of personal jurisdiction over QNB. Indeed, Plaintiffs’</w:t>
+      </w:r>
+      <w:r>
+        <w:t xml:space="preserve"> </w:t>
+      </w:r>
+      <w:r>
+        <w:t xml:space="preserve">“theory”</w:t>
+      </w:r>
+      <w:r>
+        <w:t xml:space="preserve"> </w:t>
+      </w:r>
+      <w:r>
+        <w:t xml:space="preserve">of personal jurisdiction over QNB is one that has been repeatedly rejected by the courts. QNB therefore respectfully moves to dismiss the claims brought against it.</w:t>
       </w:r>
     </w:p>
     <w:p>
@@ -1502,7 +3889,7 @@
         <w:pStyle w:val="BodyText"/>
       </w:pPr>
       <w:r>
-        <w:t xml:space="preserve">As a preliminary matter, the Complaint, which has still not been effectively served, fails to make even a prima facie showing of personal jurisdiction over QNB in this Court and should therefore be dismissed under Fed. R. Civ. P. 12(b)(2). None of the allegations regarding Defendants’ supposed contacts with the forum state, New York, identify any act taken by QNB specifically.</w:t>
+        <w:t xml:space="preserve">Founded in 1964, QNB is a commercial bank incorporated in Qatar and headquartered in Qatar’s capital city of Doha. QNB has subsidiaries and affiliates in Asia, Europe, and Africa, but none in the Americas (let alone in the United States or in the state of New York.)</w:t>
       </w:r>
     </w:p>
     <w:p>
@@ -1510,106 +3897,21 @@
         <w:pStyle w:val="BodyText"/>
       </w:pPr>
       <w:r>
-        <w:t xml:space="preserve">The Complaint also fails to make out even a plausible case of liability against QNB, based on nothing more than</w:t>
-      </w:r>
-      <w:r>
-        <w:t xml:space="preserve"> </w:t>
-      </w:r>
-      <w:r>
-        <w:t xml:space="preserve">“maintaining”</w:t>
-      </w:r>
-      <w:r>
-        <w:t xml:space="preserve"> </w:t>
-      </w:r>
-      <w:r>
-        <w:t xml:space="preserve">bank accounts in Qatar. Plaintiffs advance primary and secondary liability claims against QNB under the Anti-Terrorism Act (</w:t>
-      </w:r>
-      <w:r>
-        <w:t xml:space="preserve">“ATA”</w:t>
-      </w:r>
-      <w:r>
-        <w:t xml:space="preserve">), 18 U.S.C. § 2333(a), et seq., and, as amended, under the Justice Against Sponsors of Terrorism Act (</w:t>
-      </w:r>
-      <w:r>
-        <w:t xml:space="preserve">“JASTA”</w:t>
-      </w:r>
-      <w:r>
-        <w:t xml:space="preserve">), 18 U.S.C. § 2333(d)(2), et seq. These claims are based on ten unconnected and generally unsophisticated attacks occurring in Israel and in the West Bank between June 2014 and December 2016, none of which is tied, in even the most remote fashion, to QNB.</w:t>
-      </w:r>
-    </w:p>
-    <w:p>
-      <w:pPr>
-        <w:pStyle w:val="Heading1"/>
-      </w:pPr>
-      <w:r>
-        <w:t xml:space="preserve">ARGUMENT</w:t>
-      </w:r>
-    </w:p>
-    <w:p>
-      <w:pPr>
-        <w:pStyle w:val="Heading2"/>
-      </w:pPr>
-      <w:r>
-        <w:t xml:space="preserve">I.</w:t>
-      </w:r>
-      <w:r>
-        <w:tab/>
-      </w:r>
-      <w:r>
-        <w:t xml:space="preserve">PLAINTIFFS’ COMPLAINT SHOULD BE DISMISSED AS TO QNB FOR LACK OF PERSONAL JURISDICTION.</w:t>
-      </w:r>
-    </w:p>
-    <w:p>
-      <w:pPr>
-        <w:pStyle w:val="FirstParagraph"/>
-      </w:pPr>
-      <w:r>
-        <w:t xml:space="preserve">The Court should dismiss Plaintiffs’ Complaint as to QNB given Plaintiffs’ failure to make even a prima facie showing of personal jurisdiction over QNB.</w:t>
-      </w:r>
-      <w:r>
-        <w:t xml:space="preserve"> </w:t>
-      </w:r>
-      <w:r>
-        <w:t xml:space="preserve">“[T]o survive a motion to dismiss for lack of personal jurisdiction, a plaintiff must make a prima facie showing that jurisdiction exists.”</w:t>
-      </w:r>
-      <w:r>
-        <w:t xml:space="preserve"> </w:t>
-      </w:r>
-      <w:r>
-        <w:rPr>
-          <w:i/>
-          <w:iCs/>
-        </w:rPr>
-        <w:t xml:space="preserve">SPV Osus Ltd. v. UBS AG</w:t>
-      </w:r>
-      <w:r>
-        <w:t xml:space="preserve">, 882 F.3d 333, 342 (2d Cir. 2018) (quoting</w:t>
-      </w:r>
-      <w:r>
-        <w:t xml:space="preserve"> </w:t>
-      </w:r>
-      <w:r>
-        <w:rPr>
-          <w:i/>
-          <w:iCs/>
-        </w:rPr>
-        <w:t xml:space="preserve">Penguin Grp. (USA) Inc. v. Am. Buddha</w:t>
-      </w:r>
-      <w:r>
-        <w:t xml:space="preserve">, 609 F.3d 30, 34-35 (2d Cir. 2010)). Moreover, in a case such as this with multiple defendants, Plaintiffs bear the burden of establishing that personal jurisdiction exists for each defendant.</w:t>
-      </w:r>
-      <w:r>
-        <w:t xml:space="preserve"> </w:t>
-      </w:r>
-      <w:r>
-        <w:rPr>
-          <w:i/>
-          <w:iCs/>
-        </w:rPr>
-        <w:t xml:space="preserve">Walden v. Fiore</w:t>
-      </w:r>
-      <w:r>
-        <w:t xml:space="preserve">, 571 U.S. 277, 284 (2014).</w:t>
+        <w:t xml:space="preserve">As a preliminary matter, the Complaint, which has still not been effectively served, fails to make even a prima facie showing of personal jurisdiction over QNB in this Court and should therefore be dismissed under</w:t>
+      </w:r>
+      <w:r>
+        <w:t xml:space="preserve"> </w:t>
+      </w:r>
+      <w:hyperlink r:id="rId9">
+        <w:r>
+          <w:rPr>
+            <w:rStyle w:val="Hyperlink"/>
+          </w:rPr>
+          <w:t xml:space="preserve">Fed. R. Civ. P. 12(b)⁠(2)</w:t>
+        </w:r>
+      </w:hyperlink>
+      <w:r>
+        <w:t xml:space="preserve">. None of the allegations regarding Defendants’ supposed contacts with the forum state, New York, identify any act taken by QNB specifically.</w:t>
       </w:r>
     </w:p>
     <w:p>
@@ -1617,73 +3919,248 @@
         <w:pStyle w:val="BodyText"/>
       </w:pPr>
       <w:r>
-        <w:t xml:space="preserve">The Second Circuit has consistently held that, in determining whether a plaintiff has met this burden, the court will not draw</w:t>
-      </w:r>
-      <w:r>
-        <w:t xml:space="preserve"> </w:t>
-      </w:r>
-      <w:r>
-        <w:t xml:space="preserve">“argumentative inferences”</w:t>
-      </w:r>
-      <w:r>
-        <w:t xml:space="preserve"> </w:t>
-      </w:r>
-      <w:r>
-        <w:t xml:space="preserve">in the plaintiff’s favor nor will it</w:t>
-      </w:r>
-      <w:r>
-        <w:t xml:space="preserve"> </w:t>
-      </w:r>
-      <w:r>
-        <w:t xml:space="preserve">“accept as true a legal conclusion couched as a factual allegation.”</w:t>
-      </w:r>
-      <w:r>
-        <w:t xml:space="preserve"> </w:t>
-      </w:r>
-      <w:r>
-        <w:rPr>
-          <w:i/>
-          <w:iCs/>
-        </w:rPr>
-        <w:t xml:space="preserve">Licci ex rel. Licci v. Lebanese Canadian Bank, SAL (Licci I)</w:t>
-      </w:r>
-      <w:r>
-        <w:t xml:space="preserve">, 673 F.3d 50, 59 (2d Cir. 2012) (internal quotation marks omitted).</w:t>
+        <w:t xml:space="preserve">The Complaint also fails to make out even a plausible case of liability against QNB, based on nothing more than</w:t>
+      </w:r>
+      <w:r>
+        <w:t xml:space="preserve"> </w:t>
+      </w:r>
+      <w:r>
+        <w:t xml:space="preserve">“maintaining”</w:t>
+      </w:r>
+      <w:r>
+        <w:t xml:space="preserve"> </w:t>
+      </w:r>
+      <w:r>
+        <w:t xml:space="preserve">bank accounts in Qatar. Plaintiffs advance primary and secondary liability claims against QNB under the Anti-Terrorism Act (</w:t>
+      </w:r>
+      <w:r>
+        <w:t xml:space="preserve">“ATA”</w:t>
+      </w:r>
+      <w:r>
+        <w:t xml:space="preserve">), 18 U.S.C. § 2333(a), et seq., and, as amended, under the Justice Against Sponsors of Terrorism Act (</w:t>
+      </w:r>
+      <w:r>
+        <w:t xml:space="preserve">“JASTA”</w:t>
+      </w:r>
+      <w:r>
+        <w:t xml:space="preserve">), 18 U.S.C. § 2333(d)⁠(2), et seq. These claims are based on ten unconnected and generally unsophisticated attacks occurring in Israel and in the West Bank between June 2014 and December 2016, none of which is tied, in even the most remote fashion, to QNB.</w:t>
       </w:r>
     </w:p>
     <w:p>
       <w:pPr>
-        <w:pStyle w:val="Heading3"/>
+        <w:keepNext/>
+        <w:keepLines/>
+        <w:spacing w:before="276" w:after="276" w:line="276" w:lineRule="exact"/>
+        <w:ind w:left="0" w:firstLine="0"/>
+        <w:jc w:val="center"/>
       </w:pPr>
       <w:r>
-        <w:t xml:space="preserve">A.</w:t>
-      </w:r>
-      <w:r>
-        <w:tab/>
-      </w:r>
-      <w:r>
-        <w:t xml:space="preserve">Plaintiffs Fail to Make a Prima Facie Showing of Proper Service on QNB.</w:t>
+        <w:rPr>
+          <w:b/>
+          <w:bCs/>
+        </w:rPr>
+        <w:t xml:space="preserve">ARGUMENT</w:t>
       </w:r>
     </w:p>
     <w:p>
       <w:pPr>
-        <w:pStyle w:val="FirstParagraph"/>
+        <w:keepNext/>
+        <w:keepLines/>
+        <w:tabs>
+          <w:tab w:val="left" w:pos="720"/>
+        </w:tabs>
+        <w:spacing w:before="276" w:after="276" w:line="276" w:lineRule="exact"/>
+        <w:ind w:left="720" w:hanging="720"/>
+        <w:jc w:val="left"/>
       </w:pPr>
       <w:r>
-        <w:t xml:space="preserve">Plaintiffs’ own filings acknowledge doubts regarding the legality under Qatari law of a foreign court seeking to serve a civil summons via registered mail or its equivalent. Service of a court summons, by which act the court obtains authority over the party summoned, is an exercise of governmental power, and one state government is generally prohibited from exercising sovereign power in the territory of another without its consent. See</w:t>
-      </w:r>
-      <w:r>
-        <w:t xml:space="preserve"> </w:t>
-      </w:r>
-      <w:r>
-        <w:rPr>
-          <w:i/>
-          <w:iCs/>
-        </w:rPr>
-        <w:t xml:space="preserve">AG of Can. v. R.J. Reynolds Tobacco Holdings, Inc.</w:t>
-      </w:r>
-      <w:r>
-        <w:t xml:space="preserve">, 268 F.3d 103, 111 n.6 (2d Cir. 2001).</w:t>
+        <w:rPr>
+          <w:b/>
+          <w:bCs/>
+        </w:rPr>
+        <w:t xml:space="preserve">I.</w:t>
+      </w:r>
+      <w:r>
+        <w:rPr>
+          <w:b/>
+          <w:bCs/>
+        </w:rPr>
+        <w:tab/>
+      </w:r>
+      <w:r>
+        <w:rPr>
+          <w:b/>
+          <w:bCs/>
+        </w:rPr>
+        <w:t xml:space="preserve">PLAINTIFFS’</w:t>
+      </w:r>
+      <w:r>
+        <w:rPr>
+          <w:b/>
+          <w:bCs/>
+        </w:rPr>
+        <w:t xml:space="preserve"> </w:t>
+      </w:r>
+      <w:r>
+        <w:rPr>
+          <w:b/>
+          <w:bCs/>
+        </w:rPr>
+        <w:t xml:space="preserve">COMPLAINT</w:t>
+      </w:r>
+      <w:r>
+        <w:rPr>
+          <w:b/>
+          <w:bCs/>
+        </w:rPr>
+        <w:t xml:space="preserve"> </w:t>
+      </w:r>
+      <w:r>
+        <w:rPr>
+          <w:b/>
+          <w:bCs/>
+        </w:rPr>
+        <w:t xml:space="preserve">SHOULD</w:t>
+      </w:r>
+      <w:r>
+        <w:rPr>
+          <w:b/>
+          <w:bCs/>
+        </w:rPr>
+        <w:t xml:space="preserve"> </w:t>
+      </w:r>
+      <w:r>
+        <w:rPr>
+          <w:b/>
+          <w:bCs/>
+        </w:rPr>
+        <w:t xml:space="preserve">BE</w:t>
+      </w:r>
+      <w:r>
+        <w:rPr>
+          <w:b/>
+          <w:bCs/>
+        </w:rPr>
+        <w:t xml:space="preserve"> </w:t>
+      </w:r>
+      <w:r>
+        <w:rPr>
+          <w:b/>
+          <w:bCs/>
+        </w:rPr>
+        <w:t xml:space="preserve">DISMISSED</w:t>
+      </w:r>
+      <w:r>
+        <w:rPr>
+          <w:b/>
+          <w:bCs/>
+        </w:rPr>
+        <w:t xml:space="preserve"> </w:t>
+      </w:r>
+      <w:r>
+        <w:rPr>
+          <w:b/>
+          <w:bCs/>
+        </w:rPr>
+        <w:t xml:space="preserve">AS</w:t>
+      </w:r>
+      <w:r>
+        <w:rPr>
+          <w:b/>
+          <w:bCs/>
+        </w:rPr>
+        <w:t xml:space="preserve"> </w:t>
+      </w:r>
+      <w:r>
+        <w:rPr>
+          <w:b/>
+          <w:bCs/>
+        </w:rPr>
+        <w:t xml:space="preserve">TO</w:t>
+      </w:r>
+      <w:r>
+        <w:rPr>
+          <w:b/>
+          <w:bCs/>
+        </w:rPr>
+        <w:t xml:space="preserve"> </w:t>
+      </w:r>
+      <w:r>
+        <w:rPr>
+          <w:b/>
+          <w:bCs/>
+        </w:rPr>
+        <w:t xml:space="preserve">QNB</w:t>
+      </w:r>
+      <w:r>
+        <w:rPr>
+          <w:b/>
+          <w:bCs/>
+        </w:rPr>
+        <w:t xml:space="preserve"> </w:t>
+      </w:r>
+      <w:r>
+        <w:rPr>
+          <w:b/>
+          <w:bCs/>
+        </w:rPr>
+        <w:t xml:space="preserve">FOR</w:t>
+      </w:r>
+      <w:r>
+        <w:rPr>
+          <w:b/>
+          <w:bCs/>
+        </w:rPr>
+        <w:t xml:space="preserve"> </w:t>
+      </w:r>
+      <w:r>
+        <w:rPr>
+          <w:b/>
+          <w:bCs/>
+        </w:rPr>
+        <w:t xml:space="preserve">LACK</w:t>
+      </w:r>
+      <w:r>
+        <w:rPr>
+          <w:b/>
+          <w:bCs/>
+        </w:rPr>
+        <w:t xml:space="preserve"> </w:t>
+      </w:r>
+      <w:r>
+        <w:rPr>
+          <w:b/>
+          <w:bCs/>
+        </w:rPr>
+        <w:t xml:space="preserve">OF</w:t>
+      </w:r>
+      <w:r>
+        <w:rPr>
+          <w:b/>
+          <w:bCs/>
+        </w:rPr>
+        <w:t xml:space="preserve"> </w:t>
+      </w:r>
+      <w:r>
+        <w:rPr>
+          <w:b/>
+          <w:bCs/>
+        </w:rPr>
+        <w:t xml:space="preserve">PERSONAL</w:t>
+      </w:r>
+      <w:r>
+        <w:rPr>
+          <w:b/>
+          <w:bCs/>
+        </w:rPr>
+        <w:t xml:space="preserve"> </w:t>
+      </w:r>
+      <w:r>
+        <w:rPr>
+          <w:b/>
+          <w:bCs/>
+        </w:rPr>
+        <w:t xml:space="preserve">JURISDICTION.</w:t>
       </w:r>
     </w:p>
     <w:p>
@@ -1691,106 +4168,91 @@
         <w:pStyle w:val="BodyText"/>
       </w:pPr>
       <w:r>
-        <w:t xml:space="preserve">To make a prima facie showing of personal jurisdiction over QNB, Plaintiffs must meet three requirements:</w:t>
-      </w:r>
-      <w:r>
-        <w:t xml:space="preserve"> </w:t>
-      </w:r>
-      <w:r>
-        <w:t xml:space="preserve">“First, the plaintiff’s service of process upon the defendant must have been procedurally proper. Second, there must be a statutory basis for personal jurisdiction that renders such service of process effective . . . . Third, the exercise of personal jurisdiction must comport with constitutional due process principles.”</w:t>
-      </w:r>
-      <w:r>
-        <w:t xml:space="preserve"> </w:t>
-      </w:r>
-      <w:r>
-        <w:rPr>
-          <w:i/>
-          <w:iCs/>
-        </w:rPr>
-        <w:t xml:space="preserve">Waldman v. Palestine Liberation Org.</w:t>
-      </w:r>
-      <w:r>
-        <w:t xml:space="preserve">, 835 F.3d 317, 327 (2d Cir. 2016) (quoting</w:t>
-      </w:r>
-      <w:r>
-        <w:t xml:space="preserve"> </w:t>
-      </w:r>
-      <w:r>
-        <w:rPr>
-          <w:i/>
-          <w:iCs/>
-        </w:rPr>
-        <w:t xml:space="preserve">Licci I</w:t>
-      </w:r>
-      <w:r>
-        <w:t xml:space="preserve">, 673 F.3d at 59-60).</w:t>
-      </w:r>
-    </w:p>
-    <w:p>
-      <w:pPr>
-        <w:pStyle w:val="Heading3"/>
-      </w:pPr>
-      <w:r>
-        <w:t xml:space="preserve">B.</w:t>
-      </w:r>
-      <w:r>
-        <w:tab/>
-      </w:r>
-      <w:r>
-        <w:t xml:space="preserve">Plaintiffs Fail to Make a Prima Facie Showing that This Court Has Specific Personal Jurisdiction over QNB Pursuant to New York’s Long-Arm Statute.</w:t>
-      </w:r>
-    </w:p>
-    <w:p>
-      <w:pPr>
-        <w:pStyle w:val="Heading4"/>
-      </w:pPr>
-      <w:r>
-        <w:t xml:space="preserve">1.</w:t>
-      </w:r>
-      <w:r>
-        <w:tab/>
-      </w:r>
-      <w:r>
-        <w:t xml:space="preserve">Plaintiffs’ Jurisdictional Allegations as to QNB</w:t>
-      </w:r>
-    </w:p>
-    <w:p>
-      <w:pPr>
-        <w:pStyle w:val="FirstParagraph"/>
-      </w:pPr>
-      <w:r>
-        <w:t xml:space="preserve">Plaintiffs’ Complaint, however, as well as their pre-motion letter, is bereft of any specific allegation that QNB transferred any funds through any New York bank, much less that QNB transferred Qatar Charity funds through a New York correspondent bank in direct support of the terrorist acts alleged in the Complaint. In an effort to overcome this deficiency, Plaintiffs invoke a</w:t>
-      </w:r>
-      <w:r>
-        <w:t xml:space="preserve"> </w:t>
-      </w:r>
-      <w:r>
-        <w:t xml:space="preserve">“conspiracy theory”</w:t>
-      </w:r>
-      <w:r>
-        <w:t xml:space="preserve"> </w:t>
-      </w:r>
-      <w:r>
-        <w:t xml:space="preserve">of personal jurisdiction, whereby Plaintiffs seek to attribute to QNB the alleged transfers of Qatar Charity funds through New York by co-defendant MAR.</w:t>
-      </w:r>
-      <w:r>
-        <w:t xml:space="preserve"> </w:t>
-      </w:r>
-      <w:r>
-        <w:rPr>
-          <w:i/>
-          <w:iCs/>
-        </w:rPr>
-        <w:t xml:space="preserve">Suber v. VVP Servs., LLC</w:t>
-      </w:r>
-      <w:r>
-        <w:t xml:space="preserve">, No. 20-cv-8177 (AJN), 2021 WL 4429237, at *6 (S.D.N.Y. Sept. 27, 2021) (</w:t>
-      </w:r>
-      <w:r>
-        <w:t xml:space="preserve">“[T]he conspiracy theory of jurisdiction is not available under section 302(a)(1)”</w:t>
-      </w:r>
-      <w:r>
-        <w:t xml:space="preserve">).</w:t>
+        <w:t xml:space="preserve">The Court should dismiss Plaintiffs’ Complaint as to QNB given Plaintiffs’ failure to make even a prima facie showing of personal jurisdiction over QNB.</w:t>
+      </w:r>
+      <w:r>
+        <w:t xml:space="preserve"> </w:t>
+      </w:r>
+      <w:r>
+        <w:t xml:space="preserve">“[T]o survive a motion to dismiss for lack of personal jurisdiction, a plaintiff must make a prima facie showing that jurisdiction exists.”</w:t>
+      </w:r>
+      <w:r>
+        <w:t xml:space="preserve"> </w:t>
+      </w:r>
+      <w:hyperlink r:id="rId11">
+        <w:r>
+          <w:rPr>
+            <w:rStyle w:val="Hyperlink"/>
+            <w:i/>
+            <w:iCs/>
+          </w:rPr>
+          <w:t xml:space="preserve">SPV Osus Ltd. v. UBS AG</w:t>
+        </w:r>
+        <w:r>
+          <w:rPr>
+            <w:rStyle w:val="Hyperlink"/>
+          </w:rPr>
+          <w:t xml:space="preserve">, 882 F.3d 333, 342 (2d Cir. 2018)</w:t>
+        </w:r>
+      </w:hyperlink>
+      <w:r>
+        <w:t xml:space="preserve"> </w:t>
+      </w:r>
+      <w:r>
+        <w:t xml:space="preserve">(quoting</w:t>
+      </w:r>
+      <w:r>
+        <w:t xml:space="preserve"> </w:t>
+      </w:r>
+      <w:hyperlink r:id="rId12">
+        <w:r>
+          <w:rPr>
+            <w:rStyle w:val="Hyperlink"/>
+            <w:i/>
+            <w:iCs/>
+          </w:rPr>
+          <w:t xml:space="preserve">Penguin Grp. (USA) Inc. v. Am. Buddha</w:t>
+        </w:r>
+        <w:r>
+          <w:rPr>
+            <w:rStyle w:val="Hyperlink"/>
+          </w:rPr>
+          <w:t xml:space="preserve">, 609 F.3d 30, 34</w:t>
+        </w:r>
+        <w:r>
+          <w:noBreakHyphen/>
+        </w:r>
+        <w:r>
+          <w:rPr>
+            <w:rStyle w:val="Hyperlink"/>
+          </w:rPr>
+          <w:t xml:space="preserve">35 (2d Cir. 2010)</w:t>
+        </w:r>
+      </w:hyperlink>
+      <w:r>
+        <w:t xml:space="preserve">). Moreover, in a case such as this with multiple defendants, Plaintiffs bear the burden of establishing that personal jurisdiction exists for each defendant.</w:t>
+      </w:r>
+      <w:r>
+        <w:t xml:space="preserve"> </w:t>
+      </w:r>
+      <w:hyperlink r:id="rId13">
+        <w:r>
+          <w:rPr>
+            <w:rStyle w:val="Hyperlink"/>
+            <w:i/>
+            <w:iCs/>
+          </w:rPr>
+          <w:t xml:space="preserve">Walden v. Fiore</w:t>
+        </w:r>
+        <w:r>
+          <w:rPr>
+            <w:rStyle w:val="Hyperlink"/>
+          </w:rPr>
+          <w:t xml:space="preserve">, 571 U.S. 277, 284 (2014)</w:t>
+        </w:r>
+      </w:hyperlink>
+      <w:r>
+        <w:t xml:space="preserve">.</w:t>
       </w:r>
     </w:p>
     <w:p>
@@ -1798,44 +4260,251 @@
         <w:pStyle w:val="BodyText"/>
       </w:pPr>
       <w:r>
-        <w:t xml:space="preserve">Plaintiffs do not assert a theory of general jurisdiction over QNB, nor could they. QNB is decidedly not</w:t>
-      </w:r>
-      <w:r>
-        <w:t xml:space="preserve"> </w:t>
-      </w:r>
-      <w:r>
-        <w:t xml:space="preserve">“at home”</w:t>
-      </w:r>
-      <w:r>
-        <w:t xml:space="preserve"> </w:t>
-      </w:r>
-      <w:r>
-        <w:t xml:space="preserve">in New York; it is incorporated in Qatar and has its principal place of business in Doha, Qatar.</w:t>
-      </w:r>
-      <w:r>
-        <w:rPr>
-          <w:rStyle w:val="FootnoteReference"/>
-        </w:rPr>
-        <w:footnoteReference w:id="110"/>
-      </w:r>
-      <w:r>
-        <w:t xml:space="preserve"> </w:t>
-      </w:r>
-      <w:r>
-        <w:t xml:space="preserve">See</w:t>
-      </w:r>
-      <w:r>
-        <w:t xml:space="preserve"> </w:t>
-      </w:r>
-      <w:r>
-        <w:rPr>
-          <w:i/>
-          <w:iCs/>
-        </w:rPr>
-        <w:t xml:space="preserve">Weiss v. Nat’l Westminster Bank, PLC</w:t>
-      </w:r>
-      <w:r>
-        <w:t xml:space="preserve">, 176 F. Supp. 3d 264, 277 (E.D.N.Y. 2016).</w:t>
+        <w:t xml:space="preserve">The Second Circuit has consistently held that, in determining whether a plaintiff has met this burden, the court will not draw</w:t>
+      </w:r>
+      <w:r>
+        <w:t xml:space="preserve"> </w:t>
+      </w:r>
+      <w:r>
+        <w:t xml:space="preserve">“argumentative inferences”</w:t>
+      </w:r>
+      <w:r>
+        <w:t xml:space="preserve"> </w:t>
+      </w:r>
+      <w:r>
+        <w:t xml:space="preserve">in the plaintiff’s favor nor will it</w:t>
+      </w:r>
+      <w:r>
+        <w:t xml:space="preserve"> </w:t>
+      </w:r>
+      <w:r>
+        <w:t xml:space="preserve">“accept as true a legal conclusion couched as a factual allegation.”</w:t>
+      </w:r>
+      <w:r>
+        <w:t xml:space="preserve"> </w:t>
+      </w:r>
+      <w:hyperlink r:id="rId14">
+        <w:r>
+          <w:rPr>
+            <w:rStyle w:val="Hyperlink"/>
+            <w:i/>
+            <w:iCs/>
+          </w:rPr>
+          <w:t xml:space="preserve">Licci ex rel. Licci v. Lebanese Canadian Bank, SAL (Licci I)</w:t>
+        </w:r>
+        <w:r>
+          <w:rPr>
+            <w:rStyle w:val="Hyperlink"/>
+          </w:rPr>
+          <w:t xml:space="preserve">, 673 F.3d 50, 59 (2d Cir. 2012)</w:t>
+        </w:r>
+      </w:hyperlink>
+      <w:r>
+        <w:t xml:space="preserve"> </w:t>
+      </w:r>
+      <w:r>
+        <w:t xml:space="preserve">(internal quotation marks omitted).</w:t>
+      </w:r>
+    </w:p>
+    <w:p>
+      <w:pPr>
+        <w:keepNext/>
+        <w:keepLines/>
+        <w:tabs>
+          <w:tab w:val="left" w:pos="1440"/>
+        </w:tabs>
+        <w:spacing w:before="276" w:after="276" w:line="276" w:lineRule="exact"/>
+        <w:ind w:left="1440" w:hanging="720"/>
+        <w:jc w:val="left"/>
+      </w:pPr>
+      <w:r>
+        <w:rPr>
+          <w:b/>
+          <w:bCs/>
+        </w:rPr>
+        <w:t xml:space="preserve">A.</w:t>
+      </w:r>
+      <w:r>
+        <w:rPr>
+          <w:b/>
+          <w:bCs/>
+        </w:rPr>
+        <w:tab/>
+      </w:r>
+      <w:r>
+        <w:rPr>
+          <w:b/>
+          <w:bCs/>
+        </w:rPr>
+        <w:t xml:space="preserve">Plaintiffs</w:t>
+      </w:r>
+      <w:r>
+        <w:rPr>
+          <w:b/>
+          <w:bCs/>
+        </w:rPr>
+        <w:t xml:space="preserve"> </w:t>
+      </w:r>
+      <w:r>
+        <w:rPr>
+          <w:b/>
+          <w:bCs/>
+        </w:rPr>
+        <w:t xml:space="preserve">Fail</w:t>
+      </w:r>
+      <w:r>
+        <w:rPr>
+          <w:b/>
+          <w:bCs/>
+        </w:rPr>
+        <w:t xml:space="preserve"> </w:t>
+      </w:r>
+      <w:r>
+        <w:rPr>
+          <w:b/>
+          <w:bCs/>
+        </w:rPr>
+        <w:t xml:space="preserve">to</w:t>
+      </w:r>
+      <w:r>
+        <w:rPr>
+          <w:b/>
+          <w:bCs/>
+        </w:rPr>
+        <w:t xml:space="preserve"> </w:t>
+      </w:r>
+      <w:r>
+        <w:rPr>
+          <w:b/>
+          <w:bCs/>
+        </w:rPr>
+        <w:t xml:space="preserve">Make</w:t>
+      </w:r>
+      <w:r>
+        <w:rPr>
+          <w:b/>
+          <w:bCs/>
+        </w:rPr>
+        <w:t xml:space="preserve"> </w:t>
+      </w:r>
+      <w:r>
+        <w:rPr>
+          <w:b/>
+          <w:bCs/>
+        </w:rPr>
+        <w:t xml:space="preserve">a</w:t>
+      </w:r>
+      <w:r>
+        <w:rPr>
+          <w:b/>
+          <w:bCs/>
+        </w:rPr>
+        <w:t xml:space="preserve"> </w:t>
+      </w:r>
+      <w:r>
+        <w:rPr>
+          <w:b/>
+          <w:bCs/>
+        </w:rPr>
+        <w:t xml:space="preserve">Prima</w:t>
+      </w:r>
+      <w:r>
+        <w:rPr>
+          <w:b/>
+          <w:bCs/>
+        </w:rPr>
+        <w:t xml:space="preserve"> </w:t>
+      </w:r>
+      <w:r>
+        <w:rPr>
+          <w:b/>
+          <w:bCs/>
+        </w:rPr>
+        <w:t xml:space="preserve">Facie</w:t>
+      </w:r>
+      <w:r>
+        <w:rPr>
+          <w:b/>
+          <w:bCs/>
+        </w:rPr>
+        <w:t xml:space="preserve"> </w:t>
+      </w:r>
+      <w:r>
+        <w:rPr>
+          <w:b/>
+          <w:bCs/>
+        </w:rPr>
+        <w:t xml:space="preserve">Showing</w:t>
+      </w:r>
+      <w:r>
+        <w:rPr>
+          <w:b/>
+          <w:bCs/>
+        </w:rPr>
+        <w:t xml:space="preserve"> </w:t>
+      </w:r>
+      <w:r>
+        <w:rPr>
+          <w:b/>
+          <w:bCs/>
+        </w:rPr>
+        <w:t xml:space="preserve">of</w:t>
+      </w:r>
+      <w:r>
+        <w:rPr>
+          <w:b/>
+          <w:bCs/>
+        </w:rPr>
+        <w:t xml:space="preserve"> </w:t>
+      </w:r>
+      <w:r>
+        <w:rPr>
+          <w:b/>
+          <w:bCs/>
+        </w:rPr>
+        <w:t xml:space="preserve">Proper</w:t>
+      </w:r>
+      <w:r>
+        <w:rPr>
+          <w:b/>
+          <w:bCs/>
+        </w:rPr>
+        <w:t xml:space="preserve"> </w:t>
+      </w:r>
+      <w:r>
+        <w:rPr>
+          <w:b/>
+          <w:bCs/>
+        </w:rPr>
+        <w:t xml:space="preserve">Service</w:t>
+      </w:r>
+      <w:r>
+        <w:rPr>
+          <w:b/>
+          <w:bCs/>
+        </w:rPr>
+        <w:t xml:space="preserve"> </w:t>
+      </w:r>
+      <w:r>
+        <w:rPr>
+          <w:b/>
+          <w:bCs/>
+        </w:rPr>
+        <w:t xml:space="preserve">on</w:t>
+      </w:r>
+      <w:r>
+        <w:rPr>
+          <w:b/>
+          <w:bCs/>
+        </w:rPr>
+        <w:t xml:space="preserve"> </w:t>
+      </w:r>
+      <w:r>
+        <w:rPr>
+          <w:b/>
+          <w:bCs/>
+        </w:rPr>
+        <w:t xml:space="preserve">QNB.</w:t>
       </w:r>
     </w:p>
     <w:p>
@@ -1843,128 +4512,29 @@
         <w:pStyle w:val="BodyText"/>
       </w:pPr>
       <w:r>
-        <w:t xml:space="preserve">While not addressed in Plaintiffs’ pre-motion letter, the Complaint alleges two additional statutory bases for personal jurisdiction: (i) minimum contacts with the United States as a whole pursuant to Fed. R. Civ. P. 4(k)(2) and (ii) service of process as provided under the ATA. These are also insufficient bases to establish personal jurisdiction over QNB. The ATA provides that</w:t>
-      </w:r>
-      <w:r>
-        <w:t xml:space="preserve"> </w:t>
-      </w:r>
-      <w:r>
-        <w:t xml:space="preserve">“any civil action under section 2333 of this title against any person may be instituted in the district court of the United States for any district where any plaintiff resides or where any defendant resides or is served, or has an agent.”</w:t>
-      </w:r>
-      <w:r>
-        <w:t xml:space="preserve"> </w:t>
-      </w:r>
-      <w:r>
-        <w:t xml:space="preserve">18 U.S.C. § 2334(a). QNB does not reside or have an agent in the Eastern District of New York, and Plaintiffs do not reside nor have they served QNB in this district.</w:t>
-      </w:r>
-    </w:p>
-    <w:p>
-      <w:pPr>
-        <w:pStyle w:val="Heading4"/>
-      </w:pPr>
-      <w:r>
-        <w:t xml:space="preserve">2.</w:t>
-      </w:r>
-      <w:r>
-        <w:tab/>
-      </w:r>
-      <w:r>
-        <w:t xml:space="preserve">Plaintiffs’</w:t>
-      </w:r>
-      <w:r>
-        <w:t xml:space="preserve"> </w:t>
-      </w:r>
-      <w:r>
-        <w:t xml:space="preserve">“Conspiracy Theory”</w:t>
-      </w:r>
-      <w:r>
-        <w:t xml:space="preserve"> </w:t>
-      </w:r>
-      <w:r>
-        <w:t xml:space="preserve">of Specific Personal Jurisdiction over QNB Is Not Cognizable Under Section 302(a)(1) of New York’s Long-Arm Statute.</w:t>
-      </w:r>
-    </w:p>
-    <w:p>
-      <w:pPr>
-        <w:pStyle w:val="FirstParagraph"/>
-      </w:pPr>
-      <w:r>
-        <w:t xml:space="preserve">Plaintiffs rely solely upon C.P.L.R. 302(a)(1) to assert personal jurisdiction over QNB. To exercise personal jurisdiction under C.P.L.R. 302(a)(1), the Court must determine</w:t>
-      </w:r>
-      <w:r>
-        <w:t xml:space="preserve"> </w:t>
-      </w:r>
-      <w:r>
-        <w:t xml:space="preserve">“(1) whether the defendant</w:t>
-      </w:r>
-      <w:r>
-        <w:t xml:space="preserve"> </w:t>
-      </w:r>
-      <w:r>
-        <w:t xml:space="preserve">‘transacts any business’</w:t>
-      </w:r>
-      <w:r>
-        <w:t xml:space="preserve"> </w:t>
-      </w:r>
-      <w:r>
-        <w:t xml:space="preserve">in New York and, if so, (2) whether this cause of action</w:t>
-      </w:r>
-      <w:r>
-        <w:t xml:space="preserve"> </w:t>
-      </w:r>
-      <w:r>
-        <w:t xml:space="preserve">‘aris[es] from’</w:t>
-      </w:r>
-      <w:r>
-        <w:t xml:space="preserve"> </w:t>
-      </w:r>
-      <w:r>
-        <w:t xml:space="preserve">such a business transaction.”</w:t>
-      </w:r>
-      <w:r>
-        <w:t xml:space="preserve"> </w:t>
-      </w:r>
-      <w:r>
-        <w:rPr>
-          <w:i/>
-          <w:iCs/>
-        </w:rPr>
-        <w:t xml:space="preserve">Licci I</w:t>
-      </w:r>
-      <w:r>
-        <w:t xml:space="preserve">, 673 F.3d at 60 (quoting</w:t>
-      </w:r>
-      <w:r>
-        <w:t xml:space="preserve"> </w:t>
-      </w:r>
-      <w:r>
-        <w:rPr>
-          <w:i/>
-          <w:iCs/>
-        </w:rPr>
-        <w:t xml:space="preserve">Best Van Lines, Inc. v. Walker</w:t>
-      </w:r>
-      <w:r>
-        <w:t xml:space="preserve">, 490 F.3d 239, 246 (2d Cir. 2007)). The Second Circuit has explained that</w:t>
-      </w:r>
-      <w:r>
-        <w:t xml:space="preserve"> </w:t>
-      </w:r>
-      <w:r>
-        <w:t xml:space="preserve">“the overriding criterion necessary to establish a transaction of business is some act by which the defendant purposefully avails itself of the privilege of conducting activities within New York.”</w:t>
-      </w:r>
-      <w:r>
-        <w:t xml:space="preserve"> </w:t>
-      </w:r>
-      <w:r>
-        <w:rPr>
-          <w:i/>
-          <w:iCs/>
-        </w:rPr>
-        <w:t xml:space="preserve">Licci I</w:t>
-      </w:r>
-      <w:r>
-        <w:t xml:space="preserve">, 673 F.3d at 61 (internal quotation marks omitted).</w:t>
+        <w:t xml:space="preserve">Plaintiffs’ own filings acknowledge doubts regarding the legality under Qatari law of a foreign court seeking to serve a civil summons via registered mail or its equivalent. Service of a court summons, by which act the court obtains authority over the party summoned, is an exercise of governmental power, and one state government is generally prohibited from exercising sovereign power in the territory of another without its consent. See</w:t>
+      </w:r>
+      <w:r>
+        <w:t xml:space="preserve"> </w:t>
+      </w:r>
+      <w:hyperlink r:id="rId15">
+        <w:r>
+          <w:rPr>
+            <w:rStyle w:val="Hyperlink"/>
+            <w:i/>
+            <w:iCs/>
+          </w:rPr>
+          <w:t xml:space="preserve">AG of Can. v. R.J. Reynolds Tobacco Holdings, Inc.</w:t>
+        </w:r>
+        <w:r>
+          <w:rPr>
+            <w:rStyle w:val="Hyperlink"/>
+          </w:rPr>
+          <w:t xml:space="preserve">, 268 F.3d 103, 111 n.6 (2d Cir. 2001)</w:t>
+        </w:r>
+      </w:hyperlink>
+      <w:r>
+        <w:t xml:space="preserve">.</w:t>
       </w:r>
     </w:p>
     <w:p>
@@ -1972,75 +4542,501 @@
         <w:pStyle w:val="BodyText"/>
       </w:pPr>
       <w:r>
-        <w:t xml:space="preserve">Plaintiffs’ collective pleading against</w:t>
-      </w:r>
-      <w:r>
-        <w:t xml:space="preserve"> </w:t>
-      </w:r>
-      <w:r>
-        <w:t xml:space="preserve">“Defendants”</w:t>
-      </w:r>
-      <w:r>
-        <w:t xml:space="preserve"> </w:t>
-      </w:r>
-      <w:r>
-        <w:t xml:space="preserve">generally contributes nothing to the jurisdictional analysis. As the Second Circuit has made clear, such allegations against defendants in the aggregate are not cognizable in a jurisdictional analysis. See</w:t>
-      </w:r>
-      <w:r>
-        <w:t xml:space="preserve"> </w:t>
-      </w:r>
-      <w:r>
-        <w:rPr>
-          <w:i/>
-          <w:iCs/>
-        </w:rPr>
-        <w:t xml:space="preserve">Charles Schwab Corp. v. Bank of Am. Corp.</w:t>
-      </w:r>
-      <w:r>
-        <w:t xml:space="preserve"> </w:t>
-      </w:r>
-      <w:r>
-        <w:t xml:space="preserve">(</w:t>
-      </w:r>
-      <w:r>
-        <w:rPr>
-          <w:i/>
-          <w:iCs/>
-        </w:rPr>
-        <w:t xml:space="preserve">Schwab I</w:t>
-      </w:r>
-      <w:r>
-        <w:t xml:space="preserve">), 883 F.3d 68, 84 (2d Cir. 2018) (allegations that</w:t>
-      </w:r>
-      <w:r>
-        <w:t xml:space="preserve"> </w:t>
-      </w:r>
-      <w:r>
-        <w:t xml:space="preserve">“refer[] to only the grouped entities throughout [a] complaint”</w:t>
-      </w:r>
-      <w:r>
-        <w:t xml:space="preserve"> </w:t>
-      </w:r>
-      <w:r>
-        <w:t xml:space="preserve">are</w:t>
-      </w:r>
-      <w:r>
-        <w:t xml:space="preserve"> </w:t>
-      </w:r>
-      <w:r>
-        <w:t xml:space="preserve">“insufficiently</w:t>
-      </w:r>
-      <w:r>
-        <w:t xml:space="preserve"> </w:t>
-      </w:r>
-      <w:r>
-        <w:t xml:space="preserve">‘individualized’</w:t>
-      </w:r>
-      <w:r>
-        <w:t xml:space="preserve">”</w:t>
-      </w:r>
-      <w:r>
-        <w:t xml:space="preserve">).</w:t>
+        <w:t xml:space="preserve">To make a prima facie showing of personal jurisdiction over QNB, Plaintiffs must meet three requirements:</w:t>
+      </w:r>
+      <w:r>
+        <w:t xml:space="preserve"> </w:t>
+      </w:r>
+      <w:r>
+        <w:t xml:space="preserve">“First, the plaintiff’s service of process upon the defendant must have been procedurally proper. Second, there must be a statutory basis for personal jurisdiction that renders such service of process effective . . . . Third, the exercise of personal jurisdiction must comport with constitutional due process principles.”</w:t>
+      </w:r>
+      <w:r>
+        <w:t xml:space="preserve"> </w:t>
+      </w:r>
+      <w:hyperlink r:id="rId16">
+        <w:r>
+          <w:rPr>
+            <w:rStyle w:val="Hyperlink"/>
+            <w:i/>
+            <w:iCs/>
+          </w:rPr>
+          <w:t xml:space="preserve">Waldman v. Palestine Liberation Org.</w:t>
+        </w:r>
+        <w:r>
+          <w:rPr>
+            <w:rStyle w:val="Hyperlink"/>
+          </w:rPr>
+          <w:t xml:space="preserve">, 835 F.3d 317, 327 (2d Cir. 2016)</w:t>
+        </w:r>
+      </w:hyperlink>
+      <w:r>
+        <w:t xml:space="preserve"> </w:t>
+      </w:r>
+      <w:r>
+        <w:t xml:space="preserve">(quoting</w:t>
+      </w:r>
+      <w:r>
+        <w:t xml:space="preserve"> </w:t>
+      </w:r>
+      <w:r>
+        <w:rPr>
+          <w:i/>
+          <w:iCs/>
+        </w:rPr>
+        <w:t xml:space="preserve">Licci I</w:t>
+      </w:r>
+      <w:r>
+        <w:t xml:space="preserve">, 673 F.3d at 59</w:t>
+      </w:r>
+      <w:r>
+        <w:noBreakHyphen/>
+      </w:r>
+      <w:r>
+        <w:t xml:space="preserve">60).</w:t>
+      </w:r>
+    </w:p>
+    <w:p>
+      <w:pPr>
+        <w:keepNext/>
+        <w:keepLines/>
+        <w:tabs>
+          <w:tab w:val="left" w:pos="1440"/>
+        </w:tabs>
+        <w:spacing w:before="276" w:after="276" w:line="276" w:lineRule="exact"/>
+        <w:ind w:left="1440" w:hanging="720"/>
+        <w:jc w:val="left"/>
+      </w:pPr>
+      <w:r>
+        <w:rPr>
+          <w:b/>
+          <w:bCs/>
+        </w:rPr>
+        <w:t xml:space="preserve">B.</w:t>
+      </w:r>
+      <w:r>
+        <w:rPr>
+          <w:b/>
+          <w:bCs/>
+        </w:rPr>
+        <w:tab/>
+      </w:r>
+      <w:r>
+        <w:rPr>
+          <w:b/>
+          <w:bCs/>
+        </w:rPr>
+        <w:t xml:space="preserve">Plaintiffs</w:t>
+      </w:r>
+      <w:r>
+        <w:rPr>
+          <w:b/>
+          <w:bCs/>
+        </w:rPr>
+        <w:t xml:space="preserve"> </w:t>
+      </w:r>
+      <w:r>
+        <w:rPr>
+          <w:b/>
+          <w:bCs/>
+        </w:rPr>
+        <w:t xml:space="preserve">Fail</w:t>
+      </w:r>
+      <w:r>
+        <w:rPr>
+          <w:b/>
+          <w:bCs/>
+        </w:rPr>
+        <w:t xml:space="preserve"> </w:t>
+      </w:r>
+      <w:r>
+        <w:rPr>
+          <w:b/>
+          <w:bCs/>
+        </w:rPr>
+        <w:t xml:space="preserve">to</w:t>
+      </w:r>
+      <w:r>
+        <w:rPr>
+          <w:b/>
+          <w:bCs/>
+        </w:rPr>
+        <w:t xml:space="preserve"> </w:t>
+      </w:r>
+      <w:r>
+        <w:rPr>
+          <w:b/>
+          <w:bCs/>
+        </w:rPr>
+        <w:t xml:space="preserve">Make</w:t>
+      </w:r>
+      <w:r>
+        <w:rPr>
+          <w:b/>
+          <w:bCs/>
+        </w:rPr>
+        <w:t xml:space="preserve"> </w:t>
+      </w:r>
+      <w:r>
+        <w:rPr>
+          <w:b/>
+          <w:bCs/>
+        </w:rPr>
+        <w:t xml:space="preserve">a</w:t>
+      </w:r>
+      <w:r>
+        <w:rPr>
+          <w:b/>
+          <w:bCs/>
+        </w:rPr>
+        <w:t xml:space="preserve"> </w:t>
+      </w:r>
+      <w:r>
+        <w:rPr>
+          <w:b/>
+          <w:bCs/>
+        </w:rPr>
+        <w:t xml:space="preserve">Prima</w:t>
+      </w:r>
+      <w:r>
+        <w:rPr>
+          <w:b/>
+          <w:bCs/>
+        </w:rPr>
+        <w:t xml:space="preserve"> </w:t>
+      </w:r>
+      <w:r>
+        <w:rPr>
+          <w:b/>
+          <w:bCs/>
+        </w:rPr>
+        <w:t xml:space="preserve">Facie</w:t>
+      </w:r>
+      <w:r>
+        <w:rPr>
+          <w:b/>
+          <w:bCs/>
+        </w:rPr>
+        <w:t xml:space="preserve"> </w:t>
+      </w:r>
+      <w:r>
+        <w:rPr>
+          <w:b/>
+          <w:bCs/>
+        </w:rPr>
+        <w:t xml:space="preserve">Showing</w:t>
+      </w:r>
+      <w:r>
+        <w:rPr>
+          <w:b/>
+          <w:bCs/>
+        </w:rPr>
+        <w:t xml:space="preserve"> </w:t>
+      </w:r>
+      <w:r>
+        <w:rPr>
+          <w:b/>
+          <w:bCs/>
+        </w:rPr>
+        <w:t xml:space="preserve">that</w:t>
+      </w:r>
+      <w:r>
+        <w:rPr>
+          <w:b/>
+          <w:bCs/>
+        </w:rPr>
+        <w:t xml:space="preserve"> </w:t>
+      </w:r>
+      <w:r>
+        <w:rPr>
+          <w:b/>
+          <w:bCs/>
+        </w:rPr>
+        <w:t xml:space="preserve">This</w:t>
+      </w:r>
+      <w:r>
+        <w:rPr>
+          <w:b/>
+          <w:bCs/>
+        </w:rPr>
+        <w:t xml:space="preserve"> </w:t>
+      </w:r>
+      <w:r>
+        <w:rPr>
+          <w:b/>
+          <w:bCs/>
+        </w:rPr>
+        <w:t xml:space="preserve">Court</w:t>
+      </w:r>
+      <w:r>
+        <w:rPr>
+          <w:b/>
+          <w:bCs/>
+        </w:rPr>
+        <w:t xml:space="preserve"> </w:t>
+      </w:r>
+      <w:r>
+        <w:rPr>
+          <w:b/>
+          <w:bCs/>
+        </w:rPr>
+        <w:t xml:space="preserve">Has</w:t>
+      </w:r>
+      <w:r>
+        <w:rPr>
+          <w:b/>
+          <w:bCs/>
+        </w:rPr>
+        <w:t xml:space="preserve"> </w:t>
+      </w:r>
+      <w:r>
+        <w:rPr>
+          <w:b/>
+          <w:bCs/>
+        </w:rPr>
+        <w:t xml:space="preserve">Specific</w:t>
+      </w:r>
+      <w:r>
+        <w:rPr>
+          <w:b/>
+          <w:bCs/>
+        </w:rPr>
+        <w:t xml:space="preserve"> </w:t>
+      </w:r>
+      <w:r>
+        <w:rPr>
+          <w:b/>
+          <w:bCs/>
+        </w:rPr>
+        <w:t xml:space="preserve">Personal</w:t>
+      </w:r>
+      <w:r>
+        <w:rPr>
+          <w:b/>
+          <w:bCs/>
+        </w:rPr>
+        <w:t xml:space="preserve"> </w:t>
+      </w:r>
+      <w:r>
+        <w:rPr>
+          <w:b/>
+          <w:bCs/>
+        </w:rPr>
+        <w:t xml:space="preserve">Jurisdiction</w:t>
+      </w:r>
+      <w:r>
+        <w:rPr>
+          <w:b/>
+          <w:bCs/>
+        </w:rPr>
+        <w:t xml:space="preserve"> </w:t>
+      </w:r>
+      <w:r>
+        <w:rPr>
+          <w:b/>
+          <w:bCs/>
+        </w:rPr>
+        <w:t xml:space="preserve">over</w:t>
+      </w:r>
+      <w:r>
+        <w:rPr>
+          <w:b/>
+          <w:bCs/>
+        </w:rPr>
+        <w:t xml:space="preserve"> </w:t>
+      </w:r>
+      <w:r>
+        <w:rPr>
+          <w:b/>
+          <w:bCs/>
+        </w:rPr>
+        <w:t xml:space="preserve">QNB</w:t>
+      </w:r>
+      <w:r>
+        <w:rPr>
+          <w:b/>
+          <w:bCs/>
+        </w:rPr>
+        <w:t xml:space="preserve"> </w:t>
+      </w:r>
+      <w:r>
+        <w:rPr>
+          <w:b/>
+          <w:bCs/>
+        </w:rPr>
+        <w:t xml:space="preserve">Pursuant</w:t>
+      </w:r>
+      <w:r>
+        <w:rPr>
+          <w:b/>
+          <w:bCs/>
+        </w:rPr>
+        <w:t xml:space="preserve"> </w:t>
+      </w:r>
+      <w:r>
+        <w:rPr>
+          <w:b/>
+          <w:bCs/>
+        </w:rPr>
+        <w:t xml:space="preserve">to</w:t>
+      </w:r>
+      <w:r>
+        <w:rPr>
+          <w:b/>
+          <w:bCs/>
+        </w:rPr>
+        <w:t xml:space="preserve"> </w:t>
+      </w:r>
+      <w:r>
+        <w:rPr>
+          <w:b/>
+          <w:bCs/>
+        </w:rPr>
+        <w:t xml:space="preserve">New</w:t>
+      </w:r>
+      <w:r>
+        <w:rPr>
+          <w:b/>
+          <w:bCs/>
+        </w:rPr>
+        <w:t xml:space="preserve"> </w:t>
+      </w:r>
+      <w:r>
+        <w:rPr>
+          <w:b/>
+          <w:bCs/>
+        </w:rPr>
+        <w:t xml:space="preserve">York’s</w:t>
+      </w:r>
+      <w:r>
+        <w:rPr>
+          <w:b/>
+          <w:bCs/>
+        </w:rPr>
+        <w:t xml:space="preserve"> </w:t>
+      </w:r>
+      <w:r>
+        <w:rPr>
+          <w:b/>
+          <w:bCs/>
+        </w:rPr>
+        <w:t xml:space="preserve">Long-Arm</w:t>
+      </w:r>
+      <w:r>
+        <w:rPr>
+          <w:b/>
+          <w:bCs/>
+        </w:rPr>
+        <w:t xml:space="preserve"> </w:t>
+      </w:r>
+      <w:r>
+        <w:rPr>
+          <w:b/>
+          <w:bCs/>
+        </w:rPr>
+        <w:t xml:space="preserve">Statute.</w:t>
+      </w:r>
+    </w:p>
+    <w:p>
+      <w:pPr>
+        <w:keepNext/>
+        <w:keepLines/>
+        <w:tabs>
+          <w:tab w:val="left" w:pos="2160"/>
+        </w:tabs>
+        <w:spacing w:before="276" w:after="276" w:line="276" w:lineRule="exact"/>
+        <w:ind w:left="2160" w:hanging="720"/>
+        <w:jc w:val="left"/>
+      </w:pPr>
+      <w:r>
+        <w:rPr>
+          <w:b/>
+          <w:bCs/>
+        </w:rPr>
+        <w:t xml:space="preserve">1.</w:t>
+      </w:r>
+      <w:r>
+        <w:rPr>
+          <w:b/>
+          <w:bCs/>
+        </w:rPr>
+        <w:tab/>
+      </w:r>
+      <w:r>
+        <w:rPr>
+          <w:b/>
+          <w:bCs/>
+        </w:rPr>
+        <w:t xml:space="preserve">Plaintiffs’</w:t>
+      </w:r>
+      <w:r>
+        <w:rPr>
+          <w:b/>
+          <w:bCs/>
+        </w:rPr>
+        <w:t xml:space="preserve"> </w:t>
+      </w:r>
+      <w:r>
+        <w:rPr>
+          <w:b/>
+          <w:bCs/>
+        </w:rPr>
+        <w:t xml:space="preserve">Jurisdictional</w:t>
+      </w:r>
+      <w:r>
+        <w:rPr>
+          <w:b/>
+          <w:bCs/>
+        </w:rPr>
+        <w:t xml:space="preserve"> </w:t>
+      </w:r>
+      <w:r>
+        <w:rPr>
+          <w:b/>
+          <w:bCs/>
+        </w:rPr>
+        <w:t xml:space="preserve">Allegations</w:t>
+      </w:r>
+      <w:r>
+        <w:rPr>
+          <w:b/>
+          <w:bCs/>
+        </w:rPr>
+        <w:t xml:space="preserve"> </w:t>
+      </w:r>
+      <w:r>
+        <w:rPr>
+          <w:b/>
+          <w:bCs/>
+        </w:rPr>
+        <w:t xml:space="preserve">as</w:t>
+      </w:r>
+      <w:r>
+        <w:rPr>
+          <w:b/>
+          <w:bCs/>
+        </w:rPr>
+        <w:t xml:space="preserve"> </w:t>
+      </w:r>
+      <w:r>
+        <w:rPr>
+          <w:b/>
+          <w:bCs/>
+        </w:rPr>
+        <w:t xml:space="preserve">to</w:t>
+      </w:r>
+      <w:r>
+        <w:rPr>
+          <w:b/>
+          <w:bCs/>
+        </w:rPr>
+        <w:t xml:space="preserve"> </w:t>
+      </w:r>
+      <w:r>
+        <w:rPr>
+          <w:b/>
+          <w:bCs/>
+        </w:rPr>
+        <w:t xml:space="preserve">QNB</w:t>
       </w:r>
     </w:p>
     <w:p>
@@ -2048,144 +5044,59 @@
         <w:pStyle w:val="BodyText"/>
       </w:pPr>
       <w:r>
-        <w:t xml:space="preserve">Here, the Complaint is devoid of a single allegation that QNB itself had any contact with New York, much less transacted business in New York that gave rise to Plaintiffs’ injuries. As the Supreme Court has instructed, a district court must look to the</w:t>
-      </w:r>
-      <w:r>
-        <w:t xml:space="preserve"> </w:t>
-      </w:r>
-      <w:r>
-        <w:t xml:space="preserve">“contacts that the defendant himself creates with the forum.”</w:t>
-      </w:r>
-      <w:r>
-        <w:t xml:space="preserve"> </w:t>
-      </w:r>
-      <w:r>
-        <w:rPr>
-          <w:i/>
-          <w:iCs/>
-        </w:rPr>
-        <w:t xml:space="preserve">Walden</w:t>
-      </w:r>
-      <w:r>
-        <w:t xml:space="preserve">, 571 U.S. at 284 (internal quotation marks omitted). The Complaint does not allege that QNB ever effectuated or directed even one fund transfer through New York, let alone that QNB used a correspondent bank account in New York to effect a fund transfer on behalf of Qatar Charity.</w:t>
-      </w:r>
-    </w:p>
-    <w:p>
-      <w:pPr>
-        <w:pStyle w:val="Heading3"/>
-      </w:pPr>
-      <w:r>
-        <w:t xml:space="preserve">C.</w:t>
-      </w:r>
-      <w:r>
-        <w:tab/>
-      </w:r>
-      <w:r>
-        <w:t xml:space="preserve">Plaintiffs’</w:t>
-      </w:r>
-      <w:r>
-        <w:t xml:space="preserve"> </w:t>
-      </w:r>
-      <w:r>
-        <w:t xml:space="preserve">“Conspiracy Theory”</w:t>
-      </w:r>
-      <w:r>
-        <w:t xml:space="preserve"> </w:t>
-      </w:r>
-      <w:r>
-        <w:t xml:space="preserve">of Personal Jurisdiction Is Not Consistent with the Requirements of Due Process.</w:t>
-      </w:r>
-    </w:p>
-    <w:p>
-      <w:pPr>
-        <w:pStyle w:val="FirstParagraph"/>
-      </w:pPr>
-      <w:r>
-        <w:t xml:space="preserve">Even if Plaintiffs could satisfy the statutory requirements, the exercise of jurisdiction over QNB would offend due process. The Complaint contains no allegation that QNB exercised any control over any other defendant or directed them to transfer funds through New York. Plaintiffs’ allegation that QNB and MAR were</w:t>
-      </w:r>
-      <w:r>
-        <w:t xml:space="preserve"> </w:t>
-      </w:r>
-      <w:r>
-        <w:t xml:space="preserve">“connected”</w:t>
-      </w:r>
-      <w:r>
-        <w:t xml:space="preserve"> </w:t>
-      </w:r>
-      <w:r>
-        <w:t xml:space="preserve">through a common association with Qatar Charity and the Qatar government would not establish control by QNB of MAR’s alleged contacts with New York, even if it were true.</w:t>
-      </w:r>
-    </w:p>
-    <w:p>
-      <w:pPr>
-        <w:pStyle w:val="Heading2"/>
-      </w:pPr>
-      <w:r>
-        <w:t xml:space="preserve">II.</w:t>
-      </w:r>
-      <w:r>
-        <w:tab/>
-      </w:r>
-      <w:r>
-        <w:t xml:space="preserve">PLAINTIFFS FAIL TO STATE A CLAIM THAT QNB IS SECONDARILY LIABLE UNDER 18 U.S.C. § 2333(D) FOR AIDING AND ABETTING.</w:t>
-      </w:r>
-    </w:p>
-    <w:p>
-      <w:pPr>
-        <w:pStyle w:val="FirstParagraph"/>
-      </w:pPr>
-      <w:r>
-        <w:t xml:space="preserve">The Complaint’s reliance on unsourced allegations does not satisfy the general-awareness requirement for aiding and abetting liability. Plaintiffs do not plausibly allege that QNB was</w:t>
-      </w:r>
-      <w:r>
-        <w:t xml:space="preserve"> </w:t>
-      </w:r>
-      <w:r>
-        <w:t xml:space="preserve">“generally aware while it was providing banking services to [Qatar Charity and the individual accountholders] that it was playing a role in unlawful activities from which [the various] attacks were foreseeable.”</w:t>
-      </w:r>
-      <w:r>
-        <w:t xml:space="preserve"> </w:t>
-      </w:r>
-      <w:r>
-        <w:rPr>
-          <w:i/>
-          <w:iCs/>
-        </w:rPr>
-        <w:t xml:space="preserve">Honickman v. BLOM Bank SAL</w:t>
-      </w:r>
-      <w:r>
-        <w:t xml:space="preserve">, 6 F.4th 487, 499 (2d Cir. 2021) (quoting</w:t>
-      </w:r>
-      <w:r>
-        <w:t xml:space="preserve"> </w:t>
-      </w:r>
-      <w:r>
-        <w:rPr>
-          <w:i/>
-          <w:iCs/>
-        </w:rPr>
-        <w:t xml:space="preserve">Kaplan v. Lebanese Canadian Bank, SAL</w:t>
-      </w:r>
-      <w:r>
-        <w:t xml:space="preserve">, 999 F.3d 842, 860-61 (2d Cir. 2021)). An unsupported allegation concerning confidential government documents unavailable to QNB hardly gives rise to an inference that QNB was</w:t>
-      </w:r>
-      <w:r>
-        <w:t xml:space="preserve"> </w:t>
-      </w:r>
-      <w:r>
-        <w:t xml:space="preserve">“generally aware”</w:t>
-      </w:r>
-      <w:r>
-        <w:t xml:space="preserve"> </w:t>
-      </w:r>
-      <w:r>
-        <w:t xml:space="preserve">of its customer’s alleged ties to terrorism.</w:t>
-      </w:r>
-      <w:r>
-        <w:rPr>
-          <w:rStyle w:val="FootnoteReference"/>
-        </w:rPr>
-        <w:footnoteReference w:id="111"/>
+        <w:t xml:space="preserve">Plaintiffs’ Complaint, however, as well as their pre-motion letter, is bereft of any specific allegation that QNB transferred any funds through any New York bank, much less that QNB transferred Qatar Charity funds through a New York correspondent bank in direct support of the terrorist acts alleged in the Complaint. In an effort to overcome this deficiency, Plaintiffs invoke a</w:t>
+      </w:r>
+      <w:r>
+        <w:t xml:space="preserve"> </w:t>
+      </w:r>
+      <w:r>
+        <w:t xml:space="preserve">“conspiracy theory”</w:t>
+      </w:r>
+      <w:r>
+        <w:t xml:space="preserve"> </w:t>
+      </w:r>
+      <w:r>
+        <w:t xml:space="preserve">of personal jurisdiction, whereby Plaintiffs seek to attribute to QNB the alleged transfers of Qatar Charity funds through New York by co-defendant MAR.</w:t>
+      </w:r>
+      <w:r>
+        <w:t xml:space="preserve"> </w:t>
+      </w:r>
+      <w:hyperlink r:id="rId17">
+        <w:r>
+          <w:rPr>
+            <w:rStyle w:val="Hyperlink"/>
+            <w:i/>
+            <w:iCs/>
+          </w:rPr>
+          <w:t xml:space="preserve">Suber v. VVP Servs., LLC</w:t>
+        </w:r>
+        <w:r>
+          <w:rPr>
+            <w:rStyle w:val="Hyperlink"/>
+          </w:rPr>
+          <w:t xml:space="preserve">, No. 20-cv</w:t>
+        </w:r>
+        <w:r>
+          <w:noBreakHyphen/>
+        </w:r>
+        <w:r>
+          <w:rPr>
+            <w:rStyle w:val="Hyperlink"/>
+          </w:rPr>
+          <w:t xml:space="preserve">8177 (AJN), 2021 WL 4429237, at *6 (S.D.N.Y. Sept. 27, 2021)</w:t>
+        </w:r>
+      </w:hyperlink>
+      <w:r>
+        <w:t xml:space="preserve"> </w:t>
+      </w:r>
+      <w:r>
+        <w:t xml:space="preserve">(</w:t>
+      </w:r>
+      <w:r>
+        <w:t xml:space="preserve">“[T]he conspiracy theory of jurisdiction is not available under section 302(a)⁠(1)”</w:t>
+      </w:r>
+      <w:r>
+        <w:t xml:space="preserve">).</w:t>
       </w:r>
     </w:p>
     <w:p>
@@ -2193,65 +5104,1386 @@
         <w:pStyle w:val="BodyText"/>
       </w:pPr>
       <w:r>
-        <w:t xml:space="preserve">Nor does the Complaint plausibly allege that the terrorist incidents at issue were a foreseeable result of QNB’s</w:t>
-      </w:r>
-      <w:r>
-        <w:t xml:space="preserve"> </w:t>
-      </w:r>
-      <w:r>
-        <w:t xml:space="preserve">“maintaining”</w:t>
-      </w:r>
-      <w:r>
-        <w:t xml:space="preserve"> </w:t>
-      </w:r>
-      <w:r>
-        <w:t xml:space="preserve">bank accounts for Qatar Charity, as JASTA would require. The six factors relevant to whether a defendant knowingly and substantially assisted the principal violation all favor QNB. See</w:t>
-      </w:r>
-      <w:r>
-        <w:t xml:space="preserve"> </w:t>
-      </w:r>
-      <w:r>
-        <w:rPr>
-          <w:i/>
-          <w:iCs/>
-        </w:rPr>
-        <w:t xml:space="preserve">Honickman</w:t>
-      </w:r>
-      <w:r>
-        <w:t xml:space="preserve">, 6 F.4th at 499.</w:t>
+        <w:t xml:space="preserve">Plaintiffs do not assert a theory of general jurisdiction over QNB, nor could they. QNB is decidedly not</w:t>
+      </w:r>
+      <w:r>
+        <w:t xml:space="preserve"> </w:t>
+      </w:r>
+      <w:r>
+        <w:t xml:space="preserve">“at home”</w:t>
+      </w:r>
+      <w:r>
+        <w:t xml:space="preserve"> </w:t>
+      </w:r>
+      <w:r>
+        <w:t xml:space="preserve">in New York; it is incorporated in Qatar and has its principal place of business in Doha, Qatar.</w:t>
+      </w:r>
+      <w:r>
+        <w:rPr>
+          <w:rStyle w:val="FootnoteReference"/>
+        </w:rPr>
+        <w:footnoteReference w:id="18"/>
+      </w:r>
+      <w:r>
+        <w:t xml:space="preserve"> </w:t>
+      </w:r>
+      <w:r>
+        <w:t xml:space="preserve">See</w:t>
+      </w:r>
+      <w:r>
+        <w:t xml:space="preserve"> </w:t>
+      </w:r>
+      <w:hyperlink r:id="rId20">
+        <w:r>
+          <w:rPr>
+            <w:rStyle w:val="Hyperlink"/>
+            <w:i/>
+            <w:iCs/>
+          </w:rPr>
+          <w:t xml:space="preserve">Weiss v. Nat’l Westminster Bank, PLC</w:t>
+        </w:r>
+        <w:r>
+          <w:rPr>
+            <w:rStyle w:val="Hyperlink"/>
+          </w:rPr>
+          <w:t xml:space="preserve">, 176 F. Supp. 3d 264, 277 (E.D.N.Y. 2016)</w:t>
+        </w:r>
+      </w:hyperlink>
+      <w:r>
+        <w:t xml:space="preserve">.</w:t>
       </w:r>
     </w:p>
     <w:p>
       <w:pPr>
-        <w:pStyle w:val="Heading1"/>
+        <w:pStyle w:val="BodyText"/>
       </w:pPr>
       <w:r>
-        <w:t xml:space="preserve">CONCLUSION</w:t>
+        <w:t xml:space="preserve">While not addressed in Plaintiffs’ pre-motion letter, the Complaint alleges two additional statutory bases for personal jurisdiction: (i) minimum contacts with the United States as a whole pursuant to</w:t>
+      </w:r>
+      <w:r>
+        <w:t xml:space="preserve"> </w:t>
+      </w:r>
+      <w:hyperlink r:id="rId21">
+        <w:r>
+          <w:rPr>
+            <w:rStyle w:val="Hyperlink"/>
+          </w:rPr>
+          <w:t xml:space="preserve">Fed. R. Civ. P. 4(k)⁠(2)</w:t>
+        </w:r>
+      </w:hyperlink>
+      <w:r>
+        <w:t xml:space="preserve"> </w:t>
+      </w:r>
+      <w:r>
+        <w:t xml:space="preserve">and (ii) service of process as provided under the ATA. These are also insufficient bases to establish personal jurisdiction over QNB. The ATA provides that</w:t>
+      </w:r>
+      <w:r>
+        <w:t xml:space="preserve"> </w:t>
+      </w:r>
+      <w:r>
+        <w:t xml:space="preserve">“any civil action under section 2333 of this title against any person may be instituted in the district court of the United States for any district where any plaintiff resides or where any defendant resides or is served, or has an agent.”</w:t>
+      </w:r>
+      <w:r>
+        <w:t xml:space="preserve"> </w:t>
+      </w:r>
+      <w:hyperlink r:id="rId22">
+        <w:r>
+          <w:rPr>
+            <w:rStyle w:val="Hyperlink"/>
+          </w:rPr>
+          <w:t xml:space="preserve">18 U.S.C. § 2334(a)</w:t>
+        </w:r>
+      </w:hyperlink>
+      <w:r>
+        <w:t xml:space="preserve">. QNB does not reside or have an agent in the Eastern District of New York, and Plaintiffs do not reside nor have they served QNB in this district.</w:t>
       </w:r>
     </w:p>
     <w:p>
       <w:pPr>
-        <w:pStyle w:val="FirstParagraph"/>
+        <w:keepNext/>
+        <w:keepLines/>
+        <w:tabs>
+          <w:tab w:val="left" w:pos="2160"/>
+        </w:tabs>
+        <w:spacing w:before="276" w:after="276" w:line="276" w:lineRule="exact"/>
+        <w:ind w:left="2160" w:hanging="720"/>
+        <w:jc w:val="left"/>
       </w:pPr>
       <w:r>
-        <w:t xml:space="preserve">For the foregoing reasons, Qatar National Bank respectfully submits that the Court should grant in full its Motion to Dismiss Plaintiffs’ Complaint with prejudice.</w:t>
+        <w:rPr>
+          <w:b/>
+          <w:bCs/>
+        </w:rPr>
+        <w:t xml:space="preserve">2.</w:t>
+      </w:r>
+      <w:r>
+        <w:rPr>
+          <w:b/>
+          <w:bCs/>
+        </w:rPr>
+        <w:tab/>
+      </w:r>
+      <w:r>
+        <w:rPr>
+          <w:b/>
+          <w:bCs/>
+        </w:rPr>
+        <w:t xml:space="preserve">Plaintiffs’</w:t>
+      </w:r>
+      <w:r>
+        <w:rPr>
+          <w:b/>
+          <w:bCs/>
+        </w:rPr>
+        <w:t xml:space="preserve"> </w:t>
+      </w:r>
+      <w:r>
+        <w:rPr>
+          <w:b/>
+          <w:bCs/>
+        </w:rPr>
+        <w:t xml:space="preserve">“</w:t>
+      </w:r>
+      <w:r>
+        <w:rPr>
+          <w:b/>
+          <w:bCs/>
+        </w:rPr>
+        <w:t xml:space="preserve">Conspiracy</w:t>
+      </w:r>
+      <w:r>
+        <w:rPr>
+          <w:b/>
+          <w:bCs/>
+        </w:rPr>
+        <w:t xml:space="preserve"> </w:t>
+      </w:r>
+      <w:r>
+        <w:rPr>
+          <w:b/>
+          <w:bCs/>
+        </w:rPr>
+        <w:t xml:space="preserve">Theory</w:t>
+      </w:r>
+      <w:r>
+        <w:rPr>
+          <w:b/>
+          <w:bCs/>
+        </w:rPr>
+        <w:t xml:space="preserve">”</w:t>
+      </w:r>
+      <w:r>
+        <w:rPr>
+          <w:b/>
+          <w:bCs/>
+        </w:rPr>
+        <w:t xml:space="preserve"> </w:t>
+      </w:r>
+      <w:r>
+        <w:rPr>
+          <w:b/>
+          <w:bCs/>
+        </w:rPr>
+        <w:t xml:space="preserve">of</w:t>
+      </w:r>
+      <w:r>
+        <w:rPr>
+          <w:b/>
+          <w:bCs/>
+        </w:rPr>
+        <w:t xml:space="preserve"> </w:t>
+      </w:r>
+      <w:r>
+        <w:rPr>
+          <w:b/>
+          <w:bCs/>
+        </w:rPr>
+        <w:t xml:space="preserve">Specific</w:t>
+      </w:r>
+      <w:r>
+        <w:rPr>
+          <w:b/>
+          <w:bCs/>
+        </w:rPr>
+        <w:t xml:space="preserve"> </w:t>
+      </w:r>
+      <w:r>
+        <w:rPr>
+          <w:b/>
+          <w:bCs/>
+        </w:rPr>
+        <w:t xml:space="preserve">Personal</w:t>
+      </w:r>
+      <w:r>
+        <w:rPr>
+          <w:b/>
+          <w:bCs/>
+        </w:rPr>
+        <w:t xml:space="preserve"> </w:t>
+      </w:r>
+      <w:r>
+        <w:rPr>
+          <w:b/>
+          <w:bCs/>
+        </w:rPr>
+        <w:t xml:space="preserve">Jurisdiction</w:t>
+      </w:r>
+      <w:r>
+        <w:rPr>
+          <w:b/>
+          <w:bCs/>
+        </w:rPr>
+        <w:t xml:space="preserve"> </w:t>
+      </w:r>
+      <w:r>
+        <w:rPr>
+          <w:b/>
+          <w:bCs/>
+        </w:rPr>
+        <w:t xml:space="preserve">over</w:t>
+      </w:r>
+      <w:r>
+        <w:rPr>
+          <w:b/>
+          <w:bCs/>
+        </w:rPr>
+        <w:t xml:space="preserve"> </w:t>
+      </w:r>
+      <w:r>
+        <w:rPr>
+          <w:b/>
+          <w:bCs/>
+        </w:rPr>
+        <w:t xml:space="preserve">QNB</w:t>
+      </w:r>
+      <w:r>
+        <w:rPr>
+          <w:b/>
+          <w:bCs/>
+        </w:rPr>
+        <w:t xml:space="preserve"> </w:t>
+      </w:r>
+      <w:r>
+        <w:rPr>
+          <w:b/>
+          <w:bCs/>
+        </w:rPr>
+        <w:t xml:space="preserve">Is</w:t>
+      </w:r>
+      <w:r>
+        <w:rPr>
+          <w:b/>
+          <w:bCs/>
+        </w:rPr>
+        <w:t xml:space="preserve"> </w:t>
+      </w:r>
+      <w:r>
+        <w:rPr>
+          <w:b/>
+          <w:bCs/>
+        </w:rPr>
+        <w:t xml:space="preserve">Not</w:t>
+      </w:r>
+      <w:r>
+        <w:rPr>
+          <w:b/>
+          <w:bCs/>
+        </w:rPr>
+        <w:t xml:space="preserve"> </w:t>
+      </w:r>
+      <w:r>
+        <w:rPr>
+          <w:b/>
+          <w:bCs/>
+        </w:rPr>
+        <w:t xml:space="preserve">Cognizable</w:t>
+      </w:r>
+      <w:r>
+        <w:rPr>
+          <w:b/>
+          <w:bCs/>
+        </w:rPr>
+        <w:t xml:space="preserve"> </w:t>
+      </w:r>
+      <w:r>
+        <w:rPr>
+          <w:b/>
+          <w:bCs/>
+        </w:rPr>
+        <w:t xml:space="preserve">Under</w:t>
+      </w:r>
+      <w:r>
+        <w:rPr>
+          <w:b/>
+          <w:bCs/>
+        </w:rPr>
+        <w:t xml:space="preserve"> </w:t>
+      </w:r>
+      <w:r>
+        <w:rPr>
+          <w:b/>
+          <w:bCs/>
+        </w:rPr>
+        <w:t xml:space="preserve">Section</w:t>
+      </w:r>
+      <w:r>
+        <w:rPr>
+          <w:b/>
+          <w:bCs/>
+        </w:rPr>
+        <w:t xml:space="preserve"> </w:t>
+      </w:r>
+      <w:r>
+        <w:rPr>
+          <w:b/>
+          <w:bCs/>
+        </w:rPr>
+        <w:t xml:space="preserve">302(a)⁠(1)</w:t>
+      </w:r>
+      <w:r>
+        <w:rPr>
+          <w:b/>
+          <w:bCs/>
+        </w:rPr>
+        <w:t xml:space="preserve"> </w:t>
+      </w:r>
+      <w:r>
+        <w:rPr>
+          <w:b/>
+          <w:bCs/>
+        </w:rPr>
+        <w:t xml:space="preserve">of</w:t>
+      </w:r>
+      <w:r>
+        <w:rPr>
+          <w:b/>
+          <w:bCs/>
+        </w:rPr>
+        <w:t xml:space="preserve"> </w:t>
+      </w:r>
+      <w:r>
+        <w:rPr>
+          <w:b/>
+          <w:bCs/>
+        </w:rPr>
+        <w:t xml:space="preserve">New</w:t>
+      </w:r>
+      <w:r>
+        <w:rPr>
+          <w:b/>
+          <w:bCs/>
+        </w:rPr>
+        <w:t xml:space="preserve"> </w:t>
+      </w:r>
+      <w:r>
+        <w:rPr>
+          <w:b/>
+          <w:bCs/>
+        </w:rPr>
+        <w:t xml:space="preserve">York’s</w:t>
+      </w:r>
+      <w:r>
+        <w:rPr>
+          <w:b/>
+          <w:bCs/>
+        </w:rPr>
+        <w:t xml:space="preserve"> </w:t>
+      </w:r>
+      <w:r>
+        <w:rPr>
+          <w:b/>
+          <w:bCs/>
+        </w:rPr>
+        <w:t xml:space="preserve">Long-Arm</w:t>
+      </w:r>
+      <w:r>
+        <w:rPr>
+          <w:b/>
+          <w:bCs/>
+        </w:rPr>
+        <w:t xml:space="preserve"> </w:t>
+      </w:r>
+      <w:r>
+        <w:rPr>
+          <w:b/>
+          <w:bCs/>
+        </w:rPr>
+        <w:t xml:space="preserve">Statute.</w:t>
       </w:r>
     </w:p>
     <w:p>
       <w:pPr>
-        <w:pStyle w:val="Single"/>
-        <w:spacing w:before="0" w:after="0" w:line="480" w:lineRule="exact"/>
+        <w:pStyle w:val="BodyText"/>
       </w:pPr>
+      <w:r>
+        <w:t xml:space="preserve">Plaintiffs rely solely upon</w:t>
+      </w:r>
+      <w:r>
+        <w:t xml:space="preserve"> </w:t>
+      </w:r>
+      <w:hyperlink r:id="rId23">
+        <w:r>
+          <w:rPr>
+            <w:rStyle w:val="Hyperlink"/>
+          </w:rPr>
+          <w:t xml:space="preserve">C.P.L.R. 302(a)⁠(1)</w:t>
+        </w:r>
+      </w:hyperlink>
+      <w:r>
+        <w:t xml:space="preserve"> </w:t>
+      </w:r>
+      <w:r>
+        <w:t xml:space="preserve">to assert personal jurisdiction over QNB. To exercise personal jurisdiction under C.P.L.R. 302(a)⁠(1), the Court must determine</w:t>
+      </w:r>
+      <w:r>
+        <w:t xml:space="preserve"> </w:t>
+      </w:r>
+      <w:r>
+        <w:t xml:space="preserve">“(1) whether the defendant</w:t>
+      </w:r>
+      <w:r>
+        <w:t xml:space="preserve"> </w:t>
+      </w:r>
+      <w:r>
+        <w:t xml:space="preserve">‘transacts any business’</w:t>
+      </w:r>
+      <w:r>
+        <w:t xml:space="preserve"> </w:t>
+      </w:r>
+      <w:r>
+        <w:t xml:space="preserve">in New York and, if so, (2) whether this cause of action</w:t>
+      </w:r>
+      <w:r>
+        <w:t xml:space="preserve"> </w:t>
+      </w:r>
+      <w:r>
+        <w:t xml:space="preserve">‘aris[es] from’</w:t>
+      </w:r>
+      <w:r>
+        <w:t xml:space="preserve"> </w:t>
+      </w:r>
+      <w:r>
+        <w:t xml:space="preserve">such a business transaction.”</w:t>
+      </w:r>
+      <w:r>
+        <w:t xml:space="preserve"> </w:t>
+      </w:r>
+      <w:hyperlink r:id="rId14">
+        <w:r>
+          <w:rPr>
+            <w:rStyle w:val="Hyperlink"/>
+            <w:i/>
+            <w:iCs/>
+          </w:rPr>
+          <w:t xml:space="preserve">Licci I</w:t>
+        </w:r>
+        <w:r>
+          <w:rPr>
+            <w:rStyle w:val="Hyperlink"/>
+          </w:rPr>
+          <w:t xml:space="preserve">, 673 F.3d at 60</w:t>
+        </w:r>
+      </w:hyperlink>
+      <w:r>
+        <w:t xml:space="preserve"> </w:t>
+      </w:r>
+      <w:r>
+        <w:t xml:space="preserve">(quoting</w:t>
+      </w:r>
+      <w:r>
+        <w:t xml:space="preserve"> </w:t>
+      </w:r>
+      <w:r>
+        <w:rPr>
+          <w:i/>
+          <w:iCs/>
+        </w:rPr>
+        <w:t xml:space="preserve">Best Van Lines, Inc. v. Walker</w:t>
+      </w:r>
+      <w:r>
+        <w:t xml:space="preserve">, 490 F.3d 239, 246 (2d Cir. 2007)). The Second Circuit has explained that</w:t>
+      </w:r>
+      <w:r>
+        <w:t xml:space="preserve"> </w:t>
+      </w:r>
+      <w:r>
+        <w:t xml:space="preserve">“the overriding criterion necessary to establish a transaction of business is some act by which the defendant purposefully avails itself of the privilege of conducting activities within New York.”</w:t>
+      </w:r>
+      <w:r>
+        <w:t xml:space="preserve"> </w:t>
+      </w:r>
+      <w:r>
+        <w:rPr>
+          <w:i/>
+          <w:iCs/>
+        </w:rPr>
+        <w:t xml:space="preserve">Licci I</w:t>
+      </w:r>
+      <w:r>
+        <w:t xml:space="preserve">, 673 F.3d at 61 (internal quotation marks omitted).</w:t>
+      </w:r>
+    </w:p>
+    <w:p>
+      <w:pPr>
+        <w:pStyle w:val="BodyText"/>
+      </w:pPr>
+      <w:r>
+        <w:t xml:space="preserve">Plaintiffs’ collective pleading against</w:t>
+      </w:r>
+      <w:r>
+        <w:t xml:space="preserve"> </w:t>
+      </w:r>
+      <w:r>
+        <w:t xml:space="preserve">“Defendants”</w:t>
+      </w:r>
+      <w:r>
+        <w:t xml:space="preserve"> </w:t>
+      </w:r>
+      <w:r>
+        <w:t xml:space="preserve">generally contributes nothing to the jurisdictional analysis. As the Second Circuit has made clear, such allegations against defendants in the aggregate are not cognizable in a jurisdictional analysis. See</w:t>
+      </w:r>
+      <w:r>
+        <w:t xml:space="preserve"> </w:t>
+      </w:r>
+      <w:hyperlink r:id="rId24">
+        <w:r>
+          <w:rPr>
+            <w:rStyle w:val="Hyperlink"/>
+            <w:i/>
+            <w:iCs/>
+          </w:rPr>
+          <w:t xml:space="preserve">Charles Schwab Corp. v. Bank of Am. Corp.</w:t>
+        </w:r>
+        <w:r>
+          <w:rPr>
+            <w:rStyle w:val="Hyperlink"/>
+          </w:rPr>
+          <w:t xml:space="preserve"> </w:t>
+        </w:r>
+        <w:r>
+          <w:rPr>
+            <w:rStyle w:val="Hyperlink"/>
+          </w:rPr>
+          <w:t xml:space="preserve">(</w:t>
+        </w:r>
+        <w:r>
+          <w:rPr>
+            <w:rStyle w:val="Hyperlink"/>
+            <w:i/>
+            <w:iCs/>
+          </w:rPr>
+          <w:t xml:space="preserve">Schwab I</w:t>
+        </w:r>
+        <w:r>
+          <w:rPr>
+            <w:rStyle w:val="Hyperlink"/>
+          </w:rPr>
+          <w:t xml:space="preserve">), 883 F.3d 68, 84 (2d Cir. 2018)</w:t>
+        </w:r>
+      </w:hyperlink>
+      <w:r>
+        <w:t xml:space="preserve"> </w:t>
+      </w:r>
+      <w:r>
+        <w:t xml:space="preserve">(allegations that</w:t>
+      </w:r>
+      <w:r>
+        <w:t xml:space="preserve"> </w:t>
+      </w:r>
+      <w:r>
+        <w:t xml:space="preserve">“refer[] to only the grouped entities throughout [a] complaint”</w:t>
+      </w:r>
+      <w:r>
+        <w:t xml:space="preserve"> </w:t>
+      </w:r>
+      <w:r>
+        <w:t xml:space="preserve">are</w:t>
+      </w:r>
+      <w:r>
+        <w:t xml:space="preserve"> </w:t>
+      </w:r>
+      <w:r>
+        <w:t xml:space="preserve">“insufficiently</w:t>
+      </w:r>
+      <w:r>
+        <w:t xml:space="preserve"> </w:t>
+      </w:r>
+      <w:r>
+        <w:t xml:space="preserve">‘individualized’</w:t>
+      </w:r>
+      <w:r>
+        <w:t xml:space="preserve">”</w:t>
+      </w:r>
+      <w:r>
+        <w:t xml:space="preserve">).</w:t>
+      </w:r>
+    </w:p>
+    <w:p>
+      <w:pPr>
+        <w:pStyle w:val="BodyText"/>
+      </w:pPr>
+      <w:r>
+        <w:t xml:space="preserve">Here, the Complaint is devoid of a single allegation that QNB itself had any contact with New York, much less transacted business in New York that gave rise to Plaintiffs’ injuries. As the Supreme Court has instructed, a district court must look to the</w:t>
+      </w:r>
+      <w:r>
+        <w:t xml:space="preserve"> </w:t>
+      </w:r>
+      <w:r>
+        <w:t xml:space="preserve">“contacts that the defendant himself creates with the forum.”</w:t>
+      </w:r>
+      <w:r>
+        <w:t xml:space="preserve"> </w:t>
+      </w:r>
+      <w:hyperlink r:id="rId13">
+        <w:r>
+          <w:rPr>
+            <w:rStyle w:val="Hyperlink"/>
+            <w:i/>
+            <w:iCs/>
+          </w:rPr>
+          <w:t xml:space="preserve">Walden</w:t>
+        </w:r>
+        <w:r>
+          <w:rPr>
+            <w:rStyle w:val="Hyperlink"/>
+          </w:rPr>
+          <w:t xml:space="preserve">, 571 U.S. at 284</w:t>
+        </w:r>
+      </w:hyperlink>
+      <w:r>
+        <w:t xml:space="preserve"> </w:t>
+      </w:r>
+      <w:r>
+        <w:t xml:space="preserve">(internal quotation marks omitted). The Complaint does not allege that QNB ever effectuated or directed even one fund transfer through New York, let alone that QNB used a correspondent bank account in New York to effect a fund transfer on behalf of Qatar Charity.</w:t>
+      </w:r>
+    </w:p>
+    <w:p>
+      <w:pPr>
+        <w:keepNext/>
+        <w:keepLines/>
+        <w:tabs>
+          <w:tab w:val="left" w:pos="1440"/>
+        </w:tabs>
+        <w:spacing w:before="276" w:after="276" w:line="276" w:lineRule="exact"/>
+        <w:ind w:left="1440" w:hanging="720"/>
+        <w:jc w:val="left"/>
+      </w:pPr>
+      <w:r>
+        <w:rPr>
+          <w:b/>
+          <w:bCs/>
+        </w:rPr>
+        <w:t xml:space="preserve">C.</w:t>
+      </w:r>
+      <w:r>
+        <w:rPr>
+          <w:b/>
+          <w:bCs/>
+        </w:rPr>
+        <w:tab/>
+      </w:r>
+      <w:r>
+        <w:rPr>
+          <w:b/>
+          <w:bCs/>
+        </w:rPr>
+        <w:t xml:space="preserve">Plaintiffs’</w:t>
+      </w:r>
+      <w:r>
+        <w:rPr>
+          <w:b/>
+          <w:bCs/>
+        </w:rPr>
+        <w:t xml:space="preserve"> </w:t>
+      </w:r>
+      <w:r>
+        <w:rPr>
+          <w:b/>
+          <w:bCs/>
+        </w:rPr>
+        <w:t xml:space="preserve">“</w:t>
+      </w:r>
+      <w:r>
+        <w:rPr>
+          <w:b/>
+          <w:bCs/>
+        </w:rPr>
+        <w:t xml:space="preserve">Conspiracy</w:t>
+      </w:r>
+      <w:r>
+        <w:rPr>
+          <w:b/>
+          <w:bCs/>
+        </w:rPr>
+        <w:t xml:space="preserve"> </w:t>
+      </w:r>
+      <w:r>
+        <w:rPr>
+          <w:b/>
+          <w:bCs/>
+        </w:rPr>
+        <w:t xml:space="preserve">Theory</w:t>
+      </w:r>
+      <w:r>
+        <w:rPr>
+          <w:b/>
+          <w:bCs/>
+        </w:rPr>
+        <w:t xml:space="preserve">”</w:t>
+      </w:r>
+      <w:r>
+        <w:rPr>
+          <w:b/>
+          <w:bCs/>
+        </w:rPr>
+        <w:t xml:space="preserve"> </w:t>
+      </w:r>
+      <w:r>
+        <w:rPr>
+          <w:b/>
+          <w:bCs/>
+        </w:rPr>
+        <w:t xml:space="preserve">of</w:t>
+      </w:r>
+      <w:r>
+        <w:rPr>
+          <w:b/>
+          <w:bCs/>
+        </w:rPr>
+        <w:t xml:space="preserve"> </w:t>
+      </w:r>
+      <w:r>
+        <w:rPr>
+          <w:b/>
+          <w:bCs/>
+        </w:rPr>
+        <w:t xml:space="preserve">Personal</w:t>
+      </w:r>
+      <w:r>
+        <w:rPr>
+          <w:b/>
+          <w:bCs/>
+        </w:rPr>
+        <w:t xml:space="preserve"> </w:t>
+      </w:r>
+      <w:r>
+        <w:rPr>
+          <w:b/>
+          <w:bCs/>
+        </w:rPr>
+        <w:t xml:space="preserve">Jurisdiction</w:t>
+      </w:r>
+      <w:r>
+        <w:rPr>
+          <w:b/>
+          <w:bCs/>
+        </w:rPr>
+        <w:t xml:space="preserve"> </w:t>
+      </w:r>
+      <w:r>
+        <w:rPr>
+          <w:b/>
+          <w:bCs/>
+        </w:rPr>
+        <w:t xml:space="preserve">Is</w:t>
+      </w:r>
+      <w:r>
+        <w:rPr>
+          <w:b/>
+          <w:bCs/>
+        </w:rPr>
+        <w:t xml:space="preserve"> </w:t>
+      </w:r>
+      <w:r>
+        <w:rPr>
+          <w:b/>
+          <w:bCs/>
+        </w:rPr>
+        <w:t xml:space="preserve">Not</w:t>
+      </w:r>
+      <w:r>
+        <w:rPr>
+          <w:b/>
+          <w:bCs/>
+        </w:rPr>
+        <w:t xml:space="preserve"> </w:t>
+      </w:r>
+      <w:r>
+        <w:rPr>
+          <w:b/>
+          <w:bCs/>
+        </w:rPr>
+        <w:t xml:space="preserve">Consistent</w:t>
+      </w:r>
+      <w:r>
+        <w:rPr>
+          <w:b/>
+          <w:bCs/>
+        </w:rPr>
+        <w:t xml:space="preserve"> </w:t>
+      </w:r>
+      <w:r>
+        <w:rPr>
+          <w:b/>
+          <w:bCs/>
+        </w:rPr>
+        <w:t xml:space="preserve">with</w:t>
+      </w:r>
+      <w:r>
+        <w:rPr>
+          <w:b/>
+          <w:bCs/>
+        </w:rPr>
+        <w:t xml:space="preserve"> </w:t>
+      </w:r>
+      <w:r>
+        <w:rPr>
+          <w:b/>
+          <w:bCs/>
+        </w:rPr>
+        <w:t xml:space="preserve">the</w:t>
+      </w:r>
+      <w:r>
+        <w:rPr>
+          <w:b/>
+          <w:bCs/>
+        </w:rPr>
+        <w:t xml:space="preserve"> </w:t>
+      </w:r>
+      <w:r>
+        <w:rPr>
+          <w:b/>
+          <w:bCs/>
+        </w:rPr>
+        <w:t xml:space="preserve">Requirements</w:t>
+      </w:r>
+      <w:r>
+        <w:rPr>
+          <w:b/>
+          <w:bCs/>
+        </w:rPr>
+        <w:t xml:space="preserve"> </w:t>
+      </w:r>
+      <w:r>
+        <w:rPr>
+          <w:b/>
+          <w:bCs/>
+        </w:rPr>
+        <w:t xml:space="preserve">of</w:t>
+      </w:r>
+      <w:r>
+        <w:rPr>
+          <w:b/>
+          <w:bCs/>
+        </w:rPr>
+        <w:t xml:space="preserve"> </w:t>
+      </w:r>
+      <w:r>
+        <w:rPr>
+          <w:b/>
+          <w:bCs/>
+        </w:rPr>
+        <w:t xml:space="preserve">Due</w:t>
+      </w:r>
+      <w:r>
+        <w:rPr>
+          <w:b/>
+          <w:bCs/>
+        </w:rPr>
+        <w:t xml:space="preserve"> </w:t>
+      </w:r>
+      <w:r>
+        <w:rPr>
+          <w:b/>
+          <w:bCs/>
+        </w:rPr>
+        <w:t xml:space="preserve">Process.</w:t>
+      </w:r>
+    </w:p>
+    <w:p>
+      <w:pPr>
+        <w:pStyle w:val="BodyText"/>
+      </w:pPr>
+      <w:r>
+        <w:t xml:space="preserve">Even if Plaintiffs could satisfy the statutory requirements, the exercise of jurisdiction over QNB would offend due process. The Complaint contains no allegation that QNB exercised any control over any other defendant or directed them to transfer funds through New York. Plaintiffs’ allegation that QNB and MAR were</w:t>
+      </w:r>
+      <w:r>
+        <w:t xml:space="preserve"> </w:t>
+      </w:r>
+      <w:r>
+        <w:t xml:space="preserve">“connected”</w:t>
+      </w:r>
+      <w:r>
+        <w:t xml:space="preserve"> </w:t>
+      </w:r>
+      <w:r>
+        <w:t xml:space="preserve">through a common association with Qatar Charity and the Qatar government would not establish control by QNB of MAR’s alleged contacts with New York, even if it were true.</w:t>
+      </w:r>
+    </w:p>
+    <w:p>
+      <w:pPr>
+        <w:keepNext/>
+        <w:keepLines/>
+        <w:tabs>
+          <w:tab w:val="left" w:pos="720"/>
+        </w:tabs>
+        <w:spacing w:before="276" w:after="276" w:line="276" w:lineRule="exact"/>
+        <w:ind w:left="720" w:hanging="720"/>
+        <w:jc w:val="left"/>
+      </w:pPr>
+      <w:r>
+        <w:rPr>
+          <w:b/>
+          <w:bCs/>
+        </w:rPr>
+        <w:t xml:space="preserve">II.</w:t>
+      </w:r>
+      <w:r>
+        <w:rPr>
+          <w:b/>
+          <w:bCs/>
+        </w:rPr>
+        <w:tab/>
+      </w:r>
+      <w:r>
+        <w:rPr>
+          <w:b/>
+          <w:bCs/>
+        </w:rPr>
+        <w:t xml:space="preserve">PLAINTIFFS</w:t>
+      </w:r>
+      <w:r>
+        <w:rPr>
+          <w:b/>
+          <w:bCs/>
+        </w:rPr>
+        <w:t xml:space="preserve"> </w:t>
+      </w:r>
+      <w:r>
+        <w:rPr>
+          <w:b/>
+          <w:bCs/>
+        </w:rPr>
+        <w:t xml:space="preserve">FAIL</w:t>
+      </w:r>
+      <w:r>
+        <w:rPr>
+          <w:b/>
+          <w:bCs/>
+        </w:rPr>
+        <w:t xml:space="preserve"> </w:t>
+      </w:r>
+      <w:r>
+        <w:rPr>
+          <w:b/>
+          <w:bCs/>
+        </w:rPr>
+        <w:t xml:space="preserve">TO</w:t>
+      </w:r>
+      <w:r>
+        <w:rPr>
+          <w:b/>
+          <w:bCs/>
+        </w:rPr>
+        <w:t xml:space="preserve"> </w:t>
+      </w:r>
+      <w:r>
+        <w:rPr>
+          <w:b/>
+          <w:bCs/>
+        </w:rPr>
+        <w:t xml:space="preserve">STATE</w:t>
+      </w:r>
+      <w:r>
+        <w:rPr>
+          <w:b/>
+          <w:bCs/>
+        </w:rPr>
+        <w:t xml:space="preserve"> </w:t>
+      </w:r>
+      <w:r>
+        <w:rPr>
+          <w:b/>
+          <w:bCs/>
+        </w:rPr>
+        <w:t xml:space="preserve">A</w:t>
+      </w:r>
+      <w:r>
+        <w:rPr>
+          <w:b/>
+          <w:bCs/>
+        </w:rPr>
+        <w:t xml:space="preserve"> </w:t>
+      </w:r>
+      <w:r>
+        <w:rPr>
+          <w:b/>
+          <w:bCs/>
+        </w:rPr>
+        <w:t xml:space="preserve">CLAIM</w:t>
+      </w:r>
+      <w:r>
+        <w:rPr>
+          <w:b/>
+          <w:bCs/>
+        </w:rPr>
+        <w:t xml:space="preserve"> </w:t>
+      </w:r>
+      <w:r>
+        <w:rPr>
+          <w:b/>
+          <w:bCs/>
+        </w:rPr>
+        <w:t xml:space="preserve">THAT</w:t>
+      </w:r>
+      <w:r>
+        <w:rPr>
+          <w:b/>
+          <w:bCs/>
+        </w:rPr>
+        <w:t xml:space="preserve"> </w:t>
+      </w:r>
+      <w:r>
+        <w:rPr>
+          <w:b/>
+          <w:bCs/>
+        </w:rPr>
+        <w:t xml:space="preserve">QNB</w:t>
+      </w:r>
+      <w:r>
+        <w:rPr>
+          <w:b/>
+          <w:bCs/>
+        </w:rPr>
+        <w:t xml:space="preserve"> </w:t>
+      </w:r>
+      <w:r>
+        <w:rPr>
+          <w:b/>
+          <w:bCs/>
+        </w:rPr>
+        <w:t xml:space="preserve">IS</w:t>
+      </w:r>
+      <w:r>
+        <w:rPr>
+          <w:b/>
+          <w:bCs/>
+        </w:rPr>
+        <w:t xml:space="preserve"> </w:t>
+      </w:r>
+      <w:r>
+        <w:rPr>
+          <w:b/>
+          <w:bCs/>
+        </w:rPr>
+        <w:t xml:space="preserve">SECONDARILY</w:t>
+      </w:r>
+      <w:r>
+        <w:rPr>
+          <w:b/>
+          <w:bCs/>
+        </w:rPr>
+        <w:t xml:space="preserve"> </w:t>
+      </w:r>
+      <w:r>
+        <w:rPr>
+          <w:b/>
+          <w:bCs/>
+        </w:rPr>
+        <w:t xml:space="preserve">LIABLE</w:t>
+      </w:r>
+      <w:r>
+        <w:rPr>
+          <w:b/>
+          <w:bCs/>
+        </w:rPr>
+        <w:t xml:space="preserve"> </w:t>
+      </w:r>
+      <w:r>
+        <w:rPr>
+          <w:b/>
+          <w:bCs/>
+        </w:rPr>
+        <w:t xml:space="preserve">UNDER</w:t>
+      </w:r>
+      <w:r>
+        <w:rPr>
+          <w:b/>
+          <w:bCs/>
+        </w:rPr>
+        <w:t xml:space="preserve"> </w:t>
+      </w:r>
+      <w:r>
+        <w:rPr>
+          <w:b/>
+          <w:bCs/>
+        </w:rPr>
+        <w:t xml:space="preserve">18</w:t>
+      </w:r>
+      <w:r>
+        <w:rPr>
+          <w:b/>
+          <w:bCs/>
+        </w:rPr>
+        <w:t xml:space="preserve"> </w:t>
+      </w:r>
+      <w:r>
+        <w:rPr>
+          <w:b/>
+          <w:bCs/>
+        </w:rPr>
+        <w:t xml:space="preserve">U.S.C.</w:t>
+      </w:r>
+      <w:r>
+        <w:rPr>
+          <w:b/>
+          <w:bCs/>
+        </w:rPr>
+        <w:t xml:space="preserve"> </w:t>
+      </w:r>
+      <w:r>
+        <w:rPr>
+          <w:b/>
+          <w:bCs/>
+        </w:rPr>
+        <w:t xml:space="preserve">§</w:t>
+      </w:r>
+      <w:r>
+        <w:rPr>
+          <w:b/>
+          <w:bCs/>
+        </w:rPr>
+        <w:t xml:space="preserve"> </w:t>
+      </w:r>
+      <w:r>
+        <w:rPr>
+          <w:b/>
+          <w:bCs/>
+        </w:rPr>
+        <w:t xml:space="preserve">2333(D)</w:t>
+      </w:r>
+      <w:r>
+        <w:rPr>
+          <w:b/>
+          <w:bCs/>
+        </w:rPr>
+        <w:t xml:space="preserve"> </w:t>
+      </w:r>
+      <w:r>
+        <w:rPr>
+          <w:b/>
+          <w:bCs/>
+        </w:rPr>
+        <w:t xml:space="preserve">FOR</w:t>
+      </w:r>
+      <w:r>
+        <w:rPr>
+          <w:b/>
+          <w:bCs/>
+        </w:rPr>
+        <w:t xml:space="preserve"> </w:t>
+      </w:r>
+      <w:r>
+        <w:rPr>
+          <w:b/>
+          <w:bCs/>
+        </w:rPr>
+        <w:t xml:space="preserve">AIDING</w:t>
+      </w:r>
+      <w:r>
+        <w:rPr>
+          <w:b/>
+          <w:bCs/>
+        </w:rPr>
+        <w:t xml:space="preserve"> </w:t>
+      </w:r>
+      <w:r>
+        <w:rPr>
+          <w:b/>
+          <w:bCs/>
+        </w:rPr>
+        <w:t xml:space="preserve">AND</w:t>
+      </w:r>
+      <w:r>
+        <w:rPr>
+          <w:b/>
+          <w:bCs/>
+        </w:rPr>
+        <w:t xml:space="preserve"> </w:t>
+      </w:r>
+      <w:r>
+        <w:rPr>
+          <w:b/>
+          <w:bCs/>
+        </w:rPr>
+        <w:t xml:space="preserve">ABETTING.</w:t>
+      </w:r>
+    </w:p>
+    <w:p>
+      <w:pPr>
+        <w:pStyle w:val="BodyText"/>
+      </w:pPr>
+      <w:r>
+        <w:t xml:space="preserve">The Complaint’s reliance on unsourced allegations does not satisfy the general-awareness requirement for aiding and abetting liability. Plaintiffs do not plausibly allege that QNB was</w:t>
+      </w:r>
+      <w:r>
+        <w:t xml:space="preserve"> </w:t>
+      </w:r>
+      <w:r>
+        <w:t xml:space="preserve">“generally aware while it was providing banking services to [Qatar Charity and the individual accountholders] that it was playing a role in unlawful activities from which [the various] attacks were foreseeable.”</w:t>
+      </w:r>
+      <w:r>
+        <w:t xml:space="preserve"> </w:t>
+      </w:r>
+      <w:hyperlink r:id="rId25">
+        <w:r>
+          <w:rPr>
+            <w:rStyle w:val="Hyperlink"/>
+            <w:i/>
+            <w:iCs/>
+          </w:rPr>
+          <w:t xml:space="preserve">Honickman v. BLOM Bank SAL</w:t>
+        </w:r>
+        <w:r>
+          <w:rPr>
+            <w:rStyle w:val="Hyperlink"/>
+          </w:rPr>
+          <w:t xml:space="preserve">, 6 F.4th 487, 499 (2d Cir. 2021)</w:t>
+        </w:r>
+      </w:hyperlink>
+      <w:r>
+        <w:t xml:space="preserve"> </w:t>
+      </w:r>
+      <w:r>
+        <w:t xml:space="preserve">(quoting</w:t>
+      </w:r>
+      <w:r>
+        <w:t xml:space="preserve"> </w:t>
+      </w:r>
+      <w:hyperlink r:id="rId26">
+        <w:r>
+          <w:rPr>
+            <w:rStyle w:val="Hyperlink"/>
+            <w:i/>
+            <w:iCs/>
+          </w:rPr>
+          <w:t xml:space="preserve">Kaplan v. Lebanese Canadian Bank, SAL</w:t>
+        </w:r>
+        <w:r>
+          <w:rPr>
+            <w:rStyle w:val="Hyperlink"/>
+          </w:rPr>
+          <w:t xml:space="preserve">, 999 F.3d 842, 860</w:t>
+        </w:r>
+        <w:r>
+          <w:noBreakHyphen/>
+        </w:r>
+        <w:r>
+          <w:rPr>
+            <w:rStyle w:val="Hyperlink"/>
+          </w:rPr>
+          <w:t xml:space="preserve">61 (2d Cir. 2021)</w:t>
+        </w:r>
+      </w:hyperlink>
+      <w:r>
+        <w:t xml:space="preserve">). An unsupported allegation concerning confidential government documents unavailable to QNB hardly gives rise to an inference that QNB was</w:t>
+      </w:r>
+      <w:r>
+        <w:t xml:space="preserve"> </w:t>
+      </w:r>
+      <w:r>
+        <w:t xml:space="preserve">“generally aware”</w:t>
+      </w:r>
+      <w:r>
+        <w:t xml:space="preserve"> </w:t>
+      </w:r>
+      <w:r>
+        <w:t xml:space="preserve">of its customer’s alleged ties to terrorism.</w:t>
+      </w:r>
+      <w:r>
+        <w:rPr>
+          <w:rStyle w:val="FootnoteReference"/>
+        </w:rPr>
+        <w:footnoteReference w:id="27"/>
+      </w:r>
+    </w:p>
+    <w:p>
+      <w:pPr>
+        <w:pStyle w:val="BodyText"/>
+      </w:pPr>
+      <w:r>
+        <w:t xml:space="preserve">Nor does the Complaint plausibly allege that the terrorist incidents at issue were a foreseeable result of QNB’s</w:t>
+      </w:r>
+      <w:r>
+        <w:t xml:space="preserve"> </w:t>
+      </w:r>
+      <w:r>
+        <w:t xml:space="preserve">“maintaining”</w:t>
+      </w:r>
+      <w:r>
+        <w:t xml:space="preserve"> </w:t>
+      </w:r>
+      <w:r>
+        <w:t xml:space="preserve">bank accounts for Qatar Charity, as JASTA would require. The six factors relevant to whether a defendant knowingly and substantially assisted the principal violation all favor QNB. See</w:t>
+      </w:r>
+      <w:r>
+        <w:t xml:space="preserve"> </w:t>
+      </w:r>
+      <w:hyperlink r:id="rId25">
+        <w:r>
+          <w:rPr>
+            <w:rStyle w:val="Hyperlink"/>
+            <w:i/>
+            <w:iCs/>
+          </w:rPr>
+          <w:t xml:space="preserve">Honickman</w:t>
+        </w:r>
+        <w:r>
+          <w:rPr>
+            <w:rStyle w:val="Hyperlink"/>
+          </w:rPr>
+          <w:t xml:space="preserve">, 6 F.4th at 499</w:t>
+        </w:r>
+      </w:hyperlink>
+      <w:r>
+        <w:t xml:space="preserve">.</w:t>
+      </w:r>
+    </w:p>
+    <w:p>
+      <w:pPr>
+        <w:keepNext/>
+        <w:keepLines/>
+        <w:spacing w:before="276" w:after="276" w:line="276" w:lineRule="exact"/>
+        <w:ind w:left="0" w:firstLine="0"/>
+        <w:jc w:val="center"/>
+      </w:pPr>
+      <w:r>
+        <w:rPr>
+          <w:b/>
+          <w:bCs/>
+        </w:rPr>
+        <w:t xml:space="preserve">CONCLUSION</w:t>
+      </w:r>
+    </w:p>
+    <w:p>
+      <w:pPr>
+        <w:pStyle w:val="BodyTextKeep"/>
+      </w:pPr>
+      <w:r>
+        <w:t xml:space="preserve">For the foregoing reasons, Qatar National Bank respectfully submits that the Court should grant in full its Motion to Dismiss Plaintiffs’ Complaint with prejudice.</w:t>
+      </w:r>
     </w:p>
     <w:tbl>
       <w:tblPr>
         <w:tblW w:w="9360" w:type="dxa"/>
         <w:tblLayout w:type="fixed"/>
         <w:tblCellMar>
+          <w:top w:w="0" w:type="dxa"/>
           <w:left w:w="0" w:type="dxa"/>
+          <w:bottom w:w="0" w:type="dxa"/>
           <w:right w:w="0" w:type="dxa"/>
         </w:tblCellMar>
-        <w:tblLook w:val="0000" w:firstRow="0" w:lastRow="0" w:firstColumn="0" w:lastColumn="0" w:noHBand="1" w:noVBand="1"/>
+        <w:tblLook w:val="0000" w:firstRow="0" w:lastRow="0" w:firstColumn="0" w:lastColumn="0" w:noHBand="0" w:noVBand="0"/>
       </w:tblPr>
       <w:tblGrid>
         <w:gridCol w:w="4752"/>
@@ -2267,7 +6499,9 @@
           </w:tcPr>
           <w:p>
             <w:pPr>
-              <w:pStyle w:val="Single"/>
+              <w:spacing w:before="480" w:after="0" w:line="276" w:lineRule="exact"/>
+              <w:ind w:left="0" w:firstLine="0"/>
+              <w:jc w:val="left"/>
             </w:pPr>
             <w:r>
               <w:t xml:space="preserve">Dated: </w:t>
@@ -2295,7 +6529,9 @@
           </w:tcPr>
           <w:p>
             <w:pPr>
-              <w:pStyle w:val="Single"/>
+              <w:spacing w:before="480" w:after="0" w:line="276" w:lineRule="exact"/>
+              <w:ind w:left="0" w:firstLine="0"/>
+              <w:jc w:val="left"/>
             </w:pPr>
             <w:r>
               <w:t xml:space="preserve">Respectfully submitted,</w:t>
@@ -2303,8 +6539,9 @@
           </w:p>
           <w:p>
             <w:pPr>
-              <w:pStyle w:val="Single"/>
-              <w:spacing w:before="480"/>
+              <w:spacing w:before="480" w:after="0" w:line="276" w:lineRule="exact"/>
+              <w:ind w:left="0" w:firstLine="0"/>
+              <w:jc w:val="left"/>
             </w:pPr>
             <w:r>
               <w:t xml:space="preserve">By: /s/ </w:t>
@@ -2327,117 +6564,153 @@
           </w:p>
           <w:p>
             <w:pPr>
-              <w:pStyle w:val="Single"/>
+              <w:spacing w:before="0" w:after="0" w:line="276" w:lineRule="exact"/>
+              <w:ind w:left="0" w:firstLine="0"/>
+              <w:jc w:val="left"/>
             </w:pPr>
             <w:r>
-              <w:t xml:space="preserve">ROPES</w:t>
+              <w:t xml:space="preserve">Michael</w:t>
             </w:r>
             <w:r>
               <w:t xml:space="preserve"> </w:t>
             </w:r>
             <w:r>
-              <w:t xml:space="preserve">&amp;</w:t>
+              <w:t xml:space="preserve">G.</w:t>
             </w:r>
             <w:r>
               <w:t xml:space="preserve"> </w:t>
             </w:r>
             <w:r>
-              <w:t xml:space="preserve">GRAY</w:t>
-            </w:r>
-            <w:r>
-              <w:t xml:space="preserve"> </w:t>
-            </w:r>
-            <w:r>
-              <w:t xml:space="preserve">LLP</w:t>
+              <w:t xml:space="preserve">McGovern</w:t>
             </w:r>
           </w:p>
           <w:p>
             <w:pPr>
-              <w:pStyle w:val="Single"/>
+              <w:spacing w:before="0" w:after="0" w:line="276" w:lineRule="exact"/>
+              <w:ind w:left="0" w:firstLine="0"/>
+              <w:jc w:val="left"/>
             </w:pPr>
             <w:r>
-              <w:t xml:space="preserve">1211</w:t>
+              <w:t xml:space="preserve">ROPES</w:t>
             </w:r>
             <w:r>
               <w:t xml:space="preserve"> </w:t>
             </w:r>
             <w:r>
-              <w:t xml:space="preserve">Avenue</w:t>
+              <w:t xml:space="preserve">&amp;</w:t>
             </w:r>
             <w:r>
               <w:t xml:space="preserve"> </w:t>
             </w:r>
             <w:r>
-              <w:t xml:space="preserve">of</w:t>
+              <w:t xml:space="preserve">GRAY</w:t>
             </w:r>
             <w:r>
               <w:t xml:space="preserve"> </w:t>
             </w:r>
             <w:r>
-              <w:t xml:space="preserve">the</w:t>
-            </w:r>
-            <w:r>
-              <w:t xml:space="preserve"> </w:t>
-            </w:r>
-            <w:r>
-              <w:t xml:space="preserve">Americas</w:t>
+              <w:t xml:space="preserve">LLP</w:t>
             </w:r>
           </w:p>
           <w:p>
             <w:pPr>
-              <w:pStyle w:val="Single"/>
+              <w:spacing w:before="0" w:after="0" w:line="276" w:lineRule="exact"/>
+              <w:ind w:left="0" w:firstLine="0"/>
+              <w:jc w:val="left"/>
             </w:pPr>
             <w:r>
-              <w:t xml:space="preserve">New</w:t>
+              <w:t xml:space="preserve">1211</w:t>
             </w:r>
             <w:r>
               <w:t xml:space="preserve"> </w:t>
             </w:r>
             <w:r>
-              <w:t xml:space="preserve">York,</w:t>
+              <w:t xml:space="preserve">Avenue</w:t>
             </w:r>
             <w:r>
               <w:t xml:space="preserve"> </w:t>
             </w:r>
             <w:r>
-              <w:t xml:space="preserve">New</w:t>
+              <w:t xml:space="preserve">of</w:t>
             </w:r>
             <w:r>
               <w:t xml:space="preserve"> </w:t>
             </w:r>
             <w:r>
-              <w:t xml:space="preserve">York</w:t>
+              <w:t xml:space="preserve">the</w:t>
             </w:r>
             <w:r>
               <w:t xml:space="preserve"> </w:t>
             </w:r>
             <w:r>
-              <w:t xml:space="preserve">10036-8704</w:t>
+              <w:t xml:space="preserve">Americas</w:t>
             </w:r>
           </w:p>
           <w:p>
             <w:pPr>
-              <w:pStyle w:val="Single"/>
+              <w:spacing w:before="0" w:after="0" w:line="276" w:lineRule="exact"/>
+              <w:ind w:left="0" w:firstLine="0"/>
+              <w:jc w:val="left"/>
             </w:pPr>
             <w:r>
-              <w:t xml:space="preserve">Telephone:</w:t>
+              <w:t xml:space="preserve">New</w:t>
             </w:r>
             <w:r>
               <w:t xml:space="preserve"> </w:t>
             </w:r>
             <w:r>
-              <w:t xml:space="preserve">(212)</w:t>
+              <w:t xml:space="preserve">York,</w:t>
             </w:r>
             <w:r>
               <w:t xml:space="preserve"> </w:t>
             </w:r>
             <w:r>
-              <w:t xml:space="preserve">596-9000</w:t>
+              <w:t xml:space="preserve">New</w:t>
+            </w:r>
+            <w:r>
+              <w:t xml:space="preserve"> </w:t>
+            </w:r>
+            <w:r>
+              <w:t xml:space="preserve">York</w:t>
+            </w:r>
+            <w:r>
+              <w:t xml:space="preserve"> </w:t>
+            </w:r>
+            <w:r>
+              <w:t xml:space="preserve">10036</w:t>
+              <w:noBreakHyphen/>
+              <w:t xml:space="preserve">8704</w:t>
             </w:r>
           </w:p>
           <w:p>
             <w:pPr>
-              <w:pStyle w:val="Single"/>
+              <w:spacing w:before="0" w:after="0" w:line="276" w:lineRule="exact"/>
+              <w:ind w:left="0" w:firstLine="0"/>
+              <w:jc w:val="left"/>
+            </w:pPr>
+            <w:r>
+              <w:t xml:space="preserve">Telephone:</w:t>
+            </w:r>
+            <w:r>
+              <w:t xml:space="preserve"> </w:t>
+            </w:r>
+            <w:r>
+              <w:t xml:space="preserve">(212)</w:t>
+            </w:r>
+            <w:r>
+              <w:t xml:space="preserve"> </w:t>
+            </w:r>
+            <w:r>
+              <w:t xml:space="preserve">596</w:t>
+              <w:noBreakHyphen/>
+              <w:t xml:space="preserve">9000</w:t>
+            </w:r>
+          </w:p>
+          <w:p>
+            <w:pPr>
+              <w:spacing w:before="0" w:after="0" w:line="276" w:lineRule="exact"/>
+              <w:ind w:left="0" w:firstLine="0"/>
+              <w:jc w:val="left"/>
             </w:pPr>
             <w:r>
               <w:rPr>
@@ -2536,17 +6809,26 @@
     </w:tbl>
     <w:p>
       <w:pPr>
-        <w:pStyle w:val="Heading1"/>
-        <w:spacing w:before="480" w:after="240"/>
+        <w:keepNext/>
+        <w:keepLines/>
+        <w:spacing w:before="480" w:after="0" w:line="276" w:lineRule="exact"/>
+        <w:ind w:left="0" w:firstLine="0"/>
+        <w:jc w:val="center"/>
       </w:pPr>
       <w:r>
+        <w:rPr>
+          <w:b/>
+          <w:bCs/>
+        </w:rPr>
         <w:t xml:space="preserve">CERTIFICATE OF COMPLIANCE</w:t>
       </w:r>
     </w:p>
     <w:p>
       <w:pPr>
-        <w:pStyle w:val="BodyText"/>
-        <w:ind w:firstLine="0"/>
+        <w:keepLines/>
+        <w:spacing w:before="0" w:after="0" w:line="480" w:lineRule="exact"/>
+        <w:ind w:left="0" w:firstLine="720"/>
+        <w:jc w:val="left"/>
       </w:pPr>
       <w:r>
         <w:t xml:space="preserve">I certify that this memorandum of law complies with the word-count limit of Local Civil Rule 7.1(c). Excluding the caption, table of contents, table of authorities, signature block, and certificates, it contains 1792 words, as counted by the template. The count must be confirmed against the word-processing program used to prepare the filed document.</w:t>
@@ -2554,16 +6836,28 @@
     </w:p>
     <w:p>
       <w:pPr>
-        <w:pStyle w:val="Heading1"/>
+        <w:keepNext/>
+        <w:keepLines/>
         <w:pageBreakBefore/>
+        <w:spacing w:before="0" w:after="0" w:line="276" w:lineRule="exact"/>
+        <w:ind w:left="0" w:firstLine="0"/>
+        <w:jc w:val="center"/>
       </w:pPr>
       <w:r>
+        <w:rPr>
+          <w:b/>
+          <w:bCs/>
+        </w:rPr>
         <w:t xml:space="preserve">CERTIFICATE OF SERVICE</w:t>
       </w:r>
     </w:p>
     <w:p>
       <w:pPr>
-        <w:pStyle w:val="BodyText"/>
+        <w:keepNext/>
+        <w:keepLines/>
+        <w:spacing w:before="276" w:after="0" w:line="480" w:lineRule="exact"/>
+        <w:ind w:left="0" w:firstLine="720"/>
+        <w:jc w:val="left"/>
       </w:pPr>
       <w:r>
         <w:t xml:space="preserve">I,</w:t>
@@ -2928,22 +7222,18 @@
       <w:r>
         <w:t xml:space="preserve">Filing.</w:t>
       </w:r>
-    </w:p>
-    <w:p>
-      <w:pPr>
-        <w:pStyle w:val="Single"/>
-        <w:spacing w:before="0" w:after="0" w:line="480" w:lineRule="exact"/>
-      </w:pPr>
     </w:p>
     <w:tbl>
       <w:tblPr>
         <w:tblW w:w="9360" w:type="dxa"/>
         <w:tblLayout w:type="fixed"/>
         <w:tblCellMar>
+          <w:top w:w="0" w:type="dxa"/>
           <w:left w:w="0" w:type="dxa"/>
+          <w:bottom w:w="0" w:type="dxa"/>
           <w:right w:w="0" w:type="dxa"/>
         </w:tblCellMar>
-        <w:tblLook w:val="0000" w:firstRow="0" w:lastRow="0" w:firstColumn="0" w:lastColumn="0" w:noHBand="1" w:noVBand="1"/>
+        <w:tblLook w:val="0000" w:firstRow="0" w:lastRow="0" w:firstColumn="0" w:lastColumn="0" w:noHBand="0" w:noVBand="0"/>
       </w:tblPr>
       <w:tblGrid>
         <w:gridCol w:w="4752"/>
@@ -2959,7 +7249,9 @@
           </w:tcPr>
           <w:p>
             <w:pPr>
-              <w:pStyle w:val="Single"/>
+              <w:spacing w:before="480" w:after="0" w:line="276" w:lineRule="exact"/>
+              <w:ind w:left="0" w:firstLine="0"/>
+              <w:jc w:val="left"/>
             </w:pPr>
             <w:r>
               <w:t xml:space="preserve">Dated: </w:t>
@@ -2987,7 +7279,9 @@
           </w:tcPr>
           <w:p>
             <w:pPr>
-              <w:pStyle w:val="Single"/>
+              <w:spacing w:before="480" w:after="0" w:line="276" w:lineRule="exact"/>
+              <w:ind w:left="0" w:firstLine="0"/>
+              <w:jc w:val="left"/>
             </w:pPr>
             <w:r>
               <w:t xml:space="preserve">Respectfully submitted,</w:t>
@@ -2995,8 +7289,9 @@
           </w:p>
           <w:p>
             <w:pPr>
-              <w:pStyle w:val="Single"/>
-              <w:spacing w:before="480"/>
+              <w:spacing w:before="480" w:after="0" w:line="276" w:lineRule="exact"/>
+              <w:ind w:left="0" w:firstLine="0"/>
+              <w:jc w:val="left"/>
             </w:pPr>
             <w:r>
               <w:t xml:space="preserve">By: /s/ </w:t>
@@ -3019,117 +7314,153 @@
           </w:p>
           <w:p>
             <w:pPr>
-              <w:pStyle w:val="Single"/>
+              <w:spacing w:before="0" w:after="0" w:line="276" w:lineRule="exact"/>
+              <w:ind w:left="0" w:firstLine="0"/>
+              <w:jc w:val="left"/>
             </w:pPr>
             <w:r>
-              <w:t xml:space="preserve">ROPES</w:t>
+              <w:t xml:space="preserve">Michael</w:t>
             </w:r>
             <w:r>
               <w:t xml:space="preserve"> </w:t>
             </w:r>
             <w:r>
-              <w:t xml:space="preserve">&amp;</w:t>
+              <w:t xml:space="preserve">G.</w:t>
             </w:r>
             <w:r>
               <w:t xml:space="preserve"> </w:t>
             </w:r>
             <w:r>
-              <w:t xml:space="preserve">GRAY</w:t>
-            </w:r>
-            <w:r>
-              <w:t xml:space="preserve"> </w:t>
-            </w:r>
-            <w:r>
-              <w:t xml:space="preserve">LLP</w:t>
+              <w:t xml:space="preserve">McGovern</w:t>
             </w:r>
           </w:p>
           <w:p>
             <w:pPr>
-              <w:pStyle w:val="Single"/>
+              <w:spacing w:before="0" w:after="0" w:line="276" w:lineRule="exact"/>
+              <w:ind w:left="0" w:firstLine="0"/>
+              <w:jc w:val="left"/>
             </w:pPr>
             <w:r>
-              <w:t xml:space="preserve">1211</w:t>
+              <w:t xml:space="preserve">ROPES</w:t>
             </w:r>
             <w:r>
               <w:t xml:space="preserve"> </w:t>
             </w:r>
             <w:r>
-              <w:t xml:space="preserve">Avenue</w:t>
+              <w:t xml:space="preserve">&amp;</w:t>
             </w:r>
             <w:r>
               <w:t xml:space="preserve"> </w:t>
             </w:r>
             <w:r>
-              <w:t xml:space="preserve">of</w:t>
+              <w:t xml:space="preserve">GRAY</w:t>
             </w:r>
             <w:r>
               <w:t xml:space="preserve"> </w:t>
             </w:r>
             <w:r>
-              <w:t xml:space="preserve">the</w:t>
-            </w:r>
-            <w:r>
-              <w:t xml:space="preserve"> </w:t>
-            </w:r>
-            <w:r>
-              <w:t xml:space="preserve">Americas</w:t>
+              <w:t xml:space="preserve">LLP</w:t>
             </w:r>
           </w:p>
           <w:p>
             <w:pPr>
-              <w:pStyle w:val="Single"/>
+              <w:spacing w:before="0" w:after="0" w:line="276" w:lineRule="exact"/>
+              <w:ind w:left="0" w:firstLine="0"/>
+              <w:jc w:val="left"/>
             </w:pPr>
             <w:r>
-              <w:t xml:space="preserve">New</w:t>
+              <w:t xml:space="preserve">1211</w:t>
             </w:r>
             <w:r>
               <w:t xml:space="preserve"> </w:t>
             </w:r>
             <w:r>
-              <w:t xml:space="preserve">York,</w:t>
+              <w:t xml:space="preserve">Avenue</w:t>
             </w:r>
             <w:r>
               <w:t xml:space="preserve"> </w:t>
             </w:r>
             <w:r>
-              <w:t xml:space="preserve">New</w:t>
+              <w:t xml:space="preserve">of</w:t>
             </w:r>
             <w:r>
               <w:t xml:space="preserve"> </w:t>
             </w:r>
             <w:r>
-              <w:t xml:space="preserve">York</w:t>
+              <w:t xml:space="preserve">the</w:t>
             </w:r>
             <w:r>
               <w:t xml:space="preserve"> </w:t>
             </w:r>
             <w:r>
-              <w:t xml:space="preserve">10036-8704</w:t>
+              <w:t xml:space="preserve">Americas</w:t>
             </w:r>
           </w:p>
           <w:p>
             <w:pPr>
-              <w:pStyle w:val="Single"/>
+              <w:spacing w:before="0" w:after="0" w:line="276" w:lineRule="exact"/>
+              <w:ind w:left="0" w:firstLine="0"/>
+              <w:jc w:val="left"/>
             </w:pPr>
             <w:r>
-              <w:t xml:space="preserve">Telephone:</w:t>
+              <w:t xml:space="preserve">New</w:t>
             </w:r>
             <w:r>
               <w:t xml:space="preserve"> </w:t>
             </w:r>
             <w:r>
-              <w:t xml:space="preserve">(212)</w:t>
+              <w:t xml:space="preserve">York,</w:t>
             </w:r>
             <w:r>
               <w:t xml:space="preserve"> </w:t>
             </w:r>
             <w:r>
-              <w:t xml:space="preserve">596-9000</w:t>
+              <w:t xml:space="preserve">New</w:t>
+            </w:r>
+            <w:r>
+              <w:t xml:space="preserve"> </w:t>
+            </w:r>
+            <w:r>
+              <w:t xml:space="preserve">York</w:t>
+            </w:r>
+            <w:r>
+              <w:t xml:space="preserve"> </w:t>
+            </w:r>
+            <w:r>
+              <w:t xml:space="preserve">10036</w:t>
+              <w:noBreakHyphen/>
+              <w:t xml:space="preserve">8704</w:t>
             </w:r>
           </w:p>
           <w:p>
             <w:pPr>
-              <w:pStyle w:val="Single"/>
+              <w:spacing w:before="0" w:after="0" w:line="276" w:lineRule="exact"/>
+              <w:ind w:left="0" w:firstLine="0"/>
+              <w:jc w:val="left"/>
+            </w:pPr>
+            <w:r>
+              <w:t xml:space="preserve">Telephone:</w:t>
+            </w:r>
+            <w:r>
+              <w:t xml:space="preserve"> </w:t>
+            </w:r>
+            <w:r>
+              <w:t xml:space="preserve">(212)</w:t>
+            </w:r>
+            <w:r>
+              <w:t xml:space="preserve"> </w:t>
+            </w:r>
+            <w:r>
+              <w:t xml:space="preserve">596</w:t>
+              <w:noBreakHyphen/>
+              <w:t xml:space="preserve">9000</w:t>
+            </w:r>
+          </w:p>
+          <w:p>
+            <w:pPr>
+              <w:spacing w:before="0" w:after="0" w:line="276" w:lineRule="exact"/>
+              <w:ind w:left="0" w:firstLine="0"/>
+              <w:jc w:val="left"/>
             </w:pPr>
             <w:r>
               <w:rPr>
@@ -3227,7 +7558,7 @@
       </w:tr>
     </w:tbl>
     <w:sectPr>
-      <w:footerReference w:type="default" r:id="rId100"/>
+      <w:footerReference w:type="default" r:id="rIdNyedPage"/>
       <w:pgSz w:w="12240" w:h="15840"/>
       <w:pgMar w:top="1440" w:right="1440" w:bottom="1440" w:left="1440" w:header="720" w:footer="720" w:gutter="0"/>
       <w:pgNumType w:fmt="decimal" w:start="1"/>
@@ -3244,7 +7575,7 @@
 <w:ftr xmlns:w="http://schemas.openxmlformats.org/wordprocessingml/2006/main" xmlns:r="http://schemas.openxmlformats.org/officeDocument/2006/relationships">
   <w:p>
     <w:pPr>
-      <w:pStyle w:val="Footer"/>
+      <w:jc w:val="center"/>
     </w:pPr>
     <w:r>
       <w:fldChar w:fldCharType="begin"/>
@@ -3265,97 +7596,197 @@
 </w:ftr>
 </file>
 
-<file path=word/footer2.xml><?xml version="1.0" encoding="utf-8"?>
+<file path=word/footnotes.xml><?xml version="1.0" encoding="utf-8"?>
+<w:footnotes xmlns:w="http://schemas.openxmlformats.org/wordprocessingml/2006/main" xmlns:m="http://schemas.openxmlformats.org/officeDocument/2006/math" xmlns:r="http://schemas.openxmlformats.org/officeDocument/2006/relationships" xmlns:o="urn:schemas-microsoft-com:office:office" xmlns:v="urn:schemas-microsoft-com:vml" xmlns:w10="urn:schemas-microsoft-com:office:word" xmlns:a="http://schemas.openxmlformats.org/drawingml/2006/main" xmlns:pic="http://schemas.openxmlformats.org/drawingml/2006/picture" xmlns:wp="http://schemas.openxmlformats.org/drawingml/2006/wordprocessingDrawing">
+  <w:footnote w:type="continuationSeparator" w:id="0">
+    <w:p>
+      <w:r>
+        <w:continuationSeparator/>
+      </w:r>
+    </w:p>
+  </w:footnote>
+  <w:footnote w:type="separator" w:id="-1">
+    <w:p>
+      <w:r>
+        <w:separator/>
+      </w:r>
+    </w:p>
+  </w:footnote>
+  <w:footnote w:id="18">
+    <w:p>
+      <w:pPr>
+        <w:pStyle w:val="FootnoteText"/>
+      </w:pPr>
+      <w:r>
+        <w:rPr>
+          <w:rStyle w:val="FootnoteReference"/>
+        </w:rPr>
+        <w:footnoteRef/>
+      </w:r>
+      <w:r>
+        <w:t xml:space="preserve"> </w:t>
+      </w:r>
+      <w:r>
+        <w:t xml:space="preserve">QNB neither maintains even one branch in New York (or the United States), see</w:t>
+      </w:r>
+      <w:r>
+        <w:t xml:space="preserve"> </w:t>
+      </w:r>
+      <w:hyperlink r:id="rId19">
+        <w:r>
+          <w:rPr>
+            <w:rStyle w:val="Hyperlink"/>
+            <w:i/>
+            <w:iCs/>
+          </w:rPr>
+          <w:t xml:space="preserve">Gucci Am., Inc. v. Weixing Li</w:t>
+        </w:r>
+        <w:r>
+          <w:rPr>
+            <w:rStyle w:val="Hyperlink"/>
+          </w:rPr>
+          <w:t xml:space="preserve">, 768 F.3d 122, 135 (2d Cir. 2014)</w:t>
+        </w:r>
+      </w:hyperlink>
+      <w:r>
+        <w:t xml:space="preserve">, nor does QNB have any employees based in New York (or the United States), see</w:t>
+      </w:r>
+      <w:r>
+        <w:t xml:space="preserve"> </w:t>
+      </w:r>
+      <w:hyperlink r:id="rId11">
+        <w:r>
+          <w:rPr>
+            <w:rStyle w:val="Hyperlink"/>
+            <w:i/>
+            <w:iCs/>
+          </w:rPr>
+          <w:t xml:space="preserve">SPV Osus</w:t>
+        </w:r>
+        <w:r>
+          <w:rPr>
+            <w:rStyle w:val="Hyperlink"/>
+          </w:rPr>
+          <w:t xml:space="preserve">, 882 F.3d at 343</w:t>
+        </w:r>
+      </w:hyperlink>
+      <w:r>
+        <w:t xml:space="preserve">. QNB is not at home in this forum, and the Complaint does not allege otherwise.</w:t>
+      </w:r>
+    </w:p>
+  </w:footnote>
+  <w:footnote w:id="27">
+    <w:p>
+      <w:pPr>
+        <w:pStyle w:val="FootnoteText"/>
+      </w:pPr>
+      <w:r>
+        <w:rPr>
+          <w:rStyle w:val="FootnoteReference"/>
+        </w:rPr>
+        <w:footnoteRef/>
+      </w:r>
+      <w:r>
+        <w:t xml:space="preserve"> </w:t>
+      </w:r>
+      <w:r>
+        <w:t xml:space="preserve">In stark contrast to the Complaint’s reliance on unsourced allegations and hearsay reports of private information, Qatar Charity has compiled numerous public sources that much more strongly support the opposite inference, that QNB could not have had the requisite general awareness. See Qatar Charity Br. at Section II.A.1.</w:t>
+      </w:r>
+    </w:p>
+  </w:footnote>
+</w:footnotes>
+</file>
+
+<file path=word/ftr-add.xml><?xml version="1.0" encoding="utf-8"?>
 <w:ftr xmlns:w="http://schemas.openxmlformats.org/wordprocessingml/2006/main" xmlns:r="http://schemas.openxmlformats.org/officeDocument/2006/relationships">
   <w:p>
     <w:pPr>
-      <w:pStyle w:val="Footer"/>
+      <w:spacing w:before="0" w:after="0"/>
+      <w:jc w:val="center"/>
+    </w:pPr>
+    <w:r>
+      <w:t>Add-</w:t>
+    </w:r>
+    <w:r>
+      <w:fldChar w:fldCharType="begin"/>
+    </w:r>
+    <w:r>
+      <w:instrText xml:space="preserve"> PAGE </w:instrText>
+    </w:r>
+    <w:r>
+      <w:fldChar w:fldCharType="separate"/>
+    </w:r>
+    <w:r>
+      <w:t>1</w:t>
+    </w:r>
+    <w:r>
+      <w:fldChar w:fldCharType="end"/>
+    </w:r>
+  </w:p>
+</w:ftr>
+</file>
+
+<file path=word/ftr-none.xml><?xml version="1.0" encoding="utf-8"?>
+<w:ftr xmlns:w="http://schemas.openxmlformats.org/wordprocessingml/2006/main" xmlns:r="http://schemas.openxmlformats.org/officeDocument/2006/relationships">
+  <w:p>
+    <w:pPr>
+      <w:spacing w:before="0" w:after="0"/>
+      <w:jc w:val="center"/>
     </w:pPr>
   </w:p>
 </w:ftr>
 </file>
 
-<file path=word/footnotes.xml><?xml version="1.0" encoding="utf-8"?>
-<w:footnotes xmlns:w="http://schemas.openxmlformats.org/wordprocessingml/2006/main" xmlns:m="http://schemas.openxmlformats.org/officeDocument/2006/math" xmlns:r="http://schemas.openxmlformats.org/officeDocument/2006/relationships" xmlns:o="urn:schemas-microsoft-com:office:office" xmlns:v="urn:schemas-microsoft-com:vml" xmlns:w10="urn:schemas-microsoft-com:office:word" xmlns:a="http://schemas.openxmlformats.org/drawingml/2006/main" xmlns:pic="http://schemas.openxmlformats.org/drawingml/2006/picture" xmlns:wp="http://schemas.openxmlformats.org/drawingml/2006/wordprocessingDrawing">
-  <w:footnote w:type="continuationSeparator" w:id="0">
-    <w:p>
-      <w:r>
-        <w:continuationSeparator/>
-      </w:r>
-    </w:p>
-  </w:footnote>
-  <w:footnote w:type="separator" w:id="-1">
-    <w:p>
-      <w:r>
-        <w:separator/>
-      </w:r>
-    </w:p>
-  </w:footnote>
-  <w:footnote w:id="110">
-    <w:p>
-      <w:pPr>
-        <w:pStyle w:val="FootnoteText"/>
-      </w:pPr>
-      <w:r>
-        <w:rPr>
-          <w:rStyle w:val="FootnoteReference"/>
-        </w:rPr>
-        <w:footnoteRef/>
-      </w:r>
-      <w:r>
-        <w:t xml:space="preserve"> </w:t>
-      </w:r>
-      <w:r>
-        <w:t xml:space="preserve">QNB neither maintains even one branch in New York (or the United States), see</w:t>
-      </w:r>
-      <w:r>
-        <w:t xml:space="preserve"> </w:t>
-      </w:r>
-      <w:r>
-        <w:rPr>
-          <w:i/>
-          <w:iCs/>
-        </w:rPr>
-        <w:t xml:space="preserve">Gucci Am., Inc. v. Weixing Li</w:t>
-      </w:r>
-      <w:r>
-        <w:t xml:space="preserve">, 768 F.3d 122, 135 (2d Cir. 2014), nor does QNB have any employees based in New York (or the United States), see</w:t>
-      </w:r>
-      <w:r>
-        <w:t xml:space="preserve"> </w:t>
-      </w:r>
-      <w:r>
-        <w:rPr>
-          <w:i/>
-          <w:iCs/>
-        </w:rPr>
-        <w:t xml:space="preserve">SPV Osus</w:t>
-      </w:r>
-      <w:r>
-        <w:t xml:space="preserve">, 882 F.3d at 343. QNB is not at home in this forum, and the Complaint does not allege otherwise.</w:t>
-      </w:r>
-    </w:p>
-  </w:footnote>
-  <w:footnote w:id="111">
-    <w:p>
-      <w:pPr>
-        <w:pStyle w:val="FootnoteText"/>
-      </w:pPr>
-      <w:r>
-        <w:rPr>
-          <w:rStyle w:val="FootnoteReference"/>
-        </w:rPr>
-        <w:footnoteRef/>
-      </w:r>
-      <w:r>
-        <w:t xml:space="preserve"> </w:t>
-      </w:r>
-      <w:r>
-        <w:t xml:space="preserve">In stark contrast to the Complaint’s reliance on unsourced allegations and hearsay reports of private information, Qatar Charity has compiled numerous public sources that much more strongly support the opposite inference, that QNB could not have had the requisite general awareness. See Qatar Charity Br. at Section II.A.1.</w:t>
-      </w:r>
-    </w:p>
-  </w:footnote>
-</w:footnotes>
+<file path=word/ftr-own1.xml><?xml version="1.0" encoding="utf-8"?>
+<w:ftr xmlns:w="http://schemas.openxmlformats.org/wordprocessingml/2006/main" xmlns:r="http://schemas.openxmlformats.org/officeDocument/2006/relationships">
+  <w:p>
+    <w:pPr>
+      <w:spacing w:before="0" w:after="0" w:line="276" w:lineRule="exact"/>
+      <w:jc w:val="center"/>
+    </w:pPr>
+    <w:r>
+      <w:fldChar w:fldCharType="begin"/>
+    </w:r>
+    <w:r>
+      <w:instrText xml:space="preserve"> PAGE </w:instrText>
+    </w:r>
+    <w:r>
+      <w:fldChar w:fldCharType="separate"/>
+    </w:r>
+    <w:r>
+      <w:t>1</w:t>
+    </w:r>
+    <w:r>
+      <w:fldChar w:fldCharType="end"/>
+    </w:r>
+  </w:p>
+</w:ftr>
+</file>
+
+<file path=word/ftr-page.xml><?xml version="1.0" encoding="utf-8"?>
+<w:ftr xmlns:w="http://schemas.openxmlformats.org/wordprocessingml/2006/main" xmlns:r="http://schemas.openxmlformats.org/officeDocument/2006/relationships">
+  <w:p>
+    <w:pPr>
+      <w:spacing w:before="0" w:after="0"/>
+      <w:jc w:val="center"/>
+    </w:pPr>
+    <w:r>
+      <w:fldChar w:fldCharType="begin"/>
+    </w:r>
+    <w:r>
+      <w:instrText xml:space="preserve"> PAGE </w:instrText>
+    </w:r>
+    <w:r>
+      <w:fldChar w:fldCharType="separate"/>
+    </w:r>
+    <w:r>
+      <w:t>1</w:t>
+    </w:r>
+    <w:r>
+      <w:fldChar w:fldCharType="end"/>
+    </w:r>
+  </w:p>
+</w:ftr>
 </file>
 
 <file path=word/numbering.xml><?xml version="1.0" encoding="utf-8"?>
@@ -3443,47 +7874,582 @@
 </file>
 
 <file path=word/styles.xml><?xml version="1.0" encoding="utf-8"?>
-<w:styles xmlns:w="http://schemas.openxmlformats.org/wordprocessingml/2006/main">
+<w:styles xmlns:r="http://schemas.openxmlformats.org/officeDocument/2006/relationships" xmlns:w="http://schemas.openxmlformats.org/wordprocessingml/2006/main">
   <w:docDefaults>
     <w:rPrDefault>
       <w:rPr>
-        <w:rFonts w:ascii="EB Garamond" w:hAnsi="EB Garamond" w:eastAsia="EB Garamond" w:cs="EB Garamond"/>
+        <w:rFonts w:ascii="Times New Roman" w:hAnsi="Times New Roman" w:eastAsia="Times New Roman" w:cs="Times New Roman"/>
         <w:sz w:val="24"/>
         <w:szCs w:val="24"/>
-        <w:lang w:val="en-US" w:eastAsia="en-US" w:bidi="ar-SA"/>
+        <w:lang w:val="en-US" w:eastAsia="zh-CN" w:bidi="ar-SA"/>
       </w:rPr>
     </w:rPrDefault>
     <w:pPrDefault>
       <w:pPr>
-        <w:spacing w:before="0" w:after="0" w:line="240" w:lineRule="auto"/>
+        <w:widowControl/>
+        <w:spacing w:after="0"/>
       </w:pPr>
     </w:pPrDefault>
   </w:docDefaults>
+  <w:latentStyles w:defLockedState="0" w:defUIPriority="0" w:defSemiHidden="0" w:defUnhideWhenUsed="0" w:defQFormat="0" w:count="276"/>
   <w:style w:type="paragraph" w:default="1" w:styleId="Normal">
     <w:name w:val="Normal"/>
     <w:qFormat/>
+  </w:style>
+  <w:style w:type="paragraph" w:styleId="BodyText">
+    <w:name w:val="Body Text"/>
+    <w:basedOn w:val="Normal"/>
+    <w:link w:val="BodyTextChar"/>
+    <w:qFormat/>
     <w:pPr>
-      <w:widowControl/>
-      <w:spacing w:before="0" w:after="0" w:line="240" w:lineRule="auto"/>
-      <w:ind w:firstLine="0"/>
+      <w:spacing w:before="0" w:after="0" w:line="480" w:lineRule="exact"/>
+      <w:ind w:firstLine="720"/>
+    </w:pPr>
+  </w:style>
+  <w:style w:type="paragraph" w:customStyle="1" w:styleId="FirstParagraph">
+    <w:name w:val="First Paragraph"/>
+    <w:basedOn w:val="BodyText"/>
+    <w:next w:val="BodyText"/>
+    <w:qFormat/>
+  </w:style>
+  <w:style w:type="paragraph" w:customStyle="1" w:styleId="Compact">
+    <w:name w:val="Compact"/>
+    <w:basedOn w:val="BodyText"/>
+    <w:qFormat/>
+    <w:pPr>
+      <w:spacing w:before="36" w:after="36"/>
+    </w:pPr>
+  </w:style>
+  <w:style w:type="paragraph" w:styleId="Title">
+    <w:name w:val="Title"/>
+    <w:basedOn w:val="Normal"/>
+    <w:next w:val="BodyText"/>
+    <w:link w:val="TitleChar"/>
+    <w:uiPriority w:val="10"/>
+    <w:qFormat/>
+    <w:rsid w:val="00A10FD9"/>
+    <w:pPr>
+      <w:spacing w:after="80" w:line="240" w:lineRule="auto"/>
+      <w:contextualSpacing/>
+      <w:jc w:val="center"/>
     </w:pPr>
     <w:rPr>
-      <w:rFonts w:ascii="EB Garamond" w:hAnsi="EB Garamond" w:eastAsia="EB Garamond" w:cs="EB Garamond"/>
+      <w:rFonts w:asciiTheme="majorHAnsi" w:eastAsiaTheme="majorEastAsia" w:hAnsiTheme="majorHAnsi" w:cstheme="majorBidi"/>
+      <w:sz w:val="56"/>
+      <w:szCs w:val="56"/>
+    </w:rPr>
+  </w:style>
+  <w:style w:type="character" w:customStyle="1" w:styleId="TitleChar">
+    <w:name w:val="Title Char"/>
+    <w:basedOn w:val="DefaultParagraphFont"/>
+    <w:link w:val="Title"/>
+    <w:uiPriority w:val="10"/>
+    <w:rsid w:val="00A10FD9"/>
+    <w:rPr>
+      <w:rFonts w:asciiTheme="majorHAnsi" w:eastAsiaTheme="majorEastAsia" w:hAnsiTheme="majorHAnsi" w:cstheme="majorBidi"/>
+      <w:sz w:val="56"/>
+      <w:szCs w:val="56"/>
+    </w:rPr>
+  </w:style>
+  <w:style w:type="paragraph" w:styleId="Subtitle">
+    <w:name w:val="Subtitle"/>
+    <w:basedOn w:val="Title"/>
+    <w:next w:val="BodyText"/>
+    <w:link w:val="SubtitleChar"/>
+    <w:uiPriority w:val="11"/>
+    <w:qFormat/>
+    <w:rsid w:val="00A10FD9"/>
+    <w:pPr>
+      <w:numPr>
+        <w:ilvl w:val="1"/>
+      </w:numPr>
+    </w:pPr>
+    <w:rPr>
+      <w:rFonts w:eastAsiaTheme="majorEastAsia" w:cstheme="majorBidi"/>
+      <w:spacing w:val="15"/>
+      <w:sz w:val="28"/>
+      <w:szCs w:val="28"/>
+    </w:rPr>
+  </w:style>
+  <w:style w:type="character" w:customStyle="1" w:styleId="SubtitleChar">
+    <w:name w:val="Subtitle Char"/>
+    <w:basedOn w:val="DefaultParagraphFont"/>
+    <w:link w:val="Subtitle"/>
+    <w:uiPriority w:val="11"/>
+    <w:rsid w:val="00A10FD9"/>
+    <w:rPr>
+      <w:rFonts w:eastAsiaTheme="majorEastAsia" w:cstheme="majorBidi"/>
+      <w:color w:val="595959" w:themeColor="text1" w:themeTint="A6"/>
+      <w:spacing w:val="15"/>
+      <w:sz w:val="28"/>
+      <w:szCs w:val="28"/>
+    </w:rPr>
+  </w:style>
+  <w:style w:type="paragraph" w:customStyle="1" w:styleId="Author">
+    <w:name w:val="Author"/>
+    <w:basedOn w:val="Title"/>
+    <w:next w:val="BodyText"/>
+    <w:qFormat/>
+    <w:pPr>
+      <w:keepNext/>
+      <w:keepLines/>
+    </w:pPr>
+    <w:rPr>
       <w:sz w:val="24"/>
       <w:szCs w:val="24"/>
     </w:rPr>
   </w:style>
+  <w:style w:type="paragraph" w:styleId="Date">
+    <w:name w:val="Date"/>
+    <w:basedOn w:val="Title"/>
+    <w:next w:val="BodyText"/>
+    <w:qFormat/>
+    <w:pPr>
+      <w:keepNext/>
+      <w:keepLines/>
+    </w:pPr>
+    <w:rPr>
+      <w:sz w:val="24"/>
+      <w:szCs w:val="24"/>
+    </w:rPr>
+  </w:style>
+  <w:style w:type="paragraph" w:customStyle="1" w:styleId="AbstractTitle">
+    <w:name w:val="Abstract Title"/>
+    <w:basedOn w:val="Normal"/>
+    <w:next w:val="Abstract"/>
+    <w:qFormat/>
+    <w:pPr>
+      <w:keepNext/>
+      <w:keepLines/>
+      <w:spacing w:before="300" w:after="0"/>
+      <w:jc w:val="center"/>
+    </w:pPr>
+    <w:rPr>
+      <w:b/>
+      <w:sz w:val="20"/>
+      <w:szCs w:val="20"/>
+    </w:rPr>
+  </w:style>
+  <w:style w:type="paragraph" w:customStyle="1" w:styleId="Abstract">
+    <w:name w:val="Abstract"/>
+    <w:basedOn w:val="Normal"/>
+    <w:next w:val="BodyText"/>
+    <w:qFormat/>
+    <w:pPr>
+      <w:keepNext/>
+      <w:keepLines/>
+      <w:spacing w:before="100" w:after="300"/>
+    </w:pPr>
+    <w:rPr>
+      <w:sz w:val="20"/>
+      <w:szCs w:val="20"/>
+    </w:rPr>
+  </w:style>
+  <w:style w:type="paragraph" w:styleId="Bibliography">
+    <w:name w:val="Bibliography"/>
+    <w:basedOn w:val="Normal"/>
+    <w:next w:val="Bibliography"/>
+    <w:qFormat/>
+    <w:pPr/>
+    <w:rPr/>
+  </w:style>
+  <w:style w:type="paragraph" w:styleId="Heading1">
+    <w:name w:val="heading 1"/>
+    <w:basedOn w:val="Normal"/>
+    <w:next w:val="BodyText"/>
+    <w:link w:val="Heading1Char"/>
+    <w:uiPriority w:val="9"/>
+    <w:qFormat/>
+    <w:rsid w:val="00A10FD9"/>
+    <w:pPr>
+      <w:keepNext/>
+      <w:keepLines/>
+      <w:spacing w:before="240" w:after="120" w:line="276" w:lineRule="exact"/>
+      <w:ind w:firstLine="0"/>
+      <w:jc w:val="center"/>
+      <w:outlineLvl w:val="0"/>
+    </w:pPr>
+    <w:rPr>
+      <w:rFonts w:ascii="Times New Roman" w:hAnsi="Times New Roman" w:eastAsia="Times New Roman" w:cs="Times New Roman"/>
+      <w:b/>
+      <w:bCs/>
+      <w:caps/>
+      <w:color w:val="000000"/>
+      <w:sz w:val="24"/>
+      <w:szCs w:val="24"/>
+    </w:rPr>
+  </w:style>
+  <w:style w:type="paragraph" w:styleId="Heading2">
+    <w:name w:val="heading 2"/>
+    <w:basedOn w:val="Normal"/>
+    <w:next w:val="BodyText"/>
+    <w:link w:val="Heading2Char"/>
+    <w:uiPriority w:val="9"/>
+    <w:semiHidden/>
+    <w:unhideWhenUsed/>
+    <w:qFormat/>
+    <w:rsid w:val="00A10FD9"/>
+    <w:pPr>
+      <w:keepNext/>
+      <w:keepLines/>
+      <w:spacing w:before="240" w:after="120" w:line="276" w:lineRule="exact"/>
+      <w:ind w:firstLine="0"/>
+      <w:outlineLvl w:val="1"/>
+    </w:pPr>
+    <w:rPr>
+      <w:rFonts w:ascii="Times New Roman" w:hAnsi="Times New Roman" w:eastAsia="Times New Roman" w:cs="Times New Roman"/>
+      <w:b/>
+      <w:bCs/>
+      <w:color w:val="000000"/>
+      <w:sz w:val="24"/>
+      <w:szCs w:val="24"/>
+    </w:rPr>
+  </w:style>
+  <w:style w:type="paragraph" w:styleId="Heading3">
+    <w:name w:val="heading 3"/>
+    <w:basedOn w:val="Normal"/>
+    <w:next w:val="BodyText"/>
+    <w:link w:val="Heading3Char"/>
+    <w:uiPriority w:val="9"/>
+    <w:semiHidden/>
+    <w:unhideWhenUsed/>
+    <w:qFormat/>
+    <w:rsid w:val="00A10FD9"/>
+    <w:pPr>
+      <w:keepNext/>
+      <w:keepLines/>
+      <w:spacing w:before="240" w:after="120" w:line="276" w:lineRule="exact"/>
+      <w:ind w:firstLine="0"/>
+      <w:outlineLvl w:val="2"/>
+    </w:pPr>
+    <w:rPr>
+      <w:rFonts w:ascii="Times New Roman" w:hAnsi="Times New Roman" w:eastAsia="Times New Roman" w:cs="Times New Roman"/>
+      <w:b/>
+      <w:bCs/>
+      <w:color w:val="000000"/>
+      <w:sz w:val="24"/>
+      <w:szCs w:val="24"/>
+    </w:rPr>
+  </w:style>
+  <w:style w:type="paragraph" w:styleId="Heading4">
+    <w:name w:val="heading 4"/>
+    <w:basedOn w:val="Normal"/>
+    <w:next w:val="BodyText"/>
+    <w:link w:val="Heading4Char"/>
+    <w:uiPriority w:val="9"/>
+    <w:semiHidden/>
+    <w:unhideWhenUsed/>
+    <w:qFormat/>
+    <w:rsid w:val="00A10FD9"/>
+    <w:pPr>
+      <w:keepNext/>
+      <w:keepLines/>
+      <w:spacing w:before="240" w:after="120" w:line="276" w:lineRule="exact"/>
+      <w:ind w:firstLine="0"/>
+      <w:outlineLvl w:val="3"/>
+    </w:pPr>
+    <w:rPr>
+      <w:rFonts w:ascii="Times New Roman" w:hAnsi="Times New Roman" w:eastAsia="Times New Roman" w:cs="Times New Roman"/>
+      <w:b/>
+      <w:bCs/>
+      <w:i/>
+      <w:color w:val="000000"/>
+      <w:sz w:val="24"/>
+      <w:szCs w:val="24"/>
+    </w:rPr>
+  </w:style>
+  <w:style w:type="paragraph" w:styleId="Heading5">
+    <w:name w:val="heading 5"/>
+    <w:basedOn w:val="Normal"/>
+    <w:next w:val="BodyText"/>
+    <w:link w:val="Heading5Char"/>
+    <w:uiPriority w:val="9"/>
+    <w:semiHidden/>
+    <w:unhideWhenUsed/>
+    <w:qFormat/>
+    <w:rsid w:val="00A10FD9"/>
+    <w:pPr>
+      <w:keepNext/>
+      <w:keepLines/>
+      <w:spacing w:before="240" w:after="120" w:line="276" w:lineRule="exact"/>
+      <w:ind w:firstLine="0"/>
+      <w:outlineLvl w:val="4"/>
+    </w:pPr>
+    <w:rPr>
+      <w:rFonts w:ascii="Times New Roman" w:hAnsi="Times New Roman" w:eastAsia="Times New Roman" w:cs="Times New Roman"/>
+      <w:b/>
+      <w:bCs/>
+      <w:i/>
+      <w:color w:val="000000"/>
+      <w:sz w:val="24"/>
+      <w:szCs w:val="24"/>
+    </w:rPr>
+  </w:style>
+  <w:style w:type="paragraph" w:styleId="Heading6">
+    <w:name w:val="heading 6"/>
+    <w:basedOn w:val="Normal"/>
+    <w:next w:val="BodyText"/>
+    <w:link w:val="Heading6Char"/>
+    <w:uiPriority w:val="9"/>
+    <w:semiHidden/>
+    <w:unhideWhenUsed/>
+    <w:qFormat/>
+    <w:rsid w:val="00A10FD9"/>
+    <w:pPr>
+      <w:keepNext/>
+      <w:keepLines/>
+      <w:spacing w:before="40" w:after="0"/>
+      <w:outlineLvl w:val="5"/>
+    </w:pPr>
+    <w:rPr>
+      <w:rFonts w:eastAsiaTheme="majorEastAsia" w:cstheme="majorBidi"/>
+      <w:i/>
+      <w:iCs/>
+      <w:color w:val="595959" w:themeColor="text1" w:themeTint="A6"/>
+    </w:rPr>
+  </w:style>
+  <w:style w:type="paragraph" w:styleId="Heading7">
+    <w:name w:val="heading 7"/>
+    <w:basedOn w:val="Normal"/>
+    <w:next w:val="BodyText"/>
+    <w:link w:val="Heading7Char"/>
+    <w:uiPriority w:val="9"/>
+    <w:semiHidden/>
+    <w:unhideWhenUsed/>
+    <w:qFormat/>
+    <w:rsid w:val="00A10FD9"/>
+    <w:pPr>
+      <w:keepNext/>
+      <w:keepLines/>
+      <w:spacing w:before="40" w:after="0"/>
+      <w:outlineLvl w:val="6"/>
+    </w:pPr>
+    <w:rPr>
+      <w:rFonts w:eastAsiaTheme="majorEastAsia" w:cstheme="majorBidi"/>
+      <w:color w:val="595959" w:themeColor="text1" w:themeTint="A6"/>
+    </w:rPr>
+  </w:style>
+  <w:style w:type="paragraph" w:styleId="Heading8">
+    <w:name w:val="heading 8"/>
+    <w:basedOn w:val="Normal"/>
+    <w:next w:val="BodyText"/>
+    <w:link w:val="Heading8Char"/>
+    <w:uiPriority w:val="9"/>
+    <w:semiHidden/>
+    <w:unhideWhenUsed/>
+    <w:qFormat/>
+    <w:rsid w:val="00A10FD9"/>
+    <w:pPr>
+      <w:keepNext/>
+      <w:keepLines/>
+      <w:spacing w:after="0"/>
+      <w:outlineLvl w:val="7"/>
+    </w:pPr>
+    <w:rPr>
+      <w:rFonts w:eastAsiaTheme="majorEastAsia" w:cstheme="majorBidi"/>
+      <w:i/>
+      <w:iCs/>
+      <w:color w:val="272727" w:themeColor="text1" w:themeTint="D8"/>
+    </w:rPr>
+  </w:style>
+  <w:style w:type="paragraph" w:styleId="Heading9">
+    <w:name w:val="heading 9"/>
+    <w:basedOn w:val="Normal"/>
+    <w:next w:val="BodyText"/>
+    <w:link w:val="Heading9Char"/>
+    <w:uiPriority w:val="9"/>
+    <w:semiHidden/>
+    <w:unhideWhenUsed/>
+    <w:qFormat/>
+    <w:rsid w:val="00A10FD9"/>
+    <w:pPr>
+      <w:keepNext/>
+      <w:keepLines/>
+      <w:spacing w:after="0"/>
+      <w:outlineLvl w:val="8"/>
+    </w:pPr>
+    <w:rPr>
+      <w:rFonts w:eastAsiaTheme="majorEastAsia" w:cstheme="majorBidi"/>
+      <w:color w:val="272727" w:themeColor="text1" w:themeTint="D8"/>
+    </w:rPr>
+  </w:style>
+  <w:style w:type="character" w:customStyle="1" w:styleId="Heading1Char">
+    <w:name w:val="Heading 1 Char"/>
+    <w:basedOn w:val="DefaultParagraphFont"/>
+    <w:link w:val="Heading1"/>
+    <w:uiPriority w:val="9"/>
+    <w:rsid w:val="00A10FD9"/>
+    <w:rPr>
+      <w:rFonts w:asciiTheme="majorHAnsi" w:eastAsiaTheme="majorEastAsia" w:hAnsiTheme="majorHAnsi" w:cstheme="majorBidi"/>
+      <w:color w:val="0F4761" w:themeColor="accent1" w:themeShade="BF"/>
+      <w:sz w:val="40"/>
+      <w:szCs w:val="40"/>
+    </w:rPr>
+  </w:style>
+  <w:style w:type="character" w:customStyle="1" w:styleId="Heading2Char">
+    <w:name w:val="Heading 2 Char"/>
+    <w:basedOn w:val="DefaultParagraphFont"/>
+    <w:link w:val="Heading2"/>
+    <w:uiPriority w:val="9"/>
+    <w:semiHidden/>
+    <w:rsid w:val="00A10FD9"/>
+    <w:rPr>
+      <w:rFonts w:asciiTheme="majorHAnsi" w:eastAsiaTheme="majorEastAsia" w:hAnsiTheme="majorHAnsi" w:cstheme="majorBidi"/>
+      <w:color w:val="0F4761" w:themeColor="accent1" w:themeShade="BF"/>
+      <w:sz w:val="32"/>
+      <w:szCs w:val="32"/>
+    </w:rPr>
+  </w:style>
+  <w:style w:type="character" w:customStyle="1" w:styleId="Heading3Char">
+    <w:name w:val="Heading 3 Char"/>
+    <w:basedOn w:val="DefaultParagraphFont"/>
+    <w:link w:val="Heading3"/>
+    <w:uiPriority w:val="9"/>
+    <w:semiHidden/>
+    <w:rsid w:val="00A10FD9"/>
+    <w:rPr>
+      <w:rFonts w:eastAsiaTheme="majorEastAsia" w:cstheme="majorBidi"/>
+      <w:color w:val="0F4761" w:themeColor="accent1" w:themeShade="BF"/>
+      <w:sz w:val="28"/>
+      <w:szCs w:val="28"/>
+    </w:rPr>
+  </w:style>
+  <w:style w:type="character" w:customStyle="1" w:styleId="Heading4Char">
+    <w:name w:val="Heading 4 Char"/>
+    <w:basedOn w:val="DefaultParagraphFont"/>
+    <w:link w:val="Heading4"/>
+    <w:uiPriority w:val="9"/>
+    <w:semiHidden/>
+    <w:rsid w:val="00A10FD9"/>
+    <w:rPr>
+      <w:rFonts w:eastAsiaTheme="majorEastAsia" w:cstheme="majorBidi"/>
+      <w:i/>
+      <w:iCs/>
+      <w:color w:val="0F4761" w:themeColor="accent1" w:themeShade="BF"/>
+    </w:rPr>
+  </w:style>
+  <w:style w:type="character" w:customStyle="1" w:styleId="Heading5Char">
+    <w:name w:val="Heading 5 Char"/>
+    <w:basedOn w:val="DefaultParagraphFont"/>
+    <w:link w:val="Heading5"/>
+    <w:uiPriority w:val="9"/>
+    <w:semiHidden/>
+    <w:rsid w:val="00A10FD9"/>
+    <w:rPr>
+      <w:rFonts w:eastAsiaTheme="majorEastAsia" w:cstheme="majorBidi"/>
+      <w:color w:val="0F4761" w:themeColor="accent1" w:themeShade="BF"/>
+    </w:rPr>
+  </w:style>
+  <w:style w:type="character" w:customStyle="1" w:styleId="Heading6Char">
+    <w:name w:val="Heading 6 Char"/>
+    <w:basedOn w:val="DefaultParagraphFont"/>
+    <w:link w:val="Heading6"/>
+    <w:uiPriority w:val="9"/>
+    <w:semiHidden/>
+    <w:rsid w:val="00A10FD9"/>
+    <w:rPr>
+      <w:rFonts w:eastAsiaTheme="majorEastAsia" w:cstheme="majorBidi"/>
+      <w:i/>
+      <w:iCs/>
+      <w:color w:val="595959" w:themeColor="text1" w:themeTint="A6"/>
+    </w:rPr>
+  </w:style>
+  <w:style w:type="character" w:customStyle="1" w:styleId="Heading7Char">
+    <w:name w:val="Heading 7 Char"/>
+    <w:basedOn w:val="DefaultParagraphFont"/>
+    <w:link w:val="Heading7"/>
+    <w:uiPriority w:val="9"/>
+    <w:semiHidden/>
+    <w:rsid w:val="00A10FD9"/>
+    <w:rPr>
+      <w:rFonts w:eastAsiaTheme="majorEastAsia" w:cstheme="majorBidi"/>
+      <w:color w:val="595959" w:themeColor="text1" w:themeTint="A6"/>
+    </w:rPr>
+  </w:style>
+  <w:style w:type="character" w:customStyle="1" w:styleId="Heading8Char">
+    <w:name w:val="Heading 8 Char"/>
+    <w:basedOn w:val="DefaultParagraphFont"/>
+    <w:link w:val="Heading8"/>
+    <w:uiPriority w:val="9"/>
+    <w:semiHidden/>
+    <w:rsid w:val="00A10FD9"/>
+    <w:rPr>
+      <w:rFonts w:eastAsiaTheme="majorEastAsia" w:cstheme="majorBidi"/>
+      <w:i/>
+      <w:iCs/>
+      <w:color w:val="272727" w:themeColor="text1" w:themeTint="D8"/>
+    </w:rPr>
+  </w:style>
+  <w:style w:type="character" w:customStyle="1" w:styleId="Heading9Char">
+    <w:name w:val="Heading 9 Char"/>
+    <w:basedOn w:val="DefaultParagraphFont"/>
+    <w:link w:val="Heading9"/>
+    <w:uiPriority w:val="9"/>
+    <w:semiHidden/>
+    <w:rsid w:val="00A10FD9"/>
+    <w:rPr>
+      <w:rFonts w:eastAsiaTheme="majorEastAsia" w:cstheme="majorBidi"/>
+      <w:color w:val="272727" w:themeColor="text1" w:themeTint="D8"/>
+    </w:rPr>
+  </w:style>
+  <w:style w:type="paragraph" w:customStyle="1" w:styleId="ListItem">
+    <w:name w:val="List Item"/>
+    <w:basedOn w:val="BodyText"/>
+    <w:qFormat/>
+    <w:pPr>
+      <w:spacing w:before="0" w:after="0" w:line="480" w:lineRule="exact"/>
+      <w:ind w:left="720" w:hanging="720"/>
+    </w:pPr>
+  </w:style>
+  <w:style w:type="paragraph" w:styleId="BlockText">
+    <w:name w:val="Block Text"/>
+    <w:basedOn w:val="BodyText"/>
+    <w:next w:val="BodyText"/>
+    <w:uiPriority w:val="9"/>
+    <w:unhideWhenUsed/>
+    <w:qFormat/>
+    <w:pPr>
+      <w:spacing w:before="280" w:after="280" w:line="276" w:lineRule="exact"/>
+      <w:ind w:firstLine="0" w:left="720" w:right="720"/>
+    </w:pPr>
+  </w:style>
+  <w:style w:type="paragraph" w:styleId="FootnoteText">
+    <w:name w:val="Footnote Text"/>
+    <w:basedOn w:val="Normal"/>
+    <w:next w:val="FootnoteText"/>
+    <w:uiPriority w:val="9"/>
+    <w:unhideWhenUsed/>
+    <w:qFormat/>
+    <w:pPr>
+      <w:widowControl/>
+      <w:spacing w:before="0" w:after="80" w:line="230" w:lineRule="exact"/>
+    </w:pPr>
+    <w:rPr>
+      <w:sz w:val="20"/>
+      <w:szCs w:val="20"/>
+    </w:rPr>
+  </w:style>
+  <w:style w:type="paragraph" w:styleId="FootnoteBlockText">
+    <w:name w:val="Footnote Block Text"/>
+    <w:basedOn w:val="FootnoteText"/>
+    <w:next w:val="FootnoteText"/>
+    <w:uiPriority w:val="9"/>
+    <w:unhideWhenUsed/>
+    <w:qFormat/>
+    <w:pPr>
+      <w:spacing w:before="280" w:after="280"/>
+      <w:ind w:firstLine="0" w:left="720" w:right="720"/>
+    </w:pPr>
+  </w:style>
   <w:style w:type="character" w:default="1" w:styleId="DefaultParagraphFont">
     <w:name w:val="Default Paragraph Font"/>
-    <w:uiPriority w:val="1"/>
     <w:semiHidden/>
     <w:unhideWhenUsed/>
   </w:style>
-  <w:style w:type="table" w:default="1" w:styleId="TableNormal">
-    <w:name w:val="Normal Table"/>
-    <w:uiPriority w:val="99"/>
-    <w:semiHidden/>
-    <w:unhideWhenUsed/>
+  <w:style w:type="table" w:default="1" w:styleId="Table">
+    <w:name w:val="Table"/>
+    <w:basedOn w:val="TableNormal"/>
+    <w:qFormat/>
     <w:tblPr>
       <w:tblInd w:w="0" w:type="dxa"/>
       <w:tblCellMar>
@@ -3493,243 +8459,122 @@
         <w:right w:w="108" w:type="dxa"/>
       </w:tblCellMar>
     </w:tblPr>
+    <w:tblStylePr w:type="firstRow">
+      <w:tcPr>
+        <w:tcBorders>
+          <w:bottom w:val="single"/>
+        </w:tcBorders>
+        <w:vAlign w:val="bottom"/>
+      </w:tcPr>
+    </w:tblStylePr>
   </w:style>
-  <w:style w:type="paragraph" w:styleId="BodyText">
-    <w:name w:val="Body Text"/>
+  <w:style w:type="paragraph" w:customStyle="1" w:styleId="DefinitionTerm">
+    <w:name w:val="Definition Term"/>
     <w:basedOn w:val="Normal"/>
-    <w:qFormat/>
-    <w:pPr>
-      <w:spacing w:before="0" w:after="0" w:line="480" w:lineRule="exact"/>
-      <w:ind w:firstLine="720"/>
-    </w:pPr>
-  </w:style>
-  <w:style w:type="paragraph" w:styleId="FirstParagraph">
-    <w:name w:val="First Paragraph"/>
-    <w:basedOn w:val="BodyText"/>
-    <w:next w:val="BodyText"/>
-    <w:qFormat/>
-  </w:style>
-  <w:style w:type="paragraph" w:styleId="Compact">
-    <w:name w:val="Compact"/>
-    <w:basedOn w:val="BodyText"/>
-    <w:qFormat/>
-    <w:pPr>
-      <w:spacing w:before="0" w:after="0" w:line="240" w:lineRule="auto"/>
-      <w:ind w:firstLine="0"/>
-    </w:pPr>
-  </w:style>
-  <w:style w:type="paragraph" w:styleId="Heading1">
-    <w:name w:val="heading 1"/>
-    <w:basedOn w:val="Normal"/>
-    <w:next w:val="BodyText"/>
-    <w:qFormat/>
+    <w:next w:val="Definition"/>
     <w:pPr>
       <w:keepNext/>
       <w:keepLines/>
-      <w:spacing w:before="240" w:after="240" w:line="240" w:lineRule="auto"/>
-      <w:ind w:firstLine="0"/>
-      <w:jc w:val="center"/>
-      <w:outlineLvl w:val="0"/>
+      <w:spacing w:after="0"/>
     </w:pPr>
     <w:rPr>
       <w:b/>
-      <w:bCs/>
     </w:rPr>
   </w:style>
-  <w:style w:type="paragraph" w:styleId="Heading2">
-    <w:name w:val="heading 2"/>
+  <w:style w:type="paragraph" w:customStyle="1" w:styleId="Definition">
+    <w:name w:val="Definition"/>
     <w:basedOn w:val="Normal"/>
-    <w:next w:val="BodyText"/>
-    <w:qFormat/>
+  </w:style>
+  <w:style w:type="paragraph" w:styleId="Caption">
+    <w:name w:val="Caption"/>
+    <w:basedOn w:val="Normal"/>
+    <w:link w:val="BodyTextChar"/>
+    <w:pPr>
+      <w:spacing w:before="0" w:after="120"/>
+    </w:pPr>
+    <w:rPr>
+      <w:i/>
+    </w:rPr>
+  </w:style>
+  <w:style w:type="paragraph" w:customStyle="1" w:styleId="TableCaption">
+    <w:name w:val="Table Caption"/>
+    <w:basedOn w:val="Caption"/>
     <w:pPr>
       <w:keepNext/>
-      <w:keepLines/>
-      <w:spacing w:before="240" w:after="240" w:line="240" w:lineRule="auto"/>
-      <w:ind w:left="720" w:hanging="720"/>
-      <w:jc w:val="left"/>
-      <w:outlineLvl w:val="1"/>
     </w:pPr>
+  </w:style>
+  <w:style w:type="paragraph" w:customStyle="1" w:styleId="ImageCaption">
+    <w:name w:val="Image Caption"/>
+    <w:basedOn w:val="Caption"/>
+  </w:style>
+  <w:style w:type="paragraph" w:customStyle="1" w:styleId="Figure">
+    <w:name w:val="Figure"/>
+    <w:basedOn w:val="Normal"/>
+  </w:style>
+  <w:style w:type="paragraph" w:customStyle="1" w:styleId="CaptionedFigure">
+    <w:name w:val="Captioned Figure"/>
+    <w:basedOn w:val="Figure"/>
+    <w:pPr>
+      <w:keepNext/>
+    </w:pPr>
+  </w:style>
+  <w:style w:type="character" w:customStyle="1" w:styleId="BodyTextChar">
+    <w:name w:val="Body Text Char"/>
+    <w:basedOn w:val="DefaultParagraphFont"/>
+    <w:link w:val="BodyText"/>
+  </w:style>
+  <w:style w:type="character" w:customStyle="1" w:styleId="VerbatimChar">
+    <w:name w:val="Verbatim Char"/>
+    <w:basedOn w:val="BodyTextChar"/>
     <w:rPr>
-      <w:b/>
-      <w:bCs/>
+      <w:rFonts w:ascii="Consolas" w:hAnsi="Consolas"/>
+      <w:sz w:val="22"/>
     </w:rPr>
   </w:style>
-  <w:style w:type="paragraph" w:styleId="Heading3">
-    <w:name w:val="heading 3"/>
-    <w:basedOn w:val="Normal"/>
-    <w:next w:val="BodyText"/>
-    <w:qFormat/>
-    <w:pPr>
-      <w:keepNext/>
-      <w:keepLines/>
-      <w:spacing w:before="240" w:after="240" w:line="240" w:lineRule="auto"/>
-      <w:ind w:left="1440" w:hanging="720"/>
-      <w:jc w:val="left"/>
-      <w:outlineLvl w:val="2"/>
-    </w:pPr>
-    <w:rPr>
-      <w:b/>
-      <w:bCs/>
-    </w:rPr>
-  </w:style>
-  <w:style w:type="paragraph" w:styleId="Heading4">
-    <w:name w:val="heading 4"/>
-    <w:basedOn w:val="Normal"/>
-    <w:next w:val="BodyText"/>
-    <w:qFormat/>
-    <w:pPr>
-      <w:keepNext/>
-      <w:keepLines/>
-      <w:spacing w:before="240" w:after="240" w:line="240" w:lineRule="auto"/>
-      <w:ind w:left="2160" w:hanging="720"/>
-      <w:jc w:val="left"/>
-      <w:outlineLvl w:val="3"/>
-    </w:pPr>
-    <w:rPr>
-      <w:b/>
-      <w:bCs/>
-    </w:rPr>
-  </w:style>
-  <w:style w:type="paragraph" w:customStyle="1" w:styleId="Centered">
-    <w:name w:val="Centered"/>
-    <w:basedOn w:val="Normal"/>
-    <w:qFormat/>
-    <w:pPr>
-      <w:jc w:val="center"/>
-    </w:pPr>
-  </w:style>
-  <w:style w:type="paragraph" w:customStyle="1" w:styleId="Single">
-    <w:name w:val="Single"/>
-    <w:basedOn w:val="Normal"/>
-    <w:qFormat/>
-  </w:style>
-  <w:style w:type="paragraph" w:customStyle="1" w:styleId="TOCLevel1">
-    <w:name w:val="TOC Level 1"/>
-    <w:basedOn w:val="Normal"/>
-    <w:qFormat/>
-    <w:pPr>
-      <w:keepLines/>
-      <w:tabs>
-        <w:tab w:val="right" w:leader="dot" w:pos="9360"/>
-      </w:tabs>
-      <w:spacing w:before="120" w:after="0" w:line="240" w:lineRule="auto"/>
-      <w:ind w:left="720" w:hanging="720"/>
-    </w:pPr>
-  </w:style>
-  <w:style w:type="paragraph" w:customStyle="1" w:styleId="TOCLevel2">
-    <w:name w:val="TOC Level 2"/>
-    <w:basedOn w:val="TOCLevel1"/>
-    <w:qFormat/>
-    <w:pPr>
-      <w:ind w:left="720" w:hanging="720"/>
-    </w:pPr>
-  </w:style>
-  <w:style w:type="paragraph" w:customStyle="1" w:styleId="TOCLevel3">
-    <w:name w:val="TOC Level 3"/>
-    <w:basedOn w:val="TOCLevel1"/>
-    <w:qFormat/>
-    <w:pPr>
-      <w:ind w:left="1440" w:hanging="720"/>
-    </w:pPr>
-  </w:style>
-  <w:style w:type="paragraph" w:customStyle="1" w:styleId="TOCLevel4">
-    <w:name w:val="TOC Level 4"/>
-    <w:basedOn w:val="TOCLevel1"/>
-    <w:qFormat/>
-    <w:pPr>
-      <w:ind w:left="2160" w:hanging="720"/>
-    </w:pPr>
-  </w:style>
-  <w:style w:type="paragraph" w:customStyle="1" w:styleId="TOAGroup">
-    <w:name w:val="TOA Group"/>
-    <w:basedOn w:val="Normal"/>
-    <w:qFormat/>
-    <w:pPr>
-      <w:keepNext/>
-      <w:spacing w:before="240" w:after="120" w:line="240" w:lineRule="auto"/>
-    </w:pPr>
-    <w:rPr>
-      <w:b/>
-      <w:bCs/>
-    </w:rPr>
-  </w:style>
-  <w:style w:type="paragraph" w:customStyle="1" w:styleId="TOAEntry">
-    <w:name w:val="TOA Entry"/>
-    <w:basedOn w:val="Normal"/>
-    <w:qFormat/>
-    <w:pPr>
-      <w:keepLines/>
-      <w:tabs>
-        <w:tab w:val="right" w:leader="dot" w:pos="9360"/>
-      </w:tabs>
-      <w:spacing w:before="120" w:after="0" w:line="240" w:lineRule="auto"/>
-      <w:ind w:left="504" w:hanging="504"/>
-    </w:pPr>
-  </w:style>
-  <w:style w:type="paragraph" w:styleId="Footer">
-    <w:name w:val="footer"/>
-    <w:basedOn w:val="Normal"/>
-    <w:pPr>
-      <w:jc w:val="center"/>
-    </w:pPr>
-    <w:rPr>
-      <w:sz w:val="24"/>
-      <w:szCs w:val="24"/>
-    </w:rPr>
-  </w:style>
-  <w:style w:type="paragraph" w:styleId="FootnoteText">
-    <w:name w:val="footnote text"/>
-    <w:basedOn w:val="Normal"/>
-    <w:pPr>
-      <w:spacing w:before="0" w:after="80" w:line="240" w:lineRule="auto"/>
-      <w:ind w:firstLine="0"/>
-    </w:pPr>
-    <w:rPr>
-      <w:sz w:val="20"/>
-      <w:szCs w:val="20"/>
-    </w:rPr>
+  <w:style w:type="character" w:customStyle="1" w:styleId="SectionNumber">
+    <w:name w:val="Section Number"/>
+    <w:basedOn w:val="BodyTextChar"/>
   </w:style>
   <w:style w:type="character" w:styleId="FootnoteReference">
-    <w:name w:val="footnote reference"/>
+    <w:name w:val="Footnote Reference"/>
+    <w:basedOn w:val="BodyTextChar"/>
     <w:rPr>
       <w:vertAlign w:val="superscript"/>
     </w:rPr>
   </w:style>
   <w:style w:type="character" w:styleId="Hyperlink">
     <w:name w:val="Hyperlink"/>
+    <w:basedOn w:val="BodyTextChar"/>
     <w:rPr>
       <w:color w:val="000000"/>
     </w:rPr>
   </w:style>
-  <w:style w:type="paragraph" w:customStyle="1" w:styleId="TOAEntry">
-    <w:name w:val="TOAEntry"/>
+  <w:style w:type="paragraph" w:styleId="TOCHeading">
+    <w:name w:val="TOC Heading"/>
+    <w:basedOn w:val="Heading1"/>
+    <w:next w:val="BodyText"/>
+    <w:uiPriority w:val="39"/>
+    <w:unhideWhenUsed/>
+    <w:qFormat/>
+    <w:pPr>
+      <w:spacing w:before="240" w:line="259" w:lineRule="auto"/>
+      <w:outlineLvl w:val="9"/>
+    </w:pPr>
+    <w:rPr>
+      <w:rFonts w:asciiTheme="majorHAnsi" w:eastAsiaTheme="majorEastAsia" w:hAnsiTheme="majorHAnsi" w:cstheme="majorBidi"/>
+      <w:b w:val="0"/>
+      <w:bCs w:val="0"/>
+      <w:color w:val="365F91" w:themeColor="accent1" w:themeShade="BF"/>
+    </w:rPr>
+  </w:style>
+  <w:style w:type="paragraph" w:customStyle="1" w:styleId="BodyTextKeep">
+    <w:name w:val="Body Text Keep"/>
     <w:basedOn w:val="BodyText"/>
     <w:qFormat/>
-  </w:style>
-  <w:style w:type="paragraph" w:customStyle="1" w:styleId="TOAGroup">
-    <w:name w:val="TOAGroup"/>
-    <w:basedOn w:val="BodyText"/>
-    <w:qFormat/>
-  </w:style>
-  <w:style w:type="paragraph" w:customStyle="1" w:styleId="TOCLevel1">
-    <w:name w:val="TOCLevel1"/>
-    <w:basedOn w:val="BodyText"/>
-    <w:qFormat/>
-  </w:style>
-  <w:style w:type="paragraph" w:customStyle="1" w:styleId="TOCLevel2">
-    <w:name w:val="TOCLevel2"/>
-    <w:basedOn w:val="BodyText"/>
-    <w:qFormat/>
-  </w:style>
-  <w:style w:type="paragraph" w:customStyle="1" w:styleId="TOCLevel3">
-    <w:name w:val="TOCLevel3"/>
-    <w:basedOn w:val="BodyText"/>
-    <w:qFormat/>
-  </w:style>
-  <w:style w:type="paragraph" w:customStyle="1" w:styleId="TOCLevel4">
-    <w:name w:val="TOCLevel4"/>
-    <w:basedOn w:val="BodyText"/>
-    <w:qFormat/>
+    <w:pPr>
+      <w:keepNext/>
+      <w:keepLines/>
+    </w:pPr>
   </w:style>
   <w:style w:type="paragraph" w:customStyle="1" w:styleId="SourceCode">
     <w:name w:val="Source Code"/>

--- a/courts/second-circuit/new-york/federal/eastern-district/motion-brief/usage/OUTPUT-motion-brief.docx
+++ b/courts/second-circuit/new-york/federal/eastern-district/motion-brief/usage/OUTPUT-motion-brief.docx
@@ -4,8 +4,6 @@
   <w:body>
     <w:p>
       <w:pPr>
-        <w:keepNext/>
-        <w:keepLines/>
         <w:spacing w:before="0" w:after="0" w:line="276" w:lineRule="exact"/>
         <w:ind w:left="0" w:firstLine="0"/>
         <w:jc w:val="center"/>
@@ -62,9 +60,7 @@
     </w:p>
     <w:p>
       <w:pPr>
-        <w:keepNext/>
-        <w:keepLines/>
-        <w:spacing w:before="0" w:after="480" w:line="276" w:lineRule="exact"/>
+        <w:spacing w:before="0" w:after="0" w:line="276" w:lineRule="exact"/>
         <w:ind w:left="0" w:firstLine="0"/>
         <w:jc w:val="center"/>
       </w:pPr>
@@ -131,6 +127,11 @@
         </w:rPr>
         <w:t xml:space="preserve">YORK</w:t>
       </w:r>
+    </w:p>
+    <w:p>
+      <w:pPr>
+        <w:spacing w:before="0" w:after="0" w:line="480" w:lineRule="exact"/>
+      </w:pPr>
     </w:p>
     <w:tbl>
       <w:tblPr>
@@ -155,225 +156,241 @@
         <w:tc>
           <w:tcPr>
             <w:tcW w:w="4896" w:type="dxa"/>
-            <w:tcBorders>
-              <w:top w:val="single" w:sz="6" w:space="0" w:color="000000"/>
-              <w:bottom w:val="single" w:sz="6" w:space="0" w:color="000000"/>
-            </w:tcBorders>
-            <w:tcMar>
-              <w:top w:w="165" w:type="dxa"/>
-              <w:bottom w:w="165" w:type="dxa"/>
-            </w:tcMar>
           </w:tcPr>
+          <w:tbl>
+            <w:tblPr>
+              <w:tblW w:w="4896" w:type="dxa"/>
+              <w:tblInd w:w="0" w:type="dxa"/>
+              <w:tblBorders>
+                <w:top w:val="single" w:sz="6" w:space="0" w:color="000000"/>
+                <w:left w:val="nil"/>
+                <w:bottom w:val="single" w:sz="6" w:space="0" w:color="000000"/>
+                <w:right w:val="nil"/>
+              </w:tblBorders>
+              <w:tblLayout w:type="fixed"/>
+              <w:tblCellMar>
+                <w:top w:w="180" w:type="dxa"/>
+                <w:left w:w="0" w:type="dxa"/>
+                <w:bottom w:w="180" w:type="dxa"/>
+                <w:right w:w="0" w:type="dxa"/>
+              </w:tblCellMar>
+              <w:tblLook w:val="0000" w:firstRow="0" w:lastRow="0" w:firstColumn="0" w:lastColumn="0" w:noHBand="0" w:noVBand="0"/>
+            </w:tblPr>
+            <w:tblGrid>
+              <w:gridCol w:w="4896"/>
+            </w:tblGrid>
+            <w:tr>
+              <w:trPr>
+                <w:cantSplit/>
+              </w:trPr>
+              <w:tc>
+                <w:tcPr>
+                  <w:tcW w:w="4896" w:type="dxa"/>
+                </w:tcPr>
+                <w:p>
+                  <w:pPr>
+                    <w:spacing w:before="0" w:after="0" w:line="276" w:lineRule="exact"/>
+                    <w:ind w:left="0" w:firstLine="0"/>
+                    <w:jc w:val="left"/>
+                  </w:pPr>
+                  <w:r>
+                    <w:t xml:space="preserve">STUART</w:t>
+                  </w:r>
+                  <w:r>
+                    <w:t xml:space="preserve"> </w:t>
+                  </w:r>
+                  <w:r>
+                    <w:t xml:space="preserve">FORCE</w:t>
+                  </w:r>
+                  <w:r>
+                    <w:t xml:space="preserve"> </w:t>
+                  </w:r>
+                  <w:r>
+                    <w:t xml:space="preserve">individually</w:t>
+                  </w:r>
+                  <w:r>
+                    <w:t xml:space="preserve"> </w:t>
+                  </w:r>
+                  <w:r>
+                    <w:t xml:space="preserve">and</w:t>
+                  </w:r>
+                  <w:r>
+                    <w:t xml:space="preserve"> </w:t>
+                  </w:r>
+                  <w:r>
+                    <w:t xml:space="preserve">as</w:t>
+                  </w:r>
+                  <w:r>
+                    <w:t xml:space="preserve"> </w:t>
+                  </w:r>
+                  <w:r>
+                    <w:t xml:space="preserve">personal</w:t>
+                  </w:r>
+                  <w:r>
+                    <w:t xml:space="preserve"> </w:t>
+                  </w:r>
+                  <w:r>
+                    <w:t xml:space="preserve">representative</w:t>
+                  </w:r>
+                  <w:r>
+                    <w:t xml:space="preserve"> </w:t>
+                  </w:r>
+                  <w:r>
+                    <w:t xml:space="preserve">of</w:t>
+                  </w:r>
+                  <w:r>
+                    <w:t xml:space="preserve"> </w:t>
+                  </w:r>
+                  <w:r>
+                    <w:t xml:space="preserve">the</w:t>
+                  </w:r>
+                  <w:r>
+                    <w:t xml:space="preserve"> </w:t>
+                  </w:r>
+                  <w:r>
+                    <w:t xml:space="preserve">ESTATE</w:t>
+                  </w:r>
+                  <w:r>
+                    <w:t xml:space="preserve"> </w:t>
+                  </w:r>
+                  <w:r>
+                    <w:t xml:space="preserve">OF</w:t>
+                  </w:r>
+                  <w:r>
+                    <w:t xml:space="preserve"> </w:t>
+                  </w:r>
+                  <w:r>
+                    <w:t xml:space="preserve">TAYLOR</w:t>
+                  </w:r>
+                  <w:r>
+                    <w:t xml:space="preserve"> </w:t>
+                  </w:r>
+                  <w:r>
+                    <w:t xml:space="preserve">FORCE,</w:t>
+                  </w:r>
+                  <w:r>
+                    <w:t xml:space="preserve"> </w:t>
+                  </w:r>
+                  <w:r>
+                    <w:rPr>
+                      <w:i/>
+                      <w:iCs/>
+                    </w:rPr>
+                    <w:t xml:space="preserve">et</w:t>
+                  </w:r>
+                  <w:r>
+                    <w:rPr>
+                      <w:i/>
+                      <w:iCs/>
+                    </w:rPr>
+                    <w:t xml:space="preserve"> </w:t>
+                  </w:r>
+                  <w:r>
+                    <w:rPr>
+                      <w:i/>
+                      <w:iCs/>
+                    </w:rPr>
+                    <w:t xml:space="preserve">al.</w:t>
+                  </w:r>
+                  <w:r>
+                    <w:t xml:space="preserve">,</w:t>
+                  </w:r>
+                </w:p>
+                <w:p>
+                  <w:pPr>
+                    <w:spacing w:before="0" w:after="0" w:line="276" w:lineRule="exact"/>
+                    <w:ind w:left="720" w:firstLine="0"/>
+                    <w:jc w:val="left"/>
+                  </w:pPr>
+                  <w:r>
+                    <w:t xml:space="preserve">Plaintiffs,</w:t>
+                  </w:r>
+                </w:p>
+                <w:p>
+                  <w:pPr>
+                    <w:spacing w:before="276" w:after="276" w:line="276" w:lineRule="exact"/>
+                    <w:ind w:left="720" w:firstLine="0"/>
+                    <w:jc w:val="left"/>
+                  </w:pPr>
+                  <w:r>
+                    <w:t xml:space="preserve">v.</w:t>
+                  </w:r>
+                </w:p>
+                <w:p>
+                  <w:pPr>
+                    <w:spacing w:before="0" w:after="0" w:line="276" w:lineRule="exact"/>
+                    <w:ind w:left="0" w:firstLine="0"/>
+                    <w:jc w:val="left"/>
+                  </w:pPr>
+                  <w:r>
+                    <w:t xml:space="preserve">QATAR</w:t>
+                  </w:r>
+                  <w:r>
+                    <w:t xml:space="preserve"> </w:t>
+                  </w:r>
+                  <w:r>
+                    <w:t xml:space="preserve">CHARITY,</w:t>
+                  </w:r>
+                  <w:r>
+                    <w:t xml:space="preserve"> </w:t>
+                  </w:r>
+                  <w:r>
+                    <w:t xml:space="preserve">QATAR</w:t>
+                  </w:r>
+                  <w:r>
+                    <w:t xml:space="preserve"> </w:t>
+                  </w:r>
+                  <w:r>
+                    <w:t xml:space="preserve">NATIONAL</w:t>
+                  </w:r>
+                  <w:r>
+                    <w:t xml:space="preserve"> </w:t>
+                  </w:r>
+                  <w:r>
+                    <w:t xml:space="preserve">BANK</w:t>
+                  </w:r>
+                  <w:r>
+                    <w:t xml:space="preserve"> </w:t>
+                  </w:r>
+                  <w:r>
+                    <w:t xml:space="preserve">and</w:t>
+                  </w:r>
+                  <w:r>
+                    <w:t xml:space="preserve"> </w:t>
+                  </w:r>
+                  <w:r>
+                    <w:t xml:space="preserve">MASRAF</w:t>
+                  </w:r>
+                  <w:r>
+                    <w:t xml:space="preserve"> </w:t>
+                  </w:r>
+                  <w:r>
+                    <w:t xml:space="preserve">AL</w:t>
+                  </w:r>
+                  <w:r>
+                    <w:t xml:space="preserve"> </w:t>
+                  </w:r>
+                  <w:r>
+                    <w:t xml:space="preserve">RAYAN,</w:t>
+                  </w:r>
+                </w:p>
+                <w:p>
+                  <w:pPr>
+                    <w:spacing w:before="0" w:after="0" w:line="276" w:lineRule="exact"/>
+                    <w:ind w:left="720" w:firstLine="0"/>
+                    <w:jc w:val="left"/>
+                  </w:pPr>
+                  <w:r>
+                    <w:t xml:space="preserve">Defendants.</w:t>
+                  </w:r>
+                </w:p>
+              </w:tc>
+            </w:tr>
+          </w:tbl>
           <w:p>
             <w:pPr>
-              <w:spacing w:before="0" w:after="0" w:line="276" w:lineRule="exact"/>
-              <w:ind w:left="0" w:firstLine="0"/>
-              <w:jc w:val="left"/>
+              <w:spacing w:before="0" w:after="0" w:line="1" w:lineRule="exact"/>
             </w:pPr>
-            <w:r>
-              <w:t xml:space="preserve">STUART</w:t>
-            </w:r>
-            <w:r>
-              <w:t xml:space="preserve"> </w:t>
-            </w:r>
-            <w:r>
-              <w:t xml:space="preserve">FORCE</w:t>
-            </w:r>
-            <w:r>
-              <w:t xml:space="preserve"> </w:t>
-            </w:r>
-            <w:r>
-              <w:t xml:space="preserve">individually</w:t>
-            </w:r>
-            <w:r>
-              <w:t xml:space="preserve"> </w:t>
-            </w:r>
-            <w:r>
-              <w:t xml:space="preserve">and</w:t>
-            </w:r>
-            <w:r>
-              <w:t xml:space="preserve"> </w:t>
-            </w:r>
-            <w:r>
-              <w:t xml:space="preserve">as</w:t>
-            </w:r>
-            <w:r>
-              <w:t xml:space="preserve"> </w:t>
-            </w:r>
-            <w:r>
-              <w:t xml:space="preserve">personal</w:t>
-            </w:r>
-            <w:r>
-              <w:t xml:space="preserve"> </w:t>
-            </w:r>
-            <w:r>
-              <w:t xml:space="preserve">representative</w:t>
-            </w:r>
-            <w:r>
-              <w:t xml:space="preserve"> </w:t>
-            </w:r>
-            <w:r>
-              <w:t xml:space="preserve">of</w:t>
-            </w:r>
-            <w:r>
-              <w:t xml:space="preserve"> </w:t>
-            </w:r>
-            <w:r>
-              <w:t xml:space="preserve">the</w:t>
-            </w:r>
-            <w:r>
-              <w:t xml:space="preserve"> </w:t>
-            </w:r>
-            <w:r>
-              <w:t xml:space="preserve">ESTATE</w:t>
-            </w:r>
-            <w:r>
-              <w:t xml:space="preserve"> </w:t>
-            </w:r>
-            <w:r>
-              <w:t xml:space="preserve">OF</w:t>
-            </w:r>
-            <w:r>
-              <w:t xml:space="preserve"> </w:t>
-            </w:r>
-            <w:r>
-              <w:t xml:space="preserve">TAYLOR</w:t>
-            </w:r>
-            <w:r>
-              <w:t xml:space="preserve"> </w:t>
-            </w:r>
-            <w:r>
-              <w:t xml:space="preserve">FORCE,</w:t>
-            </w:r>
-            <w:r>
-              <w:t xml:space="preserve"> </w:t>
-            </w:r>
-            <w:r>
-              <w:rPr>
-                <w:i/>
-                <w:iCs/>
-              </w:rPr>
-              <w:t xml:space="preserve">et</w:t>
-            </w:r>
-            <w:r>
-              <w:rPr>
-                <w:i/>
-                <w:iCs/>
-              </w:rPr>
-              <w:t xml:space="preserve"> </w:t>
-            </w:r>
-            <w:r>
-              <w:rPr>
-                <w:i/>
-                <w:iCs/>
-              </w:rPr>
-              <w:t xml:space="preserve">al.</w:t>
-            </w:r>
-            <w:r>
-              <w:t xml:space="preserve">,</w:t>
-            </w:r>
-          </w:p>
-          <w:p>
-            <w:pPr>
-              <w:spacing w:before="0" w:after="0" w:line="276" w:lineRule="exact"/>
-              <w:ind w:left="2736" w:firstLine="0"/>
-              <w:jc w:val="left"/>
-            </w:pPr>
-            <w:r>
-              <w:t xml:space="preserve">Plaintiffs,</w:t>
-            </w:r>
-          </w:p>
-          <w:p>
-            <w:pPr>
-              <w:spacing w:before="0" w:after="0" w:line="276" w:lineRule="exact"/>
-              <w:ind w:left="0" w:firstLine="0"/>
-              <w:jc w:val="left"/>
-            </w:pPr>
-          </w:p>
-          <w:p>
-            <w:pPr>
-              <w:spacing w:before="0" w:after="0" w:line="276" w:lineRule="exact"/>
-              <w:ind w:left="1728" w:firstLine="0"/>
-              <w:jc w:val="left"/>
-            </w:pPr>
-            <w:r>
-              <w:t xml:space="preserve">-against-</w:t>
-            </w:r>
-          </w:p>
-          <w:p>
-            <w:pPr>
-              <w:spacing w:before="0" w:after="0" w:line="276" w:lineRule="exact"/>
-              <w:ind w:left="0" w:firstLine="0"/>
-              <w:jc w:val="left"/>
-            </w:pPr>
-          </w:p>
-          <w:p>
-            <w:pPr>
-              <w:spacing w:before="0" w:after="0" w:line="276" w:lineRule="exact"/>
-              <w:ind w:left="0" w:firstLine="0"/>
-              <w:jc w:val="left"/>
-            </w:pPr>
-            <w:r>
-              <w:t xml:space="preserve">QATAR</w:t>
-            </w:r>
-            <w:r>
-              <w:t xml:space="preserve"> </w:t>
-            </w:r>
-            <w:r>
-              <w:t xml:space="preserve">CHARITY,</w:t>
-            </w:r>
-            <w:r>
-              <w:t xml:space="preserve"> </w:t>
-            </w:r>
-            <w:r>
-              <w:t xml:space="preserve">QATAR</w:t>
-            </w:r>
-            <w:r>
-              <w:t xml:space="preserve"> </w:t>
-            </w:r>
-            <w:r>
-              <w:t xml:space="preserve">NATIONAL</w:t>
-            </w:r>
-            <w:r>
-              <w:t xml:space="preserve"> </w:t>
-            </w:r>
-            <w:r>
-              <w:t xml:space="preserve">BANK</w:t>
-            </w:r>
-            <w:r>
-              <w:t xml:space="preserve"> </w:t>
-            </w:r>
-            <w:r>
-              <w:t xml:space="preserve">and</w:t>
-            </w:r>
-            <w:r>
-              <w:t xml:space="preserve"> </w:t>
-            </w:r>
-            <w:r>
-              <w:t xml:space="preserve">MASRAF</w:t>
-            </w:r>
-            <w:r>
-              <w:t xml:space="preserve"> </w:t>
-            </w:r>
-            <w:r>
-              <w:t xml:space="preserve">AL</w:t>
-            </w:r>
-            <w:r>
-              <w:t xml:space="preserve"> </w:t>
-            </w:r>
-            <w:r>
-              <w:t xml:space="preserve">RAYAN,</w:t>
-            </w:r>
-          </w:p>
-          <w:p>
-            <w:pPr>
-              <w:spacing w:before="0" w:after="0" w:line="276" w:lineRule="exact"/>
-              <w:ind w:left="2736" w:firstLine="0"/>
-              <w:jc w:val="left"/>
-            </w:pPr>
-            <w:r>
-              <w:t xml:space="preserve">Defendants.</w:t>
-            </w:r>
           </w:p>
         </w:tc>
         <w:tc>
@@ -382,17 +399,24 @@
           </w:tcPr>
           <w:p>
             <w:pPr>
-              <w:spacing w:before="0" w:after="0" w:line="276" w:lineRule="exact"/>
+              <w:spacing w:before="180" w:after="0" w:line="276" w:lineRule="exact"/>
               <w:ind w:left="288" w:firstLine="0"/>
               <w:jc w:val="left"/>
             </w:pPr>
             <w:r>
-              <w:t xml:space="preserve">Case No. </w:t>
-            </w:r>
-            <w:r>
-              <w:t xml:space="preserve">20-cv</w:t>
-              <w:noBreakHyphen/>
-              <w:t xml:space="preserve">2578</w:t>
+              <w:t xml:space="preserve">Case</w:t>
+            </w:r>
+            <w:r>
+              <w:t xml:space="preserve"> </w:t>
+            </w:r>
+            <w:r>
+              <w:t xml:space="preserve">No.</w:t>
+            </w:r>
+            <w:r>
+              <w:t xml:space="preserve"> </w:t>
+            </w:r>
+            <w:r>
+              <w:t xml:space="preserve">20-cv-⁠2578</w:t>
             </w:r>
             <w:r>
               <w:t xml:space="preserve"> </w:t>
@@ -412,7 +436,7 @@
                 <w:b/>
                 <w:bCs/>
               </w:rPr>
-              <w:t xml:space="preserve">ORAL</w:t>
+              <w:t xml:space="preserve">Oral</w:t>
             </w:r>
             <w:r>
               <w:rPr>
@@ -426,7 +450,7 @@
                 <w:b/>
                 <w:bCs/>
               </w:rPr>
-              <w:t xml:space="preserve">ARGUMENT</w:t>
+              <w:t xml:space="preserve">Argument</w:t>
             </w:r>
             <w:r>
               <w:rPr>
@@ -440,7 +464,7 @@
                 <w:b/>
                 <w:bCs/>
               </w:rPr>
-              <w:t xml:space="preserve">REQUESTED</w:t>
+              <w:t xml:space="preserve">Requested</w:t>
             </w:r>
           </w:p>
         </w:tc>
@@ -658,7 +682,11 @@
     </w:p>
     <w:p>
       <w:pPr>
-        <w:framePr w:w="9360" w:wrap="around" w:vAnchor="margin" w:hAnchor="margin" w:x="0" w:yAlign="bottom"/>
+        <w:spacing w:before="0" w:after="0" w:line="6151" w:lineRule="exact"/>
+      </w:pPr>
+    </w:p>
+    <w:p>
+      <w:pPr>
         <w:spacing w:before="0" w:after="0" w:line="276" w:lineRule="exact"/>
         <w:ind w:left="0" w:firstLine="0"/>
         <w:jc w:val="left"/>
@@ -687,7 +715,6 @@
     </w:p>
     <w:p>
       <w:pPr>
-        <w:framePr w:w="9360" w:wrap="around" w:vAnchor="margin" w:hAnchor="margin" w:x="0" w:yAlign="bottom"/>
         <w:spacing w:before="0" w:after="0" w:line="276" w:lineRule="exact"/>
         <w:ind w:left="0" w:firstLine="0"/>
         <w:jc w:val="left"/>
@@ -722,7 +749,6 @@
     </w:p>
     <w:p>
       <w:pPr>
-        <w:framePr w:w="9360" w:wrap="around" w:vAnchor="margin" w:hAnchor="margin" w:x="0" w:yAlign="bottom"/>
         <w:spacing w:before="0" w:after="0" w:line="276" w:lineRule="exact"/>
         <w:ind w:left="0" w:firstLine="0"/>
         <w:jc w:val="left"/>
@@ -752,14 +778,11 @@
         <w:t xml:space="preserve"> </w:t>
       </w:r>
       <w:r>
-        <w:t xml:space="preserve">10036</w:t>
-        <w:noBreakHyphen/>
-        <w:t xml:space="preserve">8704</w:t>
+        <w:t xml:space="preserve">10036-⁠8704</w:t>
       </w:r>
     </w:p>
     <w:p>
       <w:pPr>
-        <w:framePr w:w="9360" w:wrap="around" w:vAnchor="margin" w:hAnchor="margin" w:x="0" w:yAlign="bottom"/>
         <w:spacing w:before="0" w:after="0" w:line="276" w:lineRule="exact"/>
         <w:ind w:left="0" w:firstLine="0"/>
         <w:jc w:val="left"/>
@@ -858,11 +881,11 @@
     </w:p>
     <w:p>
       <w:pPr>
-        <w:spacing w:before="0" w:after="0" w:line="20" w:lineRule="exact"/>
+        <w:spacing w:before="0" w:after="0" w:line="1" w:lineRule="exact"/>
         <w:sectPr>
-          <w:footerReference w:type="default" r:id="rIdFtrNone"/>
+          <w:footerReference w:type="default" r:id="rIdXdNone"/>
           <w:pgSz w:w="12240" w:h="15840"/>
-          <w:pgMar w:top="1440" w:right="1440" w:bottom="1440" w:left="1440" w:header="720" w:footer="720" w:gutter="0"/>
+          <w:pgMar w:top="1440" w:right="1440" w:bottom="1440" w:left="1440" w:header="720" w:footer="732" w:gutter="0"/>
         </w:sectPr>
       </w:pPr>
     </w:p>
@@ -870,7 +893,7 @@
       <w:pPr>
         <w:keepNext/>
         <w:keepLines/>
-        <w:spacing w:before="0" w:after="480" w:line="276" w:lineRule="exact"/>
+        <w:spacing w:before="0" w:after="276" w:line="276" w:lineRule="exact"/>
         <w:ind w:left="0" w:firstLine="0"/>
         <w:jc w:val="center"/>
       </w:pPr>
@@ -879,44 +902,1184 @@
           <w:b/>
           <w:bCs/>
         </w:rPr>
-        <w:t xml:space="preserve">TABLE OF CONTENTS</w:t>
-      </w:r>
+        <w:t xml:space="preserve">TABLE</w:t>
+      </w:r>
+      <w:r>
+        <w:rPr>
+          <w:b/>
+          <w:bCs/>
+        </w:rPr>
+        <w:t xml:space="preserve"> </w:t>
+      </w:r>
+      <w:r>
+        <w:rPr>
+          <w:b/>
+          <w:bCs/>
+        </w:rPr>
+        <w:t xml:space="preserve">OF</w:t>
+      </w:r>
+      <w:r>
+        <w:rPr>
+          <w:b/>
+          <w:bCs/>
+        </w:rPr>
+        <w:t xml:space="preserve"> </w:t>
+      </w:r>
+      <w:r>
+        <w:rPr>
+          <w:b/>
+          <w:bCs/>
+        </w:rPr>
+        <w:t xml:space="preserve">CONTENTS</w:t>
+      </w:r>
+    </w:p>
+    <w:p>
+      <w:pPr>
+        <w:keepLines/>
+        <w:tabs>
+          <w:tab w:val="right" w:leader="dot" w:pos="9360"/>
+        </w:tabs>
+        <w:spacing w:before="240" w:after="0" w:line="276" w:lineRule="exact"/>
+        <w:ind w:left="0" w:right="720" w:firstLine="0"/>
+      </w:pPr>
+      <w:r>
+        <w:t xml:space="preserve">PRELIMINARY</w:t>
+      </w:r>
+      <w:r>
+        <w:t xml:space="preserve"> </w:t>
+      </w:r>
+      <w:r>
+        <w:t xml:space="preserve">STATEMENT</w:t>
+      </w:r>
+      <w:r>
+        <w:t xml:space="preserve">   </w:t>
+      </w:r>
+      <w:r>
+        <w:tab/>
+      </w:r>
+      <w:r>
+        <w:t xml:space="preserve">1</w:t>
+      </w:r>
+    </w:p>
+    <w:p>
+      <w:pPr>
+        <w:keepLines/>
+        <w:tabs>
+          <w:tab w:val="right" w:leader="dot" w:pos="9360"/>
+        </w:tabs>
+        <w:spacing w:before="240" w:after="0" w:line="276" w:lineRule="exact"/>
+        <w:ind w:left="0" w:right="720" w:firstLine="0"/>
+      </w:pPr>
+      <w:r>
+        <w:t xml:space="preserve">ARGUMENT</w:t>
+      </w:r>
+      <w:r>
+        <w:t xml:space="preserve">   </w:t>
+      </w:r>
+      <w:r>
+        <w:tab/>
+      </w:r>
+      <w:r>
+        <w:t xml:space="preserve">2</w:t>
+      </w:r>
+    </w:p>
+    <w:p>
+      <w:pPr>
+        <w:keepLines/>
+        <w:tabs>
+          <w:tab w:val="right" w:leader="dot" w:pos="9360"/>
+        </w:tabs>
+        <w:spacing w:before="240" w:after="0" w:line="276" w:lineRule="exact"/>
+        <w:ind w:left="1440" w:right="720" w:hanging="720"/>
+      </w:pPr>
+      <w:r>
+        <w:t xml:space="preserve">I.</w:t>
+      </w:r>
+      <w:r>
+        <w:tab/>
+      </w:r>
+      <w:r>
+        <w:t xml:space="preserve">PLAINTIFFS’</w:t>
+      </w:r>
+      <w:r>
+        <w:t xml:space="preserve"> </w:t>
+      </w:r>
+      <w:r>
+        <w:t xml:space="preserve">COMPLAINT</w:t>
+      </w:r>
+      <w:r>
+        <w:t xml:space="preserve"> </w:t>
+      </w:r>
+      <w:r>
+        <w:t xml:space="preserve">SHOULD</w:t>
+      </w:r>
+      <w:r>
+        <w:t xml:space="preserve"> </w:t>
+      </w:r>
+      <w:r>
+        <w:t xml:space="preserve">BE</w:t>
+      </w:r>
+      <w:r>
+        <w:t xml:space="preserve"> </w:t>
+      </w:r>
+      <w:r>
+        <w:t xml:space="preserve">DISMISSED</w:t>
+      </w:r>
+      <w:r>
+        <w:t xml:space="preserve"> </w:t>
+      </w:r>
+      <w:r>
+        <w:t xml:space="preserve">AS</w:t>
+      </w:r>
+      <w:r>
+        <w:t xml:space="preserve"> </w:t>
+      </w:r>
+      <w:r>
+        <w:t xml:space="preserve">TO</w:t>
+      </w:r>
+      <w:r>
+        <w:t xml:space="preserve"> </w:t>
+      </w:r>
+      <w:r>
+        <w:t xml:space="preserve">QNB</w:t>
+      </w:r>
+      <w:r>
+        <w:t xml:space="preserve"> </w:t>
+      </w:r>
+      <w:r>
+        <w:t xml:space="preserve">FOR</w:t>
+      </w:r>
+      <w:r>
+        <w:t xml:space="preserve"> </w:t>
+      </w:r>
+      <w:r>
+        <w:t xml:space="preserve">LACK</w:t>
+      </w:r>
+      <w:r>
+        <w:t xml:space="preserve"> </w:t>
+      </w:r>
+      <w:r>
+        <w:t xml:space="preserve">OF</w:t>
+      </w:r>
+      <w:r>
+        <w:t xml:space="preserve"> </w:t>
+      </w:r>
+      <w:r>
+        <w:t xml:space="preserve">PERSONAL</w:t>
+      </w:r>
+      <w:r>
+        <w:t xml:space="preserve"> </w:t>
+      </w:r>
+      <w:r>
+        <w:t xml:space="preserve">JURISDICTION.</w:t>
+      </w:r>
+      <w:r>
+        <w:t xml:space="preserve">   </w:t>
+      </w:r>
+      <w:r>
+        <w:tab/>
+      </w:r>
+      <w:r>
+        <w:t xml:space="preserve">2</w:t>
+      </w:r>
+    </w:p>
+    <w:p>
+      <w:pPr>
+        <w:keepLines/>
+        <w:tabs>
+          <w:tab w:val="right" w:leader="dot" w:pos="9360"/>
+        </w:tabs>
+        <w:spacing w:before="240" w:after="0" w:line="276" w:lineRule="exact"/>
+        <w:ind w:left="2160" w:right="720" w:hanging="720"/>
+      </w:pPr>
+      <w:r>
+        <w:t xml:space="preserve">A.</w:t>
+      </w:r>
+      <w:r>
+        <w:tab/>
+      </w:r>
+      <w:r>
+        <w:t xml:space="preserve">Plaintiffs</w:t>
+      </w:r>
+      <w:r>
+        <w:t xml:space="preserve"> </w:t>
+      </w:r>
+      <w:r>
+        <w:t xml:space="preserve">Fail</w:t>
+      </w:r>
+      <w:r>
+        <w:t xml:space="preserve"> </w:t>
+      </w:r>
+      <w:r>
+        <w:t xml:space="preserve">to</w:t>
+      </w:r>
+      <w:r>
+        <w:t xml:space="preserve"> </w:t>
+      </w:r>
+      <w:r>
+        <w:t xml:space="preserve">Make</w:t>
+      </w:r>
+      <w:r>
+        <w:t xml:space="preserve"> </w:t>
+      </w:r>
+      <w:r>
+        <w:t xml:space="preserve">a</w:t>
+      </w:r>
+      <w:r>
+        <w:t xml:space="preserve"> </w:t>
+      </w:r>
+      <w:r>
+        <w:t xml:space="preserve">Prima</w:t>
+      </w:r>
+      <w:r>
+        <w:t xml:space="preserve"> </w:t>
+      </w:r>
+      <w:r>
+        <w:t xml:space="preserve">Facie</w:t>
+      </w:r>
+      <w:r>
+        <w:t xml:space="preserve"> </w:t>
+      </w:r>
+      <w:r>
+        <w:t xml:space="preserve">Showing</w:t>
+      </w:r>
+      <w:r>
+        <w:t xml:space="preserve"> </w:t>
+      </w:r>
+      <w:r>
+        <w:t xml:space="preserve">of</w:t>
+      </w:r>
+      <w:r>
+        <w:t xml:space="preserve"> </w:t>
+      </w:r>
+      <w:r>
+        <w:t xml:space="preserve">Proper</w:t>
+      </w:r>
+      <w:r>
+        <w:t xml:space="preserve"> </w:t>
+      </w:r>
+      <w:r>
+        <w:t xml:space="preserve">Service</w:t>
+      </w:r>
+      <w:r>
+        <w:t xml:space="preserve"> </w:t>
+      </w:r>
+      <w:r>
+        <w:t xml:space="preserve">on</w:t>
+      </w:r>
+      <w:r>
+        <w:t xml:space="preserve"> </w:t>
+      </w:r>
+      <w:r>
+        <w:t xml:space="preserve">QNB.</w:t>
+      </w:r>
+      <w:r>
+        <w:t xml:space="preserve">   </w:t>
+      </w:r>
+      <w:r>
+        <w:tab/>
+      </w:r>
+      <w:r>
+        <w:t xml:space="preserve">2</w:t>
+      </w:r>
+    </w:p>
+    <w:p>
+      <w:pPr>
+        <w:keepLines/>
+        <w:tabs>
+          <w:tab w:val="right" w:leader="dot" w:pos="9360"/>
+        </w:tabs>
+        <w:spacing w:before="240" w:after="0" w:line="276" w:lineRule="exact"/>
+        <w:ind w:left="2160" w:right="720" w:hanging="720"/>
+      </w:pPr>
+      <w:r>
+        <w:t xml:space="preserve">B.</w:t>
+      </w:r>
+      <w:r>
+        <w:tab/>
+      </w:r>
+      <w:r>
+        <w:t xml:space="preserve">Plaintiffs</w:t>
+      </w:r>
+      <w:r>
+        <w:t xml:space="preserve"> </w:t>
+      </w:r>
+      <w:r>
+        <w:t xml:space="preserve">Fail</w:t>
+      </w:r>
+      <w:r>
+        <w:t xml:space="preserve"> </w:t>
+      </w:r>
+      <w:r>
+        <w:t xml:space="preserve">to</w:t>
+      </w:r>
+      <w:r>
+        <w:t xml:space="preserve"> </w:t>
+      </w:r>
+      <w:r>
+        <w:t xml:space="preserve">Make</w:t>
+      </w:r>
+      <w:r>
+        <w:t xml:space="preserve"> </w:t>
+      </w:r>
+      <w:r>
+        <w:t xml:space="preserve">a</w:t>
+      </w:r>
+      <w:r>
+        <w:t xml:space="preserve"> </w:t>
+      </w:r>
+      <w:r>
+        <w:t xml:space="preserve">Prima</w:t>
+      </w:r>
+      <w:r>
+        <w:t xml:space="preserve"> </w:t>
+      </w:r>
+      <w:r>
+        <w:t xml:space="preserve">Facie</w:t>
+      </w:r>
+      <w:r>
+        <w:t xml:space="preserve"> </w:t>
+      </w:r>
+      <w:r>
+        <w:t xml:space="preserve">Showing</w:t>
+      </w:r>
+      <w:r>
+        <w:t xml:space="preserve"> </w:t>
+      </w:r>
+      <w:r>
+        <w:t xml:space="preserve">that</w:t>
+      </w:r>
+      <w:r>
+        <w:t xml:space="preserve"> </w:t>
+      </w:r>
+      <w:r>
+        <w:t xml:space="preserve">This</w:t>
+      </w:r>
+      <w:r>
+        <w:t xml:space="preserve"> </w:t>
+      </w:r>
+      <w:r>
+        <w:t xml:space="preserve">Court</w:t>
+      </w:r>
+      <w:r>
+        <w:t xml:space="preserve"> </w:t>
+      </w:r>
+      <w:r>
+        <w:t xml:space="preserve">Has</w:t>
+      </w:r>
+      <w:r>
+        <w:t xml:space="preserve"> </w:t>
+      </w:r>
+      <w:r>
+        <w:t xml:space="preserve">Specific</w:t>
+      </w:r>
+      <w:r>
+        <w:t xml:space="preserve"> </w:t>
+      </w:r>
+      <w:r>
+        <w:t xml:space="preserve">Personal</w:t>
+      </w:r>
+      <w:r>
+        <w:t xml:space="preserve"> </w:t>
+      </w:r>
+      <w:r>
+        <w:t xml:space="preserve">Jurisdiction</w:t>
+      </w:r>
+      <w:r>
+        <w:t xml:space="preserve"> </w:t>
+      </w:r>
+      <w:r>
+        <w:t xml:space="preserve">over</w:t>
+      </w:r>
+      <w:r>
+        <w:t xml:space="preserve"> </w:t>
+      </w:r>
+      <w:r>
+        <w:t xml:space="preserve">QNB</w:t>
+      </w:r>
+      <w:r>
+        <w:t xml:space="preserve"> </w:t>
+      </w:r>
+      <w:r>
+        <w:t xml:space="preserve">Pursuant</w:t>
+      </w:r>
+      <w:r>
+        <w:t xml:space="preserve"> </w:t>
+      </w:r>
+      <w:r>
+        <w:t xml:space="preserve">to</w:t>
+      </w:r>
+      <w:r>
+        <w:t xml:space="preserve"> </w:t>
+      </w:r>
+      <w:r>
+        <w:t xml:space="preserve">New</w:t>
+      </w:r>
+      <w:r>
+        <w:t xml:space="preserve"> </w:t>
+      </w:r>
+      <w:r>
+        <w:t xml:space="preserve">York’s</w:t>
+      </w:r>
+      <w:r>
+        <w:t xml:space="preserve"> </w:t>
+      </w:r>
+      <w:r>
+        <w:t xml:space="preserve">Long-Arm</w:t>
+      </w:r>
+      <w:r>
+        <w:t xml:space="preserve"> </w:t>
+      </w:r>
+      <w:r>
+        <w:t xml:space="preserve">Statute.</w:t>
+      </w:r>
+      <w:r>
+        <w:t xml:space="preserve">   </w:t>
+      </w:r>
+      <w:r>
+        <w:tab/>
+      </w:r>
+      <w:r>
+        <w:t xml:space="preserve">3</w:t>
+      </w:r>
+    </w:p>
+    <w:p>
+      <w:pPr>
+        <w:keepLines/>
+        <w:tabs>
+          <w:tab w:val="right" w:leader="dot" w:pos="9360"/>
+        </w:tabs>
+        <w:spacing w:before="240" w:after="0" w:line="276" w:lineRule="exact"/>
+        <w:ind w:left="2880" w:right="720" w:hanging="720"/>
+      </w:pPr>
+      <w:r>
+        <w:t xml:space="preserve">1.</w:t>
+      </w:r>
+      <w:r>
+        <w:tab/>
+      </w:r>
+      <w:r>
+        <w:t xml:space="preserve">Plaintiffs’</w:t>
+      </w:r>
+      <w:r>
+        <w:t xml:space="preserve"> </w:t>
+      </w:r>
+      <w:r>
+        <w:t xml:space="preserve">Jurisdictional</w:t>
+      </w:r>
+      <w:r>
+        <w:t xml:space="preserve"> </w:t>
+      </w:r>
+      <w:r>
+        <w:t xml:space="preserve">Allegations</w:t>
+      </w:r>
+      <w:r>
+        <w:t xml:space="preserve"> </w:t>
+      </w:r>
+      <w:r>
+        <w:t xml:space="preserve">as</w:t>
+      </w:r>
+      <w:r>
+        <w:t xml:space="preserve"> </w:t>
+      </w:r>
+      <w:r>
+        <w:t xml:space="preserve">to</w:t>
+      </w:r>
+      <w:r>
+        <w:t xml:space="preserve"> </w:t>
+      </w:r>
+      <w:r>
+        <w:t xml:space="preserve">QNB</w:t>
+      </w:r>
+      <w:r>
+        <w:t xml:space="preserve">   </w:t>
+      </w:r>
+      <w:r>
+        <w:tab/>
+      </w:r>
+      <w:r>
+        <w:t xml:space="preserve">3</w:t>
+      </w:r>
+    </w:p>
+    <w:p>
+      <w:pPr>
+        <w:keepLines/>
+        <w:tabs>
+          <w:tab w:val="right" w:leader="dot" w:pos="9360"/>
+        </w:tabs>
+        <w:spacing w:before="240" w:after="0" w:line="276" w:lineRule="exact"/>
+        <w:ind w:left="2880" w:right="720" w:hanging="720"/>
+      </w:pPr>
+      <w:r>
+        <w:t xml:space="preserve">2.</w:t>
+      </w:r>
+      <w:r>
+        <w:tab/>
+      </w:r>
+      <w:r>
+        <w:t xml:space="preserve">Plaintiffs’</w:t>
+      </w:r>
+      <w:r>
+        <w:t xml:space="preserve"> </w:t>
+      </w:r>
+      <w:r>
+        <w:t xml:space="preserve">“</w:t>
+      </w:r>
+      <w:r>
+        <w:t xml:space="preserve">Conspiracy</w:t>
+      </w:r>
+      <w:r>
+        <w:t xml:space="preserve"> </w:t>
+      </w:r>
+      <w:r>
+        <w:t xml:space="preserve">Theory</w:t>
+      </w:r>
+      <w:r>
+        <w:t xml:space="preserve">”</w:t>
+      </w:r>
+      <w:r>
+        <w:t xml:space="preserve"> </w:t>
+      </w:r>
+      <w:r>
+        <w:t xml:space="preserve">of</w:t>
+      </w:r>
+      <w:r>
+        <w:t xml:space="preserve"> </w:t>
+      </w:r>
+      <w:r>
+        <w:t xml:space="preserve">Specific</w:t>
+      </w:r>
+      <w:r>
+        <w:t xml:space="preserve"> </w:t>
+      </w:r>
+      <w:r>
+        <w:t xml:space="preserve">Personal</w:t>
+      </w:r>
+      <w:r>
+        <w:t xml:space="preserve"> </w:t>
+      </w:r>
+      <w:r>
+        <w:t xml:space="preserve">Jurisdiction</w:t>
+      </w:r>
+      <w:r>
+        <w:t xml:space="preserve"> </w:t>
+      </w:r>
+      <w:r>
+        <w:t xml:space="preserve">over</w:t>
+      </w:r>
+      <w:r>
+        <w:t xml:space="preserve"> </w:t>
+      </w:r>
+      <w:r>
+        <w:t xml:space="preserve">QNB</w:t>
+      </w:r>
+      <w:r>
+        <w:t xml:space="preserve"> </w:t>
+      </w:r>
+      <w:r>
+        <w:t xml:space="preserve">Is</w:t>
+      </w:r>
+      <w:r>
+        <w:t xml:space="preserve"> </w:t>
+      </w:r>
+      <w:r>
+        <w:t xml:space="preserve">Not</w:t>
+      </w:r>
+      <w:r>
+        <w:t xml:space="preserve"> </w:t>
+      </w:r>
+      <w:r>
+        <w:t xml:space="preserve">Cognizable</w:t>
+      </w:r>
+      <w:r>
+        <w:t xml:space="preserve"> </w:t>
+      </w:r>
+      <w:r>
+        <w:t xml:space="preserve">Under</w:t>
+      </w:r>
+      <w:r>
+        <w:t xml:space="preserve"> </w:t>
+      </w:r>
+      <w:r>
+        <w:t xml:space="preserve">Section</w:t>
+      </w:r>
+      <w:r>
+        <w:t xml:space="preserve"> </w:t>
+      </w:r>
+      <w:r>
+        <w:t xml:space="preserve">302(a)⁠(1)</w:t>
+      </w:r>
+      <w:r>
+        <w:t xml:space="preserve"> </w:t>
+      </w:r>
+      <w:r>
+        <w:t xml:space="preserve">of</w:t>
+      </w:r>
+      <w:r>
+        <w:t xml:space="preserve"> </w:t>
+      </w:r>
+      <w:r>
+        <w:t xml:space="preserve">New</w:t>
+      </w:r>
+      <w:r>
+        <w:t xml:space="preserve"> </w:t>
+      </w:r>
+      <w:r>
+        <w:t xml:space="preserve">York’s</w:t>
+      </w:r>
+      <w:r>
+        <w:t xml:space="preserve"> </w:t>
+      </w:r>
+      <w:r>
+        <w:t xml:space="preserve">Long-Arm</w:t>
+      </w:r>
+      <w:r>
+        <w:t xml:space="preserve"> </w:t>
+      </w:r>
+      <w:r>
+        <w:t xml:space="preserve">Statute.</w:t>
+      </w:r>
+      <w:r>
+        <w:t xml:space="preserve">   </w:t>
+      </w:r>
+      <w:r>
+        <w:tab/>
+      </w:r>
+      <w:r>
+        <w:t xml:space="preserve">4</w:t>
+      </w:r>
+    </w:p>
+    <w:p>
+      <w:pPr>
+        <w:keepLines/>
+        <w:tabs>
+          <w:tab w:val="right" w:leader="dot" w:pos="9360"/>
+        </w:tabs>
+        <w:spacing w:before="240" w:after="0" w:line="276" w:lineRule="exact"/>
+        <w:ind w:left="2160" w:right="720" w:hanging="720"/>
+      </w:pPr>
+      <w:r>
+        <w:t xml:space="preserve">C.</w:t>
+      </w:r>
+      <w:r>
+        <w:tab/>
+      </w:r>
+      <w:r>
+        <w:t xml:space="preserve">Plaintiffs’</w:t>
+      </w:r>
+      <w:r>
+        <w:t xml:space="preserve"> </w:t>
+      </w:r>
+      <w:r>
+        <w:t xml:space="preserve">“</w:t>
+      </w:r>
+      <w:r>
+        <w:t xml:space="preserve">Conspiracy</w:t>
+      </w:r>
+      <w:r>
+        <w:t xml:space="preserve"> </w:t>
+      </w:r>
+      <w:r>
+        <w:t xml:space="preserve">Theory</w:t>
+      </w:r>
+      <w:r>
+        <w:t xml:space="preserve">”</w:t>
+      </w:r>
+      <w:r>
+        <w:t xml:space="preserve"> </w:t>
+      </w:r>
+      <w:r>
+        <w:t xml:space="preserve">of</w:t>
+      </w:r>
+      <w:r>
+        <w:t xml:space="preserve"> </w:t>
+      </w:r>
+      <w:r>
+        <w:t xml:space="preserve">Personal</w:t>
+      </w:r>
+      <w:r>
+        <w:t xml:space="preserve"> </w:t>
+      </w:r>
+      <w:r>
+        <w:t xml:space="preserve">Jurisdiction</w:t>
+      </w:r>
+      <w:r>
+        <w:t xml:space="preserve"> </w:t>
+      </w:r>
+      <w:r>
+        <w:t xml:space="preserve">Is</w:t>
+      </w:r>
+      <w:r>
+        <w:t xml:space="preserve"> </w:t>
+      </w:r>
+      <w:r>
+        <w:t xml:space="preserve">Not</w:t>
+      </w:r>
+      <w:r>
+        <w:t xml:space="preserve"> </w:t>
+      </w:r>
+      <w:r>
+        <w:t xml:space="preserve">Consistent</w:t>
+      </w:r>
+      <w:r>
+        <w:t xml:space="preserve"> </w:t>
+      </w:r>
+      <w:r>
+        <w:t xml:space="preserve">with</w:t>
+      </w:r>
+      <w:r>
+        <w:t xml:space="preserve"> </w:t>
+      </w:r>
+      <w:r>
+        <w:t xml:space="preserve">the</w:t>
+      </w:r>
+      <w:r>
+        <w:t xml:space="preserve"> </w:t>
+      </w:r>
+      <w:r>
+        <w:t xml:space="preserve">Requirements</w:t>
+      </w:r>
+      <w:r>
+        <w:t xml:space="preserve"> </w:t>
+      </w:r>
+      <w:r>
+        <w:t xml:space="preserve">of</w:t>
+      </w:r>
+      <w:r>
+        <w:t xml:space="preserve"> </w:t>
+      </w:r>
+      <w:r>
+        <w:t xml:space="preserve">Due</w:t>
+      </w:r>
+      <w:r>
+        <w:t xml:space="preserve"> </w:t>
+      </w:r>
+      <w:r>
+        <w:t xml:space="preserve">Process.</w:t>
+      </w:r>
+      <w:r>
+        <w:t xml:space="preserve">   </w:t>
+      </w:r>
+      <w:r>
+        <w:tab/>
+      </w:r>
+      <w:r>
+        <w:t xml:space="preserve">5</w:t>
+      </w:r>
+    </w:p>
+    <w:p>
+      <w:pPr>
+        <w:keepLines/>
+        <w:tabs>
+          <w:tab w:val="right" w:leader="dot" w:pos="9360"/>
+        </w:tabs>
+        <w:spacing w:before="240" w:after="0" w:line="276" w:lineRule="exact"/>
+        <w:ind w:left="1440" w:right="720" w:hanging="720"/>
+      </w:pPr>
+      <w:r>
+        <w:t xml:space="preserve">II.</w:t>
+      </w:r>
+      <w:r>
+        <w:tab/>
+      </w:r>
+      <w:r>
+        <w:t xml:space="preserve">PLAINTIFFS</w:t>
+      </w:r>
+      <w:r>
+        <w:t xml:space="preserve"> </w:t>
+      </w:r>
+      <w:r>
+        <w:t xml:space="preserve">FAIL</w:t>
+      </w:r>
+      <w:r>
+        <w:t xml:space="preserve"> </w:t>
+      </w:r>
+      <w:r>
+        <w:t xml:space="preserve">TO</w:t>
+      </w:r>
+      <w:r>
+        <w:t xml:space="preserve"> </w:t>
+      </w:r>
+      <w:r>
+        <w:t xml:space="preserve">STATE</w:t>
+      </w:r>
+      <w:r>
+        <w:t xml:space="preserve"> </w:t>
+      </w:r>
+      <w:r>
+        <w:t xml:space="preserve">A</w:t>
+      </w:r>
+      <w:r>
+        <w:t xml:space="preserve"> </w:t>
+      </w:r>
+      <w:r>
+        <w:t xml:space="preserve">CLAIM</w:t>
+      </w:r>
+      <w:r>
+        <w:t xml:space="preserve"> </w:t>
+      </w:r>
+      <w:r>
+        <w:t xml:space="preserve">THAT</w:t>
+      </w:r>
+      <w:r>
+        <w:t xml:space="preserve"> </w:t>
+      </w:r>
+      <w:r>
+        <w:t xml:space="preserve">QNB</w:t>
+      </w:r>
+      <w:r>
+        <w:t xml:space="preserve"> </w:t>
+      </w:r>
+      <w:r>
+        <w:t xml:space="preserve">IS</w:t>
+      </w:r>
+      <w:r>
+        <w:t xml:space="preserve"> </w:t>
+      </w:r>
+      <w:r>
+        <w:t xml:space="preserve">SECONDARILY</w:t>
+      </w:r>
+      <w:r>
+        <w:t xml:space="preserve"> </w:t>
+      </w:r>
+      <w:r>
+        <w:t xml:space="preserve">LIABLE</w:t>
+      </w:r>
+      <w:r>
+        <w:t xml:space="preserve"> </w:t>
+      </w:r>
+      <w:r>
+        <w:t xml:space="preserve">UNDER</w:t>
+      </w:r>
+      <w:r>
+        <w:t xml:space="preserve"> </w:t>
+      </w:r>
+      <w:r>
+        <w:t xml:space="preserve">18</w:t>
+      </w:r>
+      <w:r>
+        <w:t xml:space="preserve"> </w:t>
+      </w:r>
+      <w:r>
+        <w:t xml:space="preserve">U.S.C.</w:t>
+      </w:r>
+      <w:r>
+        <w:t xml:space="preserve"> </w:t>
+      </w:r>
+      <w:r>
+        <w:t xml:space="preserve">§</w:t>
+      </w:r>
+      <w:r>
+        <w:t xml:space="preserve"> </w:t>
+      </w:r>
+      <w:r>
+        <w:t xml:space="preserve">2333(D)</w:t>
+      </w:r>
+      <w:r>
+        <w:t xml:space="preserve"> </w:t>
+      </w:r>
+      <w:r>
+        <w:t xml:space="preserve">FOR</w:t>
+      </w:r>
+      <w:r>
+        <w:t xml:space="preserve"> </w:t>
+      </w:r>
+      <w:r>
+        <w:t xml:space="preserve">AIDING</w:t>
+      </w:r>
+      <w:r>
+        <w:t xml:space="preserve"> </w:t>
+      </w:r>
+      <w:r>
+        <w:t xml:space="preserve">AND</w:t>
+      </w:r>
+      <w:r>
+        <w:t xml:space="preserve"> </w:t>
+      </w:r>
+      <w:r>
+        <w:t xml:space="preserve">ABETTING.</w:t>
+      </w:r>
+      <w:r>
+        <w:t xml:space="preserve">   </w:t>
+      </w:r>
+      <w:r>
+        <w:tab/>
+      </w:r>
+      <w:r>
+        <w:t xml:space="preserve">5</w:t>
+      </w:r>
+    </w:p>
+    <w:p>
+      <w:pPr>
+        <w:keepLines/>
+        <w:tabs>
+          <w:tab w:val="right" w:leader="dot" w:pos="9360"/>
+        </w:tabs>
+        <w:spacing w:before="240" w:after="0" w:line="276" w:lineRule="exact"/>
+        <w:ind w:left="0" w:right="720" w:firstLine="0"/>
+      </w:pPr>
+      <w:r>
+        <w:t xml:space="preserve">CONCLUSION</w:t>
+      </w:r>
+      <w:r>
+        <w:t xml:space="preserve">   </w:t>
+      </w:r>
+      <w:r>
+        <w:tab/>
+      </w:r>
+      <w:r>
+        <w:t xml:space="preserve">6</w:t>
+      </w:r>
+    </w:p>
+    <w:p>
+      <w:pPr>
+        <w:pageBreakBefore/>
+        <w:spacing w:before="0" w:after="0" w:line="1" w:lineRule="exact"/>
+      </w:pPr>
     </w:p>
     <w:p>
       <w:pPr>
         <w:keepNext/>
         <w:keepLines/>
-        <w:spacing w:before="0" w:after="0" w:line="276" w:lineRule="exact"/>
+        <w:spacing w:before="0" w:after="276" w:line="276" w:lineRule="exact"/>
         <w:ind w:left="0" w:firstLine="0"/>
-        <w:jc w:val="right"/>
+        <w:jc w:val="center"/>
       </w:pPr>
       <w:r>
         <w:rPr>
           <w:b/>
           <w:bCs/>
         </w:rPr>
-        <w:t xml:space="preserve">Page</w:t>
+        <w:t xml:space="preserve">TABLE</w:t>
+      </w:r>
+      <w:r>
+        <w:rPr>
+          <w:b/>
+          <w:bCs/>
+        </w:rPr>
+        <w:t xml:space="preserve"> </w:t>
+      </w:r>
+      <w:r>
+        <w:rPr>
+          <w:b/>
+          <w:bCs/>
+        </w:rPr>
+        <w:t xml:space="preserve">OF</w:t>
+      </w:r>
+      <w:r>
+        <w:rPr>
+          <w:b/>
+          <w:bCs/>
+        </w:rPr>
+        <w:t xml:space="preserve"> </w:t>
+      </w:r>
+      <w:r>
+        <w:rPr>
+          <w:b/>
+          <w:bCs/>
+        </w:rPr>
+        <w:t xml:space="preserve">AUTHORITIES</w:t>
+      </w:r>
+    </w:p>
+    <w:p>
+      <w:pPr>
+        <w:keepNext/>
+        <w:keepLines/>
+        <w:tabs>
+          <w:tab w:val="right" w:pos="9360"/>
+        </w:tabs>
+        <w:spacing w:before="480" w:after="0" w:line="276" w:lineRule="exact"/>
+        <w:ind w:left="0" w:firstLine="0"/>
+        <w:jc w:val="left"/>
+      </w:pPr>
+      <w:r>
+        <w:rPr>
+          <w:b/>
+          <w:bCs/>
+        </w:rPr>
+        <w:t xml:space="preserve">Cases</w:t>
+      </w:r>
+      <w:r>
+        <w:rPr>
+          <w:b/>
+          <w:bCs/>
+        </w:rPr>
+        <w:tab/>
+      </w:r>
+      <w:r>
+        <w:rPr>
+          <w:b/>
+          <w:bCs/>
+        </w:rPr>
+        <w:t xml:space="preserve">Page(s)</w:t>
       </w:r>
     </w:p>
     <w:p>
       <w:pPr>
         <w:keepLines/>
         <w:tabs>
-          <w:tab w:val="left" w:pos="720"/>
           <w:tab w:val="right" w:leader="dot" w:pos="9360"/>
         </w:tabs>
         <w:spacing w:before="240" w:after="0" w:line="276" w:lineRule="exact"/>
-        <w:ind w:left="720" w:right="720" w:hanging="720"/>
-        <w:jc w:val="left"/>
+        <w:ind w:left="504" w:right="1080" w:hanging="504"/>
       </w:pPr>
       <w:r>
-        <w:t xml:space="preserve">PRELIMINARY</w:t>
-      </w:r>
-      <w:r>
-        <w:t xml:space="preserve"> </w:t>
-      </w:r>
-      <w:r>
-        <w:t xml:space="preserve">STATEMENT</w:t>
+        <w:rPr>
+          <w:i/>
+          <w:iCs/>
+        </w:rPr>
+        <w:t xml:space="preserve">AG</w:t>
+      </w:r>
+      <w:r>
+        <w:rPr>
+          <w:i/>
+          <w:iCs/>
+        </w:rPr>
+        <w:t xml:space="preserve"> </w:t>
+      </w:r>
+      <w:r>
+        <w:rPr>
+          <w:i/>
+          <w:iCs/>
+        </w:rPr>
+        <w:t xml:space="preserve">of</w:t>
+      </w:r>
+      <w:r>
+        <w:rPr>
+          <w:i/>
+          <w:iCs/>
+        </w:rPr>
+        <w:t xml:space="preserve"> </w:t>
+      </w:r>
+      <w:r>
+        <w:rPr>
+          <w:i/>
+          <w:iCs/>
+        </w:rPr>
+        <w:t xml:space="preserve">Can.</w:t>
+      </w:r>
+      <w:r>
+        <w:rPr>
+          <w:i/>
+          <w:iCs/>
+        </w:rPr>
+        <w:t xml:space="preserve"> </w:t>
+      </w:r>
+      <w:r>
+        <w:rPr>
+          <w:i/>
+          <w:iCs/>
+        </w:rPr>
+        <w:t xml:space="preserve">v.</w:t>
+      </w:r>
+      <w:r>
+        <w:rPr>
+          <w:i/>
+          <w:iCs/>
+        </w:rPr>
+        <w:t xml:space="preserve"> </w:t>
+      </w:r>
+      <w:r>
+        <w:rPr>
+          <w:i/>
+          <w:iCs/>
+        </w:rPr>
+        <w:t xml:space="preserve">R.J.</w:t>
+      </w:r>
+      <w:r>
+        <w:rPr>
+          <w:i/>
+          <w:iCs/>
+        </w:rPr>
+        <w:t xml:space="preserve"> </w:t>
+      </w:r>
+      <w:r>
+        <w:rPr>
+          <w:i/>
+          <w:iCs/>
+        </w:rPr>
+        <w:t xml:space="preserve">Reynolds</w:t>
+      </w:r>
+      <w:r>
+        <w:rPr>
+          <w:i/>
+          <w:iCs/>
+        </w:rPr>
+        <w:t xml:space="preserve"> </w:t>
+      </w:r>
+      <w:r>
+        <w:rPr>
+          <w:i/>
+          <w:iCs/>
+        </w:rPr>
+        <w:t xml:space="preserve">Tobacco</w:t>
+      </w:r>
+      <w:r>
+        <w:rPr>
+          <w:i/>
+          <w:iCs/>
+        </w:rPr>
+        <w:t xml:space="preserve"> </w:t>
+      </w:r>
+      <w:r>
+        <w:rPr>
+          <w:i/>
+          <w:iCs/>
+        </w:rPr>
+        <w:t xml:space="preserve">Holdings,</w:t>
+      </w:r>
+      <w:r>
+        <w:rPr>
+          <w:i/>
+          <w:iCs/>
+        </w:rPr>
+        <w:t xml:space="preserve"> </w:t>
+      </w:r>
+      <w:r>
+        <w:rPr>
+          <w:i/>
+          <w:iCs/>
+        </w:rPr>
+        <w:t xml:space="preserve">Inc.</w:t>
+      </w:r>
+      <w:r>
+        <w:t xml:space="preserve">,</w:t>
+      </w:r>
+      <w:r>
+        <w:t xml:space="preserve"> </w:t>
+      </w:r>
+      <w:r>
+        <w:t xml:space="preserve">268</w:t>
+      </w:r>
+      <w:r>
+        <w:t xml:space="preserve"> </w:t>
+      </w:r>
+      <w:r>
+        <w:t xml:space="preserve">F.3d</w:t>
+      </w:r>
+      <w:r>
+        <w:t xml:space="preserve"> </w:t>
+      </w:r>
+      <w:r>
+        <w:t xml:space="preserve">103</w:t>
+      </w:r>
+      <w:r>
+        <w:t xml:space="preserve"> </w:t>
+      </w:r>
+      <w:r>
+        <w:t xml:space="preserve">(2d</w:t>
+      </w:r>
+      <w:r>
+        <w:t xml:space="preserve"> </w:t>
+      </w:r>
+      <w:r>
+        <w:t xml:space="preserve">Cir.</w:t>
+      </w:r>
+      <w:r>
+        <w:t xml:space="preserve"> </w:t>
+      </w:r>
+      <w:r>
+        <w:t xml:space="preserve">2001)</w:t>
       </w:r>
       <w:r>
         <w:t xml:space="preserve">   </w:t>
@@ -925,22 +2088,161 @@
         <w:tab/>
       </w:r>
       <w:r>
-        <w:t xml:space="preserve">1</w:t>
+        <w:t xml:space="preserve">2</w:t>
       </w:r>
     </w:p>
     <w:p>
       <w:pPr>
         <w:keepLines/>
         <w:tabs>
-          <w:tab w:val="left" w:pos="720"/>
           <w:tab w:val="right" w:leader="dot" w:pos="9360"/>
         </w:tabs>
         <w:spacing w:before="240" w:after="0" w:line="276" w:lineRule="exact"/>
-        <w:ind w:left="720" w:right="720" w:hanging="720"/>
-        <w:jc w:val="left"/>
+        <w:ind w:left="504" w:right="1080" w:hanging="504"/>
       </w:pPr>
       <w:r>
-        <w:t xml:space="preserve">ARGUMENT</w:t>
+        <w:rPr>
+          <w:i/>
+          <w:iCs/>
+        </w:rPr>
+        <w:t xml:space="preserve">Charles</w:t>
+      </w:r>
+      <w:r>
+        <w:rPr>
+          <w:i/>
+          <w:iCs/>
+        </w:rPr>
+        <w:t xml:space="preserve"> </w:t>
+      </w:r>
+      <w:r>
+        <w:rPr>
+          <w:i/>
+          <w:iCs/>
+        </w:rPr>
+        <w:t xml:space="preserve">Schwab</w:t>
+      </w:r>
+      <w:r>
+        <w:rPr>
+          <w:i/>
+          <w:iCs/>
+        </w:rPr>
+        <w:t xml:space="preserve"> </w:t>
+      </w:r>
+      <w:r>
+        <w:rPr>
+          <w:i/>
+          <w:iCs/>
+        </w:rPr>
+        <w:t xml:space="preserve">Corp.</w:t>
+      </w:r>
+      <w:r>
+        <w:rPr>
+          <w:i/>
+          <w:iCs/>
+        </w:rPr>
+        <w:t xml:space="preserve"> </w:t>
+      </w:r>
+      <w:r>
+        <w:rPr>
+          <w:i/>
+          <w:iCs/>
+        </w:rPr>
+        <w:t xml:space="preserve">v.</w:t>
+      </w:r>
+      <w:r>
+        <w:rPr>
+          <w:i/>
+          <w:iCs/>
+        </w:rPr>
+        <w:t xml:space="preserve"> </w:t>
+      </w:r>
+      <w:r>
+        <w:rPr>
+          <w:i/>
+          <w:iCs/>
+        </w:rPr>
+        <w:t xml:space="preserve">Bank</w:t>
+      </w:r>
+      <w:r>
+        <w:rPr>
+          <w:i/>
+          <w:iCs/>
+        </w:rPr>
+        <w:t xml:space="preserve"> </w:t>
+      </w:r>
+      <w:r>
+        <w:rPr>
+          <w:i/>
+          <w:iCs/>
+        </w:rPr>
+        <w:t xml:space="preserve">of</w:t>
+      </w:r>
+      <w:r>
+        <w:rPr>
+          <w:i/>
+          <w:iCs/>
+        </w:rPr>
+        <w:t xml:space="preserve"> </w:t>
+      </w:r>
+      <w:r>
+        <w:rPr>
+          <w:i/>
+          <w:iCs/>
+        </w:rPr>
+        <w:t xml:space="preserve">Am.</w:t>
+      </w:r>
+      <w:r>
+        <w:rPr>
+          <w:i/>
+          <w:iCs/>
+        </w:rPr>
+        <w:t xml:space="preserve"> </w:t>
+      </w:r>
+      <w:r>
+        <w:rPr>
+          <w:i/>
+          <w:iCs/>
+        </w:rPr>
+        <w:t xml:space="preserve">Corp.</w:t>
+      </w:r>
+      <w:r>
+        <w:t xml:space="preserve">,</w:t>
+      </w:r>
+      <w:r>
+        <w:t xml:space="preserve"> </w:t>
+      </w:r>
+      <w:r>
+        <w:t xml:space="preserve">883</w:t>
+      </w:r>
+      <w:r>
+        <w:t xml:space="preserve"> </w:t>
+      </w:r>
+      <w:r>
+        <w:t xml:space="preserve">F.3d</w:t>
+      </w:r>
+      <w:r>
+        <w:t xml:space="preserve"> </w:t>
+      </w:r>
+      <w:r>
+        <w:t xml:space="preserve">68</w:t>
+      </w:r>
+      <w:r>
+        <w:t xml:space="preserve"> </w:t>
+      </w:r>
+      <w:r>
+        <w:t xml:space="preserve">(2d</w:t>
+      </w:r>
+      <w:r>
+        <w:t xml:space="preserve"> </w:t>
+      </w:r>
+      <w:r>
+        <w:t xml:space="preserve">Cir.</w:t>
+      </w:r>
+      <w:r>
+        <w:t xml:space="preserve"> </w:t>
+      </w:r>
+      <w:r>
+        <w:t xml:space="preserve">2018)</w:t>
       </w:r>
       <w:r>
         <w:t xml:space="preserve">   </w:t>
@@ -949,862 +2251,1076 @@
         <w:tab/>
       </w:r>
       <w:r>
-        <w:t xml:space="preserve">2</w:t>
+        <w:t xml:space="preserve">4</w:t>
       </w:r>
     </w:p>
     <w:p>
       <w:pPr>
         <w:keepLines/>
         <w:tabs>
-          <w:tab w:val="left" w:pos="720"/>
           <w:tab w:val="right" w:leader="dot" w:pos="9360"/>
         </w:tabs>
         <w:spacing w:before="240" w:after="0" w:line="276" w:lineRule="exact"/>
-        <w:ind w:left="720" w:right="720" w:hanging="720"/>
-        <w:jc w:val="left"/>
+        <w:ind w:left="504" w:right="1080" w:hanging="504"/>
       </w:pPr>
       <w:r>
-        <w:t xml:space="preserve">I.</w:t>
+        <w:rPr>
+          <w:i/>
+          <w:iCs/>
+        </w:rPr>
+        <w:t xml:space="preserve">Gucci</w:t>
+      </w:r>
+      <w:r>
+        <w:rPr>
+          <w:i/>
+          <w:iCs/>
+        </w:rPr>
+        <w:t xml:space="preserve"> </w:t>
+      </w:r>
+      <w:r>
+        <w:rPr>
+          <w:i/>
+          <w:iCs/>
+        </w:rPr>
+        <w:t xml:space="preserve">Am.,</w:t>
+      </w:r>
+      <w:r>
+        <w:rPr>
+          <w:i/>
+          <w:iCs/>
+        </w:rPr>
+        <w:t xml:space="preserve"> </w:t>
+      </w:r>
+      <w:r>
+        <w:rPr>
+          <w:i/>
+          <w:iCs/>
+        </w:rPr>
+        <w:t xml:space="preserve">Inc.</w:t>
+      </w:r>
+      <w:r>
+        <w:rPr>
+          <w:i/>
+          <w:iCs/>
+        </w:rPr>
+        <w:t xml:space="preserve"> </w:t>
+      </w:r>
+      <w:r>
+        <w:rPr>
+          <w:i/>
+          <w:iCs/>
+        </w:rPr>
+        <w:t xml:space="preserve">v.</w:t>
+      </w:r>
+      <w:r>
+        <w:rPr>
+          <w:i/>
+          <w:iCs/>
+        </w:rPr>
+        <w:t xml:space="preserve"> </w:t>
+      </w:r>
+      <w:r>
+        <w:rPr>
+          <w:i/>
+          <w:iCs/>
+        </w:rPr>
+        <w:t xml:space="preserve">Weixing</w:t>
+      </w:r>
+      <w:r>
+        <w:rPr>
+          <w:i/>
+          <w:iCs/>
+        </w:rPr>
+        <w:t xml:space="preserve"> </w:t>
+      </w:r>
+      <w:r>
+        <w:rPr>
+          <w:i/>
+          <w:iCs/>
+        </w:rPr>
+        <w:t xml:space="preserve">Li</w:t>
+      </w:r>
+      <w:r>
+        <w:t xml:space="preserve">,</w:t>
+      </w:r>
+      <w:r>
+        <w:t xml:space="preserve"> </w:t>
+      </w:r>
+      <w:r>
+        <w:t xml:space="preserve">768</w:t>
+      </w:r>
+      <w:r>
+        <w:t xml:space="preserve"> </w:t>
+      </w:r>
+      <w:r>
+        <w:t xml:space="preserve">F.3d</w:t>
+      </w:r>
+      <w:r>
+        <w:t xml:space="preserve"> </w:t>
+      </w:r>
+      <w:r>
+        <w:t xml:space="preserve">122</w:t>
+      </w:r>
+      <w:r>
+        <w:t xml:space="preserve"> </w:t>
+      </w:r>
+      <w:r>
+        <w:t xml:space="preserve">(2d</w:t>
+      </w:r>
+      <w:r>
+        <w:t xml:space="preserve"> </w:t>
+      </w:r>
+      <w:r>
+        <w:t xml:space="preserve">Cir.</w:t>
+      </w:r>
+      <w:r>
+        <w:t xml:space="preserve"> </w:t>
+      </w:r>
+      <w:r>
+        <w:t xml:space="preserve">2014)</w:t>
+      </w:r>
+      <w:r>
+        <w:t xml:space="preserve">   </w:t>
       </w:r>
       <w:r>
         <w:tab/>
       </w:r>
       <w:r>
-        <w:t xml:space="preserve">PLAINTIFFS’</w:t>
-      </w:r>
-      <w:r>
-        <w:t xml:space="preserve"> </w:t>
-      </w:r>
-      <w:r>
-        <w:t xml:space="preserve">COMPLAINT</w:t>
-      </w:r>
-      <w:r>
-        <w:t xml:space="preserve"> </w:t>
-      </w:r>
-      <w:r>
-        <w:t xml:space="preserve">SHOULD</w:t>
-      </w:r>
-      <w:r>
-        <w:t xml:space="preserve"> </w:t>
-      </w:r>
-      <w:r>
-        <w:t xml:space="preserve">BE</w:t>
-      </w:r>
-      <w:r>
-        <w:t xml:space="preserve"> </w:t>
-      </w:r>
-      <w:r>
-        <w:t xml:space="preserve">DISMISSED</w:t>
-      </w:r>
-      <w:r>
-        <w:t xml:space="preserve"> </w:t>
-      </w:r>
-      <w:r>
-        <w:t xml:space="preserve">AS</w:t>
-      </w:r>
-      <w:r>
-        <w:t xml:space="preserve"> </w:t>
-      </w:r>
-      <w:r>
-        <w:t xml:space="preserve">TO</w:t>
-      </w:r>
-      <w:r>
-        <w:t xml:space="preserve"> </w:t>
-      </w:r>
-      <w:r>
-        <w:t xml:space="preserve">QNB</w:t>
-      </w:r>
-      <w:r>
-        <w:t xml:space="preserve"> </w:t>
-      </w:r>
-      <w:r>
-        <w:t xml:space="preserve">FOR</w:t>
-      </w:r>
-      <w:r>
-        <w:t xml:space="preserve"> </w:t>
-      </w:r>
-      <w:r>
-        <w:t xml:space="preserve">LACK</w:t>
-      </w:r>
-      <w:r>
-        <w:t xml:space="preserve"> </w:t>
-      </w:r>
-      <w:r>
-        <w:t xml:space="preserve">OF</w:t>
-      </w:r>
-      <w:r>
-        <w:t xml:space="preserve"> </w:t>
-      </w:r>
-      <w:r>
-        <w:t xml:space="preserve">PERSONAL</w:t>
-      </w:r>
-      <w:r>
-        <w:t xml:space="preserve"> </w:t>
-      </w:r>
-      <w:r>
-        <w:t xml:space="preserve">JURISDICTION.</w:t>
-      </w:r>
-      <w:r>
-        <w:t xml:space="preserve">   </w:t>
-      </w:r>
-      <w:r>
-        <w:tab/>
-      </w:r>
-      <w:r>
-        <w:t xml:space="preserve">2</w:t>
+        <w:t xml:space="preserve">3</w:t>
       </w:r>
     </w:p>
     <w:p>
       <w:pPr>
         <w:keepLines/>
         <w:tabs>
-          <w:tab w:val="left" w:pos="1440"/>
           <w:tab w:val="right" w:leader="dot" w:pos="9360"/>
         </w:tabs>
         <w:spacing w:before="240" w:after="0" w:line="276" w:lineRule="exact"/>
-        <w:ind w:left="1440" w:right="720" w:hanging="720"/>
-        <w:jc w:val="left"/>
+        <w:ind w:left="504" w:right="1080" w:hanging="504"/>
       </w:pPr>
       <w:r>
-        <w:t xml:space="preserve">A.</w:t>
+        <w:rPr>
+          <w:i/>
+          <w:iCs/>
+        </w:rPr>
+        <w:t xml:space="preserve">Honickman</w:t>
+      </w:r>
+      <w:r>
+        <w:rPr>
+          <w:i/>
+          <w:iCs/>
+        </w:rPr>
+        <w:t xml:space="preserve"> </w:t>
+      </w:r>
+      <w:r>
+        <w:rPr>
+          <w:i/>
+          <w:iCs/>
+        </w:rPr>
+        <w:t xml:space="preserve">v.</w:t>
+      </w:r>
+      <w:r>
+        <w:rPr>
+          <w:i/>
+          <w:iCs/>
+        </w:rPr>
+        <w:t xml:space="preserve"> </w:t>
+      </w:r>
+      <w:r>
+        <w:rPr>
+          <w:i/>
+          <w:iCs/>
+        </w:rPr>
+        <w:t xml:space="preserve">BLOM</w:t>
+      </w:r>
+      <w:r>
+        <w:rPr>
+          <w:i/>
+          <w:iCs/>
+        </w:rPr>
+        <w:t xml:space="preserve"> </w:t>
+      </w:r>
+      <w:r>
+        <w:rPr>
+          <w:i/>
+          <w:iCs/>
+        </w:rPr>
+        <w:t xml:space="preserve">Bank</w:t>
+      </w:r>
+      <w:r>
+        <w:rPr>
+          <w:i/>
+          <w:iCs/>
+        </w:rPr>
+        <w:t xml:space="preserve"> </w:t>
+      </w:r>
+      <w:r>
+        <w:rPr>
+          <w:i/>
+          <w:iCs/>
+        </w:rPr>
+        <w:t xml:space="preserve">SAL</w:t>
+      </w:r>
+      <w:r>
+        <w:t xml:space="preserve">,</w:t>
+      </w:r>
+      <w:r>
+        <w:t xml:space="preserve"> </w:t>
+      </w:r>
+      <w:r>
+        <w:t xml:space="preserve">6</w:t>
+      </w:r>
+      <w:r>
+        <w:t xml:space="preserve"> </w:t>
+      </w:r>
+      <w:r>
+        <w:t xml:space="preserve">F.4th</w:t>
+      </w:r>
+      <w:r>
+        <w:t xml:space="preserve"> </w:t>
+      </w:r>
+      <w:r>
+        <w:t xml:space="preserve">487</w:t>
+      </w:r>
+      <w:r>
+        <w:t xml:space="preserve"> </w:t>
+      </w:r>
+      <w:r>
+        <w:t xml:space="preserve">(2d</w:t>
+      </w:r>
+      <w:r>
+        <w:t xml:space="preserve"> </w:t>
+      </w:r>
+      <w:r>
+        <w:t xml:space="preserve">Cir.</w:t>
+      </w:r>
+      <w:r>
+        <w:t xml:space="preserve"> </w:t>
+      </w:r>
+      <w:r>
+        <w:t xml:space="preserve">2021)</w:t>
+      </w:r>
+      <w:r>
+        <w:t xml:space="preserve">   </w:t>
       </w:r>
       <w:r>
         <w:tab/>
       </w:r>
       <w:r>
-        <w:t xml:space="preserve">Plaintiffs</w:t>
-      </w:r>
-      <w:r>
-        <w:t xml:space="preserve"> </w:t>
-      </w:r>
-      <w:r>
-        <w:t xml:space="preserve">Fail</w:t>
-      </w:r>
-      <w:r>
-        <w:t xml:space="preserve"> </w:t>
-      </w:r>
-      <w:r>
-        <w:t xml:space="preserve">to</w:t>
-      </w:r>
-      <w:r>
-        <w:t xml:space="preserve"> </w:t>
-      </w:r>
-      <w:r>
-        <w:t xml:space="preserve">Make</w:t>
-      </w:r>
-      <w:r>
-        <w:t xml:space="preserve"> </w:t>
-      </w:r>
-      <w:r>
-        <w:t xml:space="preserve">a</w:t>
-      </w:r>
-      <w:r>
-        <w:t xml:space="preserve"> </w:t>
-      </w:r>
-      <w:r>
-        <w:t xml:space="preserve">Prima</w:t>
-      </w:r>
-      <w:r>
-        <w:t xml:space="preserve"> </w:t>
-      </w:r>
-      <w:r>
-        <w:t xml:space="preserve">Facie</w:t>
-      </w:r>
-      <w:r>
-        <w:t xml:space="preserve"> </w:t>
-      </w:r>
-      <w:r>
-        <w:t xml:space="preserve">Showing</w:t>
-      </w:r>
-      <w:r>
-        <w:t xml:space="preserve"> </w:t>
-      </w:r>
-      <w:r>
-        <w:t xml:space="preserve">of</w:t>
-      </w:r>
-      <w:r>
-        <w:t xml:space="preserve"> </w:t>
-      </w:r>
-      <w:r>
-        <w:t xml:space="preserve">Proper</w:t>
-      </w:r>
-      <w:r>
-        <w:t xml:space="preserve"> </w:t>
-      </w:r>
-      <w:r>
-        <w:t xml:space="preserve">Service</w:t>
-      </w:r>
-      <w:r>
-        <w:t xml:space="preserve"> </w:t>
-      </w:r>
-      <w:r>
-        <w:t xml:space="preserve">on</w:t>
-      </w:r>
-      <w:r>
-        <w:t xml:space="preserve"> </w:t>
-      </w:r>
-      <w:r>
-        <w:t xml:space="preserve">QNB.</w:t>
-      </w:r>
-      <w:r>
-        <w:t xml:space="preserve">   </w:t>
-      </w:r>
-      <w:r>
-        <w:tab/>
-      </w:r>
-      <w:r>
-        <w:t xml:space="preserve">2</w:t>
+        <w:t xml:space="preserve">5</w:t>
       </w:r>
     </w:p>
     <w:p>
       <w:pPr>
         <w:keepLines/>
         <w:tabs>
-          <w:tab w:val="left" w:pos="1440"/>
           <w:tab w:val="right" w:leader="dot" w:pos="9360"/>
         </w:tabs>
         <w:spacing w:before="240" w:after="0" w:line="276" w:lineRule="exact"/>
-        <w:ind w:left="1440" w:right="720" w:hanging="720"/>
-        <w:jc w:val="left"/>
+        <w:ind w:left="504" w:right="1080" w:hanging="504"/>
       </w:pPr>
       <w:r>
-        <w:t xml:space="preserve">B.</w:t>
+        <w:rPr>
+          <w:i/>
+          <w:iCs/>
+        </w:rPr>
+        <w:t xml:space="preserve">Kaplan</w:t>
+      </w:r>
+      <w:r>
+        <w:rPr>
+          <w:i/>
+          <w:iCs/>
+        </w:rPr>
+        <w:t xml:space="preserve"> </w:t>
+      </w:r>
+      <w:r>
+        <w:rPr>
+          <w:i/>
+          <w:iCs/>
+        </w:rPr>
+        <w:t xml:space="preserve">v.</w:t>
+      </w:r>
+      <w:r>
+        <w:rPr>
+          <w:i/>
+          <w:iCs/>
+        </w:rPr>
+        <w:t xml:space="preserve"> </w:t>
+      </w:r>
+      <w:r>
+        <w:rPr>
+          <w:i/>
+          <w:iCs/>
+        </w:rPr>
+        <w:t xml:space="preserve">Lebanese</w:t>
+      </w:r>
+      <w:r>
+        <w:rPr>
+          <w:i/>
+          <w:iCs/>
+        </w:rPr>
+        <w:t xml:space="preserve"> </w:t>
+      </w:r>
+      <w:r>
+        <w:rPr>
+          <w:i/>
+          <w:iCs/>
+        </w:rPr>
+        <w:t xml:space="preserve">Canadian</w:t>
+      </w:r>
+      <w:r>
+        <w:rPr>
+          <w:i/>
+          <w:iCs/>
+        </w:rPr>
+        <w:t xml:space="preserve"> </w:t>
+      </w:r>
+      <w:r>
+        <w:rPr>
+          <w:i/>
+          <w:iCs/>
+        </w:rPr>
+        <w:t xml:space="preserve">Bank,</w:t>
+      </w:r>
+      <w:r>
+        <w:rPr>
+          <w:i/>
+          <w:iCs/>
+        </w:rPr>
+        <w:t xml:space="preserve"> </w:t>
+      </w:r>
+      <w:r>
+        <w:rPr>
+          <w:i/>
+          <w:iCs/>
+        </w:rPr>
+        <w:t xml:space="preserve">SAL</w:t>
+      </w:r>
+      <w:r>
+        <w:t xml:space="preserve">,</w:t>
+      </w:r>
+      <w:r>
+        <w:t xml:space="preserve"> </w:t>
+      </w:r>
+      <w:r>
+        <w:t xml:space="preserve">999</w:t>
+      </w:r>
+      <w:r>
+        <w:t xml:space="preserve"> </w:t>
+      </w:r>
+      <w:r>
+        <w:t xml:space="preserve">F.3d</w:t>
+      </w:r>
+      <w:r>
+        <w:t xml:space="preserve"> </w:t>
+      </w:r>
+      <w:r>
+        <w:t xml:space="preserve">842</w:t>
+      </w:r>
+      <w:r>
+        <w:t xml:space="preserve"> </w:t>
+      </w:r>
+      <w:r>
+        <w:t xml:space="preserve">(2d</w:t>
+      </w:r>
+      <w:r>
+        <w:t xml:space="preserve"> </w:t>
+      </w:r>
+      <w:r>
+        <w:t xml:space="preserve">Cir.</w:t>
+      </w:r>
+      <w:r>
+        <w:t xml:space="preserve"> </w:t>
+      </w:r>
+      <w:r>
+        <w:t xml:space="preserve">2021)</w:t>
+      </w:r>
+      <w:r>
+        <w:t xml:space="preserve">   </w:t>
       </w:r>
       <w:r>
         <w:tab/>
       </w:r>
       <w:r>
-        <w:t xml:space="preserve">Plaintiffs</w:t>
-      </w:r>
-      <w:r>
-        <w:t xml:space="preserve"> </w:t>
-      </w:r>
-      <w:r>
-        <w:t xml:space="preserve">Fail</w:t>
-      </w:r>
-      <w:r>
-        <w:t xml:space="preserve"> </w:t>
-      </w:r>
-      <w:r>
-        <w:t xml:space="preserve">to</w:t>
-      </w:r>
-      <w:r>
-        <w:t xml:space="preserve"> </w:t>
-      </w:r>
-      <w:r>
-        <w:t xml:space="preserve">Make</w:t>
-      </w:r>
-      <w:r>
-        <w:t xml:space="preserve"> </w:t>
-      </w:r>
-      <w:r>
-        <w:t xml:space="preserve">a</w:t>
-      </w:r>
-      <w:r>
-        <w:t xml:space="preserve"> </w:t>
-      </w:r>
-      <w:r>
-        <w:t xml:space="preserve">Prima</w:t>
-      </w:r>
-      <w:r>
-        <w:t xml:space="preserve"> </w:t>
-      </w:r>
-      <w:r>
-        <w:t xml:space="preserve">Facie</w:t>
-      </w:r>
-      <w:r>
-        <w:t xml:space="preserve"> </w:t>
-      </w:r>
-      <w:r>
-        <w:t xml:space="preserve">Showing</w:t>
-      </w:r>
-      <w:r>
-        <w:t xml:space="preserve"> </w:t>
-      </w:r>
-      <w:r>
-        <w:t xml:space="preserve">that</w:t>
-      </w:r>
-      <w:r>
-        <w:t xml:space="preserve"> </w:t>
-      </w:r>
-      <w:r>
-        <w:t xml:space="preserve">This</w:t>
-      </w:r>
-      <w:r>
-        <w:t xml:space="preserve"> </w:t>
-      </w:r>
-      <w:r>
-        <w:t xml:space="preserve">Court</w:t>
-      </w:r>
-      <w:r>
-        <w:t xml:space="preserve"> </w:t>
-      </w:r>
-      <w:r>
-        <w:t xml:space="preserve">Has</w:t>
-      </w:r>
-      <w:r>
-        <w:t xml:space="preserve"> </w:t>
-      </w:r>
-      <w:r>
-        <w:t xml:space="preserve">Specific</w:t>
-      </w:r>
-      <w:r>
-        <w:t xml:space="preserve"> </w:t>
-      </w:r>
-      <w:r>
-        <w:t xml:space="preserve">Personal</w:t>
-      </w:r>
-      <w:r>
-        <w:t xml:space="preserve"> </w:t>
-      </w:r>
-      <w:r>
-        <w:t xml:space="preserve">Jurisdiction</w:t>
-      </w:r>
-      <w:r>
-        <w:t xml:space="preserve"> </w:t>
-      </w:r>
-      <w:r>
-        <w:t xml:space="preserve">over</w:t>
-      </w:r>
-      <w:r>
-        <w:t xml:space="preserve"> </w:t>
-      </w:r>
-      <w:r>
-        <w:t xml:space="preserve">QNB</w:t>
-      </w:r>
-      <w:r>
-        <w:t xml:space="preserve"> </w:t>
-      </w:r>
-      <w:r>
-        <w:t xml:space="preserve">Pursuant</w:t>
-      </w:r>
-      <w:r>
-        <w:t xml:space="preserve"> </w:t>
-      </w:r>
-      <w:r>
-        <w:t xml:space="preserve">to</w:t>
-      </w:r>
-      <w:r>
-        <w:t xml:space="preserve"> </w:t>
-      </w:r>
-      <w:r>
-        <w:t xml:space="preserve">New</w:t>
-      </w:r>
-      <w:r>
-        <w:t xml:space="preserve"> </w:t>
-      </w:r>
-      <w:r>
-        <w:t xml:space="preserve">York’s</w:t>
-      </w:r>
-      <w:r>
-        <w:t xml:space="preserve"> </w:t>
-      </w:r>
-      <w:r>
-        <w:t xml:space="preserve">Long-Arm</w:t>
-      </w:r>
-      <w:r>
-        <w:t xml:space="preserve"> </w:t>
-      </w:r>
-      <w:r>
-        <w:t xml:space="preserve">Statute.</w:t>
-      </w:r>
-      <w:r>
-        <w:t xml:space="preserve">   </w:t>
-      </w:r>
-      <w:r>
-        <w:tab/>
-      </w:r>
-      <w:r>
-        <w:t xml:space="preserve">3</w:t>
+        <w:t xml:space="preserve">5</w:t>
       </w:r>
     </w:p>
     <w:p>
       <w:pPr>
         <w:keepLines/>
         <w:tabs>
-          <w:tab w:val="left" w:pos="2160"/>
           <w:tab w:val="right" w:leader="dot" w:pos="9360"/>
         </w:tabs>
         <w:spacing w:before="240" w:after="0" w:line="276" w:lineRule="exact"/>
-        <w:ind w:left="2160" w:right="720" w:hanging="720"/>
-        <w:jc w:val="left"/>
+        <w:ind w:left="504" w:right="1080" w:hanging="504"/>
       </w:pPr>
       <w:r>
-        <w:t xml:space="preserve">1.</w:t>
+        <w:rPr>
+          <w:i/>
+          <w:iCs/>
+        </w:rPr>
+        <w:t xml:space="preserve">Licci</w:t>
+      </w:r>
+      <w:r>
+        <w:rPr>
+          <w:i/>
+          <w:iCs/>
+        </w:rPr>
+        <w:t xml:space="preserve"> </w:t>
+      </w:r>
+      <w:r>
+        <w:rPr>
+          <w:i/>
+          <w:iCs/>
+        </w:rPr>
+        <w:t xml:space="preserve">ex</w:t>
+      </w:r>
+      <w:r>
+        <w:rPr>
+          <w:i/>
+          <w:iCs/>
+        </w:rPr>
+        <w:t xml:space="preserve"> </w:t>
+      </w:r>
+      <w:r>
+        <w:rPr>
+          <w:i/>
+          <w:iCs/>
+        </w:rPr>
+        <w:t xml:space="preserve">rel.</w:t>
+      </w:r>
+      <w:r>
+        <w:rPr>
+          <w:i/>
+          <w:iCs/>
+        </w:rPr>
+        <w:t xml:space="preserve"> </w:t>
+      </w:r>
+      <w:r>
+        <w:rPr>
+          <w:i/>
+          <w:iCs/>
+        </w:rPr>
+        <w:t xml:space="preserve">Licci</w:t>
+      </w:r>
+      <w:r>
+        <w:rPr>
+          <w:i/>
+          <w:iCs/>
+        </w:rPr>
+        <w:t xml:space="preserve"> </w:t>
+      </w:r>
+      <w:r>
+        <w:rPr>
+          <w:i/>
+          <w:iCs/>
+        </w:rPr>
+        <w:t xml:space="preserve">v.</w:t>
+      </w:r>
+      <w:r>
+        <w:rPr>
+          <w:i/>
+          <w:iCs/>
+        </w:rPr>
+        <w:t xml:space="preserve"> </w:t>
+      </w:r>
+      <w:r>
+        <w:rPr>
+          <w:i/>
+          <w:iCs/>
+        </w:rPr>
+        <w:t xml:space="preserve">Lebanese</w:t>
+      </w:r>
+      <w:r>
+        <w:rPr>
+          <w:i/>
+          <w:iCs/>
+        </w:rPr>
+        <w:t xml:space="preserve"> </w:t>
+      </w:r>
+      <w:r>
+        <w:rPr>
+          <w:i/>
+          <w:iCs/>
+        </w:rPr>
+        <w:t xml:space="preserve">Canadian</w:t>
+      </w:r>
+      <w:r>
+        <w:rPr>
+          <w:i/>
+          <w:iCs/>
+        </w:rPr>
+        <w:t xml:space="preserve"> </w:t>
+      </w:r>
+      <w:r>
+        <w:rPr>
+          <w:i/>
+          <w:iCs/>
+        </w:rPr>
+        <w:t xml:space="preserve">Bank,</w:t>
+      </w:r>
+      <w:r>
+        <w:rPr>
+          <w:i/>
+          <w:iCs/>
+        </w:rPr>
+        <w:t xml:space="preserve"> </w:t>
+      </w:r>
+      <w:r>
+        <w:rPr>
+          <w:i/>
+          <w:iCs/>
+        </w:rPr>
+        <w:t xml:space="preserve">SAL</w:t>
+      </w:r>
+      <w:r>
+        <w:t xml:space="preserve">,</w:t>
+      </w:r>
+      <w:r>
+        <w:t xml:space="preserve"> </w:t>
+      </w:r>
+      <w:r>
+        <w:t xml:space="preserve">673</w:t>
+      </w:r>
+      <w:r>
+        <w:t xml:space="preserve"> </w:t>
+      </w:r>
+      <w:r>
+        <w:t xml:space="preserve">F.3d</w:t>
+      </w:r>
+      <w:r>
+        <w:t xml:space="preserve"> </w:t>
+      </w:r>
+      <w:r>
+        <w:t xml:space="preserve">50</w:t>
+      </w:r>
+      <w:r>
+        <w:t xml:space="preserve"> </w:t>
+      </w:r>
+      <w:r>
+        <w:t xml:space="preserve">(2d</w:t>
+      </w:r>
+      <w:r>
+        <w:t xml:space="preserve"> </w:t>
+      </w:r>
+      <w:r>
+        <w:t xml:space="preserve">Cir.</w:t>
+      </w:r>
+      <w:r>
+        <w:t xml:space="preserve"> </w:t>
+      </w:r>
+      <w:r>
+        <w:t xml:space="preserve">2012)</w:t>
+      </w:r>
+      <w:r>
+        <w:t xml:space="preserve">   </w:t>
       </w:r>
       <w:r>
         <w:tab/>
       </w:r>
       <w:r>
-        <w:t xml:space="preserve">Plaintiffs’</w:t>
-      </w:r>
-      <w:r>
-        <w:t xml:space="preserve"> </w:t>
-      </w:r>
-      <w:r>
-        <w:t xml:space="preserve">Jurisdictional</w:t>
-      </w:r>
-      <w:r>
-        <w:t xml:space="preserve"> </w:t>
-      </w:r>
-      <w:r>
-        <w:t xml:space="preserve">Allegations</w:t>
-      </w:r>
-      <w:r>
-        <w:t xml:space="preserve"> </w:t>
-      </w:r>
-      <w:r>
-        <w:t xml:space="preserve">as</w:t>
-      </w:r>
-      <w:r>
-        <w:t xml:space="preserve"> </w:t>
-      </w:r>
-      <w:r>
-        <w:t xml:space="preserve">to</w:t>
-      </w:r>
-      <w:r>
-        <w:t xml:space="preserve"> </w:t>
-      </w:r>
-      <w:r>
-        <w:t xml:space="preserve">QNB</w:t>
-      </w:r>
-      <w:r>
-        <w:t xml:space="preserve">   </w:t>
-      </w:r>
-      <w:r>
-        <w:tab/>
-      </w:r>
-      <w:r>
-        <w:t xml:space="preserve">3</w:t>
+        <w:t xml:space="preserve">2, 4</w:t>
       </w:r>
     </w:p>
     <w:p>
       <w:pPr>
         <w:keepLines/>
         <w:tabs>
-          <w:tab w:val="left" w:pos="2160"/>
           <w:tab w:val="right" w:leader="dot" w:pos="9360"/>
         </w:tabs>
         <w:spacing w:before="240" w:after="0" w:line="276" w:lineRule="exact"/>
-        <w:ind w:left="2160" w:right="720" w:hanging="720"/>
-        <w:jc w:val="left"/>
+        <w:ind w:left="504" w:right="1080" w:hanging="504"/>
       </w:pPr>
       <w:r>
-        <w:t xml:space="preserve">2.</w:t>
+        <w:rPr>
+          <w:i/>
+          <w:iCs/>
+        </w:rPr>
+        <w:t xml:space="preserve">Penguin</w:t>
+      </w:r>
+      <w:r>
+        <w:rPr>
+          <w:i/>
+          <w:iCs/>
+        </w:rPr>
+        <w:t xml:space="preserve"> </w:t>
+      </w:r>
+      <w:r>
+        <w:rPr>
+          <w:i/>
+          <w:iCs/>
+        </w:rPr>
+        <w:t xml:space="preserve">Grp.</w:t>
+      </w:r>
+      <w:r>
+        <w:rPr>
+          <w:i/>
+          <w:iCs/>
+        </w:rPr>
+        <w:t xml:space="preserve"> </w:t>
+      </w:r>
+      <w:r>
+        <w:rPr>
+          <w:i/>
+          <w:iCs/>
+        </w:rPr>
+        <w:t xml:space="preserve">(USA)</w:t>
+      </w:r>
+      <w:r>
+        <w:rPr>
+          <w:i/>
+          <w:iCs/>
+        </w:rPr>
+        <w:t xml:space="preserve"> </w:t>
+      </w:r>
+      <w:r>
+        <w:rPr>
+          <w:i/>
+          <w:iCs/>
+        </w:rPr>
+        <w:t xml:space="preserve">Inc.</w:t>
+      </w:r>
+      <w:r>
+        <w:rPr>
+          <w:i/>
+          <w:iCs/>
+        </w:rPr>
+        <w:t xml:space="preserve"> </w:t>
+      </w:r>
+      <w:r>
+        <w:rPr>
+          <w:i/>
+          <w:iCs/>
+        </w:rPr>
+        <w:t xml:space="preserve">v.</w:t>
+      </w:r>
+      <w:r>
+        <w:rPr>
+          <w:i/>
+          <w:iCs/>
+        </w:rPr>
+        <w:t xml:space="preserve"> </w:t>
+      </w:r>
+      <w:r>
+        <w:rPr>
+          <w:i/>
+          <w:iCs/>
+        </w:rPr>
+        <w:t xml:space="preserve">Am.</w:t>
+      </w:r>
+      <w:r>
+        <w:rPr>
+          <w:i/>
+          <w:iCs/>
+        </w:rPr>
+        <w:t xml:space="preserve"> </w:t>
+      </w:r>
+      <w:r>
+        <w:rPr>
+          <w:i/>
+          <w:iCs/>
+        </w:rPr>
+        <w:t xml:space="preserve">Buddha</w:t>
+      </w:r>
+      <w:r>
+        <w:t xml:space="preserve">,</w:t>
+      </w:r>
+      <w:r>
+        <w:t xml:space="preserve"> </w:t>
+      </w:r>
+      <w:r>
+        <w:t xml:space="preserve">609</w:t>
+      </w:r>
+      <w:r>
+        <w:t xml:space="preserve"> </w:t>
+      </w:r>
+      <w:r>
+        <w:t xml:space="preserve">F.3d</w:t>
+      </w:r>
+      <w:r>
+        <w:t xml:space="preserve"> </w:t>
+      </w:r>
+      <w:r>
+        <w:t xml:space="preserve">30</w:t>
+      </w:r>
+      <w:r>
+        <w:t xml:space="preserve"> </w:t>
+      </w:r>
+      <w:r>
+        <w:t xml:space="preserve">(2d</w:t>
+      </w:r>
+      <w:r>
+        <w:t xml:space="preserve"> </w:t>
+      </w:r>
+      <w:r>
+        <w:t xml:space="preserve">Cir.</w:t>
+      </w:r>
+      <w:r>
+        <w:t xml:space="preserve"> </w:t>
+      </w:r>
+      <w:r>
+        <w:t xml:space="preserve">2010)</w:t>
+      </w:r>
+      <w:r>
+        <w:t xml:space="preserve">   </w:t>
       </w:r>
       <w:r>
         <w:tab/>
       </w:r>
       <w:r>
-        <w:t xml:space="preserve">Plaintiffs’</w:t>
-      </w:r>
-      <w:r>
-        <w:t xml:space="preserve"> </w:t>
-      </w:r>
-      <w:r>
-        <w:t xml:space="preserve">“</w:t>
-      </w:r>
-      <w:r>
-        <w:t xml:space="preserve">Conspiracy</w:t>
-      </w:r>
-      <w:r>
-        <w:t xml:space="preserve"> </w:t>
-      </w:r>
-      <w:r>
-        <w:t xml:space="preserve">Theory</w:t>
-      </w:r>
-      <w:r>
-        <w:t xml:space="preserve">”</w:t>
-      </w:r>
-      <w:r>
-        <w:t xml:space="preserve"> </w:t>
-      </w:r>
-      <w:r>
-        <w:t xml:space="preserve">of</w:t>
-      </w:r>
-      <w:r>
-        <w:t xml:space="preserve"> </w:t>
-      </w:r>
-      <w:r>
-        <w:t xml:space="preserve">Specific</w:t>
-      </w:r>
-      <w:r>
-        <w:t xml:space="preserve"> </w:t>
-      </w:r>
-      <w:r>
-        <w:t xml:space="preserve">Personal</w:t>
-      </w:r>
-      <w:r>
-        <w:t xml:space="preserve"> </w:t>
-      </w:r>
-      <w:r>
-        <w:t xml:space="preserve">Jurisdiction</w:t>
-      </w:r>
-      <w:r>
-        <w:t xml:space="preserve"> </w:t>
-      </w:r>
-      <w:r>
-        <w:t xml:space="preserve">over</w:t>
-      </w:r>
-      <w:r>
-        <w:t xml:space="preserve"> </w:t>
-      </w:r>
-      <w:r>
-        <w:t xml:space="preserve">QNB</w:t>
-      </w:r>
-      <w:r>
-        <w:t xml:space="preserve"> </w:t>
-      </w:r>
-      <w:r>
-        <w:t xml:space="preserve">Is</w:t>
-      </w:r>
-      <w:r>
-        <w:t xml:space="preserve"> </w:t>
-      </w:r>
-      <w:r>
-        <w:t xml:space="preserve">Not</w:t>
-      </w:r>
-      <w:r>
-        <w:t xml:space="preserve"> </w:t>
-      </w:r>
-      <w:r>
-        <w:t xml:space="preserve">Cognizable</w:t>
-      </w:r>
-      <w:r>
-        <w:t xml:space="preserve"> </w:t>
-      </w:r>
-      <w:r>
-        <w:t xml:space="preserve">Under</w:t>
-      </w:r>
-      <w:r>
-        <w:t xml:space="preserve"> </w:t>
-      </w:r>
-      <w:r>
-        <w:t xml:space="preserve">Section</w:t>
-      </w:r>
-      <w:r>
-        <w:t xml:space="preserve"> </w:t>
-      </w:r>
-      <w:r>
-        <w:t xml:space="preserve">302(a)⁠(1)</w:t>
-      </w:r>
-      <w:r>
-        <w:t xml:space="preserve"> </w:t>
-      </w:r>
-      <w:r>
-        <w:t xml:space="preserve">of</w:t>
-      </w:r>
-      <w:r>
-        <w:t xml:space="preserve"> </w:t>
-      </w:r>
-      <w:r>
-        <w:t xml:space="preserve">New</w:t>
-      </w:r>
-      <w:r>
-        <w:t xml:space="preserve"> </w:t>
-      </w:r>
-      <w:r>
-        <w:t xml:space="preserve">York’s</w:t>
-      </w:r>
-      <w:r>
-        <w:t xml:space="preserve"> </w:t>
-      </w:r>
-      <w:r>
-        <w:t xml:space="preserve">Long-Arm</w:t>
-      </w:r>
-      <w:r>
-        <w:t xml:space="preserve"> </w:t>
-      </w:r>
-      <w:r>
-        <w:t xml:space="preserve">Statute.</w:t>
-      </w:r>
-      <w:r>
-        <w:t xml:space="preserve">   </w:t>
-      </w:r>
-      <w:r>
-        <w:tab/>
-      </w:r>
-      <w:r>
-        <w:t xml:space="preserve">4</w:t>
+        <w:t xml:space="preserve">2</w:t>
       </w:r>
     </w:p>
     <w:p>
       <w:pPr>
         <w:keepLines/>
         <w:tabs>
-          <w:tab w:val="left" w:pos="1440"/>
           <w:tab w:val="right" w:leader="dot" w:pos="9360"/>
         </w:tabs>
         <w:spacing w:before="240" w:after="0" w:line="276" w:lineRule="exact"/>
-        <w:ind w:left="1440" w:right="720" w:hanging="720"/>
-        <w:jc w:val="left"/>
+        <w:ind w:left="504" w:right="1080" w:hanging="504"/>
       </w:pPr>
       <w:r>
-        <w:t xml:space="preserve">C.</w:t>
+        <w:rPr>
+          <w:i/>
+          <w:iCs/>
+        </w:rPr>
+        <w:t xml:space="preserve">SPV</w:t>
+      </w:r>
+      <w:r>
+        <w:rPr>
+          <w:i/>
+          <w:iCs/>
+        </w:rPr>
+        <w:t xml:space="preserve"> </w:t>
+      </w:r>
+      <w:r>
+        <w:rPr>
+          <w:i/>
+          <w:iCs/>
+        </w:rPr>
+        <w:t xml:space="preserve">Osus</w:t>
+      </w:r>
+      <w:r>
+        <w:rPr>
+          <w:i/>
+          <w:iCs/>
+        </w:rPr>
+        <w:t xml:space="preserve"> </w:t>
+      </w:r>
+      <w:r>
+        <w:rPr>
+          <w:i/>
+          <w:iCs/>
+        </w:rPr>
+        <w:t xml:space="preserve">Ltd.</w:t>
+      </w:r>
+      <w:r>
+        <w:rPr>
+          <w:i/>
+          <w:iCs/>
+        </w:rPr>
+        <w:t xml:space="preserve"> </w:t>
+      </w:r>
+      <w:r>
+        <w:rPr>
+          <w:i/>
+          <w:iCs/>
+        </w:rPr>
+        <w:t xml:space="preserve">v.</w:t>
+      </w:r>
+      <w:r>
+        <w:rPr>
+          <w:i/>
+          <w:iCs/>
+        </w:rPr>
+        <w:t xml:space="preserve"> </w:t>
+      </w:r>
+      <w:r>
+        <w:rPr>
+          <w:i/>
+          <w:iCs/>
+        </w:rPr>
+        <w:t xml:space="preserve">UBS</w:t>
+      </w:r>
+      <w:r>
+        <w:rPr>
+          <w:i/>
+          <w:iCs/>
+        </w:rPr>
+        <w:t xml:space="preserve"> </w:t>
+      </w:r>
+      <w:r>
+        <w:rPr>
+          <w:i/>
+          <w:iCs/>
+        </w:rPr>
+        <w:t xml:space="preserve">AG</w:t>
+      </w:r>
+      <w:r>
+        <w:t xml:space="preserve">,</w:t>
+      </w:r>
+      <w:r>
+        <w:t xml:space="preserve"> </w:t>
+      </w:r>
+      <w:r>
+        <w:t xml:space="preserve">882</w:t>
+      </w:r>
+      <w:r>
+        <w:t xml:space="preserve"> </w:t>
+      </w:r>
+      <w:r>
+        <w:t xml:space="preserve">F.3d</w:t>
+      </w:r>
+      <w:r>
+        <w:t xml:space="preserve"> </w:t>
+      </w:r>
+      <w:r>
+        <w:t xml:space="preserve">333</w:t>
+      </w:r>
+      <w:r>
+        <w:t xml:space="preserve"> </w:t>
+      </w:r>
+      <w:r>
+        <w:t xml:space="preserve">(2d</w:t>
+      </w:r>
+      <w:r>
+        <w:t xml:space="preserve"> </w:t>
+      </w:r>
+      <w:r>
+        <w:t xml:space="preserve">Cir.</w:t>
+      </w:r>
+      <w:r>
+        <w:t xml:space="preserve"> </w:t>
+      </w:r>
+      <w:r>
+        <w:t xml:space="preserve">2018)</w:t>
+      </w:r>
+      <w:r>
+        <w:t xml:space="preserve">   </w:t>
       </w:r>
       <w:r>
         <w:tab/>
       </w:r>
       <w:r>
-        <w:t xml:space="preserve">Plaintiffs’</w:t>
-      </w:r>
-      <w:r>
-        <w:t xml:space="preserve"> </w:t>
-      </w:r>
-      <w:r>
-        <w:t xml:space="preserve">“</w:t>
-      </w:r>
-      <w:r>
-        <w:t xml:space="preserve">Conspiracy</w:t>
-      </w:r>
-      <w:r>
-        <w:t xml:space="preserve"> </w:t>
-      </w:r>
-      <w:r>
-        <w:t xml:space="preserve">Theory</w:t>
-      </w:r>
-      <w:r>
-        <w:t xml:space="preserve">”</w:t>
-      </w:r>
-      <w:r>
-        <w:t xml:space="preserve"> </w:t>
-      </w:r>
-      <w:r>
-        <w:t xml:space="preserve">of</w:t>
-      </w:r>
-      <w:r>
-        <w:t xml:space="preserve"> </w:t>
-      </w:r>
-      <w:r>
-        <w:t xml:space="preserve">Personal</w:t>
-      </w:r>
-      <w:r>
-        <w:t xml:space="preserve"> </w:t>
-      </w:r>
-      <w:r>
-        <w:t xml:space="preserve">Jurisdiction</w:t>
-      </w:r>
-      <w:r>
-        <w:t xml:space="preserve"> </w:t>
-      </w:r>
-      <w:r>
-        <w:t xml:space="preserve">Is</w:t>
-      </w:r>
-      <w:r>
-        <w:t xml:space="preserve"> </w:t>
-      </w:r>
-      <w:r>
-        <w:t xml:space="preserve">Not</w:t>
-      </w:r>
-      <w:r>
-        <w:t xml:space="preserve"> </w:t>
-      </w:r>
-      <w:r>
-        <w:t xml:space="preserve">Consistent</w:t>
-      </w:r>
-      <w:r>
-        <w:t xml:space="preserve"> </w:t>
-      </w:r>
-      <w:r>
-        <w:t xml:space="preserve">with</w:t>
-      </w:r>
-      <w:r>
-        <w:t xml:space="preserve"> </w:t>
-      </w:r>
-      <w:r>
-        <w:t xml:space="preserve">the</w:t>
-      </w:r>
-      <w:r>
-        <w:t xml:space="preserve"> </w:t>
-      </w:r>
-      <w:r>
-        <w:t xml:space="preserve">Requirements</w:t>
-      </w:r>
-      <w:r>
-        <w:t xml:space="preserve"> </w:t>
-      </w:r>
-      <w:r>
-        <w:t xml:space="preserve">of</w:t>
-      </w:r>
-      <w:r>
-        <w:t xml:space="preserve"> </w:t>
-      </w:r>
-      <w:r>
-        <w:t xml:space="preserve">Due</w:t>
-      </w:r>
-      <w:r>
-        <w:t xml:space="preserve"> </w:t>
-      </w:r>
-      <w:r>
-        <w:t xml:space="preserve">Process.</w:t>
-      </w:r>
-      <w:r>
-        <w:t xml:space="preserve">   </w:t>
-      </w:r>
-      <w:r>
-        <w:tab/>
-      </w:r>
-      <w:r>
-        <w:t xml:space="preserve">5</w:t>
+        <w:t xml:space="preserve">2, 3</w:t>
       </w:r>
     </w:p>
     <w:p>
       <w:pPr>
         <w:keepLines/>
         <w:tabs>
-          <w:tab w:val="left" w:pos="720"/>
           <w:tab w:val="right" w:leader="dot" w:pos="9360"/>
         </w:tabs>
         <w:spacing w:before="240" w:after="0" w:line="276" w:lineRule="exact"/>
-        <w:ind w:left="720" w:right="720" w:hanging="720"/>
-        <w:jc w:val="left"/>
+        <w:ind w:left="504" w:right="1080" w:hanging="504"/>
       </w:pPr>
       <w:r>
-        <w:t xml:space="preserve">II.</w:t>
+        <w:rPr>
+          <w:i/>
+          <w:iCs/>
+        </w:rPr>
+        <w:t xml:space="preserve">Suber</w:t>
+      </w:r>
+      <w:r>
+        <w:rPr>
+          <w:i/>
+          <w:iCs/>
+        </w:rPr>
+        <w:t xml:space="preserve"> </w:t>
+      </w:r>
+      <w:r>
+        <w:rPr>
+          <w:i/>
+          <w:iCs/>
+        </w:rPr>
+        <w:t xml:space="preserve">v.</w:t>
+      </w:r>
+      <w:r>
+        <w:rPr>
+          <w:i/>
+          <w:iCs/>
+        </w:rPr>
+        <w:t xml:space="preserve"> </w:t>
+      </w:r>
+      <w:r>
+        <w:rPr>
+          <w:i/>
+          <w:iCs/>
+        </w:rPr>
+        <w:t xml:space="preserve">VVP</w:t>
+      </w:r>
+      <w:r>
+        <w:rPr>
+          <w:i/>
+          <w:iCs/>
+        </w:rPr>
+        <w:t xml:space="preserve"> </w:t>
+      </w:r>
+      <w:r>
+        <w:rPr>
+          <w:i/>
+          <w:iCs/>
+        </w:rPr>
+        <w:t xml:space="preserve">Servs.,</w:t>
+      </w:r>
+      <w:r>
+        <w:rPr>
+          <w:i/>
+          <w:iCs/>
+        </w:rPr>
+        <w:t xml:space="preserve"> </w:t>
+      </w:r>
+      <w:r>
+        <w:rPr>
+          <w:i/>
+          <w:iCs/>
+        </w:rPr>
+        <w:t xml:space="preserve">LLC</w:t>
+      </w:r>
+      <w:r>
+        <w:t xml:space="preserve">,</w:t>
+      </w:r>
+      <w:r>
+        <w:t xml:space="preserve"> </w:t>
+      </w:r>
+      <w:r>
+        <w:t xml:space="preserve">No.</w:t>
+      </w:r>
+      <w:r>
+        <w:t xml:space="preserve"> </w:t>
+      </w:r>
+      <w:r>
+        <w:t xml:space="preserve">20-cv-⁠8177</w:t>
+      </w:r>
+      <w:r>
+        <w:t xml:space="preserve"> </w:t>
+      </w:r>
+      <w:r>
+        <w:t xml:space="preserve">(AJN),</w:t>
+      </w:r>
+      <w:r>
+        <w:t xml:space="preserve"> </w:t>
+      </w:r>
+      <w:r>
+        <w:t xml:space="preserve">2021</w:t>
+      </w:r>
+      <w:r>
+        <w:t xml:space="preserve"> </w:t>
+      </w:r>
+      <w:r>
+        <w:t xml:space="preserve">WL</w:t>
+      </w:r>
+      <w:r>
+        <w:t xml:space="preserve"> </w:t>
+      </w:r>
+      <w:r>
+        <w:t xml:space="preserve">4429237</w:t>
+      </w:r>
+      <w:r>
+        <w:t xml:space="preserve"> </w:t>
+      </w:r>
+      <w:r>
+        <w:t xml:space="preserve">(S.D.N.Y.</w:t>
+      </w:r>
+      <w:r>
+        <w:t xml:space="preserve"> </w:t>
+      </w:r>
+      <w:r>
+        <w:t xml:space="preserve">Sept.</w:t>
+      </w:r>
+      <w:r>
+        <w:t xml:space="preserve"> </w:t>
+      </w:r>
+      <w:r>
+        <w:t xml:space="preserve">27,</w:t>
+      </w:r>
+      <w:r>
+        <w:t xml:space="preserve"> </w:t>
+      </w:r>
+      <w:r>
+        <w:t xml:space="preserve">2021)</w:t>
+      </w:r>
+      <w:r>
+        <w:t xml:space="preserve">   </w:t>
       </w:r>
       <w:r>
         <w:tab/>
       </w:r>
       <w:r>
-        <w:t xml:space="preserve">PLAINTIFFS</w:t>
-      </w:r>
-      <w:r>
-        <w:t xml:space="preserve"> </w:t>
-      </w:r>
-      <w:r>
-        <w:t xml:space="preserve">FAIL</w:t>
-      </w:r>
-      <w:r>
-        <w:t xml:space="preserve"> </w:t>
-      </w:r>
-      <w:r>
-        <w:t xml:space="preserve">TO</w:t>
-      </w:r>
-      <w:r>
-        <w:t xml:space="preserve"> </w:t>
-      </w:r>
-      <w:r>
-        <w:t xml:space="preserve">STATE</w:t>
-      </w:r>
-      <w:r>
-        <w:t xml:space="preserve"> </w:t>
-      </w:r>
-      <w:r>
-        <w:t xml:space="preserve">A</w:t>
-      </w:r>
-      <w:r>
-        <w:t xml:space="preserve"> </w:t>
-      </w:r>
-      <w:r>
-        <w:t xml:space="preserve">CLAIM</w:t>
-      </w:r>
-      <w:r>
-        <w:t xml:space="preserve"> </w:t>
-      </w:r>
-      <w:r>
-        <w:t xml:space="preserve">THAT</w:t>
-      </w:r>
-      <w:r>
-        <w:t xml:space="preserve"> </w:t>
-      </w:r>
-      <w:r>
-        <w:t xml:space="preserve">QNB</w:t>
-      </w:r>
-      <w:r>
-        <w:t xml:space="preserve"> </w:t>
-      </w:r>
-      <w:r>
-        <w:t xml:space="preserve">IS</w:t>
-      </w:r>
-      <w:r>
-        <w:t xml:space="preserve"> </w:t>
-      </w:r>
-      <w:r>
-        <w:t xml:space="preserve">SECONDARILY</w:t>
-      </w:r>
-      <w:r>
-        <w:t xml:space="preserve"> </w:t>
-      </w:r>
-      <w:r>
-        <w:t xml:space="preserve">LIABLE</w:t>
-      </w:r>
-      <w:r>
-        <w:t xml:space="preserve"> </w:t>
-      </w:r>
-      <w:r>
-        <w:t xml:space="preserve">UNDER</w:t>
-      </w:r>
-      <w:r>
-        <w:t xml:space="preserve"> </w:t>
-      </w:r>
-      <w:r>
-        <w:t xml:space="preserve">18</w:t>
-      </w:r>
-      <w:r>
-        <w:t xml:space="preserve"> </w:t>
-      </w:r>
-      <w:r>
-        <w:t xml:space="preserve">U.S.C.</w:t>
-      </w:r>
-      <w:r>
-        <w:t xml:space="preserve"> </w:t>
-      </w:r>
-      <w:r>
-        <w:t xml:space="preserve">§</w:t>
-      </w:r>
-      <w:r>
-        <w:t xml:space="preserve"> </w:t>
-      </w:r>
-      <w:r>
-        <w:t xml:space="preserve">2333(D)</w:t>
-      </w:r>
-      <w:r>
-        <w:t xml:space="preserve"> </w:t>
-      </w:r>
-      <w:r>
-        <w:t xml:space="preserve">FOR</w:t>
-      </w:r>
-      <w:r>
-        <w:t xml:space="preserve"> </w:t>
-      </w:r>
-      <w:r>
-        <w:t xml:space="preserve">AIDING</w:t>
-      </w:r>
-      <w:r>
-        <w:t xml:space="preserve"> </w:t>
-      </w:r>
-      <w:r>
-        <w:t xml:space="preserve">AND</w:t>
-      </w:r>
-      <w:r>
-        <w:t xml:space="preserve"> </w:t>
-      </w:r>
-      <w:r>
-        <w:t xml:space="preserve">ABETTING.</w:t>
-      </w:r>
-      <w:r>
-        <w:t xml:space="preserve">   </w:t>
-      </w:r>
-      <w:r>
-        <w:tab/>
-      </w:r>
-      <w:r>
-        <w:t xml:space="preserve">5</w:t>
+        <w:t xml:space="preserve">3</w:t>
       </w:r>
     </w:p>
     <w:p>
       <w:pPr>
         <w:keepLines/>
         <w:tabs>
-          <w:tab w:val="left" w:pos="720"/>
           <w:tab w:val="right" w:leader="dot" w:pos="9360"/>
         </w:tabs>
         <w:spacing w:before="240" w:after="0" w:line="276" w:lineRule="exact"/>
-        <w:ind w:left="720" w:right="720" w:hanging="720"/>
-        <w:jc w:val="left"/>
+        <w:ind w:left="504" w:right="1080" w:hanging="504"/>
       </w:pPr>
       <w:r>
-        <w:t xml:space="preserve">CONCLUSION</w:t>
+        <w:rPr>
+          <w:i/>
+          <w:iCs/>
+        </w:rPr>
+        <w:t xml:space="preserve">Walden</w:t>
+      </w:r>
+      <w:r>
+        <w:rPr>
+          <w:i/>
+          <w:iCs/>
+        </w:rPr>
+        <w:t xml:space="preserve"> </w:t>
+      </w:r>
+      <w:r>
+        <w:rPr>
+          <w:i/>
+          <w:iCs/>
+        </w:rPr>
+        <w:t xml:space="preserve">v.</w:t>
+      </w:r>
+      <w:r>
+        <w:rPr>
+          <w:i/>
+          <w:iCs/>
+        </w:rPr>
+        <w:t xml:space="preserve"> </w:t>
+      </w:r>
+      <w:r>
+        <w:rPr>
+          <w:i/>
+          <w:iCs/>
+        </w:rPr>
+        <w:t xml:space="preserve">Fiore</w:t>
+      </w:r>
+      <w:r>
+        <w:t xml:space="preserve">,</w:t>
+      </w:r>
+      <w:r>
+        <w:t xml:space="preserve"> </w:t>
+      </w:r>
+      <w:r>
+        <w:t xml:space="preserve">571</w:t>
+      </w:r>
+      <w:r>
+        <w:t xml:space="preserve"> </w:t>
+      </w:r>
+      <w:r>
+        <w:t xml:space="preserve">U.S.</w:t>
+      </w:r>
+      <w:r>
+        <w:t xml:space="preserve"> </w:t>
+      </w:r>
+      <w:r>
+        <w:t xml:space="preserve">277</w:t>
+      </w:r>
+      <w:r>
+        <w:t xml:space="preserve"> </w:t>
+      </w:r>
+      <w:r>
+        <w:t xml:space="preserve">(2014)</w:t>
       </w:r>
       <w:r>
         <w:t xml:space="preserve">   </w:t>
@@ -1813,40 +3329,269 @@
         <w:tab/>
       </w:r>
       <w:r>
-        <w:t xml:space="preserve">6</w:t>
+        <w:t xml:space="preserve">2, 4</w:t>
       </w:r>
     </w:p>
     <w:p>
       <w:pPr>
-        <w:keepNext/>
         <w:keepLines/>
-        <w:pageBreakBefore/>
-        <w:spacing w:before="0" w:after="480" w:line="276" w:lineRule="exact"/>
-        <w:ind w:left="0" w:firstLine="0"/>
-        <w:jc w:val="center"/>
+        <w:tabs>
+          <w:tab w:val="right" w:leader="dot" w:pos="9360"/>
+        </w:tabs>
+        <w:spacing w:before="240" w:after="0" w:line="276" w:lineRule="exact"/>
+        <w:ind w:left="504" w:right="1080" w:hanging="504"/>
       </w:pPr>
       <w:r>
         <w:rPr>
-          <w:b/>
-          <w:bCs/>
-        </w:rPr>
-        <w:t xml:space="preserve">TABLE OF AUTHORITIES</w:t>
+          <w:i/>
+          <w:iCs/>
+        </w:rPr>
+        <w:t xml:space="preserve">Waldman</w:t>
+      </w:r>
+      <w:r>
+        <w:rPr>
+          <w:i/>
+          <w:iCs/>
+        </w:rPr>
+        <w:t xml:space="preserve"> </w:t>
+      </w:r>
+      <w:r>
+        <w:rPr>
+          <w:i/>
+          <w:iCs/>
+        </w:rPr>
+        <w:t xml:space="preserve">v.</w:t>
+      </w:r>
+      <w:r>
+        <w:rPr>
+          <w:i/>
+          <w:iCs/>
+        </w:rPr>
+        <w:t xml:space="preserve"> </w:t>
+      </w:r>
+      <w:r>
+        <w:rPr>
+          <w:i/>
+          <w:iCs/>
+        </w:rPr>
+        <w:t xml:space="preserve">Palestine</w:t>
+      </w:r>
+      <w:r>
+        <w:rPr>
+          <w:i/>
+          <w:iCs/>
+        </w:rPr>
+        <w:t xml:space="preserve"> </w:t>
+      </w:r>
+      <w:r>
+        <w:rPr>
+          <w:i/>
+          <w:iCs/>
+        </w:rPr>
+        <w:t xml:space="preserve">Liberation</w:t>
+      </w:r>
+      <w:r>
+        <w:rPr>
+          <w:i/>
+          <w:iCs/>
+        </w:rPr>
+        <w:t xml:space="preserve"> </w:t>
+      </w:r>
+      <w:r>
+        <w:rPr>
+          <w:i/>
+          <w:iCs/>
+        </w:rPr>
+        <w:t xml:space="preserve">Org.</w:t>
+      </w:r>
+      <w:r>
+        <w:t xml:space="preserve">,</w:t>
+      </w:r>
+      <w:r>
+        <w:t xml:space="preserve"> </w:t>
+      </w:r>
+      <w:r>
+        <w:t xml:space="preserve">835</w:t>
+      </w:r>
+      <w:r>
+        <w:t xml:space="preserve"> </w:t>
+      </w:r>
+      <w:r>
+        <w:t xml:space="preserve">F.3d</w:t>
+      </w:r>
+      <w:r>
+        <w:t xml:space="preserve"> </w:t>
+      </w:r>
+      <w:r>
+        <w:t xml:space="preserve">317</w:t>
+      </w:r>
+      <w:r>
+        <w:t xml:space="preserve"> </w:t>
+      </w:r>
+      <w:r>
+        <w:t xml:space="preserve">(2d</w:t>
+      </w:r>
+      <w:r>
+        <w:t xml:space="preserve"> </w:t>
+      </w:r>
+      <w:r>
+        <w:t xml:space="preserve">Cir.</w:t>
+      </w:r>
+      <w:r>
+        <w:t xml:space="preserve"> </w:t>
+      </w:r>
+      <w:r>
+        <w:t xml:space="preserve">2016)</w:t>
+      </w:r>
+      <w:r>
+        <w:t xml:space="preserve">   </w:t>
+      </w:r>
+      <w:r>
+        <w:tab/>
+      </w:r>
+      <w:r>
+        <w:t xml:space="preserve">3</w:t>
       </w:r>
     </w:p>
     <w:p>
       <w:pPr>
-        <w:keepNext/>
         <w:keepLines/>
-        <w:spacing w:before="0" w:after="0" w:line="276" w:lineRule="exact"/>
-        <w:ind w:left="0" w:firstLine="0"/>
-        <w:jc w:val="right"/>
+        <w:tabs>
+          <w:tab w:val="right" w:leader="dot" w:pos="9360"/>
+        </w:tabs>
+        <w:spacing w:before="240" w:after="0" w:line="276" w:lineRule="exact"/>
+        <w:ind w:left="504" w:right="1080" w:hanging="504"/>
       </w:pPr>
       <w:r>
         <w:rPr>
-          <w:b/>
-          <w:bCs/>
-        </w:rPr>
-        <w:t xml:space="preserve">Page(s)</w:t>
+          <w:i/>
+          <w:iCs/>
+        </w:rPr>
+        <w:t xml:space="preserve">Weiss</w:t>
+      </w:r>
+      <w:r>
+        <w:rPr>
+          <w:i/>
+          <w:iCs/>
+        </w:rPr>
+        <w:t xml:space="preserve"> </w:t>
+      </w:r>
+      <w:r>
+        <w:rPr>
+          <w:i/>
+          <w:iCs/>
+        </w:rPr>
+        <w:t xml:space="preserve">v.</w:t>
+      </w:r>
+      <w:r>
+        <w:rPr>
+          <w:i/>
+          <w:iCs/>
+        </w:rPr>
+        <w:t xml:space="preserve"> </w:t>
+      </w:r>
+      <w:r>
+        <w:rPr>
+          <w:i/>
+          <w:iCs/>
+        </w:rPr>
+        <w:t xml:space="preserve">Nat’l</w:t>
+      </w:r>
+      <w:r>
+        <w:rPr>
+          <w:i/>
+          <w:iCs/>
+        </w:rPr>
+        <w:t xml:space="preserve"> </w:t>
+      </w:r>
+      <w:r>
+        <w:rPr>
+          <w:i/>
+          <w:iCs/>
+        </w:rPr>
+        <w:t xml:space="preserve">Westminster</w:t>
+      </w:r>
+      <w:r>
+        <w:rPr>
+          <w:i/>
+          <w:iCs/>
+        </w:rPr>
+        <w:t xml:space="preserve"> </w:t>
+      </w:r>
+      <w:r>
+        <w:rPr>
+          <w:i/>
+          <w:iCs/>
+        </w:rPr>
+        <w:t xml:space="preserve">Bank,</w:t>
+      </w:r>
+      <w:r>
+        <w:rPr>
+          <w:i/>
+          <w:iCs/>
+        </w:rPr>
+        <w:t xml:space="preserve"> </w:t>
+      </w:r>
+      <w:r>
+        <w:rPr>
+          <w:i/>
+          <w:iCs/>
+        </w:rPr>
+        <w:t xml:space="preserve">PLC</w:t>
+      </w:r>
+      <w:r>
+        <w:t xml:space="preserve">,</w:t>
+      </w:r>
+      <w:r>
+        <w:t xml:space="preserve"> </w:t>
+      </w:r>
+      <w:r>
+        <w:t xml:space="preserve">176</w:t>
+      </w:r>
+      <w:r>
+        <w:t xml:space="preserve"> </w:t>
+      </w:r>
+      <w:r>
+        <w:t xml:space="preserve">F.</w:t>
+      </w:r>
+      <w:r>
+        <w:t xml:space="preserve"> </w:t>
+      </w:r>
+      <w:r>
+        <w:t xml:space="preserve">Supp.</w:t>
+      </w:r>
+      <w:r>
+        <w:t xml:space="preserve"> </w:t>
+      </w:r>
+      <w:r>
+        <w:t xml:space="preserve">3d</w:t>
+      </w:r>
+      <w:r>
+        <w:t xml:space="preserve"> </w:t>
+      </w:r>
+      <w:r>
+        <w:t xml:space="preserve">264</w:t>
+      </w:r>
+      <w:r>
+        <w:t xml:space="preserve"> </w:t>
+      </w:r>
+      <w:r>
+        <w:t xml:space="preserve">(E.D.N.Y.</w:t>
+      </w:r>
+      <w:r>
+        <w:t xml:space="preserve"> </w:t>
+      </w:r>
+      <w:r>
+        <w:t xml:space="preserve">2016)</w:t>
+      </w:r>
+      <w:r>
+        <w:t xml:space="preserve">   </w:t>
+      </w:r>
+      <w:r>
+        <w:tab/>
+      </w:r>
+      <w:r>
+        <w:t xml:space="preserve">3</w:t>
       </w:r>
     </w:p>
     <w:p>
@@ -1862,7 +3607,7 @@
           <w:b/>
           <w:bCs/>
         </w:rPr>
-        <w:t xml:space="preserve">Cases</w:t>
+        <w:t xml:space="preserve">Statutes</w:t>
       </w:r>
     </w:p>
     <w:p>
@@ -1873,162 +3618,27 @@
         </w:tabs>
         <w:spacing w:before="240" w:after="0" w:line="276" w:lineRule="exact"/>
         <w:ind w:left="504" w:right="1080" w:hanging="504"/>
-        <w:jc w:val="left"/>
       </w:pPr>
       <w:r>
-        <w:rPr>
-          <w:i/>
-          <w:iCs/>
-        </w:rPr>
-        <w:t xml:space="preserve">AG</w:t>
-      </w:r>
-      <w:r>
-        <w:rPr>
-          <w:i/>
-          <w:iCs/>
-        </w:rPr>
-        <w:t xml:space="preserve"> </w:t>
-      </w:r>
-      <w:r>
-        <w:rPr>
-          <w:i/>
-          <w:iCs/>
-        </w:rPr>
-        <w:t xml:space="preserve">of</w:t>
-      </w:r>
-      <w:r>
-        <w:rPr>
-          <w:i/>
-          <w:iCs/>
-        </w:rPr>
-        <w:t xml:space="preserve"> </w:t>
-      </w:r>
-      <w:r>
-        <w:rPr>
-          <w:i/>
-          <w:iCs/>
-        </w:rPr>
-        <w:t xml:space="preserve">Can.</w:t>
-      </w:r>
-      <w:r>
-        <w:rPr>
-          <w:i/>
-          <w:iCs/>
-        </w:rPr>
-        <w:t xml:space="preserve"> </w:t>
-      </w:r>
-      <w:r>
-        <w:rPr>
-          <w:i/>
-          <w:iCs/>
-        </w:rPr>
-        <w:t xml:space="preserve">v.</w:t>
-      </w:r>
-      <w:r>
-        <w:rPr>
-          <w:i/>
-          <w:iCs/>
-        </w:rPr>
-        <w:t xml:space="preserve"> </w:t>
-      </w:r>
-      <w:r>
-        <w:rPr>
-          <w:i/>
-          <w:iCs/>
-        </w:rPr>
-        <w:t xml:space="preserve">R.J.</w:t>
-      </w:r>
-      <w:r>
-        <w:rPr>
-          <w:i/>
-          <w:iCs/>
-        </w:rPr>
-        <w:t xml:space="preserve"> </w:t>
-      </w:r>
-      <w:r>
-        <w:rPr>
-          <w:i/>
-          <w:iCs/>
-        </w:rPr>
-        <w:t xml:space="preserve">Reynolds</w:t>
-      </w:r>
-      <w:r>
-        <w:rPr>
-          <w:i/>
-          <w:iCs/>
-        </w:rPr>
-        <w:t xml:space="preserve"> </w:t>
-      </w:r>
-      <w:r>
-        <w:rPr>
-          <w:i/>
-          <w:iCs/>
-        </w:rPr>
-        <w:t xml:space="preserve">Tobacco</w:t>
-      </w:r>
-      <w:r>
-        <w:rPr>
-          <w:i/>
-          <w:iCs/>
-        </w:rPr>
-        <w:t xml:space="preserve"> </w:t>
-      </w:r>
-      <w:r>
-        <w:rPr>
-          <w:i/>
-          <w:iCs/>
-        </w:rPr>
-        <w:t xml:space="preserve">Holdings,</w:t>
-      </w:r>
-      <w:r>
-        <w:rPr>
-          <w:i/>
-          <w:iCs/>
-        </w:rPr>
-        <w:t xml:space="preserve"> </w:t>
-      </w:r>
-      <w:r>
-        <w:rPr>
-          <w:i/>
-          <w:iCs/>
-        </w:rPr>
-        <w:t xml:space="preserve">Inc.</w:t>
-      </w:r>
-      <w:r>
-        <w:t xml:space="preserve">, </w:t>
-      </w:r>
-      <w:r>
-        <w:t xml:space="preserve">268</w:t>
-      </w:r>
-      <w:r>
-        <w:t xml:space="preserve"> </w:t>
-      </w:r>
-      <w:r>
-        <w:t xml:space="preserve">F.3d</w:t>
-      </w:r>
-      <w:r>
-        <w:t xml:space="preserve"> </w:t>
-      </w:r>
-      <w:r>
-        <w:t xml:space="preserve">103</w:t>
-      </w:r>
-      <w:r>
-        <w:t xml:space="preserve"> </w:t>
-      </w:r>
-      <w:r>
-        <w:t xml:space="preserve">(2d</w:t>
-      </w:r>
-      <w:r>
-        <w:t xml:space="preserve"> </w:t>
-      </w:r>
-      <w:r>
-        <w:t xml:space="preserve">Cir.</w:t>
-      </w:r>
-      <w:r>
-        <w:t xml:space="preserve"> </w:t>
-      </w:r>
-      <w:r>
-        <w:t xml:space="preserve">2001)</w:t>
+        <w:t xml:space="preserve">18</w:t>
+      </w:r>
+      <w:r>
+        <w:t xml:space="preserve"> </w:t>
+      </w:r>
+      <w:r>
+        <w:t xml:space="preserve">U.S.C.</w:t>
+      </w:r>
+      <w:r>
+        <w:t xml:space="preserve"> </w:t>
+      </w:r>
+      <w:r>
+        <w:t xml:space="preserve">§</w:t>
+      </w:r>
+      <w:r>
+        <w:t xml:space="preserve"> </w:t>
+      </w:r>
+      <w:r>
+        <w:t xml:space="preserve">2334(a)</w:t>
       </w:r>
       <w:r>
         <w:t xml:space="preserve">   </w:t>
@@ -2037,7 +3647,7 @@
         <w:tab/>
       </w:r>
       <w:r>
-        <w:t xml:space="preserve">2</w:t>
+        <w:t xml:space="preserve">4</w:t>
       </w:r>
     </w:p>
     <w:p>
@@ -2048,157 +3658,102 @@
         </w:tabs>
         <w:spacing w:before="240" w:after="0" w:line="276" w:lineRule="exact"/>
         <w:ind w:left="504" w:right="1080" w:hanging="504"/>
+      </w:pPr>
+      <w:r>
+        <w:t xml:space="preserve">N.Y.</w:t>
+      </w:r>
+      <w:r>
+        <w:t xml:space="preserve"> </w:t>
+      </w:r>
+      <w:r>
+        <w:t xml:space="preserve">C.P.L.R.</w:t>
+      </w:r>
+      <w:r>
+        <w:t xml:space="preserve"> </w:t>
+      </w:r>
+      <w:r>
+        <w:t xml:space="preserve">302(a)⁠(1)</w:t>
+      </w:r>
+      <w:r>
+        <w:t xml:space="preserve">   </w:t>
+      </w:r>
+      <w:r>
+        <w:tab/>
+      </w:r>
+      <w:r>
+        <w:t xml:space="preserve">4</w:t>
+      </w:r>
+    </w:p>
+    <w:p>
+      <w:pPr>
+        <w:keepNext/>
+        <w:keepLines/>
+        <w:spacing w:before="480" w:after="0" w:line="276" w:lineRule="exact"/>
+        <w:ind w:left="0" w:firstLine="0"/>
         <w:jc w:val="left"/>
       </w:pPr>
       <w:r>
         <w:rPr>
-          <w:i/>
-          <w:iCs/>
-        </w:rPr>
-        <w:t xml:space="preserve">Charles</w:t>
-      </w:r>
-      <w:r>
-        <w:rPr>
-          <w:i/>
-          <w:iCs/>
-        </w:rPr>
-        <w:t xml:space="preserve"> </w:t>
-      </w:r>
-      <w:r>
-        <w:rPr>
-          <w:i/>
-          <w:iCs/>
-        </w:rPr>
-        <w:t xml:space="preserve">Schwab</w:t>
-      </w:r>
-      <w:r>
-        <w:rPr>
-          <w:i/>
-          <w:iCs/>
-        </w:rPr>
-        <w:t xml:space="preserve"> </w:t>
-      </w:r>
-      <w:r>
-        <w:rPr>
-          <w:i/>
-          <w:iCs/>
-        </w:rPr>
-        <w:t xml:space="preserve">Corp.</w:t>
-      </w:r>
-      <w:r>
-        <w:rPr>
-          <w:i/>
-          <w:iCs/>
-        </w:rPr>
-        <w:t xml:space="preserve"> </w:t>
-      </w:r>
-      <w:r>
-        <w:rPr>
-          <w:i/>
-          <w:iCs/>
-        </w:rPr>
-        <w:t xml:space="preserve">v.</w:t>
-      </w:r>
-      <w:r>
-        <w:rPr>
-          <w:i/>
-          <w:iCs/>
-        </w:rPr>
-        <w:t xml:space="preserve"> </w:t>
-      </w:r>
-      <w:r>
-        <w:rPr>
-          <w:i/>
-          <w:iCs/>
-        </w:rPr>
-        <w:t xml:space="preserve">Bank</w:t>
-      </w:r>
-      <w:r>
-        <w:rPr>
-          <w:i/>
-          <w:iCs/>
-        </w:rPr>
-        <w:t xml:space="preserve"> </w:t>
-      </w:r>
-      <w:r>
-        <w:rPr>
-          <w:i/>
-          <w:iCs/>
+          <w:b/>
+          <w:bCs/>
+        </w:rPr>
+        <w:t xml:space="preserve">Federal</w:t>
+      </w:r>
+      <w:r>
+        <w:rPr>
+          <w:b/>
+          <w:bCs/>
+        </w:rPr>
+        <w:t xml:space="preserve"> </w:t>
+      </w:r>
+      <w:r>
+        <w:rPr>
+          <w:b/>
+          <w:bCs/>
+        </w:rPr>
+        <w:t xml:space="preserve">Rules</w:t>
+      </w:r>
+      <w:r>
+        <w:rPr>
+          <w:b/>
+          <w:bCs/>
+        </w:rPr>
+        <w:t xml:space="preserve"> </w:t>
+      </w:r>
+      <w:r>
+        <w:rPr>
+          <w:b/>
+          <w:bCs/>
         </w:rPr>
         <w:t xml:space="preserve">of</w:t>
       </w:r>
       <w:r>
         <w:rPr>
-          <w:i/>
-          <w:iCs/>
-        </w:rPr>
-        <w:t xml:space="preserve"> </w:t>
-      </w:r>
-      <w:r>
-        <w:rPr>
-          <w:i/>
-          <w:iCs/>
-        </w:rPr>
-        <w:t xml:space="preserve">Am.</w:t>
-      </w:r>
-      <w:r>
-        <w:rPr>
-          <w:i/>
-          <w:iCs/>
-        </w:rPr>
-        <w:t xml:space="preserve"> </w:t>
-      </w:r>
-      <w:r>
-        <w:rPr>
-          <w:i/>
-          <w:iCs/>
-        </w:rPr>
-        <w:t xml:space="preserve">Corp.</w:t>
-      </w:r>
-      <w:r>
-        <w:t xml:space="preserve">, </w:t>
-      </w:r>
-      <w:r>
-        <w:t xml:space="preserve">883</w:t>
-      </w:r>
-      <w:r>
-        <w:t xml:space="preserve"> </w:t>
-      </w:r>
-      <w:r>
-        <w:t xml:space="preserve">F.3d</w:t>
-      </w:r>
-      <w:r>
-        <w:t xml:space="preserve"> </w:t>
-      </w:r>
-      <w:r>
-        <w:t xml:space="preserve">68</w:t>
-      </w:r>
-      <w:r>
-        <w:t xml:space="preserve"> </w:t>
-      </w:r>
-      <w:r>
-        <w:t xml:space="preserve">(2d</w:t>
-      </w:r>
-      <w:r>
-        <w:t xml:space="preserve"> </w:t>
-      </w:r>
-      <w:r>
-        <w:t xml:space="preserve">Cir.</w:t>
-      </w:r>
-      <w:r>
-        <w:t xml:space="preserve"> </w:t>
-      </w:r>
-      <w:r>
-        <w:t xml:space="preserve">2018)</w:t>
-      </w:r>
-      <w:r>
-        <w:t xml:space="preserve">   </w:t>
-      </w:r>
-      <w:r>
-        <w:tab/>
-      </w:r>
-      <w:r>
-        <w:t xml:space="preserve">4</w:t>
+          <w:b/>
+          <w:bCs/>
+        </w:rPr>
+        <w:t xml:space="preserve"> </w:t>
+      </w:r>
+      <w:r>
+        <w:rPr>
+          <w:b/>
+          <w:bCs/>
+        </w:rPr>
+        <w:t xml:space="preserve">Civil</w:t>
+      </w:r>
+      <w:r>
+        <w:rPr>
+          <w:b/>
+          <w:bCs/>
+        </w:rPr>
+        <w:t xml:space="preserve"> </w:t>
+      </w:r>
+      <w:r>
+        <w:rPr>
+          <w:b/>
+          <w:bCs/>
+        </w:rPr>
+        <w:t xml:space="preserve">Procedure</w:t>
       </w:r>
     </w:p>
     <w:p>
@@ -2209,120 +3764,33 @@
         </w:tabs>
         <w:spacing w:before="240" w:after="0" w:line="276" w:lineRule="exact"/>
         <w:ind w:left="504" w:right="1080" w:hanging="504"/>
-        <w:jc w:val="left"/>
       </w:pPr>
       <w:r>
-        <w:rPr>
-          <w:i/>
-          <w:iCs/>
-        </w:rPr>
-        <w:t xml:space="preserve">Gucci</w:t>
-      </w:r>
-      <w:r>
-        <w:rPr>
-          <w:i/>
-          <w:iCs/>
-        </w:rPr>
-        <w:t xml:space="preserve"> </w:t>
-      </w:r>
-      <w:r>
-        <w:rPr>
-          <w:i/>
-          <w:iCs/>
-        </w:rPr>
-        <w:t xml:space="preserve">Am.,</w:t>
-      </w:r>
-      <w:r>
-        <w:rPr>
-          <w:i/>
-          <w:iCs/>
-        </w:rPr>
-        <w:t xml:space="preserve"> </w:t>
-      </w:r>
-      <w:r>
-        <w:rPr>
-          <w:i/>
-          <w:iCs/>
-        </w:rPr>
-        <w:t xml:space="preserve">Inc.</w:t>
-      </w:r>
-      <w:r>
-        <w:rPr>
-          <w:i/>
-          <w:iCs/>
-        </w:rPr>
-        <w:t xml:space="preserve"> </w:t>
-      </w:r>
-      <w:r>
-        <w:rPr>
-          <w:i/>
-          <w:iCs/>
-        </w:rPr>
-        <w:t xml:space="preserve">v.</w:t>
-      </w:r>
-      <w:r>
-        <w:rPr>
-          <w:i/>
-          <w:iCs/>
-        </w:rPr>
-        <w:t xml:space="preserve"> </w:t>
-      </w:r>
-      <w:r>
-        <w:rPr>
-          <w:i/>
-          <w:iCs/>
-        </w:rPr>
-        <w:t xml:space="preserve">Weixing</w:t>
-      </w:r>
-      <w:r>
-        <w:rPr>
-          <w:i/>
-          <w:iCs/>
-        </w:rPr>
-        <w:t xml:space="preserve"> </w:t>
-      </w:r>
-      <w:r>
-        <w:rPr>
-          <w:i/>
-          <w:iCs/>
-        </w:rPr>
-        <w:t xml:space="preserve">Li</w:t>
-      </w:r>
-      <w:r>
-        <w:t xml:space="preserve">, </w:t>
-      </w:r>
-      <w:r>
-        <w:t xml:space="preserve">768</w:t>
-      </w:r>
-      <w:r>
-        <w:t xml:space="preserve"> </w:t>
-      </w:r>
-      <w:r>
-        <w:t xml:space="preserve">F.3d</w:t>
-      </w:r>
-      <w:r>
-        <w:t xml:space="preserve"> </w:t>
-      </w:r>
-      <w:r>
-        <w:t xml:space="preserve">122</w:t>
-      </w:r>
-      <w:r>
-        <w:t xml:space="preserve"> </w:t>
-      </w:r>
-      <w:r>
-        <w:t xml:space="preserve">(2d</w:t>
-      </w:r>
-      <w:r>
-        <w:t xml:space="preserve"> </w:t>
-      </w:r>
-      <w:r>
-        <w:t xml:space="preserve">Cir.</w:t>
-      </w:r>
-      <w:r>
-        <w:t xml:space="preserve"> </w:t>
-      </w:r>
-      <w:r>
-        <w:t xml:space="preserve">2014)</w:t>
+        <w:t xml:space="preserve">Fed.</w:t>
+      </w:r>
+      <w:r>
+        <w:t xml:space="preserve"> </w:t>
+      </w:r>
+      <w:r>
+        <w:t xml:space="preserve">R.</w:t>
+      </w:r>
+      <w:r>
+        <w:t xml:space="preserve"> </w:t>
+      </w:r>
+      <w:r>
+        <w:t xml:space="preserve">Civ.</w:t>
+      </w:r>
+      <w:r>
+        <w:t xml:space="preserve"> </w:t>
+      </w:r>
+      <w:r>
+        <w:t xml:space="preserve">P.</w:t>
+      </w:r>
+      <w:r>
+        <w:t xml:space="preserve"> </w:t>
+      </w:r>
+      <w:r>
+        <w:t xml:space="preserve">12(b)⁠(2)</w:t>
       </w:r>
       <w:r>
         <w:t xml:space="preserve">   </w:t>
@@ -2331,7 +3799,7 @@
         <w:tab/>
       </w:r>
       <w:r>
-        <w:t xml:space="preserve">3</w:t>
+        <w:t xml:space="preserve">1</w:t>
       </w:r>
     </w:p>
     <w:p>
@@ -2342,106 +3810,33 @@
         </w:tabs>
         <w:spacing w:before="240" w:after="0" w:line="276" w:lineRule="exact"/>
         <w:ind w:left="504" w:right="1080" w:hanging="504"/>
-        <w:jc w:val="left"/>
       </w:pPr>
       <w:r>
-        <w:rPr>
-          <w:i/>
-          <w:iCs/>
-        </w:rPr>
-        <w:t xml:space="preserve">Honickman</w:t>
-      </w:r>
-      <w:r>
-        <w:rPr>
-          <w:i/>
-          <w:iCs/>
-        </w:rPr>
-        <w:t xml:space="preserve"> </w:t>
-      </w:r>
-      <w:r>
-        <w:rPr>
-          <w:i/>
-          <w:iCs/>
-        </w:rPr>
-        <w:t xml:space="preserve">v.</w:t>
-      </w:r>
-      <w:r>
-        <w:rPr>
-          <w:i/>
-          <w:iCs/>
-        </w:rPr>
-        <w:t xml:space="preserve"> </w:t>
-      </w:r>
-      <w:r>
-        <w:rPr>
-          <w:i/>
-          <w:iCs/>
-        </w:rPr>
-        <w:t xml:space="preserve">BLOM</w:t>
-      </w:r>
-      <w:r>
-        <w:rPr>
-          <w:i/>
-          <w:iCs/>
-        </w:rPr>
-        <w:t xml:space="preserve"> </w:t>
-      </w:r>
-      <w:r>
-        <w:rPr>
-          <w:i/>
-          <w:iCs/>
-        </w:rPr>
-        <w:t xml:space="preserve">Bank</w:t>
-      </w:r>
-      <w:r>
-        <w:rPr>
-          <w:i/>
-          <w:iCs/>
-        </w:rPr>
-        <w:t xml:space="preserve"> </w:t>
-      </w:r>
-      <w:r>
-        <w:rPr>
-          <w:i/>
-          <w:iCs/>
-        </w:rPr>
-        <w:t xml:space="preserve">SAL</w:t>
-      </w:r>
-      <w:r>
-        <w:t xml:space="preserve">, </w:t>
-      </w:r>
-      <w:r>
-        <w:t xml:space="preserve">6</w:t>
-      </w:r>
-      <w:r>
-        <w:t xml:space="preserve"> </w:t>
-      </w:r>
-      <w:r>
-        <w:t xml:space="preserve">F.4th</w:t>
-      </w:r>
-      <w:r>
-        <w:t xml:space="preserve"> </w:t>
-      </w:r>
-      <w:r>
-        <w:t xml:space="preserve">487</w:t>
-      </w:r>
-      <w:r>
-        <w:t xml:space="preserve"> </w:t>
-      </w:r>
-      <w:r>
-        <w:t xml:space="preserve">(2d</w:t>
-      </w:r>
-      <w:r>
-        <w:t xml:space="preserve"> </w:t>
-      </w:r>
-      <w:r>
-        <w:t xml:space="preserve">Cir.</w:t>
-      </w:r>
-      <w:r>
-        <w:t xml:space="preserve"> </w:t>
-      </w:r>
-      <w:r>
-        <w:t xml:space="preserve">2021)</w:t>
+        <w:t xml:space="preserve">Fed.</w:t>
+      </w:r>
+      <w:r>
+        <w:t xml:space="preserve"> </w:t>
+      </w:r>
+      <w:r>
+        <w:t xml:space="preserve">R.</w:t>
+      </w:r>
+      <w:r>
+        <w:t xml:space="preserve"> </w:t>
+      </w:r>
+      <w:r>
+        <w:t xml:space="preserve">Civ.</w:t>
+      </w:r>
+      <w:r>
+        <w:t xml:space="preserve"> </w:t>
+      </w:r>
+      <w:r>
+        <w:t xml:space="preserve">P.</w:t>
+      </w:r>
+      <w:r>
+        <w:t xml:space="preserve"> </w:t>
+      </w:r>
+      <w:r>
+        <w:t xml:space="preserve">12(b)⁠(6)</w:t>
       </w:r>
       <w:r>
         <w:t xml:space="preserve">   </w:t>
@@ -2450,7 +3845,7 @@
         <w:tab/>
       </w:r>
       <w:r>
-        <w:t xml:space="preserve">5</w:t>
+        <w:t xml:space="preserve">1</w:t>
       </w:r>
     </w:p>
     <w:p>
@@ -2461,120 +3856,33 @@
         </w:tabs>
         <w:spacing w:before="240" w:after="0" w:line="276" w:lineRule="exact"/>
         <w:ind w:left="504" w:right="1080" w:hanging="504"/>
-        <w:jc w:val="left"/>
       </w:pPr>
       <w:r>
-        <w:rPr>
-          <w:i/>
-          <w:iCs/>
-        </w:rPr>
-        <w:t xml:space="preserve">Kaplan</w:t>
-      </w:r>
-      <w:r>
-        <w:rPr>
-          <w:i/>
-          <w:iCs/>
-        </w:rPr>
-        <w:t xml:space="preserve"> </w:t>
-      </w:r>
-      <w:r>
-        <w:rPr>
-          <w:i/>
-          <w:iCs/>
-        </w:rPr>
-        <w:t xml:space="preserve">v.</w:t>
-      </w:r>
-      <w:r>
-        <w:rPr>
-          <w:i/>
-          <w:iCs/>
-        </w:rPr>
-        <w:t xml:space="preserve"> </w:t>
-      </w:r>
-      <w:r>
-        <w:rPr>
-          <w:i/>
-          <w:iCs/>
-        </w:rPr>
-        <w:t xml:space="preserve">Lebanese</w:t>
-      </w:r>
-      <w:r>
-        <w:rPr>
-          <w:i/>
-          <w:iCs/>
-        </w:rPr>
-        <w:t xml:space="preserve"> </w:t>
-      </w:r>
-      <w:r>
-        <w:rPr>
-          <w:i/>
-          <w:iCs/>
-        </w:rPr>
-        <w:t xml:space="preserve">Canadian</w:t>
-      </w:r>
-      <w:r>
-        <w:rPr>
-          <w:i/>
-          <w:iCs/>
-        </w:rPr>
-        <w:t xml:space="preserve"> </w:t>
-      </w:r>
-      <w:r>
-        <w:rPr>
-          <w:i/>
-          <w:iCs/>
-        </w:rPr>
-        <w:t xml:space="preserve">Bank,</w:t>
-      </w:r>
-      <w:r>
-        <w:rPr>
-          <w:i/>
-          <w:iCs/>
-        </w:rPr>
-        <w:t xml:space="preserve"> </w:t>
-      </w:r>
-      <w:r>
-        <w:rPr>
-          <w:i/>
-          <w:iCs/>
-        </w:rPr>
-        <w:t xml:space="preserve">SAL</w:t>
-      </w:r>
-      <w:r>
-        <w:t xml:space="preserve">, </w:t>
-      </w:r>
-      <w:r>
-        <w:t xml:space="preserve">999</w:t>
-      </w:r>
-      <w:r>
-        <w:t xml:space="preserve"> </w:t>
-      </w:r>
-      <w:r>
-        <w:t xml:space="preserve">F.3d</w:t>
-      </w:r>
-      <w:r>
-        <w:t xml:space="preserve"> </w:t>
-      </w:r>
-      <w:r>
-        <w:t xml:space="preserve">842</w:t>
-      </w:r>
-      <w:r>
-        <w:t xml:space="preserve"> </w:t>
-      </w:r>
-      <w:r>
-        <w:t xml:space="preserve">(2d</w:t>
-      </w:r>
-      <w:r>
-        <w:t xml:space="preserve"> </w:t>
-      </w:r>
-      <w:r>
-        <w:t xml:space="preserve">Cir.</w:t>
-      </w:r>
-      <w:r>
-        <w:t xml:space="preserve"> </w:t>
-      </w:r>
-      <w:r>
-        <w:t xml:space="preserve">2021)</w:t>
+        <w:t xml:space="preserve">Fed.</w:t>
+      </w:r>
+      <w:r>
+        <w:t xml:space="preserve"> </w:t>
+      </w:r>
+      <w:r>
+        <w:t xml:space="preserve">R.</w:t>
+      </w:r>
+      <w:r>
+        <w:t xml:space="preserve"> </w:t>
+      </w:r>
+      <w:r>
+        <w:t xml:space="preserve">Civ.</w:t>
+      </w:r>
+      <w:r>
+        <w:t xml:space="preserve"> </w:t>
+      </w:r>
+      <w:r>
+        <w:t xml:space="preserve">P.</w:t>
+      </w:r>
+      <w:r>
+        <w:t xml:space="preserve"> </w:t>
+      </w:r>
+      <w:r>
+        <w:t xml:space="preserve">4(k)⁠(2)</w:t>
       </w:r>
       <w:r>
         <w:t xml:space="preserve">   </w:t>
@@ -2583,1202 +3891,16 @@
         <w:tab/>
       </w:r>
       <w:r>
-        <w:t xml:space="preserve">5</w:t>
+        <w:t xml:space="preserve">3</w:t>
       </w:r>
     </w:p>
     <w:p>
       <w:pPr>
-        <w:keepLines/>
-        <w:tabs>
-          <w:tab w:val="right" w:leader="dot" w:pos="9360"/>
-        </w:tabs>
-        <w:spacing w:before="240" w:after="0" w:line="276" w:lineRule="exact"/>
-        <w:ind w:left="504" w:right="1080" w:hanging="504"/>
-        <w:jc w:val="left"/>
-      </w:pPr>
-      <w:r>
-        <w:rPr>
-          <w:i/>
-          <w:iCs/>
-        </w:rPr>
-        <w:t xml:space="preserve">Licci</w:t>
-      </w:r>
-      <w:r>
-        <w:rPr>
-          <w:i/>
-          <w:iCs/>
-        </w:rPr>
-        <w:t xml:space="preserve"> </w:t>
-      </w:r>
-      <w:r>
-        <w:rPr>
-          <w:i/>
-          <w:iCs/>
-        </w:rPr>
-        <w:t xml:space="preserve">ex</w:t>
-      </w:r>
-      <w:r>
-        <w:rPr>
-          <w:i/>
-          <w:iCs/>
-        </w:rPr>
-        <w:t xml:space="preserve"> </w:t>
-      </w:r>
-      <w:r>
-        <w:rPr>
-          <w:i/>
-          <w:iCs/>
-        </w:rPr>
-        <w:t xml:space="preserve">rel.</w:t>
-      </w:r>
-      <w:r>
-        <w:rPr>
-          <w:i/>
-          <w:iCs/>
-        </w:rPr>
-        <w:t xml:space="preserve"> </w:t>
-      </w:r>
-      <w:r>
-        <w:rPr>
-          <w:i/>
-          <w:iCs/>
-        </w:rPr>
-        <w:t xml:space="preserve">Licci</w:t>
-      </w:r>
-      <w:r>
-        <w:rPr>
-          <w:i/>
-          <w:iCs/>
-        </w:rPr>
-        <w:t xml:space="preserve"> </w:t>
-      </w:r>
-      <w:r>
-        <w:rPr>
-          <w:i/>
-          <w:iCs/>
-        </w:rPr>
-        <w:t xml:space="preserve">v.</w:t>
-      </w:r>
-      <w:r>
-        <w:rPr>
-          <w:i/>
-          <w:iCs/>
-        </w:rPr>
-        <w:t xml:space="preserve"> </w:t>
-      </w:r>
-      <w:r>
-        <w:rPr>
-          <w:i/>
-          <w:iCs/>
-        </w:rPr>
-        <w:t xml:space="preserve">Lebanese</w:t>
-      </w:r>
-      <w:r>
-        <w:rPr>
-          <w:i/>
-          <w:iCs/>
-        </w:rPr>
-        <w:t xml:space="preserve"> </w:t>
-      </w:r>
-      <w:r>
-        <w:rPr>
-          <w:i/>
-          <w:iCs/>
-        </w:rPr>
-        <w:t xml:space="preserve">Canadian</w:t>
-      </w:r>
-      <w:r>
-        <w:rPr>
-          <w:i/>
-          <w:iCs/>
-        </w:rPr>
-        <w:t xml:space="preserve"> </w:t>
-      </w:r>
-      <w:r>
-        <w:rPr>
-          <w:i/>
-          <w:iCs/>
-        </w:rPr>
-        <w:t xml:space="preserve">Bank,</w:t>
-      </w:r>
-      <w:r>
-        <w:rPr>
-          <w:i/>
-          <w:iCs/>
-        </w:rPr>
-        <w:t xml:space="preserve"> </w:t>
-      </w:r>
-      <w:r>
-        <w:rPr>
-          <w:i/>
-          <w:iCs/>
-        </w:rPr>
-        <w:t xml:space="preserve">SAL</w:t>
-      </w:r>
-      <w:r>
-        <w:t xml:space="preserve">, </w:t>
-      </w:r>
-      <w:r>
-        <w:t xml:space="preserve">673</w:t>
-      </w:r>
-      <w:r>
-        <w:t xml:space="preserve"> </w:t>
-      </w:r>
-      <w:r>
-        <w:t xml:space="preserve">F.3d</w:t>
-      </w:r>
-      <w:r>
-        <w:t xml:space="preserve"> </w:t>
-      </w:r>
-      <w:r>
-        <w:t xml:space="preserve">50</w:t>
-      </w:r>
-      <w:r>
-        <w:t xml:space="preserve"> </w:t>
-      </w:r>
-      <w:r>
-        <w:t xml:space="preserve">(2d</w:t>
-      </w:r>
-      <w:r>
-        <w:t xml:space="preserve"> </w:t>
-      </w:r>
-      <w:r>
-        <w:t xml:space="preserve">Cir.</w:t>
-      </w:r>
-      <w:r>
-        <w:t xml:space="preserve"> </w:t>
-      </w:r>
-      <w:r>
-        <w:t xml:space="preserve">2012)</w:t>
-      </w:r>
-      <w:r>
-        <w:t xml:space="preserve">   </w:t>
-      </w:r>
-      <w:r>
-        <w:tab/>
-      </w:r>
-      <w:r>
-        <w:t xml:space="preserve">2, 4</w:t>
-      </w:r>
-    </w:p>
-    <w:p>
-      <w:pPr>
-        <w:keepLines/>
-        <w:tabs>
-          <w:tab w:val="right" w:leader="dot" w:pos="9360"/>
-        </w:tabs>
-        <w:spacing w:before="240" w:after="0" w:line="276" w:lineRule="exact"/>
-        <w:ind w:left="504" w:right="1080" w:hanging="504"/>
-        <w:jc w:val="left"/>
-      </w:pPr>
-      <w:r>
-        <w:rPr>
-          <w:i/>
-          <w:iCs/>
-        </w:rPr>
-        <w:t xml:space="preserve">Penguin</w:t>
-      </w:r>
-      <w:r>
-        <w:rPr>
-          <w:i/>
-          <w:iCs/>
-        </w:rPr>
-        <w:t xml:space="preserve"> </w:t>
-      </w:r>
-      <w:r>
-        <w:rPr>
-          <w:i/>
-          <w:iCs/>
-        </w:rPr>
-        <w:t xml:space="preserve">Grp.</w:t>
-      </w:r>
-      <w:r>
-        <w:rPr>
-          <w:i/>
-          <w:iCs/>
-        </w:rPr>
-        <w:t xml:space="preserve"> </w:t>
-      </w:r>
-      <w:r>
-        <w:rPr>
-          <w:i/>
-          <w:iCs/>
-        </w:rPr>
-        <w:t xml:space="preserve">(USA)</w:t>
-      </w:r>
-      <w:r>
-        <w:rPr>
-          <w:i/>
-          <w:iCs/>
-        </w:rPr>
-        <w:t xml:space="preserve"> </w:t>
-      </w:r>
-      <w:r>
-        <w:rPr>
-          <w:i/>
-          <w:iCs/>
-        </w:rPr>
-        <w:t xml:space="preserve">Inc.</w:t>
-      </w:r>
-      <w:r>
-        <w:rPr>
-          <w:i/>
-          <w:iCs/>
-        </w:rPr>
-        <w:t xml:space="preserve"> </w:t>
-      </w:r>
-      <w:r>
-        <w:rPr>
-          <w:i/>
-          <w:iCs/>
-        </w:rPr>
-        <w:t xml:space="preserve">v.</w:t>
-      </w:r>
-      <w:r>
-        <w:rPr>
-          <w:i/>
-          <w:iCs/>
-        </w:rPr>
-        <w:t xml:space="preserve"> </w:t>
-      </w:r>
-      <w:r>
-        <w:rPr>
-          <w:i/>
-          <w:iCs/>
-        </w:rPr>
-        <w:t xml:space="preserve">Am.</w:t>
-      </w:r>
-      <w:r>
-        <w:rPr>
-          <w:i/>
-          <w:iCs/>
-        </w:rPr>
-        <w:t xml:space="preserve"> </w:t>
-      </w:r>
-      <w:r>
-        <w:rPr>
-          <w:i/>
-          <w:iCs/>
-        </w:rPr>
-        <w:t xml:space="preserve">Buddha</w:t>
-      </w:r>
-      <w:r>
-        <w:t xml:space="preserve">, </w:t>
-      </w:r>
-      <w:r>
-        <w:t xml:space="preserve">609</w:t>
-      </w:r>
-      <w:r>
-        <w:t xml:space="preserve"> </w:t>
-      </w:r>
-      <w:r>
-        <w:t xml:space="preserve">F.3d</w:t>
-      </w:r>
-      <w:r>
-        <w:t xml:space="preserve"> </w:t>
-      </w:r>
-      <w:r>
-        <w:t xml:space="preserve">30</w:t>
-      </w:r>
-      <w:r>
-        <w:t xml:space="preserve"> </w:t>
-      </w:r>
-      <w:r>
-        <w:t xml:space="preserve">(2d</w:t>
-      </w:r>
-      <w:r>
-        <w:t xml:space="preserve"> </w:t>
-      </w:r>
-      <w:r>
-        <w:t xml:space="preserve">Cir.</w:t>
-      </w:r>
-      <w:r>
-        <w:t xml:space="preserve"> </w:t>
-      </w:r>
-      <w:r>
-        <w:t xml:space="preserve">2010)</w:t>
-      </w:r>
-      <w:r>
-        <w:t xml:space="preserve">   </w:t>
-      </w:r>
-      <w:r>
-        <w:tab/>
-      </w:r>
-      <w:r>
-        <w:t xml:space="preserve">2</w:t>
-      </w:r>
-    </w:p>
-    <w:p>
-      <w:pPr>
-        <w:keepLines/>
-        <w:tabs>
-          <w:tab w:val="right" w:leader="dot" w:pos="9360"/>
-        </w:tabs>
-        <w:spacing w:before="240" w:after="0" w:line="276" w:lineRule="exact"/>
-        <w:ind w:left="504" w:right="1080" w:hanging="504"/>
-        <w:jc w:val="left"/>
-      </w:pPr>
-      <w:r>
-        <w:rPr>
-          <w:i/>
-          <w:iCs/>
-        </w:rPr>
-        <w:t xml:space="preserve">SPV</w:t>
-      </w:r>
-      <w:r>
-        <w:rPr>
-          <w:i/>
-          <w:iCs/>
-        </w:rPr>
-        <w:t xml:space="preserve"> </w:t>
-      </w:r>
-      <w:r>
-        <w:rPr>
-          <w:i/>
-          <w:iCs/>
-        </w:rPr>
-        <w:t xml:space="preserve">Osus</w:t>
-      </w:r>
-      <w:r>
-        <w:rPr>
-          <w:i/>
-          <w:iCs/>
-        </w:rPr>
-        <w:t xml:space="preserve"> </w:t>
-      </w:r>
-      <w:r>
-        <w:rPr>
-          <w:i/>
-          <w:iCs/>
-        </w:rPr>
-        <w:t xml:space="preserve">Ltd.</w:t>
-      </w:r>
-      <w:r>
-        <w:rPr>
-          <w:i/>
-          <w:iCs/>
-        </w:rPr>
-        <w:t xml:space="preserve"> </w:t>
-      </w:r>
-      <w:r>
-        <w:rPr>
-          <w:i/>
-          <w:iCs/>
-        </w:rPr>
-        <w:t xml:space="preserve">v.</w:t>
-      </w:r>
-      <w:r>
-        <w:rPr>
-          <w:i/>
-          <w:iCs/>
-        </w:rPr>
-        <w:t xml:space="preserve"> </w:t>
-      </w:r>
-      <w:r>
-        <w:rPr>
-          <w:i/>
-          <w:iCs/>
-        </w:rPr>
-        <w:t xml:space="preserve">UBS</w:t>
-      </w:r>
-      <w:r>
-        <w:rPr>
-          <w:i/>
-          <w:iCs/>
-        </w:rPr>
-        <w:t xml:space="preserve"> </w:t>
-      </w:r>
-      <w:r>
-        <w:rPr>
-          <w:i/>
-          <w:iCs/>
-        </w:rPr>
-        <w:t xml:space="preserve">AG</w:t>
-      </w:r>
-      <w:r>
-        <w:t xml:space="preserve">, </w:t>
-      </w:r>
-      <w:r>
-        <w:t xml:space="preserve">882</w:t>
-      </w:r>
-      <w:r>
-        <w:t xml:space="preserve"> </w:t>
-      </w:r>
-      <w:r>
-        <w:t xml:space="preserve">F.3d</w:t>
-      </w:r>
-      <w:r>
-        <w:t xml:space="preserve"> </w:t>
-      </w:r>
-      <w:r>
-        <w:t xml:space="preserve">333</w:t>
-      </w:r>
-      <w:r>
-        <w:t xml:space="preserve"> </w:t>
-      </w:r>
-      <w:r>
-        <w:t xml:space="preserve">(2d</w:t>
-      </w:r>
-      <w:r>
-        <w:t xml:space="preserve"> </w:t>
-      </w:r>
-      <w:r>
-        <w:t xml:space="preserve">Cir.</w:t>
-      </w:r>
-      <w:r>
-        <w:t xml:space="preserve"> </w:t>
-      </w:r>
-      <w:r>
-        <w:t xml:space="preserve">2018)</w:t>
-      </w:r>
-      <w:r>
-        <w:t xml:space="preserve">   </w:t>
-      </w:r>
-      <w:r>
-        <w:tab/>
-      </w:r>
-      <w:r>
-        <w:t xml:space="preserve">2, 3</w:t>
-      </w:r>
-    </w:p>
-    <w:p>
-      <w:pPr>
-        <w:keepLines/>
-        <w:tabs>
-          <w:tab w:val="right" w:leader="dot" w:pos="9360"/>
-        </w:tabs>
-        <w:spacing w:before="240" w:after="0" w:line="276" w:lineRule="exact"/>
-        <w:ind w:left="504" w:right="1080" w:hanging="504"/>
-        <w:jc w:val="left"/>
-      </w:pPr>
-      <w:r>
-        <w:rPr>
-          <w:i/>
-          <w:iCs/>
-        </w:rPr>
-        <w:t xml:space="preserve">Suber</w:t>
-      </w:r>
-      <w:r>
-        <w:rPr>
-          <w:i/>
-          <w:iCs/>
-        </w:rPr>
-        <w:t xml:space="preserve"> </w:t>
-      </w:r>
-      <w:r>
-        <w:rPr>
-          <w:i/>
-          <w:iCs/>
-        </w:rPr>
-        <w:t xml:space="preserve">v.</w:t>
-      </w:r>
-      <w:r>
-        <w:rPr>
-          <w:i/>
-          <w:iCs/>
-        </w:rPr>
-        <w:t xml:space="preserve"> </w:t>
-      </w:r>
-      <w:r>
-        <w:rPr>
-          <w:i/>
-          <w:iCs/>
-        </w:rPr>
-        <w:t xml:space="preserve">VVP</w:t>
-      </w:r>
-      <w:r>
-        <w:rPr>
-          <w:i/>
-          <w:iCs/>
-        </w:rPr>
-        <w:t xml:space="preserve"> </w:t>
-      </w:r>
-      <w:r>
-        <w:rPr>
-          <w:i/>
-          <w:iCs/>
-        </w:rPr>
-        <w:t xml:space="preserve">Servs.,</w:t>
-      </w:r>
-      <w:r>
-        <w:rPr>
-          <w:i/>
-          <w:iCs/>
-        </w:rPr>
-        <w:t xml:space="preserve"> </w:t>
-      </w:r>
-      <w:r>
-        <w:rPr>
-          <w:i/>
-          <w:iCs/>
-        </w:rPr>
-        <w:t xml:space="preserve">LLC</w:t>
-      </w:r>
-      <w:r>
-        <w:t xml:space="preserve">, </w:t>
-      </w:r>
-      <w:r>
-        <w:t xml:space="preserve">No.</w:t>
-      </w:r>
-      <w:r>
-        <w:t xml:space="preserve"> </w:t>
-      </w:r>
-      <w:r>
-        <w:t xml:space="preserve">20-cv</w:t>
-        <w:noBreakHyphen/>
-        <w:t xml:space="preserve">8177</w:t>
-      </w:r>
-      <w:r>
-        <w:t xml:space="preserve"> </w:t>
-      </w:r>
-      <w:r>
-        <w:t xml:space="preserve">(AJN),</w:t>
-      </w:r>
-      <w:r>
-        <w:t xml:space="preserve"> </w:t>
-      </w:r>
-      <w:r>
-        <w:t xml:space="preserve">2021</w:t>
-      </w:r>
-      <w:r>
-        <w:t xml:space="preserve"> </w:t>
-      </w:r>
-      <w:r>
-        <w:t xml:space="preserve">WL</w:t>
-      </w:r>
-      <w:r>
-        <w:t xml:space="preserve"> </w:t>
-      </w:r>
-      <w:r>
-        <w:t xml:space="preserve">4429237</w:t>
-      </w:r>
-      <w:r>
-        <w:t xml:space="preserve"> </w:t>
-      </w:r>
-      <w:r>
-        <w:t xml:space="preserve">(S.D.N.Y.</w:t>
-      </w:r>
-      <w:r>
-        <w:t xml:space="preserve"> </w:t>
-      </w:r>
-      <w:r>
-        <w:t xml:space="preserve">Sept.</w:t>
-      </w:r>
-      <w:r>
-        <w:t xml:space="preserve"> </w:t>
-      </w:r>
-      <w:r>
-        <w:t xml:space="preserve">27,</w:t>
-      </w:r>
-      <w:r>
-        <w:t xml:space="preserve"> </w:t>
-      </w:r>
-      <w:r>
-        <w:t xml:space="preserve">2021)</w:t>
-      </w:r>
-      <w:r>
-        <w:t xml:space="preserve">   </w:t>
-      </w:r>
-      <w:r>
-        <w:tab/>
-      </w:r>
-      <w:r>
-        <w:t xml:space="preserve">3</w:t>
-      </w:r>
-    </w:p>
-    <w:p>
-      <w:pPr>
-        <w:keepLines/>
-        <w:tabs>
-          <w:tab w:val="right" w:leader="dot" w:pos="9360"/>
-        </w:tabs>
-        <w:spacing w:before="240" w:after="0" w:line="276" w:lineRule="exact"/>
-        <w:ind w:left="504" w:right="1080" w:hanging="504"/>
-        <w:jc w:val="left"/>
-      </w:pPr>
-      <w:r>
-        <w:rPr>
-          <w:i/>
-          <w:iCs/>
-        </w:rPr>
-        <w:t xml:space="preserve">Walden</w:t>
-      </w:r>
-      <w:r>
-        <w:rPr>
-          <w:i/>
-          <w:iCs/>
-        </w:rPr>
-        <w:t xml:space="preserve"> </w:t>
-      </w:r>
-      <w:r>
-        <w:rPr>
-          <w:i/>
-          <w:iCs/>
-        </w:rPr>
-        <w:t xml:space="preserve">v.</w:t>
-      </w:r>
-      <w:r>
-        <w:rPr>
-          <w:i/>
-          <w:iCs/>
-        </w:rPr>
-        <w:t xml:space="preserve"> </w:t>
-      </w:r>
-      <w:r>
-        <w:rPr>
-          <w:i/>
-          <w:iCs/>
-        </w:rPr>
-        <w:t xml:space="preserve">Fiore</w:t>
-      </w:r>
-      <w:r>
-        <w:t xml:space="preserve">, </w:t>
-      </w:r>
-      <w:r>
-        <w:t xml:space="preserve">571</w:t>
-      </w:r>
-      <w:r>
-        <w:t xml:space="preserve"> </w:t>
-      </w:r>
-      <w:r>
-        <w:t xml:space="preserve">U.S.</w:t>
-      </w:r>
-      <w:r>
-        <w:t xml:space="preserve"> </w:t>
-      </w:r>
-      <w:r>
-        <w:t xml:space="preserve">277</w:t>
-      </w:r>
-      <w:r>
-        <w:t xml:space="preserve"> </w:t>
-      </w:r>
-      <w:r>
-        <w:t xml:space="preserve">(2014)</w:t>
-      </w:r>
-      <w:r>
-        <w:t xml:space="preserve">   </w:t>
-      </w:r>
-      <w:r>
-        <w:tab/>
-      </w:r>
-      <w:r>
-        <w:t xml:space="preserve">2, 4</w:t>
-      </w:r>
-    </w:p>
-    <w:p>
-      <w:pPr>
-        <w:keepLines/>
-        <w:tabs>
-          <w:tab w:val="right" w:leader="dot" w:pos="9360"/>
-        </w:tabs>
-        <w:spacing w:before="240" w:after="0" w:line="276" w:lineRule="exact"/>
-        <w:ind w:left="504" w:right="1080" w:hanging="504"/>
-        <w:jc w:val="left"/>
-      </w:pPr>
-      <w:r>
-        <w:rPr>
-          <w:i/>
-          <w:iCs/>
-        </w:rPr>
-        <w:t xml:space="preserve">Waldman</w:t>
-      </w:r>
-      <w:r>
-        <w:rPr>
-          <w:i/>
-          <w:iCs/>
-        </w:rPr>
-        <w:t xml:space="preserve"> </w:t>
-      </w:r>
-      <w:r>
-        <w:rPr>
-          <w:i/>
-          <w:iCs/>
-        </w:rPr>
-        <w:t xml:space="preserve">v.</w:t>
-      </w:r>
-      <w:r>
-        <w:rPr>
-          <w:i/>
-          <w:iCs/>
-        </w:rPr>
-        <w:t xml:space="preserve"> </w:t>
-      </w:r>
-      <w:r>
-        <w:rPr>
-          <w:i/>
-          <w:iCs/>
-        </w:rPr>
-        <w:t xml:space="preserve">Palestine</w:t>
-      </w:r>
-      <w:r>
-        <w:rPr>
-          <w:i/>
-          <w:iCs/>
-        </w:rPr>
-        <w:t xml:space="preserve"> </w:t>
-      </w:r>
-      <w:r>
-        <w:rPr>
-          <w:i/>
-          <w:iCs/>
-        </w:rPr>
-        <w:t xml:space="preserve">Liberation</w:t>
-      </w:r>
-      <w:r>
-        <w:rPr>
-          <w:i/>
-          <w:iCs/>
-        </w:rPr>
-        <w:t xml:space="preserve"> </w:t>
-      </w:r>
-      <w:r>
-        <w:rPr>
-          <w:i/>
-          <w:iCs/>
-        </w:rPr>
-        <w:t xml:space="preserve">Org.</w:t>
-      </w:r>
-      <w:r>
-        <w:t xml:space="preserve">, </w:t>
-      </w:r>
-      <w:r>
-        <w:t xml:space="preserve">835</w:t>
-      </w:r>
-      <w:r>
-        <w:t xml:space="preserve"> </w:t>
-      </w:r>
-      <w:r>
-        <w:t xml:space="preserve">F.3d</w:t>
-      </w:r>
-      <w:r>
-        <w:t xml:space="preserve"> </w:t>
-      </w:r>
-      <w:r>
-        <w:t xml:space="preserve">317</w:t>
-      </w:r>
-      <w:r>
-        <w:t xml:space="preserve"> </w:t>
-      </w:r>
-      <w:r>
-        <w:t xml:space="preserve">(2d</w:t>
-      </w:r>
-      <w:r>
-        <w:t xml:space="preserve"> </w:t>
-      </w:r>
-      <w:r>
-        <w:t xml:space="preserve">Cir.</w:t>
-      </w:r>
-      <w:r>
-        <w:t xml:space="preserve"> </w:t>
-      </w:r>
-      <w:r>
-        <w:t xml:space="preserve">2016)</w:t>
-      </w:r>
-      <w:r>
-        <w:t xml:space="preserve">   </w:t>
-      </w:r>
-      <w:r>
-        <w:tab/>
-      </w:r>
-      <w:r>
-        <w:t xml:space="preserve">3</w:t>
-      </w:r>
-    </w:p>
-    <w:p>
-      <w:pPr>
-        <w:keepLines/>
-        <w:tabs>
-          <w:tab w:val="right" w:leader="dot" w:pos="9360"/>
-        </w:tabs>
-        <w:spacing w:before="240" w:after="0" w:line="276" w:lineRule="exact"/>
-        <w:ind w:left="504" w:right="1080" w:hanging="504"/>
-        <w:jc w:val="left"/>
-      </w:pPr>
-      <w:r>
-        <w:rPr>
-          <w:i/>
-          <w:iCs/>
-        </w:rPr>
-        <w:t xml:space="preserve">Weiss</w:t>
-      </w:r>
-      <w:r>
-        <w:rPr>
-          <w:i/>
-          <w:iCs/>
-        </w:rPr>
-        <w:t xml:space="preserve"> </w:t>
-      </w:r>
-      <w:r>
-        <w:rPr>
-          <w:i/>
-          <w:iCs/>
-        </w:rPr>
-        <w:t xml:space="preserve">v.</w:t>
-      </w:r>
-      <w:r>
-        <w:rPr>
-          <w:i/>
-          <w:iCs/>
-        </w:rPr>
-        <w:t xml:space="preserve"> </w:t>
-      </w:r>
-      <w:r>
-        <w:rPr>
-          <w:i/>
-          <w:iCs/>
-        </w:rPr>
-        <w:t xml:space="preserve">Nat’l</w:t>
-      </w:r>
-      <w:r>
-        <w:rPr>
-          <w:i/>
-          <w:iCs/>
-        </w:rPr>
-        <w:t xml:space="preserve"> </w:t>
-      </w:r>
-      <w:r>
-        <w:rPr>
-          <w:i/>
-          <w:iCs/>
-        </w:rPr>
-        <w:t xml:space="preserve">Westminster</w:t>
-      </w:r>
-      <w:r>
-        <w:rPr>
-          <w:i/>
-          <w:iCs/>
-        </w:rPr>
-        <w:t xml:space="preserve"> </w:t>
-      </w:r>
-      <w:r>
-        <w:rPr>
-          <w:i/>
-          <w:iCs/>
-        </w:rPr>
-        <w:t xml:space="preserve">Bank,</w:t>
-      </w:r>
-      <w:r>
-        <w:rPr>
-          <w:i/>
-          <w:iCs/>
-        </w:rPr>
-        <w:t xml:space="preserve"> </w:t>
-      </w:r>
-      <w:r>
-        <w:rPr>
-          <w:i/>
-          <w:iCs/>
-        </w:rPr>
-        <w:t xml:space="preserve">PLC</w:t>
-      </w:r>
-      <w:r>
-        <w:t xml:space="preserve">, </w:t>
-      </w:r>
-      <w:r>
-        <w:t xml:space="preserve">176</w:t>
-      </w:r>
-      <w:r>
-        <w:t xml:space="preserve"> </w:t>
-      </w:r>
-      <w:r>
-        <w:t xml:space="preserve">F.</w:t>
-      </w:r>
-      <w:r>
-        <w:t xml:space="preserve"> </w:t>
-      </w:r>
-      <w:r>
-        <w:t xml:space="preserve">Supp.</w:t>
-      </w:r>
-      <w:r>
-        <w:t xml:space="preserve"> </w:t>
-      </w:r>
-      <w:r>
-        <w:t xml:space="preserve">3d</w:t>
-      </w:r>
-      <w:r>
-        <w:t xml:space="preserve"> </w:t>
-      </w:r>
-      <w:r>
-        <w:t xml:space="preserve">264</w:t>
-      </w:r>
-      <w:r>
-        <w:t xml:space="preserve"> </w:t>
-      </w:r>
-      <w:r>
-        <w:t xml:space="preserve">(E.D.N.Y.</w:t>
-      </w:r>
-      <w:r>
-        <w:t xml:space="preserve"> </w:t>
-      </w:r>
-      <w:r>
-        <w:t xml:space="preserve">2016)</w:t>
-      </w:r>
-      <w:r>
-        <w:t xml:space="preserve">   </w:t>
-      </w:r>
-      <w:r>
-        <w:tab/>
-      </w:r>
-      <w:r>
-        <w:t xml:space="preserve">3</w:t>
-      </w:r>
-    </w:p>
-    <w:p>
-      <w:pPr>
-        <w:keepNext/>
-        <w:keepLines/>
-        <w:spacing w:before="480" w:after="0" w:line="276" w:lineRule="exact"/>
-        <w:ind w:left="0" w:firstLine="0"/>
-        <w:jc w:val="left"/>
-      </w:pPr>
-      <w:r>
-        <w:rPr>
-          <w:b/>
-          <w:bCs/>
-        </w:rPr>
-        <w:t xml:space="preserve">Statutes</w:t>
-      </w:r>
-    </w:p>
-    <w:p>
-      <w:pPr>
-        <w:keepLines/>
-        <w:tabs>
-          <w:tab w:val="right" w:leader="dot" w:pos="9360"/>
-        </w:tabs>
-        <w:spacing w:before="240" w:after="0" w:line="276" w:lineRule="exact"/>
-        <w:ind w:left="504" w:right="1080" w:hanging="504"/>
-        <w:jc w:val="left"/>
-      </w:pPr>
-      <w:r>
-        <w:t xml:space="preserve">18</w:t>
-      </w:r>
-      <w:r>
-        <w:t xml:space="preserve"> </w:t>
-      </w:r>
-      <w:r>
-        <w:t xml:space="preserve">U.S.C.</w:t>
-      </w:r>
-      <w:r>
-        <w:t xml:space="preserve"> </w:t>
-      </w:r>
-      <w:r>
-        <w:t xml:space="preserve">§</w:t>
-      </w:r>
-      <w:r>
-        <w:t xml:space="preserve"> </w:t>
-      </w:r>
-      <w:r>
-        <w:t xml:space="preserve">2334(a)</w:t>
-      </w:r>
-      <w:r>
-        <w:t xml:space="preserve">   </w:t>
-      </w:r>
-      <w:r>
-        <w:tab/>
-      </w:r>
-      <w:r>
-        <w:t xml:space="preserve">4</w:t>
-      </w:r>
-    </w:p>
-    <w:p>
-      <w:pPr>
-        <w:keepLines/>
-        <w:tabs>
-          <w:tab w:val="right" w:leader="dot" w:pos="9360"/>
-        </w:tabs>
-        <w:spacing w:before="240" w:after="0" w:line="276" w:lineRule="exact"/>
-        <w:ind w:left="504" w:right="1080" w:hanging="504"/>
-        <w:jc w:val="left"/>
-      </w:pPr>
-      <w:r>
-        <w:t xml:space="preserve">N.Y.</w:t>
-      </w:r>
-      <w:r>
-        <w:t xml:space="preserve"> </w:t>
-      </w:r>
-      <w:r>
-        <w:t xml:space="preserve">C.P.L.R.</w:t>
-      </w:r>
-      <w:r>
-        <w:t xml:space="preserve"> </w:t>
-      </w:r>
-      <w:r>
-        <w:t xml:space="preserve">302(a)⁠(1)</w:t>
-      </w:r>
-      <w:r>
-        <w:t xml:space="preserve">   </w:t>
-      </w:r>
-      <w:r>
-        <w:tab/>
-      </w:r>
-      <w:r>
-        <w:t xml:space="preserve">4</w:t>
-      </w:r>
-    </w:p>
-    <w:p>
-      <w:pPr>
-        <w:keepNext/>
-        <w:keepLines/>
-        <w:spacing w:before="480" w:after="0" w:line="276" w:lineRule="exact"/>
-        <w:ind w:left="0" w:firstLine="0"/>
-        <w:jc w:val="left"/>
-      </w:pPr>
-      <w:r>
-        <w:rPr>
-          <w:b/>
-          <w:bCs/>
-        </w:rPr>
-        <w:t xml:space="preserve">Federal Rules of Civil Procedure</w:t>
-      </w:r>
-    </w:p>
-    <w:p>
-      <w:pPr>
-        <w:keepLines/>
-        <w:tabs>
-          <w:tab w:val="right" w:leader="dot" w:pos="9360"/>
-        </w:tabs>
-        <w:spacing w:before="240" w:after="0" w:line="276" w:lineRule="exact"/>
-        <w:ind w:left="504" w:right="1080" w:hanging="504"/>
-        <w:jc w:val="left"/>
-      </w:pPr>
-      <w:r>
-        <w:t xml:space="preserve">Fed.</w:t>
-      </w:r>
-      <w:r>
-        <w:t xml:space="preserve"> </w:t>
-      </w:r>
-      <w:r>
-        <w:t xml:space="preserve">R.</w:t>
-      </w:r>
-      <w:r>
-        <w:t xml:space="preserve"> </w:t>
-      </w:r>
-      <w:r>
-        <w:t xml:space="preserve">Civ.</w:t>
-      </w:r>
-      <w:r>
-        <w:t xml:space="preserve"> </w:t>
-      </w:r>
-      <w:r>
-        <w:t xml:space="preserve">P.</w:t>
-      </w:r>
-      <w:r>
-        <w:t xml:space="preserve"> </w:t>
-      </w:r>
-      <w:r>
-        <w:t xml:space="preserve">12(b)⁠(2)</w:t>
-      </w:r>
-      <w:r>
-        <w:t xml:space="preserve">   </w:t>
-      </w:r>
-      <w:r>
-        <w:tab/>
-      </w:r>
-      <w:r>
-        <w:t xml:space="preserve">1</w:t>
-      </w:r>
-    </w:p>
-    <w:p>
-      <w:pPr>
-        <w:keepLines/>
-        <w:tabs>
-          <w:tab w:val="right" w:leader="dot" w:pos="9360"/>
-        </w:tabs>
-        <w:spacing w:before="240" w:after="0" w:line="276" w:lineRule="exact"/>
-        <w:ind w:left="504" w:right="1080" w:hanging="504"/>
-        <w:jc w:val="left"/>
-      </w:pPr>
-      <w:r>
-        <w:t xml:space="preserve">Fed.</w:t>
-      </w:r>
-      <w:r>
-        <w:t xml:space="preserve"> </w:t>
-      </w:r>
-      <w:r>
-        <w:t xml:space="preserve">R.</w:t>
-      </w:r>
-      <w:r>
-        <w:t xml:space="preserve"> </w:t>
-      </w:r>
-      <w:r>
-        <w:t xml:space="preserve">Civ.</w:t>
-      </w:r>
-      <w:r>
-        <w:t xml:space="preserve"> </w:t>
-      </w:r>
-      <w:r>
-        <w:t xml:space="preserve">P.</w:t>
-      </w:r>
-      <w:r>
-        <w:t xml:space="preserve"> </w:t>
-      </w:r>
-      <w:r>
-        <w:t xml:space="preserve">12(b)⁠(6)</w:t>
-      </w:r>
-      <w:r>
-        <w:t xml:space="preserve">   </w:t>
-      </w:r>
-      <w:r>
-        <w:tab/>
-      </w:r>
-      <w:r>
-        <w:t xml:space="preserve">1</w:t>
-      </w:r>
-    </w:p>
-    <w:p>
-      <w:pPr>
-        <w:keepLines/>
-        <w:tabs>
-          <w:tab w:val="right" w:leader="dot" w:pos="9360"/>
-        </w:tabs>
-        <w:spacing w:before="240" w:after="0" w:line="276" w:lineRule="exact"/>
-        <w:ind w:left="504" w:right="1080" w:hanging="504"/>
-        <w:jc w:val="left"/>
-      </w:pPr>
-      <w:r>
-        <w:t xml:space="preserve">Fed.</w:t>
-      </w:r>
-      <w:r>
-        <w:t xml:space="preserve"> </w:t>
-      </w:r>
-      <w:r>
-        <w:t xml:space="preserve">R.</w:t>
-      </w:r>
-      <w:r>
-        <w:t xml:space="preserve"> </w:t>
-      </w:r>
-      <w:r>
-        <w:t xml:space="preserve">Civ.</w:t>
-      </w:r>
-      <w:r>
-        <w:t xml:space="preserve"> </w:t>
-      </w:r>
-      <w:r>
-        <w:t xml:space="preserve">P.</w:t>
-      </w:r>
-      <w:r>
-        <w:t xml:space="preserve"> </w:t>
-      </w:r>
-      <w:r>
-        <w:t xml:space="preserve">4(k)⁠(2)</w:t>
-      </w:r>
-      <w:r>
-        <w:t xml:space="preserve">   </w:t>
-      </w:r>
-      <w:r>
-        <w:tab/>
-      </w:r>
-      <w:r>
-        <w:t xml:space="preserve">3</w:t>
-      </w:r>
-    </w:p>
-    <w:p>
-      <w:pPr>
-        <w:spacing w:before="0" w:after="0" w:line="20" w:lineRule="exact"/>
+        <w:spacing w:before="0" w:after="0" w:line="1" w:lineRule="exact"/>
         <w:sectPr>
-          <w:footerReference w:type="default" r:id="rIdNyedPage"/>
+          <w:footerReference w:type="default" r:id="rIdXdPage"/>
           <w:pgSz w:w="12240" w:h="15840"/>
-          <w:pgMar w:top="1440" w:right="1440" w:bottom="1440" w:left="1440" w:header="720" w:footer="720" w:gutter="0"/>
+          <w:pgMar w:top="1440" w:right="1440" w:bottom="1440" w:left="1440" w:header="720" w:footer="732" w:gutter="0"/>
           <w:pgNumType w:fmt="lowerRoman" w:start="1"/>
         </w:sectPr>
       </w:pPr>
@@ -3818,33 +3940,14 @@
         <w:pStyle w:val="BodyText"/>
       </w:pPr>
       <w:r>
-        <w:t xml:space="preserve">Pursuant to</w:t>
-      </w:r>
-      <w:r>
-        <w:t xml:space="preserve"> </w:t>
-      </w:r>
-      <w:hyperlink r:id="rId9">
-        <w:r>
-          <w:rPr>
-            <w:rStyle w:val="Hyperlink"/>
-          </w:rPr>
-          <w:t xml:space="preserve">Fed. R. Civ. P. 12(b)⁠(2)</w:t>
-        </w:r>
-      </w:hyperlink>
-      <w:r>
-        <w:t xml:space="preserve">, 12(b)⁠(5), and</w:t>
-      </w:r>
-      <w:r>
-        <w:t xml:space="preserve"> </w:t>
-      </w:r>
-      <w:hyperlink r:id="rId10">
-        <w:r>
-          <w:rPr>
-            <w:rStyle w:val="Hyperlink"/>
-          </w:rPr>
-          <w:t xml:space="preserve">12(b)⁠(6)</w:t>
-        </w:r>
-      </w:hyperlink>
+        <w:t xml:space="preserve">Pursuant to Fed.</w:t>
+      </w:r>
+      <w:r>
+        <w:t xml:space="preserve"> </w:t>
+      </w:r>
+      <w:r>
+        <w:t xml:space="preserve">R. Civ. P. 12(b)⁠(2), 12(b)⁠(5), and 12(b)⁠(6)</w:t>
+      </w:r>
       <w:r>
         <w:t xml:space="preserve">, Defendant Qatar National Bank Q.P.S.C. (</w:t>
       </w:r>
@@ -3897,21 +4000,13 @@
         <w:pStyle w:val="BodyText"/>
       </w:pPr>
       <w:r>
-        <w:t xml:space="preserve">As a preliminary matter, the Complaint, which has still not been effectively served, fails to make even a prima facie showing of personal jurisdiction over QNB in this Court and should therefore be dismissed under</w:t>
-      </w:r>
-      <w:r>
-        <w:t xml:space="preserve"> </w:t>
-      </w:r>
-      <w:hyperlink r:id="rId9">
-        <w:r>
-          <w:rPr>
-            <w:rStyle w:val="Hyperlink"/>
-          </w:rPr>
-          <w:t xml:space="preserve">Fed. R. Civ. P. 12(b)⁠(2)</w:t>
-        </w:r>
-      </w:hyperlink>
-      <w:r>
-        <w:t xml:space="preserve">. None of the allegations regarding Defendants’ supposed contacts with the forum state, New York, identify any act taken by QNB specifically.</w:t>
+        <w:t xml:space="preserve">As a preliminary matter, the Complaint, which has still not been effectively served, fails to make even a prima facie showing of personal jurisdiction over QNB in this Court and should therefore be dismissed under Fed.</w:t>
+      </w:r>
+      <w:r>
+        <w:t xml:space="preserve"> </w:t>
+      </w:r>
+      <w:r>
+        <w:t xml:space="preserve">R. Civ. P. 12(b)⁠(2). None of the allegations regarding Defendants’ supposed contacts with the forum state, New York, identify any act taken by QNB specifically.</w:t>
       </w:r>
     </w:p>
     <w:p>
@@ -3966,9 +4061,6 @@
       <w:pPr>
         <w:keepNext/>
         <w:keepLines/>
-        <w:tabs>
-          <w:tab w:val="left" w:pos="720"/>
-        </w:tabs>
         <w:spacing w:before="276" w:after="276" w:line="276" w:lineRule="exact"/>
         <w:ind w:left="720" w:hanging="720"/>
         <w:jc w:val="left"/>
@@ -4179,80 +4271,83 @@
       <w:r>
         <w:t xml:space="preserve"> </w:t>
       </w:r>
-      <w:hyperlink r:id="rId11">
-        <w:r>
-          <w:rPr>
-            <w:rStyle w:val="Hyperlink"/>
-            <w:i/>
-            <w:iCs/>
-          </w:rPr>
-          <w:t xml:space="preserve">SPV Osus Ltd. v. UBS AG</w:t>
-        </w:r>
-        <w:r>
-          <w:rPr>
-            <w:rStyle w:val="Hyperlink"/>
-          </w:rPr>
-          <w:t xml:space="preserve">, 882 F.3d 333, 342 (2d Cir. 2018)</w:t>
-        </w:r>
-      </w:hyperlink>
-      <w:r>
-        <w:t xml:space="preserve"> </w:t>
-      </w:r>
-      <w:r>
-        <w:t xml:space="preserve">(quoting</w:t>
-      </w:r>
-      <w:r>
-        <w:t xml:space="preserve"> </w:t>
-      </w:r>
-      <w:hyperlink r:id="rId12">
-        <w:r>
-          <w:rPr>
-            <w:rStyle w:val="Hyperlink"/>
-            <w:i/>
-            <w:iCs/>
-          </w:rPr>
-          <w:t xml:space="preserve">Penguin Grp. (USA) Inc. v. Am. Buddha</w:t>
-        </w:r>
-        <w:r>
-          <w:rPr>
-            <w:rStyle w:val="Hyperlink"/>
-          </w:rPr>
-          <w:t xml:space="preserve">, 609 F.3d 30, 34</w:t>
-        </w:r>
-        <w:r>
-          <w:noBreakHyphen/>
-        </w:r>
-        <w:r>
-          <w:rPr>
-            <w:rStyle w:val="Hyperlink"/>
-          </w:rPr>
-          <w:t xml:space="preserve">35 (2d Cir. 2010)</w:t>
-        </w:r>
-      </w:hyperlink>
-      <w:r>
-        <w:t xml:space="preserve">). Moreover, in a case such as this with multiple defendants, Plaintiffs bear the burden of establishing that personal jurisdiction exists for each defendant.</w:t>
-      </w:r>
-      <w:r>
-        <w:t xml:space="preserve"> </w:t>
-      </w:r>
-      <w:hyperlink r:id="rId13">
-        <w:r>
-          <w:rPr>
-            <w:rStyle w:val="Hyperlink"/>
-            <w:i/>
-            <w:iCs/>
-          </w:rPr>
-          <w:t xml:space="preserve">Walden v. Fiore</w:t>
-        </w:r>
-        <w:r>
-          <w:rPr>
-            <w:rStyle w:val="Hyperlink"/>
-          </w:rPr>
-          <w:t xml:space="preserve">, 571 U.S. 277, 284 (2014)</w:t>
-        </w:r>
-      </w:hyperlink>
-      <w:r>
-        <w:t xml:space="preserve">.</w:t>
+      <w:r>
+        <w:rPr>
+          <w:i/>
+          <w:iCs/>
+        </w:rPr>
+        <w:t xml:space="preserve">SPV</w:t>
+      </w:r>
+      <w:r>
+        <w:rPr>
+          <w:i/>
+          <w:iCs/>
+        </w:rPr>
+        <w:t xml:space="preserve"> </w:t>
+      </w:r>
+      <w:r>
+        <w:rPr>
+          <w:i/>
+          <w:iCs/>
+        </w:rPr>
+        <w:t xml:space="preserve">Osus Ltd. v. UBS AG</w:t>
+      </w:r>
+      <w:r>
+        <w:t xml:space="preserve">, 882 F.3d 333, 342 (2d Cir. 2018) (quoting</w:t>
+      </w:r>
+      <w:r>
+        <w:t xml:space="preserve"> </w:t>
+      </w:r>
+      <w:r>
+        <w:rPr>
+          <w:i/>
+          <w:iCs/>
+        </w:rPr>
+        <w:t xml:space="preserve">Penguin</w:t>
+      </w:r>
+      <w:r>
+        <w:rPr>
+          <w:i/>
+          <w:iCs/>
+        </w:rPr>
+        <w:t xml:space="preserve"> </w:t>
+      </w:r>
+      <w:r>
+        <w:rPr>
+          <w:i/>
+          <w:iCs/>
+        </w:rPr>
+        <w:t xml:space="preserve">Grp. (USA) Inc. v. Am. Buddha</w:t>
+      </w:r>
+      <w:r>
+        <w:t xml:space="preserve">, 609 F.3d 30, 34-⁠35 (2d Cir. 2010)). Moreover, in a case such as this with multiple defendants, Plaintiffs bear the burden of establishing that personal jurisdiction exists for each defendant.</w:t>
+      </w:r>
+      <w:r>
+        <w:t xml:space="preserve"> </w:t>
+      </w:r>
+      <w:r>
+        <w:rPr>
+          <w:i/>
+          <w:iCs/>
+        </w:rPr>
+        <w:t xml:space="preserve">Walden</w:t>
+      </w:r>
+      <w:r>
+        <w:rPr>
+          <w:i/>
+          <w:iCs/>
+        </w:rPr>
+        <w:t xml:space="preserve"> </w:t>
+      </w:r>
+      <w:r>
+        <w:rPr>
+          <w:i/>
+          <w:iCs/>
+        </w:rPr>
+        <w:t xml:space="preserve">v. Fiore</w:t>
+      </w:r>
+      <w:r>
+        <w:t xml:space="preserve">, 571 U.S. 277, 284 (2014).</w:t>
       </w:r>
     </w:p>
     <w:p>
@@ -4283,36 +4378,35 @@
       <w:r>
         <w:t xml:space="preserve"> </w:t>
       </w:r>
-      <w:hyperlink r:id="rId14">
-        <w:r>
-          <w:rPr>
-            <w:rStyle w:val="Hyperlink"/>
-            <w:i/>
-            <w:iCs/>
-          </w:rPr>
-          <w:t xml:space="preserve">Licci ex rel. Licci v. Lebanese Canadian Bank, SAL (Licci I)</w:t>
-        </w:r>
-        <w:r>
-          <w:rPr>
-            <w:rStyle w:val="Hyperlink"/>
-          </w:rPr>
-          <w:t xml:space="preserve">, 673 F.3d 50, 59 (2d Cir. 2012)</w:t>
-        </w:r>
-      </w:hyperlink>
-      <w:r>
-        <w:t xml:space="preserve"> </w:t>
-      </w:r>
-      <w:r>
-        <w:t xml:space="preserve">(internal quotation marks omitted).</w:t>
+      <w:r>
+        <w:rPr>
+          <w:i/>
+          <w:iCs/>
+        </w:rPr>
+        <w:t xml:space="preserve">Licci</w:t>
+      </w:r>
+      <w:r>
+        <w:rPr>
+          <w:i/>
+          <w:iCs/>
+        </w:rPr>
+        <w:t xml:space="preserve"> </w:t>
+      </w:r>
+      <w:r>
+        <w:rPr>
+          <w:i/>
+          <w:iCs/>
+        </w:rPr>
+        <w:t xml:space="preserve">ex rel. Licci v. Lebanese Canadian Bank, SAL (Licci I)</w:t>
+      </w:r>
+      <w:r>
+        <w:t xml:space="preserve">, 673 F.3d 50, 59 (2d Cir. 2012) (internal quotation marks omitted).</w:t>
       </w:r>
     </w:p>
     <w:p>
       <w:pPr>
         <w:keepNext/>
         <w:keepLines/>
-        <w:tabs>
-          <w:tab w:val="left" w:pos="1440"/>
-        </w:tabs>
         <w:spacing w:before="276" w:after="276" w:line="276" w:lineRule="exact"/>
         <w:ind w:left="1440" w:hanging="720"/>
         <w:jc w:val="left"/>
@@ -4517,24 +4611,29 @@
       <w:r>
         <w:t xml:space="preserve"> </w:t>
       </w:r>
-      <w:hyperlink r:id="rId15">
-        <w:r>
-          <w:rPr>
-            <w:rStyle w:val="Hyperlink"/>
-            <w:i/>
-            <w:iCs/>
-          </w:rPr>
-          <w:t xml:space="preserve">AG of Can. v. R.J. Reynolds Tobacco Holdings, Inc.</w:t>
-        </w:r>
-        <w:r>
-          <w:rPr>
-            <w:rStyle w:val="Hyperlink"/>
-          </w:rPr>
-          <w:t xml:space="preserve">, 268 F.3d 103, 111 n.6 (2d Cir. 2001)</w:t>
-        </w:r>
-      </w:hyperlink>
-      <w:r>
-        <w:t xml:space="preserve">.</w:t>
+      <w:r>
+        <w:rPr>
+          <w:i/>
+          <w:iCs/>
+        </w:rPr>
+        <w:t xml:space="preserve">AG</w:t>
+      </w:r>
+      <w:r>
+        <w:rPr>
+          <w:i/>
+          <w:iCs/>
+        </w:rPr>
+        <w:t xml:space="preserve"> </w:t>
+      </w:r>
+      <w:r>
+        <w:rPr>
+          <w:i/>
+          <w:iCs/>
+        </w:rPr>
+        <w:t xml:space="preserve">of Can. v. R.J. Reynolds Tobacco Holdings, Inc.</w:t>
+      </w:r>
+      <w:r>
+        <w:t xml:space="preserve">, 268 F.3d 103, 111 n.6 (2d Cir. 2001).</w:t>
       </w:r>
     </w:p>
     <w:p>
@@ -4548,32 +4647,34 @@
         <w:t xml:space="preserve"> </w:t>
       </w:r>
       <w:r>
-        <w:t xml:space="preserve">“First, the plaintiff’s service of process upon the defendant must have been procedurally proper. Second, there must be a statutory basis for personal jurisdiction that renders such service of process effective . . . . Third, the exercise of personal jurisdiction must comport with constitutional due process principles.”</w:t>
-      </w:r>
-      <w:r>
-        <w:t xml:space="preserve"> </w:t>
-      </w:r>
-      <w:hyperlink r:id="rId16">
-        <w:r>
-          <w:rPr>
-            <w:rStyle w:val="Hyperlink"/>
-            <w:i/>
-            <w:iCs/>
-          </w:rPr>
-          <w:t xml:space="preserve">Waldman v. Palestine Liberation Org.</w:t>
-        </w:r>
-        <w:r>
-          <w:rPr>
-            <w:rStyle w:val="Hyperlink"/>
-          </w:rPr>
-          <w:t xml:space="preserve">, 835 F.3d 317, 327 (2d Cir. 2016)</w:t>
-        </w:r>
-      </w:hyperlink>
-      <w:r>
-        <w:t xml:space="preserve"> </w:t>
-      </w:r>
-      <w:r>
-        <w:t xml:space="preserve">(quoting</w:t>
+        <w:t xml:space="preserve">“First, the plaintiff’s service of process upon the defendant must have been procedurally proper. Second, there must be a statutory basis for personal jurisdiction that renders such service of process effective ⁠. ⁠. ⁠. ⁠. Third, the exercise of personal jurisdiction must comport with constitutional due process principles.”</w:t>
+      </w:r>
+      <w:r>
+        <w:t xml:space="preserve"> </w:t>
+      </w:r>
+      <w:r>
+        <w:rPr>
+          <w:i/>
+          <w:iCs/>
+        </w:rPr>
+        <w:t xml:space="preserve">Waldman</w:t>
+      </w:r>
+      <w:r>
+        <w:rPr>
+          <w:i/>
+          <w:iCs/>
+        </w:rPr>
+        <w:t xml:space="preserve"> </w:t>
+      </w:r>
+      <w:r>
+        <w:rPr>
+          <w:i/>
+          <w:iCs/>
+        </w:rPr>
+        <w:t xml:space="preserve">v. Palestine Liberation Org.</w:t>
+      </w:r>
+      <w:r>
+        <w:t xml:space="preserve">, 835 F.3d 317, 327 (2d Cir. 2016) (quoting</w:t>
       </w:r>
       <w:r>
         <w:t xml:space="preserve"> </w:t>
@@ -4586,22 +4687,13 @@
         <w:t xml:space="preserve">Licci I</w:t>
       </w:r>
       <w:r>
-        <w:t xml:space="preserve">, 673 F.3d at 59</w:t>
-      </w:r>
-      <w:r>
-        <w:noBreakHyphen/>
-      </w:r>
-      <w:r>
-        <w:t xml:space="preserve">60).</w:t>
+        <w:t xml:space="preserve">, 673 F.3d at 59-⁠60).</w:t>
       </w:r>
     </w:p>
     <w:p>
       <w:pPr>
         <w:keepNext/>
         <w:keepLines/>
-        <w:tabs>
-          <w:tab w:val="left" w:pos="1440"/>
-        </w:tabs>
         <w:spacing w:before="276" w:after="276" w:line="276" w:lineRule="exact"/>
         <w:ind w:left="1440" w:hanging="720"/>
         <w:jc w:val="left"/>
@@ -4940,9 +5032,6 @@
       <w:pPr>
         <w:keepNext/>
         <w:keepLines/>
-        <w:tabs>
-          <w:tab w:val="left" w:pos="2160"/>
-        </w:tabs>
         <w:spacing w:before="276" w:after="276" w:line="276" w:lineRule="exact"/>
         <w:ind w:left="2160" w:hanging="720"/>
         <w:jc w:val="left"/>
@@ -5061,42 +5150,94 @@
       <w:r>
         <w:t xml:space="preserve"> </w:t>
       </w:r>
-      <w:hyperlink r:id="rId17">
-        <w:r>
-          <w:rPr>
-            <w:rStyle w:val="Hyperlink"/>
-            <w:i/>
-            <w:iCs/>
-          </w:rPr>
-          <w:t xml:space="preserve">Suber v. VVP Servs., LLC</w:t>
-        </w:r>
-        <w:r>
-          <w:rPr>
-            <w:rStyle w:val="Hyperlink"/>
-          </w:rPr>
-          <w:t xml:space="preserve">, No. 20-cv</w:t>
-        </w:r>
-        <w:r>
-          <w:noBreakHyphen/>
-        </w:r>
-        <w:r>
-          <w:rPr>
-            <w:rStyle w:val="Hyperlink"/>
-          </w:rPr>
-          <w:t xml:space="preserve">8177 (AJN), 2021 WL 4429237, at *6 (S.D.N.Y. Sept. 27, 2021)</w:t>
-        </w:r>
-      </w:hyperlink>
-      <w:r>
-        <w:t xml:space="preserve"> </w:t>
-      </w:r>
-      <w:r>
-        <w:t xml:space="preserve">(</w:t>
+      <w:r>
+        <w:rPr>
+          <w:i/>
+          <w:iCs/>
+        </w:rPr>
+        <w:t xml:space="preserve">Suber</w:t>
+      </w:r>
+      <w:r>
+        <w:rPr>
+          <w:i/>
+          <w:iCs/>
+        </w:rPr>
+        <w:t xml:space="preserve"> </w:t>
+      </w:r>
+      <w:r>
+        <w:rPr>
+          <w:i/>
+          <w:iCs/>
+        </w:rPr>
+        <w:t xml:space="preserve">v. VVP Servs., LLC</w:t>
+      </w:r>
+      <w:r>
+        <w:t xml:space="preserve">, No. 20-cv-⁠8177 (AJN), 2021 WL 4429237, at *6 (S.D.N.Y. Sept. 27, 2021) (</w:t>
       </w:r>
       <w:r>
         <w:t xml:space="preserve">“[T]he conspiracy theory of jurisdiction is not available under section 302(a)⁠(1)”</w:t>
       </w:r>
       <w:r>
         <w:t xml:space="preserve">).</w:t>
+      </w:r>
+    </w:p>
+    <w:p>
+      <w:pPr>
+        <w:pStyle w:val="BodyTextNote"/>
+      </w:pPr>
+      <w:r>
+        <w:t xml:space="preserve">Plaintiffs do not assert a theory of general jurisdiction over QNB, nor could they. QNB is decidedly not</w:t>
+      </w:r>
+      <w:r>
+        <w:t xml:space="preserve"> </w:t>
+      </w:r>
+      <w:r>
+        <w:t xml:space="preserve">“at home”</w:t>
+      </w:r>
+      <w:r>
+        <w:t xml:space="preserve"> </w:t>
+      </w:r>
+      <w:r>
+        <w:t xml:space="preserve">in New York; it is incorporated in Qatar and has its principal place of business in Doha, Qatar.</w:t>
+      </w:r>
+      <w:r>
+        <w:rPr>
+          <w:rStyle w:val="FootnoteReference"/>
+        </w:rPr>
+        <w:footnoteReference w:id="9"/>
+      </w:r>
+      <w:r>
+        <w:t xml:space="preserve"> </w:t>
+      </w:r>
+      <w:r>
+        <w:t xml:space="preserve">See</w:t>
+      </w:r>
+      <w:r>
+        <w:t xml:space="preserve"> </w:t>
+      </w:r>
+      <w:r>
+        <w:rPr>
+          <w:i/>
+          <w:iCs/>
+        </w:rPr>
+        <w:t xml:space="preserve">Weiss</w:t>
+      </w:r>
+      <w:r>
+        <w:rPr>
+          <w:i/>
+          <w:iCs/>
+        </w:rPr>
+        <w:t xml:space="preserve"> </w:t>
+      </w:r>
+      <w:r>
+        <w:rPr>
+          <w:i/>
+          <w:iCs/>
+        </w:rPr>
+        <w:t xml:space="preserve">v. Nat’l Westminster Bank, PLC</w:t>
+      </w:r>
+      <w:r>
+        <w:t xml:space="preserve">, 176 F. Supp. 3d 264, 277 (E.D.N.Y. 2016).</w:t>
       </w:r>
     </w:p>
     <w:p>
@@ -5104,53 +5245,341 @@
         <w:pStyle w:val="BodyText"/>
       </w:pPr>
       <w:r>
-        <w:t xml:space="preserve">Plaintiffs do not assert a theory of general jurisdiction over QNB, nor could they. QNB is decidedly not</w:t>
-      </w:r>
-      <w:r>
-        <w:t xml:space="preserve"> </w:t>
-      </w:r>
-      <w:r>
-        <w:t xml:space="preserve">“at home”</w:t>
-      </w:r>
-      <w:r>
-        <w:t xml:space="preserve"> </w:t>
-      </w:r>
-      <w:r>
-        <w:t xml:space="preserve">in New York; it is incorporated in Qatar and has its principal place of business in Doha, Qatar.</w:t>
-      </w:r>
-      <w:r>
-        <w:rPr>
-          <w:rStyle w:val="FootnoteReference"/>
-        </w:rPr>
-        <w:footnoteReference w:id="18"/>
-      </w:r>
-      <w:r>
-        <w:t xml:space="preserve"> </w:t>
-      </w:r>
-      <w:r>
-        <w:t xml:space="preserve">See</w:t>
-      </w:r>
-      <w:r>
-        <w:t xml:space="preserve"> </w:t>
-      </w:r>
-      <w:hyperlink r:id="rId20">
-        <w:r>
-          <w:rPr>
-            <w:rStyle w:val="Hyperlink"/>
-            <w:i/>
-            <w:iCs/>
-          </w:rPr>
-          <w:t xml:space="preserve">Weiss v. Nat’l Westminster Bank, PLC</w:t>
-        </w:r>
-        <w:r>
-          <w:rPr>
-            <w:rStyle w:val="Hyperlink"/>
-          </w:rPr>
-          <w:t xml:space="preserve">, 176 F. Supp. 3d 264, 277 (E.D.N.Y. 2016)</w:t>
-        </w:r>
-      </w:hyperlink>
-      <w:r>
-        <w:t xml:space="preserve">.</w:t>
+        <w:t xml:space="preserve">While not addressed in Plaintiffs’ pre-motion letter, the Complaint alleges two additional statutory bases for personal jurisdiction: (i) minimum contacts with the United States as a whole pursuant to Fed.</w:t>
+      </w:r>
+      <w:r>
+        <w:t xml:space="preserve"> </w:t>
+      </w:r>
+      <w:r>
+        <w:t xml:space="preserve">R. Civ. P. 4(k)⁠(2) and (ii) service of process as provided under the ATA. These are also insufficient bases to establish personal jurisdiction over QNB. The ATA provides that</w:t>
+      </w:r>
+      <w:r>
+        <w:t xml:space="preserve"> </w:t>
+      </w:r>
+      <w:r>
+        <w:t xml:space="preserve">“any civil action under section 2333 of this title against any person may be instituted in the district court of the United States for any district where any plaintiff resides or where any defendant resides or is served, or has an agent.”</w:t>
+      </w:r>
+      <w:r>
+        <w:t xml:space="preserve"> </w:t>
+      </w:r>
+      <w:r>
+        <w:t xml:space="preserve">18</w:t>
+      </w:r>
+      <w:r>
+        <w:t xml:space="preserve"> </w:t>
+      </w:r>
+      <w:r>
+        <w:t xml:space="preserve">U.S.C. § 2334(a). QNB does not reside or have an agent in the Eastern District of New York, and Plaintiffs do not reside nor have they served QNB in this district.</w:t>
+      </w:r>
+    </w:p>
+    <w:p>
+      <w:pPr>
+        <w:keepNext/>
+        <w:keepLines/>
+        <w:spacing w:before="276" w:after="276" w:line="276" w:lineRule="exact"/>
+        <w:ind w:left="2160" w:hanging="720"/>
+        <w:jc w:val="left"/>
+      </w:pPr>
+      <w:r>
+        <w:rPr>
+          <w:b/>
+          <w:bCs/>
+        </w:rPr>
+        <w:t xml:space="preserve">2.</w:t>
+      </w:r>
+      <w:r>
+        <w:rPr>
+          <w:b/>
+          <w:bCs/>
+        </w:rPr>
+        <w:tab/>
+      </w:r>
+      <w:r>
+        <w:rPr>
+          <w:b/>
+          <w:bCs/>
+        </w:rPr>
+        <w:t xml:space="preserve">Plaintiffs’</w:t>
+      </w:r>
+      <w:r>
+        <w:rPr>
+          <w:b/>
+          <w:bCs/>
+        </w:rPr>
+        <w:t xml:space="preserve"> </w:t>
+      </w:r>
+      <w:r>
+        <w:rPr>
+          <w:b/>
+          <w:bCs/>
+        </w:rPr>
+        <w:t xml:space="preserve">“</w:t>
+      </w:r>
+      <w:r>
+        <w:rPr>
+          <w:b/>
+          <w:bCs/>
+        </w:rPr>
+        <w:t xml:space="preserve">Conspiracy</w:t>
+      </w:r>
+      <w:r>
+        <w:rPr>
+          <w:b/>
+          <w:bCs/>
+        </w:rPr>
+        <w:t xml:space="preserve"> </w:t>
+      </w:r>
+      <w:r>
+        <w:rPr>
+          <w:b/>
+          <w:bCs/>
+        </w:rPr>
+        <w:t xml:space="preserve">Theory</w:t>
+      </w:r>
+      <w:r>
+        <w:rPr>
+          <w:b/>
+          <w:bCs/>
+        </w:rPr>
+        <w:t xml:space="preserve">”</w:t>
+      </w:r>
+      <w:r>
+        <w:rPr>
+          <w:b/>
+          <w:bCs/>
+        </w:rPr>
+        <w:t xml:space="preserve"> </w:t>
+      </w:r>
+      <w:r>
+        <w:rPr>
+          <w:b/>
+          <w:bCs/>
+        </w:rPr>
+        <w:t xml:space="preserve">of</w:t>
+      </w:r>
+      <w:r>
+        <w:rPr>
+          <w:b/>
+          <w:bCs/>
+        </w:rPr>
+        <w:t xml:space="preserve"> </w:t>
+      </w:r>
+      <w:r>
+        <w:rPr>
+          <w:b/>
+          <w:bCs/>
+        </w:rPr>
+        <w:t xml:space="preserve">Specific</w:t>
+      </w:r>
+      <w:r>
+        <w:rPr>
+          <w:b/>
+          <w:bCs/>
+        </w:rPr>
+        <w:t xml:space="preserve"> </w:t>
+      </w:r>
+      <w:r>
+        <w:rPr>
+          <w:b/>
+          <w:bCs/>
+        </w:rPr>
+        <w:t xml:space="preserve">Personal</w:t>
+      </w:r>
+      <w:r>
+        <w:rPr>
+          <w:b/>
+          <w:bCs/>
+        </w:rPr>
+        <w:t xml:space="preserve"> </w:t>
+      </w:r>
+      <w:r>
+        <w:rPr>
+          <w:b/>
+          <w:bCs/>
+        </w:rPr>
+        <w:t xml:space="preserve">Jurisdiction</w:t>
+      </w:r>
+      <w:r>
+        <w:rPr>
+          <w:b/>
+          <w:bCs/>
+        </w:rPr>
+        <w:t xml:space="preserve"> </w:t>
+      </w:r>
+      <w:r>
+        <w:rPr>
+          <w:b/>
+          <w:bCs/>
+        </w:rPr>
+        <w:t xml:space="preserve">over</w:t>
+      </w:r>
+      <w:r>
+        <w:rPr>
+          <w:b/>
+          <w:bCs/>
+        </w:rPr>
+        <w:t xml:space="preserve"> </w:t>
+      </w:r>
+      <w:r>
+        <w:rPr>
+          <w:b/>
+          <w:bCs/>
+        </w:rPr>
+        <w:t xml:space="preserve">QNB</w:t>
+      </w:r>
+      <w:r>
+        <w:rPr>
+          <w:b/>
+          <w:bCs/>
+        </w:rPr>
+        <w:t xml:space="preserve"> </w:t>
+      </w:r>
+      <w:r>
+        <w:rPr>
+          <w:b/>
+          <w:bCs/>
+        </w:rPr>
+        <w:t xml:space="preserve">Is</w:t>
+      </w:r>
+      <w:r>
+        <w:rPr>
+          <w:b/>
+          <w:bCs/>
+        </w:rPr>
+        <w:t xml:space="preserve"> </w:t>
+      </w:r>
+      <w:r>
+        <w:rPr>
+          <w:b/>
+          <w:bCs/>
+        </w:rPr>
+        <w:t xml:space="preserve">Not</w:t>
+      </w:r>
+      <w:r>
+        <w:rPr>
+          <w:b/>
+          <w:bCs/>
+        </w:rPr>
+        <w:t xml:space="preserve"> </w:t>
+      </w:r>
+      <w:r>
+        <w:rPr>
+          <w:b/>
+          <w:bCs/>
+        </w:rPr>
+        <w:t xml:space="preserve">Cognizable</w:t>
+      </w:r>
+      <w:r>
+        <w:rPr>
+          <w:b/>
+          <w:bCs/>
+        </w:rPr>
+        <w:t xml:space="preserve"> </w:t>
+      </w:r>
+      <w:r>
+        <w:rPr>
+          <w:b/>
+          <w:bCs/>
+        </w:rPr>
+        <w:t xml:space="preserve">Under</w:t>
+      </w:r>
+      <w:r>
+        <w:rPr>
+          <w:b/>
+          <w:bCs/>
+        </w:rPr>
+        <w:t xml:space="preserve"> </w:t>
+      </w:r>
+      <w:r>
+        <w:rPr>
+          <w:b/>
+          <w:bCs/>
+        </w:rPr>
+        <w:t xml:space="preserve">Section</w:t>
+      </w:r>
+      <w:r>
+        <w:rPr>
+          <w:b/>
+          <w:bCs/>
+        </w:rPr>
+        <w:t xml:space="preserve"> </w:t>
+      </w:r>
+      <w:r>
+        <w:rPr>
+          <w:b/>
+          <w:bCs/>
+        </w:rPr>
+        <w:t xml:space="preserve">302(a)⁠(1)</w:t>
+      </w:r>
+      <w:r>
+        <w:rPr>
+          <w:b/>
+          <w:bCs/>
+        </w:rPr>
+        <w:t xml:space="preserve"> </w:t>
+      </w:r>
+      <w:r>
+        <w:rPr>
+          <w:b/>
+          <w:bCs/>
+        </w:rPr>
+        <w:t xml:space="preserve">of</w:t>
+      </w:r>
+      <w:r>
+        <w:rPr>
+          <w:b/>
+          <w:bCs/>
+        </w:rPr>
+        <w:t xml:space="preserve"> </w:t>
+      </w:r>
+      <w:r>
+        <w:rPr>
+          <w:b/>
+          <w:bCs/>
+        </w:rPr>
+        <w:t xml:space="preserve">New</w:t>
+      </w:r>
+      <w:r>
+        <w:rPr>
+          <w:b/>
+          <w:bCs/>
+        </w:rPr>
+        <w:t xml:space="preserve"> </w:t>
+      </w:r>
+      <w:r>
+        <w:rPr>
+          <w:b/>
+          <w:bCs/>
+        </w:rPr>
+        <w:t xml:space="preserve">York’s</w:t>
+      </w:r>
+      <w:r>
+        <w:rPr>
+          <w:b/>
+          <w:bCs/>
+        </w:rPr>
+        <w:t xml:space="preserve"> </w:t>
+      </w:r>
+      <w:r>
+        <w:rPr>
+          <w:b/>
+          <w:bCs/>
+        </w:rPr>
+        <w:t xml:space="preserve">Long-Arm</w:t>
+      </w:r>
+      <w:r>
+        <w:rPr>
+          <w:b/>
+          <w:bCs/>
+        </w:rPr>
+        <w:t xml:space="preserve"> </w:t>
+      </w:r>
+      <w:r>
+        <w:rPr>
+          <w:b/>
+          <w:bCs/>
+        </w:rPr>
+        <w:t xml:space="preserve">Statute.</w:t>
       </w:r>
     </w:p>
     <w:p>
@@ -5158,55 +5587,227 @@
         <w:pStyle w:val="BodyText"/>
       </w:pPr>
       <w:r>
-        <w:t xml:space="preserve">While not addressed in Plaintiffs’ pre-motion letter, the Complaint alleges two additional statutory bases for personal jurisdiction: (i) minimum contacts with the United States as a whole pursuant to</w:t>
-      </w:r>
-      <w:r>
-        <w:t xml:space="preserve"> </w:t>
-      </w:r>
-      <w:hyperlink r:id="rId21">
-        <w:r>
-          <w:rPr>
-            <w:rStyle w:val="Hyperlink"/>
-          </w:rPr>
-          <w:t xml:space="preserve">Fed. R. Civ. P. 4(k)⁠(2)</w:t>
-        </w:r>
-      </w:hyperlink>
-      <w:r>
-        <w:t xml:space="preserve"> </w:t>
-      </w:r>
-      <w:r>
-        <w:t xml:space="preserve">and (ii) service of process as provided under the ATA. These are also insufficient bases to establish personal jurisdiction over QNB. The ATA provides that</w:t>
-      </w:r>
-      <w:r>
-        <w:t xml:space="preserve"> </w:t>
-      </w:r>
-      <w:r>
-        <w:t xml:space="preserve">“any civil action under section 2333 of this title against any person may be instituted in the district court of the United States for any district where any plaintiff resides or where any defendant resides or is served, or has an agent.”</w:t>
-      </w:r>
-      <w:r>
-        <w:t xml:space="preserve"> </w:t>
-      </w:r>
-      <w:hyperlink r:id="rId22">
-        <w:r>
-          <w:rPr>
-            <w:rStyle w:val="Hyperlink"/>
-          </w:rPr>
-          <w:t xml:space="preserve">18 U.S.C. § 2334(a)</w:t>
-        </w:r>
-      </w:hyperlink>
-      <w:r>
-        <w:t xml:space="preserve">. QNB does not reside or have an agent in the Eastern District of New York, and Plaintiffs do not reside nor have they served QNB in this district.</w:t>
+        <w:t xml:space="preserve">Plaintiffs rely solely upon C.P.L.R.</w:t>
+      </w:r>
+      <w:r>
+        <w:t xml:space="preserve"> </w:t>
+      </w:r>
+      <w:r>
+        <w:t xml:space="preserve">302(a)⁠(1) to assert personal jurisdiction over QNB. To exercise personal jurisdiction under C.P.L.R. 302(a)⁠(1), the Court must determine</w:t>
+      </w:r>
+      <w:r>
+        <w:t xml:space="preserve"> </w:t>
+      </w:r>
+      <w:r>
+        <w:t xml:space="preserve">“(1) whether the defendant</w:t>
+      </w:r>
+      <w:r>
+        <w:t xml:space="preserve"> </w:t>
+      </w:r>
+      <w:r>
+        <w:t xml:space="preserve">‘transacts any business’</w:t>
+      </w:r>
+      <w:r>
+        <w:t xml:space="preserve"> </w:t>
+      </w:r>
+      <w:r>
+        <w:t xml:space="preserve">in New York and, if so, (2) whether this cause of action</w:t>
+      </w:r>
+      <w:r>
+        <w:t xml:space="preserve"> </w:t>
+      </w:r>
+      <w:r>
+        <w:t xml:space="preserve">‘aris[es] from’</w:t>
+      </w:r>
+      <w:r>
+        <w:t xml:space="preserve"> </w:t>
+      </w:r>
+      <w:r>
+        <w:t xml:space="preserve">such a business transaction.”</w:t>
+      </w:r>
+      <w:r>
+        <w:t xml:space="preserve"> </w:t>
+      </w:r>
+      <w:r>
+        <w:rPr>
+          <w:i/>
+          <w:iCs/>
+        </w:rPr>
+        <w:t xml:space="preserve">Licci</w:t>
+      </w:r>
+      <w:r>
+        <w:rPr>
+          <w:i/>
+          <w:iCs/>
+        </w:rPr>
+        <w:t xml:space="preserve"> </w:t>
+      </w:r>
+      <w:r>
+        <w:rPr>
+          <w:i/>
+          <w:iCs/>
+        </w:rPr>
+        <w:t xml:space="preserve">I</w:t>
+      </w:r>
+      <w:r>
+        <w:t xml:space="preserve">, 673 F.3d at 60 (quoting</w:t>
+      </w:r>
+      <w:r>
+        <w:t xml:space="preserve"> </w:t>
+      </w:r>
+      <w:r>
+        <w:rPr>
+          <w:i/>
+          <w:iCs/>
+        </w:rPr>
+        <w:t xml:space="preserve">Best Van Lines, Inc. v. Walker</w:t>
+      </w:r>
+      <w:r>
+        <w:t xml:space="preserve">, 490 F.3d 239, 246 (2d Cir. 2007)). The Second Circuit has explained that</w:t>
+      </w:r>
+      <w:r>
+        <w:t xml:space="preserve"> </w:t>
+      </w:r>
+      <w:r>
+        <w:t xml:space="preserve">“the overriding criterion necessary to establish a transaction of business is some act by which the defendant purposefully avails itself of the privilege of conducting activities within New York.”</w:t>
+      </w:r>
+      <w:r>
+        <w:t xml:space="preserve"> </w:t>
+      </w:r>
+      <w:r>
+        <w:rPr>
+          <w:i/>
+          <w:iCs/>
+        </w:rPr>
+        <w:t xml:space="preserve">Licci I</w:t>
+      </w:r>
+      <w:r>
+        <w:t xml:space="preserve">, 673 F.3d at 61 (internal quotation marks omitted).</w:t>
+      </w:r>
+    </w:p>
+    <w:p>
+      <w:pPr>
+        <w:pStyle w:val="BodyText"/>
+      </w:pPr>
+      <w:r>
+        <w:t xml:space="preserve">Plaintiffs’ collective pleading against</w:t>
+      </w:r>
+      <w:r>
+        <w:t xml:space="preserve"> </w:t>
+      </w:r>
+      <w:r>
+        <w:t xml:space="preserve">“Defendants”</w:t>
+      </w:r>
+      <w:r>
+        <w:t xml:space="preserve"> </w:t>
+      </w:r>
+      <w:r>
+        <w:t xml:space="preserve">generally contributes nothing to the jurisdictional analysis. As the Second Circuit has made clear, such allegations against defendants in the aggregate are not cognizable in a jurisdictional analysis. See</w:t>
+      </w:r>
+      <w:r>
+        <w:t xml:space="preserve"> </w:t>
+      </w:r>
+      <w:r>
+        <w:rPr>
+          <w:i/>
+          <w:iCs/>
+        </w:rPr>
+        <w:t xml:space="preserve">Charles</w:t>
+      </w:r>
+      <w:r>
+        <w:rPr>
+          <w:i/>
+          <w:iCs/>
+        </w:rPr>
+        <w:t xml:space="preserve"> </w:t>
+      </w:r>
+      <w:r>
+        <w:rPr>
+          <w:i/>
+          <w:iCs/>
+        </w:rPr>
+        <w:t xml:space="preserve">Schwab Corp. v. Bank of Am. Corp.</w:t>
+      </w:r>
+      <w:r>
+        <w:t xml:space="preserve"> </w:t>
+      </w:r>
+      <w:r>
+        <w:t xml:space="preserve">(</w:t>
+      </w:r>
+      <w:r>
+        <w:rPr>
+          <w:i/>
+          <w:iCs/>
+        </w:rPr>
+        <w:t xml:space="preserve">Schwab I</w:t>
+      </w:r>
+      <w:r>
+        <w:t xml:space="preserve">), 883 F.3d 68, 84 (2d Cir. 2018) (allegations that</w:t>
+      </w:r>
+      <w:r>
+        <w:t xml:space="preserve"> </w:t>
+      </w:r>
+      <w:r>
+        <w:t xml:space="preserve">“refer[] to only the grouped entities throughout [a] complaint”</w:t>
+      </w:r>
+      <w:r>
+        <w:t xml:space="preserve"> </w:t>
+      </w:r>
+      <w:r>
+        <w:t xml:space="preserve">are</w:t>
+      </w:r>
+      <w:r>
+        <w:t xml:space="preserve"> </w:t>
+      </w:r>
+      <w:r>
+        <w:t xml:space="preserve">“insufficiently</w:t>
+      </w:r>
+      <w:r>
+        <w:t xml:space="preserve"> </w:t>
+      </w:r>
+      <w:r>
+        <w:t xml:space="preserve">‘individualized’</w:t>
+      </w:r>
+      <w:r>
+        <w:t xml:space="preserve">”</w:t>
+      </w:r>
+      <w:r>
+        <w:t xml:space="preserve">).</w:t>
+      </w:r>
+    </w:p>
+    <w:p>
+      <w:pPr>
+        <w:pStyle w:val="BodyText"/>
+      </w:pPr>
+      <w:r>
+        <w:t xml:space="preserve">Here, the Complaint is devoid of a single allegation that QNB itself had any contact with New York, much less transacted business in New York that gave rise to Plaintiffs’ injuries. As the Supreme Court has instructed, a district court must look to the</w:t>
+      </w:r>
+      <w:r>
+        <w:t xml:space="preserve"> </w:t>
+      </w:r>
+      <w:r>
+        <w:t xml:space="preserve">“contacts that the defendant himself creates with the forum.”</w:t>
+      </w:r>
+      <w:r>
+        <w:t xml:space="preserve"> </w:t>
+      </w:r>
+      <w:r>
+        <w:rPr>
+          <w:i/>
+          <w:iCs/>
+        </w:rPr>
+        <w:t xml:space="preserve">Walden</w:t>
+      </w:r>
+      <w:r>
+        <w:t xml:space="preserve">, 571 U.S. at 284 (internal quotation marks omitted). The Complaint does not allege that QNB ever effectuated or directed even one fund transfer through New York, let alone that QNB used a correspondent bank account in New York to effect a fund transfer on behalf of Qatar Charity.</w:t>
       </w:r>
     </w:p>
     <w:p>
       <w:pPr>
         <w:keepNext/>
         <w:keepLines/>
-        <w:tabs>
-          <w:tab w:val="left" w:pos="2160"/>
-        </w:tabs>
         <w:spacing w:before="276" w:after="276" w:line="276" w:lineRule="exact"/>
-        <w:ind w:left="2160" w:hanging="720"/>
+        <w:ind w:left="1440" w:hanging="720"/>
         <w:jc w:val="left"/>
       </w:pPr>
       <w:r>
@@ -5214,7 +5815,7 @@
           <w:b/>
           <w:bCs/>
         </w:rPr>
-        <w:t xml:space="preserve">2.</w:t>
+        <w:t xml:space="preserve">C.</w:t>
       </w:r>
       <w:r>
         <w:rPr>
@@ -5298,20 +5899,6 @@
           <w:b/>
           <w:bCs/>
         </w:rPr>
-        <w:t xml:space="preserve">Specific</w:t>
-      </w:r>
-      <w:r>
-        <w:rPr>
-          <w:b/>
-          <w:bCs/>
-        </w:rPr>
-        <w:t xml:space="preserve"> </w:t>
-      </w:r>
-      <w:r>
-        <w:rPr>
-          <w:b/>
-          <w:bCs/>
-        </w:rPr>
         <w:t xml:space="preserve">Personal</w:t>
       </w:r>
       <w:r>
@@ -5340,34 +5927,6 @@
           <w:b/>
           <w:bCs/>
         </w:rPr>
-        <w:t xml:space="preserve">over</w:t>
-      </w:r>
-      <w:r>
-        <w:rPr>
-          <w:b/>
-          <w:bCs/>
-        </w:rPr>
-        <w:t xml:space="preserve"> </w:t>
-      </w:r>
-      <w:r>
-        <w:rPr>
-          <w:b/>
-          <w:bCs/>
-        </w:rPr>
-        <w:t xml:space="preserve">QNB</w:t>
-      </w:r>
-      <w:r>
-        <w:rPr>
-          <w:b/>
-          <w:bCs/>
-        </w:rPr>
-        <w:t xml:space="preserve"> </w:t>
-      </w:r>
-      <w:r>
-        <w:rPr>
-          <w:b/>
-          <w:bCs/>
-        </w:rPr>
         <w:t xml:space="preserve">Is</w:t>
       </w:r>
       <w:r>
@@ -5396,49 +5955,49 @@
           <w:b/>
           <w:bCs/>
         </w:rPr>
-        <w:t xml:space="preserve">Cognizable</w:t>
-      </w:r>
-      <w:r>
-        <w:rPr>
-          <w:b/>
-          <w:bCs/>
-        </w:rPr>
-        <w:t xml:space="preserve"> </w:t>
-      </w:r>
-      <w:r>
-        <w:rPr>
-          <w:b/>
-          <w:bCs/>
-        </w:rPr>
-        <w:t xml:space="preserve">Under</w:t>
-      </w:r>
-      <w:r>
-        <w:rPr>
-          <w:b/>
-          <w:bCs/>
-        </w:rPr>
-        <w:t xml:space="preserve"> </w:t>
-      </w:r>
-      <w:r>
-        <w:rPr>
-          <w:b/>
-          <w:bCs/>
-        </w:rPr>
-        <w:t xml:space="preserve">Section</w:t>
-      </w:r>
-      <w:r>
-        <w:rPr>
-          <w:b/>
-          <w:bCs/>
-        </w:rPr>
-        <w:t xml:space="preserve"> </w:t>
-      </w:r>
-      <w:r>
-        <w:rPr>
-          <w:b/>
-          <w:bCs/>
-        </w:rPr>
-        <w:t xml:space="preserve">302(a)⁠(1)</w:t>
+        <w:t xml:space="preserve">Consistent</w:t>
+      </w:r>
+      <w:r>
+        <w:rPr>
+          <w:b/>
+          <w:bCs/>
+        </w:rPr>
+        <w:t xml:space="preserve"> </w:t>
+      </w:r>
+      <w:r>
+        <w:rPr>
+          <w:b/>
+          <w:bCs/>
+        </w:rPr>
+        <w:t xml:space="preserve">with</w:t>
+      </w:r>
+      <w:r>
+        <w:rPr>
+          <w:b/>
+          <w:bCs/>
+        </w:rPr>
+        <w:t xml:space="preserve"> </w:t>
+      </w:r>
+      <w:r>
+        <w:rPr>
+          <w:b/>
+          <w:bCs/>
+        </w:rPr>
+        <w:t xml:space="preserve">the</w:t>
+      </w:r>
+      <w:r>
+        <w:rPr>
+          <w:b/>
+          <w:bCs/>
+        </w:rPr>
+        <w:t xml:space="preserve"> </w:t>
+      </w:r>
+      <w:r>
+        <w:rPr>
+          <w:b/>
+          <w:bCs/>
+        </w:rPr>
+        <w:t xml:space="preserve">Requirements</w:t>
       </w:r>
       <w:r>
         <w:rPr>
@@ -5466,49 +6025,21 @@
           <w:b/>
           <w:bCs/>
         </w:rPr>
-        <w:t xml:space="preserve">New</w:t>
-      </w:r>
-      <w:r>
-        <w:rPr>
-          <w:b/>
-          <w:bCs/>
-        </w:rPr>
-        <w:t xml:space="preserve"> </w:t>
-      </w:r>
-      <w:r>
-        <w:rPr>
-          <w:b/>
-          <w:bCs/>
-        </w:rPr>
-        <w:t xml:space="preserve">York’s</w:t>
-      </w:r>
-      <w:r>
-        <w:rPr>
-          <w:b/>
-          <w:bCs/>
-        </w:rPr>
-        <w:t xml:space="preserve"> </w:t>
-      </w:r>
-      <w:r>
-        <w:rPr>
-          <w:b/>
-          <w:bCs/>
-        </w:rPr>
-        <w:t xml:space="preserve">Long-Arm</w:t>
-      </w:r>
-      <w:r>
-        <w:rPr>
-          <w:b/>
-          <w:bCs/>
-        </w:rPr>
-        <w:t xml:space="preserve"> </w:t>
-      </w:r>
-      <w:r>
-        <w:rPr>
-          <w:b/>
-          <w:bCs/>
-        </w:rPr>
-        <w:t xml:space="preserve">Statute.</w:t>
+        <w:t xml:space="preserve">Due</w:t>
+      </w:r>
+      <w:r>
+        <w:rPr>
+          <w:b/>
+          <w:bCs/>
+        </w:rPr>
+        <w:t xml:space="preserve"> </w:t>
+      </w:r>
+      <w:r>
+        <w:rPr>
+          <w:b/>
+          <w:bCs/>
+        </w:rPr>
+        <w:t xml:space="preserve">Process.</w:t>
       </w:r>
     </w:p>
     <w:p>
@@ -5516,111 +6047,401 @@
         <w:pStyle w:val="BodyText"/>
       </w:pPr>
       <w:r>
-        <w:t xml:space="preserve">Plaintiffs rely solely upon</w:t>
-      </w:r>
-      <w:r>
-        <w:t xml:space="preserve"> </w:t>
-      </w:r>
-      <w:hyperlink r:id="rId23">
-        <w:r>
-          <w:rPr>
-            <w:rStyle w:val="Hyperlink"/>
-          </w:rPr>
-          <w:t xml:space="preserve">C.P.L.R. 302(a)⁠(1)</w:t>
-        </w:r>
-      </w:hyperlink>
-      <w:r>
-        <w:t xml:space="preserve"> </w:t>
-      </w:r>
-      <w:r>
-        <w:t xml:space="preserve">to assert personal jurisdiction over QNB. To exercise personal jurisdiction under C.P.L.R. 302(a)⁠(1), the Court must determine</w:t>
-      </w:r>
-      <w:r>
-        <w:t xml:space="preserve"> </w:t>
-      </w:r>
-      <w:r>
-        <w:t xml:space="preserve">“(1) whether the defendant</w:t>
-      </w:r>
-      <w:r>
-        <w:t xml:space="preserve"> </w:t>
-      </w:r>
-      <w:r>
-        <w:t xml:space="preserve">‘transacts any business’</w:t>
-      </w:r>
-      <w:r>
-        <w:t xml:space="preserve"> </w:t>
-      </w:r>
-      <w:r>
-        <w:t xml:space="preserve">in New York and, if so, (2) whether this cause of action</w:t>
-      </w:r>
-      <w:r>
-        <w:t xml:space="preserve"> </w:t>
-      </w:r>
-      <w:r>
-        <w:t xml:space="preserve">‘aris[es] from’</w:t>
-      </w:r>
-      <w:r>
-        <w:t xml:space="preserve"> </w:t>
-      </w:r>
-      <w:r>
-        <w:t xml:space="preserve">such a business transaction.”</w:t>
-      </w:r>
-      <w:r>
-        <w:t xml:space="preserve"> </w:t>
-      </w:r>
-      <w:hyperlink r:id="rId14">
-        <w:r>
-          <w:rPr>
-            <w:rStyle w:val="Hyperlink"/>
-            <w:i/>
-            <w:iCs/>
-          </w:rPr>
-          <w:t xml:space="preserve">Licci I</w:t>
-        </w:r>
-        <w:r>
-          <w:rPr>
-            <w:rStyle w:val="Hyperlink"/>
-          </w:rPr>
-          <w:t xml:space="preserve">, 673 F.3d at 60</w:t>
-        </w:r>
-      </w:hyperlink>
-      <w:r>
-        <w:t xml:space="preserve"> </w:t>
-      </w:r>
-      <w:r>
-        <w:t xml:space="preserve">(quoting</w:t>
-      </w:r>
-      <w:r>
-        <w:t xml:space="preserve"> </w:t>
-      </w:r>
-      <w:r>
-        <w:rPr>
-          <w:i/>
-          <w:iCs/>
-        </w:rPr>
-        <w:t xml:space="preserve">Best Van Lines, Inc. v. Walker</w:t>
-      </w:r>
-      <w:r>
-        <w:t xml:space="preserve">, 490 F.3d 239, 246 (2d Cir. 2007)). The Second Circuit has explained that</w:t>
-      </w:r>
-      <w:r>
-        <w:t xml:space="preserve"> </w:t>
-      </w:r>
-      <w:r>
-        <w:t xml:space="preserve">“the overriding criterion necessary to establish a transaction of business is some act by which the defendant purposefully avails itself of the privilege of conducting activities within New York.”</w:t>
-      </w:r>
-      <w:r>
-        <w:t xml:space="preserve"> </w:t>
-      </w:r>
-      <w:r>
-        <w:rPr>
-          <w:i/>
-          <w:iCs/>
-        </w:rPr>
-        <w:t xml:space="preserve">Licci I</w:t>
-      </w:r>
-      <w:r>
-        <w:t xml:space="preserve">, 673 F.3d at 61 (internal quotation marks omitted).</w:t>
+        <w:t xml:space="preserve">Even if Plaintiffs could satisfy the statutory requirements, the exercise of jurisdiction over QNB would offend due process. The Complaint contains no allegation that QNB exercised any control over any other defendant or directed them to transfer funds through New York. Plaintiffs’ allegation that QNB and MAR were</w:t>
+      </w:r>
+      <w:r>
+        <w:t xml:space="preserve"> </w:t>
+      </w:r>
+      <w:r>
+        <w:t xml:space="preserve">“connected”</w:t>
+      </w:r>
+      <w:r>
+        <w:t xml:space="preserve"> </w:t>
+      </w:r>
+      <w:r>
+        <w:t xml:space="preserve">through a common association with Qatar Charity and the Qatar government would not establish control by QNB of MAR’s alleged contacts with New York, even if it were true.</w:t>
+      </w:r>
+    </w:p>
+    <w:p>
+      <w:pPr>
+        <w:keepNext/>
+        <w:keepLines/>
+        <w:spacing w:before="276" w:after="276" w:line="276" w:lineRule="exact"/>
+        <w:ind w:left="720" w:hanging="720"/>
+        <w:jc w:val="left"/>
+      </w:pPr>
+      <w:r>
+        <w:rPr>
+          <w:b/>
+          <w:bCs/>
+        </w:rPr>
+        <w:t xml:space="preserve">II.</w:t>
+      </w:r>
+      <w:r>
+        <w:rPr>
+          <w:b/>
+          <w:bCs/>
+        </w:rPr>
+        <w:tab/>
+      </w:r>
+      <w:r>
+        <w:rPr>
+          <w:b/>
+          <w:bCs/>
+        </w:rPr>
+        <w:t xml:space="preserve">PLAINTIFFS</w:t>
+      </w:r>
+      <w:r>
+        <w:rPr>
+          <w:b/>
+          <w:bCs/>
+        </w:rPr>
+        <w:t xml:space="preserve"> </w:t>
+      </w:r>
+      <w:r>
+        <w:rPr>
+          <w:b/>
+          <w:bCs/>
+        </w:rPr>
+        <w:t xml:space="preserve">FAIL</w:t>
+      </w:r>
+      <w:r>
+        <w:rPr>
+          <w:b/>
+          <w:bCs/>
+        </w:rPr>
+        <w:t xml:space="preserve"> </w:t>
+      </w:r>
+      <w:r>
+        <w:rPr>
+          <w:b/>
+          <w:bCs/>
+        </w:rPr>
+        <w:t xml:space="preserve">TO</w:t>
+      </w:r>
+      <w:r>
+        <w:rPr>
+          <w:b/>
+          <w:bCs/>
+        </w:rPr>
+        <w:t xml:space="preserve"> </w:t>
+      </w:r>
+      <w:r>
+        <w:rPr>
+          <w:b/>
+          <w:bCs/>
+        </w:rPr>
+        <w:t xml:space="preserve">STATE</w:t>
+      </w:r>
+      <w:r>
+        <w:rPr>
+          <w:b/>
+          <w:bCs/>
+        </w:rPr>
+        <w:t xml:space="preserve"> </w:t>
+      </w:r>
+      <w:r>
+        <w:rPr>
+          <w:b/>
+          <w:bCs/>
+        </w:rPr>
+        <w:t xml:space="preserve">A</w:t>
+      </w:r>
+      <w:r>
+        <w:rPr>
+          <w:b/>
+          <w:bCs/>
+        </w:rPr>
+        <w:t xml:space="preserve"> </w:t>
+      </w:r>
+      <w:r>
+        <w:rPr>
+          <w:b/>
+          <w:bCs/>
+        </w:rPr>
+        <w:t xml:space="preserve">CLAIM</w:t>
+      </w:r>
+      <w:r>
+        <w:rPr>
+          <w:b/>
+          <w:bCs/>
+        </w:rPr>
+        <w:t xml:space="preserve"> </w:t>
+      </w:r>
+      <w:r>
+        <w:rPr>
+          <w:b/>
+          <w:bCs/>
+        </w:rPr>
+        <w:t xml:space="preserve">THAT</w:t>
+      </w:r>
+      <w:r>
+        <w:rPr>
+          <w:b/>
+          <w:bCs/>
+        </w:rPr>
+        <w:t xml:space="preserve"> </w:t>
+      </w:r>
+      <w:r>
+        <w:rPr>
+          <w:b/>
+          <w:bCs/>
+        </w:rPr>
+        <w:t xml:space="preserve">QNB</w:t>
+      </w:r>
+      <w:r>
+        <w:rPr>
+          <w:b/>
+          <w:bCs/>
+        </w:rPr>
+        <w:t xml:space="preserve"> </w:t>
+      </w:r>
+      <w:r>
+        <w:rPr>
+          <w:b/>
+          <w:bCs/>
+        </w:rPr>
+        <w:t xml:space="preserve">IS</w:t>
+      </w:r>
+      <w:r>
+        <w:rPr>
+          <w:b/>
+          <w:bCs/>
+        </w:rPr>
+        <w:t xml:space="preserve"> </w:t>
+      </w:r>
+      <w:r>
+        <w:rPr>
+          <w:b/>
+          <w:bCs/>
+        </w:rPr>
+        <w:t xml:space="preserve">SECONDARILY</w:t>
+      </w:r>
+      <w:r>
+        <w:rPr>
+          <w:b/>
+          <w:bCs/>
+        </w:rPr>
+        <w:t xml:space="preserve"> </w:t>
+      </w:r>
+      <w:r>
+        <w:rPr>
+          <w:b/>
+          <w:bCs/>
+        </w:rPr>
+        <w:t xml:space="preserve">LIABLE</w:t>
+      </w:r>
+      <w:r>
+        <w:rPr>
+          <w:b/>
+          <w:bCs/>
+        </w:rPr>
+        <w:t xml:space="preserve"> </w:t>
+      </w:r>
+      <w:r>
+        <w:rPr>
+          <w:b/>
+          <w:bCs/>
+        </w:rPr>
+        <w:t xml:space="preserve">UNDER</w:t>
+      </w:r>
+      <w:r>
+        <w:rPr>
+          <w:b/>
+          <w:bCs/>
+        </w:rPr>
+        <w:t xml:space="preserve"> </w:t>
+      </w:r>
+      <w:r>
+        <w:rPr>
+          <w:b/>
+          <w:bCs/>
+        </w:rPr>
+        <w:t xml:space="preserve">18</w:t>
+      </w:r>
+      <w:r>
+        <w:rPr>
+          <w:b/>
+          <w:bCs/>
+        </w:rPr>
+        <w:t xml:space="preserve"> </w:t>
+      </w:r>
+      <w:r>
+        <w:rPr>
+          <w:b/>
+          <w:bCs/>
+        </w:rPr>
+        <w:t xml:space="preserve">U.S.C.</w:t>
+      </w:r>
+      <w:r>
+        <w:rPr>
+          <w:b/>
+          <w:bCs/>
+        </w:rPr>
+        <w:t xml:space="preserve"> </w:t>
+      </w:r>
+      <w:r>
+        <w:rPr>
+          <w:b/>
+          <w:bCs/>
+        </w:rPr>
+        <w:t xml:space="preserve">§</w:t>
+      </w:r>
+      <w:r>
+        <w:rPr>
+          <w:b/>
+          <w:bCs/>
+        </w:rPr>
+        <w:t xml:space="preserve"> </w:t>
+      </w:r>
+      <w:r>
+        <w:rPr>
+          <w:b/>
+          <w:bCs/>
+        </w:rPr>
+        <w:t xml:space="preserve">2333(D)</w:t>
+      </w:r>
+      <w:r>
+        <w:rPr>
+          <w:b/>
+          <w:bCs/>
+        </w:rPr>
+        <w:t xml:space="preserve"> </w:t>
+      </w:r>
+      <w:r>
+        <w:rPr>
+          <w:b/>
+          <w:bCs/>
+        </w:rPr>
+        <w:t xml:space="preserve">FOR</w:t>
+      </w:r>
+      <w:r>
+        <w:rPr>
+          <w:b/>
+          <w:bCs/>
+        </w:rPr>
+        <w:t xml:space="preserve"> </w:t>
+      </w:r>
+      <w:r>
+        <w:rPr>
+          <w:b/>
+          <w:bCs/>
+        </w:rPr>
+        <w:t xml:space="preserve">AIDING</w:t>
+      </w:r>
+      <w:r>
+        <w:rPr>
+          <w:b/>
+          <w:bCs/>
+        </w:rPr>
+        <w:t xml:space="preserve"> </w:t>
+      </w:r>
+      <w:r>
+        <w:rPr>
+          <w:b/>
+          <w:bCs/>
+        </w:rPr>
+        <w:t xml:space="preserve">AND</w:t>
+      </w:r>
+      <w:r>
+        <w:rPr>
+          <w:b/>
+          <w:bCs/>
+        </w:rPr>
+        <w:t xml:space="preserve"> </w:t>
+      </w:r>
+      <w:r>
+        <w:rPr>
+          <w:b/>
+          <w:bCs/>
+        </w:rPr>
+        <w:t xml:space="preserve">ABETTING.</w:t>
+      </w:r>
+    </w:p>
+    <w:p>
+      <w:pPr>
+        <w:pStyle w:val="BodyTextNote"/>
+      </w:pPr>
+      <w:r>
+        <w:t xml:space="preserve">The Complaint’s reliance on unsourced allegations does not satisfy the general-awareness requirement for aiding and abetting liability. Plaintiffs do not plausibly allege that QNB was</w:t>
+      </w:r>
+      <w:r>
+        <w:t xml:space="preserve"> </w:t>
+      </w:r>
+      <w:r>
+        <w:t xml:space="preserve">“generally aware while it was providing banking services to [Qatar Charity and the individual accountholders] that it was playing a role in unlawful activities from which [the various] attacks were foreseeable.”</w:t>
+      </w:r>
+      <w:r>
+        <w:t xml:space="preserve"> </w:t>
+      </w:r>
+      <w:r>
+        <w:rPr>
+          <w:i/>
+          <w:iCs/>
+        </w:rPr>
+        <w:t xml:space="preserve">Honickman</w:t>
+      </w:r>
+      <w:r>
+        <w:rPr>
+          <w:i/>
+          <w:iCs/>
+        </w:rPr>
+        <w:t xml:space="preserve"> </w:t>
+      </w:r>
+      <w:r>
+        <w:rPr>
+          <w:i/>
+          <w:iCs/>
+        </w:rPr>
+        <w:t xml:space="preserve">v. BLOM Bank SAL</w:t>
+      </w:r>
+      <w:r>
+        <w:t xml:space="preserve">, 6 F.4th 487, 499 (2d Cir. 2021) (quoting</w:t>
+      </w:r>
+      <w:r>
+        <w:t xml:space="preserve"> </w:t>
+      </w:r>
+      <w:r>
+        <w:rPr>
+          <w:i/>
+          <w:iCs/>
+        </w:rPr>
+        <w:t xml:space="preserve">Kaplan</w:t>
+      </w:r>
+      <w:r>
+        <w:rPr>
+          <w:i/>
+          <w:iCs/>
+        </w:rPr>
+        <w:t xml:space="preserve"> </w:t>
+      </w:r>
+      <w:r>
+        <w:rPr>
+          <w:i/>
+          <w:iCs/>
+        </w:rPr>
+        <w:t xml:space="preserve">v. Lebanese Canadian Bank, SAL</w:t>
+      </w:r>
+      <w:r>
+        <w:t xml:space="preserve">, 999 F.3d 842, 860-⁠61 (2d Cir. 2021)). An unsupported allegation concerning confidential government documents unavailable to QNB hardly gives rise to an inference that QNB was</w:t>
+      </w:r>
+      <w:r>
+        <w:t xml:space="preserve"> </w:t>
+      </w:r>
+      <w:r>
+        <w:t xml:space="preserve">“generally aware”</w:t>
+      </w:r>
+      <w:r>
+        <w:t xml:space="preserve"> </w:t>
+      </w:r>
+      <w:r>
+        <w:t xml:space="preserve">of its customer’s alleged ties to terrorism.</w:t>
+      </w:r>
+      <w:r>
+        <w:rPr>
+          <w:rStyle w:val="FootnoteReference"/>
+        </w:rPr>
+        <w:footnoteReference w:id="10"/>
       </w:r>
     </w:p>
     <w:p>
@@ -5628,790 +6449,6 @@
         <w:pStyle w:val="BodyText"/>
       </w:pPr>
       <w:r>
-        <w:t xml:space="preserve">Plaintiffs’ collective pleading against</w:t>
-      </w:r>
-      <w:r>
-        <w:t xml:space="preserve"> </w:t>
-      </w:r>
-      <w:r>
-        <w:t xml:space="preserve">“Defendants”</w:t>
-      </w:r>
-      <w:r>
-        <w:t xml:space="preserve"> </w:t>
-      </w:r>
-      <w:r>
-        <w:t xml:space="preserve">generally contributes nothing to the jurisdictional analysis. As the Second Circuit has made clear, such allegations against defendants in the aggregate are not cognizable in a jurisdictional analysis. See</w:t>
-      </w:r>
-      <w:r>
-        <w:t xml:space="preserve"> </w:t>
-      </w:r>
-      <w:hyperlink r:id="rId24">
-        <w:r>
-          <w:rPr>
-            <w:rStyle w:val="Hyperlink"/>
-            <w:i/>
-            <w:iCs/>
-          </w:rPr>
-          <w:t xml:space="preserve">Charles Schwab Corp. v. Bank of Am. Corp.</w:t>
-        </w:r>
-        <w:r>
-          <w:rPr>
-            <w:rStyle w:val="Hyperlink"/>
-          </w:rPr>
-          <w:t xml:space="preserve"> </w:t>
-        </w:r>
-        <w:r>
-          <w:rPr>
-            <w:rStyle w:val="Hyperlink"/>
-          </w:rPr>
-          <w:t xml:space="preserve">(</w:t>
-        </w:r>
-        <w:r>
-          <w:rPr>
-            <w:rStyle w:val="Hyperlink"/>
-            <w:i/>
-            <w:iCs/>
-          </w:rPr>
-          <w:t xml:space="preserve">Schwab I</w:t>
-        </w:r>
-        <w:r>
-          <w:rPr>
-            <w:rStyle w:val="Hyperlink"/>
-          </w:rPr>
-          <w:t xml:space="preserve">), 883 F.3d 68, 84 (2d Cir. 2018)</w:t>
-        </w:r>
-      </w:hyperlink>
-      <w:r>
-        <w:t xml:space="preserve"> </w:t>
-      </w:r>
-      <w:r>
-        <w:t xml:space="preserve">(allegations that</w:t>
-      </w:r>
-      <w:r>
-        <w:t xml:space="preserve"> </w:t>
-      </w:r>
-      <w:r>
-        <w:t xml:space="preserve">“refer[] to only the grouped entities throughout [a] complaint”</w:t>
-      </w:r>
-      <w:r>
-        <w:t xml:space="preserve"> </w:t>
-      </w:r>
-      <w:r>
-        <w:t xml:space="preserve">are</w:t>
-      </w:r>
-      <w:r>
-        <w:t xml:space="preserve"> </w:t>
-      </w:r>
-      <w:r>
-        <w:t xml:space="preserve">“insufficiently</w:t>
-      </w:r>
-      <w:r>
-        <w:t xml:space="preserve"> </w:t>
-      </w:r>
-      <w:r>
-        <w:t xml:space="preserve">‘individualized’</w:t>
-      </w:r>
-      <w:r>
-        <w:t xml:space="preserve">”</w:t>
-      </w:r>
-      <w:r>
-        <w:t xml:space="preserve">).</w:t>
-      </w:r>
-    </w:p>
-    <w:p>
-      <w:pPr>
-        <w:pStyle w:val="BodyText"/>
-      </w:pPr>
-      <w:r>
-        <w:t xml:space="preserve">Here, the Complaint is devoid of a single allegation that QNB itself had any contact with New York, much less transacted business in New York that gave rise to Plaintiffs’ injuries. As the Supreme Court has instructed, a district court must look to the</w:t>
-      </w:r>
-      <w:r>
-        <w:t xml:space="preserve"> </w:t>
-      </w:r>
-      <w:r>
-        <w:t xml:space="preserve">“contacts that the defendant himself creates with the forum.”</w:t>
-      </w:r>
-      <w:r>
-        <w:t xml:space="preserve"> </w:t>
-      </w:r>
-      <w:hyperlink r:id="rId13">
-        <w:r>
-          <w:rPr>
-            <w:rStyle w:val="Hyperlink"/>
-            <w:i/>
-            <w:iCs/>
-          </w:rPr>
-          <w:t xml:space="preserve">Walden</w:t>
-        </w:r>
-        <w:r>
-          <w:rPr>
-            <w:rStyle w:val="Hyperlink"/>
-          </w:rPr>
-          <w:t xml:space="preserve">, 571 U.S. at 284</w:t>
-        </w:r>
-      </w:hyperlink>
-      <w:r>
-        <w:t xml:space="preserve"> </w:t>
-      </w:r>
-      <w:r>
-        <w:t xml:space="preserve">(internal quotation marks omitted). The Complaint does not allege that QNB ever effectuated or directed even one fund transfer through New York, let alone that QNB used a correspondent bank account in New York to effect a fund transfer on behalf of Qatar Charity.</w:t>
-      </w:r>
-    </w:p>
-    <w:p>
-      <w:pPr>
-        <w:keepNext/>
-        <w:keepLines/>
-        <w:tabs>
-          <w:tab w:val="left" w:pos="1440"/>
-        </w:tabs>
-        <w:spacing w:before="276" w:after="276" w:line="276" w:lineRule="exact"/>
-        <w:ind w:left="1440" w:hanging="720"/>
-        <w:jc w:val="left"/>
-      </w:pPr>
-      <w:r>
-        <w:rPr>
-          <w:b/>
-          <w:bCs/>
-        </w:rPr>
-        <w:t xml:space="preserve">C.</w:t>
-      </w:r>
-      <w:r>
-        <w:rPr>
-          <w:b/>
-          <w:bCs/>
-        </w:rPr>
-        <w:tab/>
-      </w:r>
-      <w:r>
-        <w:rPr>
-          <w:b/>
-          <w:bCs/>
-        </w:rPr>
-        <w:t xml:space="preserve">Plaintiffs’</w:t>
-      </w:r>
-      <w:r>
-        <w:rPr>
-          <w:b/>
-          <w:bCs/>
-        </w:rPr>
-        <w:t xml:space="preserve"> </w:t>
-      </w:r>
-      <w:r>
-        <w:rPr>
-          <w:b/>
-          <w:bCs/>
-        </w:rPr>
-        <w:t xml:space="preserve">“</w:t>
-      </w:r>
-      <w:r>
-        <w:rPr>
-          <w:b/>
-          <w:bCs/>
-        </w:rPr>
-        <w:t xml:space="preserve">Conspiracy</w:t>
-      </w:r>
-      <w:r>
-        <w:rPr>
-          <w:b/>
-          <w:bCs/>
-        </w:rPr>
-        <w:t xml:space="preserve"> </w:t>
-      </w:r>
-      <w:r>
-        <w:rPr>
-          <w:b/>
-          <w:bCs/>
-        </w:rPr>
-        <w:t xml:space="preserve">Theory</w:t>
-      </w:r>
-      <w:r>
-        <w:rPr>
-          <w:b/>
-          <w:bCs/>
-        </w:rPr>
-        <w:t xml:space="preserve">”</w:t>
-      </w:r>
-      <w:r>
-        <w:rPr>
-          <w:b/>
-          <w:bCs/>
-        </w:rPr>
-        <w:t xml:space="preserve"> </w:t>
-      </w:r>
-      <w:r>
-        <w:rPr>
-          <w:b/>
-          <w:bCs/>
-        </w:rPr>
-        <w:t xml:space="preserve">of</w:t>
-      </w:r>
-      <w:r>
-        <w:rPr>
-          <w:b/>
-          <w:bCs/>
-        </w:rPr>
-        <w:t xml:space="preserve"> </w:t>
-      </w:r>
-      <w:r>
-        <w:rPr>
-          <w:b/>
-          <w:bCs/>
-        </w:rPr>
-        <w:t xml:space="preserve">Personal</w:t>
-      </w:r>
-      <w:r>
-        <w:rPr>
-          <w:b/>
-          <w:bCs/>
-        </w:rPr>
-        <w:t xml:space="preserve"> </w:t>
-      </w:r>
-      <w:r>
-        <w:rPr>
-          <w:b/>
-          <w:bCs/>
-        </w:rPr>
-        <w:t xml:space="preserve">Jurisdiction</w:t>
-      </w:r>
-      <w:r>
-        <w:rPr>
-          <w:b/>
-          <w:bCs/>
-        </w:rPr>
-        <w:t xml:space="preserve"> </w:t>
-      </w:r>
-      <w:r>
-        <w:rPr>
-          <w:b/>
-          <w:bCs/>
-        </w:rPr>
-        <w:t xml:space="preserve">Is</w:t>
-      </w:r>
-      <w:r>
-        <w:rPr>
-          <w:b/>
-          <w:bCs/>
-        </w:rPr>
-        <w:t xml:space="preserve"> </w:t>
-      </w:r>
-      <w:r>
-        <w:rPr>
-          <w:b/>
-          <w:bCs/>
-        </w:rPr>
-        <w:t xml:space="preserve">Not</w:t>
-      </w:r>
-      <w:r>
-        <w:rPr>
-          <w:b/>
-          <w:bCs/>
-        </w:rPr>
-        <w:t xml:space="preserve"> </w:t>
-      </w:r>
-      <w:r>
-        <w:rPr>
-          <w:b/>
-          <w:bCs/>
-        </w:rPr>
-        <w:t xml:space="preserve">Consistent</w:t>
-      </w:r>
-      <w:r>
-        <w:rPr>
-          <w:b/>
-          <w:bCs/>
-        </w:rPr>
-        <w:t xml:space="preserve"> </w:t>
-      </w:r>
-      <w:r>
-        <w:rPr>
-          <w:b/>
-          <w:bCs/>
-        </w:rPr>
-        <w:t xml:space="preserve">with</w:t>
-      </w:r>
-      <w:r>
-        <w:rPr>
-          <w:b/>
-          <w:bCs/>
-        </w:rPr>
-        <w:t xml:space="preserve"> </w:t>
-      </w:r>
-      <w:r>
-        <w:rPr>
-          <w:b/>
-          <w:bCs/>
-        </w:rPr>
-        <w:t xml:space="preserve">the</w:t>
-      </w:r>
-      <w:r>
-        <w:rPr>
-          <w:b/>
-          <w:bCs/>
-        </w:rPr>
-        <w:t xml:space="preserve"> </w:t>
-      </w:r>
-      <w:r>
-        <w:rPr>
-          <w:b/>
-          <w:bCs/>
-        </w:rPr>
-        <w:t xml:space="preserve">Requirements</w:t>
-      </w:r>
-      <w:r>
-        <w:rPr>
-          <w:b/>
-          <w:bCs/>
-        </w:rPr>
-        <w:t xml:space="preserve"> </w:t>
-      </w:r>
-      <w:r>
-        <w:rPr>
-          <w:b/>
-          <w:bCs/>
-        </w:rPr>
-        <w:t xml:space="preserve">of</w:t>
-      </w:r>
-      <w:r>
-        <w:rPr>
-          <w:b/>
-          <w:bCs/>
-        </w:rPr>
-        <w:t xml:space="preserve"> </w:t>
-      </w:r>
-      <w:r>
-        <w:rPr>
-          <w:b/>
-          <w:bCs/>
-        </w:rPr>
-        <w:t xml:space="preserve">Due</w:t>
-      </w:r>
-      <w:r>
-        <w:rPr>
-          <w:b/>
-          <w:bCs/>
-        </w:rPr>
-        <w:t xml:space="preserve"> </w:t>
-      </w:r>
-      <w:r>
-        <w:rPr>
-          <w:b/>
-          <w:bCs/>
-        </w:rPr>
-        <w:t xml:space="preserve">Process.</w:t>
-      </w:r>
-    </w:p>
-    <w:p>
-      <w:pPr>
-        <w:pStyle w:val="BodyText"/>
-      </w:pPr>
-      <w:r>
-        <w:t xml:space="preserve">Even if Plaintiffs could satisfy the statutory requirements, the exercise of jurisdiction over QNB would offend due process. The Complaint contains no allegation that QNB exercised any control over any other defendant or directed them to transfer funds through New York. Plaintiffs’ allegation that QNB and MAR were</w:t>
-      </w:r>
-      <w:r>
-        <w:t xml:space="preserve"> </w:t>
-      </w:r>
-      <w:r>
-        <w:t xml:space="preserve">“connected”</w:t>
-      </w:r>
-      <w:r>
-        <w:t xml:space="preserve"> </w:t>
-      </w:r>
-      <w:r>
-        <w:t xml:space="preserve">through a common association with Qatar Charity and the Qatar government would not establish control by QNB of MAR’s alleged contacts with New York, even if it were true.</w:t>
-      </w:r>
-    </w:p>
-    <w:p>
-      <w:pPr>
-        <w:keepNext/>
-        <w:keepLines/>
-        <w:tabs>
-          <w:tab w:val="left" w:pos="720"/>
-        </w:tabs>
-        <w:spacing w:before="276" w:after="276" w:line="276" w:lineRule="exact"/>
-        <w:ind w:left="720" w:hanging="720"/>
-        <w:jc w:val="left"/>
-      </w:pPr>
-      <w:r>
-        <w:rPr>
-          <w:b/>
-          <w:bCs/>
-        </w:rPr>
-        <w:t xml:space="preserve">II.</w:t>
-      </w:r>
-      <w:r>
-        <w:rPr>
-          <w:b/>
-          <w:bCs/>
-        </w:rPr>
-        <w:tab/>
-      </w:r>
-      <w:r>
-        <w:rPr>
-          <w:b/>
-          <w:bCs/>
-        </w:rPr>
-        <w:t xml:space="preserve">PLAINTIFFS</w:t>
-      </w:r>
-      <w:r>
-        <w:rPr>
-          <w:b/>
-          <w:bCs/>
-        </w:rPr>
-        <w:t xml:space="preserve"> </w:t>
-      </w:r>
-      <w:r>
-        <w:rPr>
-          <w:b/>
-          <w:bCs/>
-        </w:rPr>
-        <w:t xml:space="preserve">FAIL</w:t>
-      </w:r>
-      <w:r>
-        <w:rPr>
-          <w:b/>
-          <w:bCs/>
-        </w:rPr>
-        <w:t xml:space="preserve"> </w:t>
-      </w:r>
-      <w:r>
-        <w:rPr>
-          <w:b/>
-          <w:bCs/>
-        </w:rPr>
-        <w:t xml:space="preserve">TO</w:t>
-      </w:r>
-      <w:r>
-        <w:rPr>
-          <w:b/>
-          <w:bCs/>
-        </w:rPr>
-        <w:t xml:space="preserve"> </w:t>
-      </w:r>
-      <w:r>
-        <w:rPr>
-          <w:b/>
-          <w:bCs/>
-        </w:rPr>
-        <w:t xml:space="preserve">STATE</w:t>
-      </w:r>
-      <w:r>
-        <w:rPr>
-          <w:b/>
-          <w:bCs/>
-        </w:rPr>
-        <w:t xml:space="preserve"> </w:t>
-      </w:r>
-      <w:r>
-        <w:rPr>
-          <w:b/>
-          <w:bCs/>
-        </w:rPr>
-        <w:t xml:space="preserve">A</w:t>
-      </w:r>
-      <w:r>
-        <w:rPr>
-          <w:b/>
-          <w:bCs/>
-        </w:rPr>
-        <w:t xml:space="preserve"> </w:t>
-      </w:r>
-      <w:r>
-        <w:rPr>
-          <w:b/>
-          <w:bCs/>
-        </w:rPr>
-        <w:t xml:space="preserve">CLAIM</w:t>
-      </w:r>
-      <w:r>
-        <w:rPr>
-          <w:b/>
-          <w:bCs/>
-        </w:rPr>
-        <w:t xml:space="preserve"> </w:t>
-      </w:r>
-      <w:r>
-        <w:rPr>
-          <w:b/>
-          <w:bCs/>
-        </w:rPr>
-        <w:t xml:space="preserve">THAT</w:t>
-      </w:r>
-      <w:r>
-        <w:rPr>
-          <w:b/>
-          <w:bCs/>
-        </w:rPr>
-        <w:t xml:space="preserve"> </w:t>
-      </w:r>
-      <w:r>
-        <w:rPr>
-          <w:b/>
-          <w:bCs/>
-        </w:rPr>
-        <w:t xml:space="preserve">QNB</w:t>
-      </w:r>
-      <w:r>
-        <w:rPr>
-          <w:b/>
-          <w:bCs/>
-        </w:rPr>
-        <w:t xml:space="preserve"> </w:t>
-      </w:r>
-      <w:r>
-        <w:rPr>
-          <w:b/>
-          <w:bCs/>
-        </w:rPr>
-        <w:t xml:space="preserve">IS</w:t>
-      </w:r>
-      <w:r>
-        <w:rPr>
-          <w:b/>
-          <w:bCs/>
-        </w:rPr>
-        <w:t xml:space="preserve"> </w:t>
-      </w:r>
-      <w:r>
-        <w:rPr>
-          <w:b/>
-          <w:bCs/>
-        </w:rPr>
-        <w:t xml:space="preserve">SECONDARILY</w:t>
-      </w:r>
-      <w:r>
-        <w:rPr>
-          <w:b/>
-          <w:bCs/>
-        </w:rPr>
-        <w:t xml:space="preserve"> </w:t>
-      </w:r>
-      <w:r>
-        <w:rPr>
-          <w:b/>
-          <w:bCs/>
-        </w:rPr>
-        <w:t xml:space="preserve">LIABLE</w:t>
-      </w:r>
-      <w:r>
-        <w:rPr>
-          <w:b/>
-          <w:bCs/>
-        </w:rPr>
-        <w:t xml:space="preserve"> </w:t>
-      </w:r>
-      <w:r>
-        <w:rPr>
-          <w:b/>
-          <w:bCs/>
-        </w:rPr>
-        <w:t xml:space="preserve">UNDER</w:t>
-      </w:r>
-      <w:r>
-        <w:rPr>
-          <w:b/>
-          <w:bCs/>
-        </w:rPr>
-        <w:t xml:space="preserve"> </w:t>
-      </w:r>
-      <w:r>
-        <w:rPr>
-          <w:b/>
-          <w:bCs/>
-        </w:rPr>
-        <w:t xml:space="preserve">18</w:t>
-      </w:r>
-      <w:r>
-        <w:rPr>
-          <w:b/>
-          <w:bCs/>
-        </w:rPr>
-        <w:t xml:space="preserve"> </w:t>
-      </w:r>
-      <w:r>
-        <w:rPr>
-          <w:b/>
-          <w:bCs/>
-        </w:rPr>
-        <w:t xml:space="preserve">U.S.C.</w:t>
-      </w:r>
-      <w:r>
-        <w:rPr>
-          <w:b/>
-          <w:bCs/>
-        </w:rPr>
-        <w:t xml:space="preserve"> </w:t>
-      </w:r>
-      <w:r>
-        <w:rPr>
-          <w:b/>
-          <w:bCs/>
-        </w:rPr>
-        <w:t xml:space="preserve">§</w:t>
-      </w:r>
-      <w:r>
-        <w:rPr>
-          <w:b/>
-          <w:bCs/>
-        </w:rPr>
-        <w:t xml:space="preserve"> </w:t>
-      </w:r>
-      <w:r>
-        <w:rPr>
-          <w:b/>
-          <w:bCs/>
-        </w:rPr>
-        <w:t xml:space="preserve">2333(D)</w:t>
-      </w:r>
-      <w:r>
-        <w:rPr>
-          <w:b/>
-          <w:bCs/>
-        </w:rPr>
-        <w:t xml:space="preserve"> </w:t>
-      </w:r>
-      <w:r>
-        <w:rPr>
-          <w:b/>
-          <w:bCs/>
-        </w:rPr>
-        <w:t xml:space="preserve">FOR</w:t>
-      </w:r>
-      <w:r>
-        <w:rPr>
-          <w:b/>
-          <w:bCs/>
-        </w:rPr>
-        <w:t xml:space="preserve"> </w:t>
-      </w:r>
-      <w:r>
-        <w:rPr>
-          <w:b/>
-          <w:bCs/>
-        </w:rPr>
-        <w:t xml:space="preserve">AIDING</w:t>
-      </w:r>
-      <w:r>
-        <w:rPr>
-          <w:b/>
-          <w:bCs/>
-        </w:rPr>
-        <w:t xml:space="preserve"> </w:t>
-      </w:r>
-      <w:r>
-        <w:rPr>
-          <w:b/>
-          <w:bCs/>
-        </w:rPr>
-        <w:t xml:space="preserve">AND</w:t>
-      </w:r>
-      <w:r>
-        <w:rPr>
-          <w:b/>
-          <w:bCs/>
-        </w:rPr>
-        <w:t xml:space="preserve"> </w:t>
-      </w:r>
-      <w:r>
-        <w:rPr>
-          <w:b/>
-          <w:bCs/>
-        </w:rPr>
-        <w:t xml:space="preserve">ABETTING.</w:t>
-      </w:r>
-    </w:p>
-    <w:p>
-      <w:pPr>
-        <w:pStyle w:val="BodyText"/>
-      </w:pPr>
-      <w:r>
-        <w:t xml:space="preserve">The Complaint’s reliance on unsourced allegations does not satisfy the general-awareness requirement for aiding and abetting liability. Plaintiffs do not plausibly allege that QNB was</w:t>
-      </w:r>
-      <w:r>
-        <w:t xml:space="preserve"> </w:t>
-      </w:r>
-      <w:r>
-        <w:t xml:space="preserve">“generally aware while it was providing banking services to [Qatar Charity and the individual accountholders] that it was playing a role in unlawful activities from which [the various] attacks were foreseeable.”</w:t>
-      </w:r>
-      <w:r>
-        <w:t xml:space="preserve"> </w:t>
-      </w:r>
-      <w:hyperlink r:id="rId25">
-        <w:r>
-          <w:rPr>
-            <w:rStyle w:val="Hyperlink"/>
-            <w:i/>
-            <w:iCs/>
-          </w:rPr>
-          <w:t xml:space="preserve">Honickman v. BLOM Bank SAL</w:t>
-        </w:r>
-        <w:r>
-          <w:rPr>
-            <w:rStyle w:val="Hyperlink"/>
-          </w:rPr>
-          <w:t xml:space="preserve">, 6 F.4th 487, 499 (2d Cir. 2021)</w:t>
-        </w:r>
-      </w:hyperlink>
-      <w:r>
-        <w:t xml:space="preserve"> </w:t>
-      </w:r>
-      <w:r>
-        <w:t xml:space="preserve">(quoting</w:t>
-      </w:r>
-      <w:r>
-        <w:t xml:space="preserve"> </w:t>
-      </w:r>
-      <w:hyperlink r:id="rId26">
-        <w:r>
-          <w:rPr>
-            <w:rStyle w:val="Hyperlink"/>
-            <w:i/>
-            <w:iCs/>
-          </w:rPr>
-          <w:t xml:space="preserve">Kaplan v. Lebanese Canadian Bank, SAL</w:t>
-        </w:r>
-        <w:r>
-          <w:rPr>
-            <w:rStyle w:val="Hyperlink"/>
-          </w:rPr>
-          <w:t xml:space="preserve">, 999 F.3d 842, 860</w:t>
-        </w:r>
-        <w:r>
-          <w:noBreakHyphen/>
-        </w:r>
-        <w:r>
-          <w:rPr>
-            <w:rStyle w:val="Hyperlink"/>
-          </w:rPr>
-          <w:t xml:space="preserve">61 (2d Cir. 2021)</w:t>
-        </w:r>
-      </w:hyperlink>
-      <w:r>
-        <w:t xml:space="preserve">). An unsupported allegation concerning confidential government documents unavailable to QNB hardly gives rise to an inference that QNB was</w:t>
-      </w:r>
-      <w:r>
-        <w:t xml:space="preserve"> </w:t>
-      </w:r>
-      <w:r>
-        <w:t xml:space="preserve">“generally aware”</w:t>
-      </w:r>
-      <w:r>
-        <w:t xml:space="preserve"> </w:t>
-      </w:r>
-      <w:r>
-        <w:t xml:space="preserve">of its customer’s alleged ties to terrorism.</w:t>
-      </w:r>
-      <w:r>
-        <w:rPr>
-          <w:rStyle w:val="FootnoteReference"/>
-        </w:rPr>
-        <w:footnoteReference w:id="27"/>
-      </w:r>
-    </w:p>
-    <w:p>
-      <w:pPr>
-        <w:pStyle w:val="BodyText"/>
-      </w:pPr>
-      <w:r>
         <w:t xml:space="preserve">Nor does the Complaint plausibly allege that the terrorist incidents at issue were a foreseeable result of QNB’s</w:t>
       </w:r>
       <w:r>
@@ -6429,24 +6466,15 @@
       <w:r>
         <w:t xml:space="preserve"> </w:t>
       </w:r>
-      <w:hyperlink r:id="rId25">
-        <w:r>
-          <w:rPr>
-            <w:rStyle w:val="Hyperlink"/>
-            <w:i/>
-            <w:iCs/>
-          </w:rPr>
-          <w:t xml:space="preserve">Honickman</w:t>
-        </w:r>
-        <w:r>
-          <w:rPr>
-            <w:rStyle w:val="Hyperlink"/>
-          </w:rPr>
-          <w:t xml:space="preserve">, 6 F.4th at 499</w:t>
-        </w:r>
-      </w:hyperlink>
-      <w:r>
-        <w:t xml:space="preserve">.</w:t>
+      <w:r>
+        <w:rPr>
+          <w:i/>
+          <w:iCs/>
+        </w:rPr>
+        <w:t xml:space="preserve">Honickman</w:t>
+      </w:r>
+      <w:r>
+        <w:t xml:space="preserve">, 6 F.4th at 499.</w:t>
       </w:r>
     </w:p>
     <w:p>
@@ -6472,6 +6500,13 @@
       <w:r>
         <w:t xml:space="preserve">For the foregoing reasons, Qatar National Bank respectfully submits that the Court should grant in full its Motion to Dismiss Plaintiffs’ Complaint with prejudice.</w:t>
       </w:r>
+    </w:p>
+    <w:p>
+      <w:pPr>
+        <w:keepNext/>
+        <w:keepLines/>
+        <w:spacing w:before="0" w:after="0" w:line="480" w:lineRule="exact"/>
+      </w:pPr>
     </w:p>
     <w:tbl>
       <w:tblPr>
@@ -6499,12 +6534,15 @@
           </w:tcPr>
           <w:p>
             <w:pPr>
-              <w:spacing w:before="480" w:after="0" w:line="276" w:lineRule="exact"/>
+              <w:spacing w:before="0" w:after="0" w:line="276" w:lineRule="exact"/>
               <w:ind w:left="0" w:firstLine="0"/>
               <w:jc w:val="left"/>
             </w:pPr>
             <w:r>
-              <w:t xml:space="preserve">Dated: </w:t>
+              <w:t xml:space="preserve">Dated:</w:t>
+            </w:r>
+            <w:r>
+              <w:t xml:space="preserve"> </w:t>
             </w:r>
             <w:r>
               <w:t xml:space="preserve">February</w:t>
@@ -6529,12 +6567,18 @@
           </w:tcPr>
           <w:p>
             <w:pPr>
-              <w:spacing w:before="480" w:after="0" w:line="276" w:lineRule="exact"/>
+              <w:spacing w:before="0" w:after="0" w:line="276" w:lineRule="exact"/>
               <w:ind w:left="0" w:firstLine="0"/>
               <w:jc w:val="left"/>
             </w:pPr>
             <w:r>
-              <w:t xml:space="preserve">Respectfully submitted,</w:t>
+              <w:t xml:space="preserve">Respectfully</w:t>
+            </w:r>
+            <w:r>
+              <w:t xml:space="preserve"> </w:t>
+            </w:r>
+            <w:r>
+              <w:t xml:space="preserve">submitted,</w:t>
             </w:r>
           </w:p>
           <w:p>
@@ -6544,7 +6588,16 @@
               <w:jc w:val="left"/>
             </w:pPr>
             <w:r>
-              <w:t xml:space="preserve">By: /s/ </w:t>
+              <w:t xml:space="preserve">By:</w:t>
+            </w:r>
+            <w:r>
+              <w:t xml:space="preserve"> ⁠</w:t>
+            </w:r>
+            <w:r>
+              <w:t xml:space="preserve">/s/</w:t>
+            </w:r>
+            <w:r>
+              <w:t xml:space="preserve"> </w:t>
             </w:r>
             <w:r>
               <w:t xml:space="preserve">Michael</w:t>
@@ -6677,9 +6730,7 @@
               <w:t xml:space="preserve"> </w:t>
             </w:r>
             <w:r>
-              <w:t xml:space="preserve">10036</w:t>
-              <w:noBreakHyphen/>
-              <w:t xml:space="preserve">8704</w:t>
+              <w:t xml:space="preserve">10036-⁠8704</w:t>
             </w:r>
           </w:p>
           <w:p>
@@ -6701,9 +6752,7 @@
               <w:t xml:space="preserve"> </w:t>
             </w:r>
             <w:r>
-              <w:t xml:space="preserve">596</w:t>
-              <w:noBreakHyphen/>
-              <w:t xml:space="preserve">9000</w:t>
+              <w:t xml:space="preserve">596-⁠9000</w:t>
             </w:r>
           </w:p>
           <w:p>
@@ -6820,26 +6869,374 @@
           <w:b/>
           <w:bCs/>
         </w:rPr>
-        <w:t xml:space="preserve">CERTIFICATE OF COMPLIANCE</w:t>
+        <w:t xml:space="preserve">CERTIFICATE</w:t>
+      </w:r>
+      <w:r>
+        <w:rPr>
+          <w:b/>
+          <w:bCs/>
+        </w:rPr>
+        <w:t xml:space="preserve"> </w:t>
+      </w:r>
+      <w:r>
+        <w:rPr>
+          <w:b/>
+          <w:bCs/>
+        </w:rPr>
+        <w:t xml:space="preserve">OF</w:t>
+      </w:r>
+      <w:r>
+        <w:rPr>
+          <w:b/>
+          <w:bCs/>
+        </w:rPr>
+        <w:t xml:space="preserve"> </w:t>
+      </w:r>
+      <w:r>
+        <w:rPr>
+          <w:b/>
+          <w:bCs/>
+        </w:rPr>
+        <w:t xml:space="preserve">COMPLIANCE</w:t>
       </w:r>
     </w:p>
     <w:p>
       <w:pPr>
-        <w:keepLines/>
         <w:spacing w:before="0" w:after="0" w:line="480" w:lineRule="exact"/>
         <w:ind w:left="0" w:firstLine="720"/>
         <w:jc w:val="left"/>
       </w:pPr>
       <w:r>
-        <w:t xml:space="preserve">I certify that this memorandum of law complies with the word-count limit of Local Civil Rule 7.1(c). Excluding the caption, table of contents, table of authorities, signature block, and certificates, it contains 1792 words, as counted by the template. The count must be confirmed against the word-processing program used to prepare the filed document.</w:t>
+        <w:t xml:space="preserve">I</w:t>
+      </w:r>
+      <w:r>
+        <w:t xml:space="preserve"> </w:t>
+      </w:r>
+      <w:r>
+        <w:t xml:space="preserve">certify</w:t>
+      </w:r>
+      <w:r>
+        <w:t xml:space="preserve"> </w:t>
+      </w:r>
+      <w:r>
+        <w:t xml:space="preserve">that</w:t>
+      </w:r>
+      <w:r>
+        <w:t xml:space="preserve"> </w:t>
+      </w:r>
+      <w:r>
+        <w:t xml:space="preserve">this</w:t>
+      </w:r>
+      <w:r>
+        <w:t xml:space="preserve"> </w:t>
+      </w:r>
+      <w:r>
+        <w:t xml:space="preserve">memorandum</w:t>
+      </w:r>
+      <w:r>
+        <w:t xml:space="preserve"> </w:t>
+      </w:r>
+      <w:r>
+        <w:t xml:space="preserve">of</w:t>
+      </w:r>
+      <w:r>
+        <w:t xml:space="preserve"> </w:t>
+      </w:r>
+      <w:r>
+        <w:t xml:space="preserve">law</w:t>
+      </w:r>
+      <w:r>
+        <w:t xml:space="preserve"> </w:t>
+      </w:r>
+      <w:r>
+        <w:t xml:space="preserve">complies</w:t>
+      </w:r>
+      <w:r>
+        <w:t xml:space="preserve"> </w:t>
+      </w:r>
+      <w:r>
+        <w:t xml:space="preserve">with</w:t>
+      </w:r>
+      <w:r>
+        <w:t xml:space="preserve"> </w:t>
+      </w:r>
+      <w:r>
+        <w:t xml:space="preserve">the</w:t>
+      </w:r>
+      <w:r>
+        <w:t xml:space="preserve"> </w:t>
+      </w:r>
+      <w:r>
+        <w:t xml:space="preserve">word-count</w:t>
+      </w:r>
+      <w:r>
+        <w:t xml:space="preserve"> </w:t>
+      </w:r>
+      <w:r>
+        <w:t xml:space="preserve">limit</w:t>
+      </w:r>
+      <w:r>
+        <w:t xml:space="preserve"> </w:t>
+      </w:r>
+      <w:r>
+        <w:t xml:space="preserve">of</w:t>
+      </w:r>
+      <w:r>
+        <w:t xml:space="preserve"> </w:t>
+      </w:r>
+      <w:r>
+        <w:t xml:space="preserve">Local</w:t>
+      </w:r>
+      <w:r>
+        <w:t xml:space="preserve"> </w:t>
+      </w:r>
+      <w:r>
+        <w:t xml:space="preserve">Civil</w:t>
+      </w:r>
+      <w:r>
+        <w:t xml:space="preserve"> </w:t>
+      </w:r>
+      <w:r>
+        <w:t xml:space="preserve">Rule</w:t>
+      </w:r>
+      <w:r>
+        <w:t xml:space="preserve"> </w:t>
+      </w:r>
+      <w:r>
+        <w:t xml:space="preserve">7.1(c).</w:t>
+      </w:r>
+      <w:r>
+        <w:t xml:space="preserve"> </w:t>
+      </w:r>
+      <w:r>
+        <w:t xml:space="preserve">Excluding</w:t>
+      </w:r>
+      <w:r>
+        <w:t xml:space="preserve"> </w:t>
+      </w:r>
+      <w:r>
+        <w:t xml:space="preserve">the</w:t>
+      </w:r>
+      <w:r>
+        <w:t xml:space="preserve"> </w:t>
+      </w:r>
+      <w:r>
+        <w:t xml:space="preserve">caption,</w:t>
+      </w:r>
+      <w:r>
+        <w:t xml:space="preserve"> </w:t>
+      </w:r>
+      <w:r>
+        <w:t xml:space="preserve">table</w:t>
+      </w:r>
+      <w:r>
+        <w:t xml:space="preserve"> </w:t>
+      </w:r>
+      <w:r>
+        <w:t xml:space="preserve">of</w:t>
+      </w:r>
+      <w:r>
+        <w:t xml:space="preserve"> </w:t>
+      </w:r>
+      <w:r>
+        <w:t xml:space="preserve">contents,</w:t>
+      </w:r>
+      <w:r>
+        <w:t xml:space="preserve"> </w:t>
+      </w:r>
+      <w:r>
+        <w:t xml:space="preserve">table</w:t>
+      </w:r>
+      <w:r>
+        <w:t xml:space="preserve"> </w:t>
+      </w:r>
+      <w:r>
+        <w:t xml:space="preserve">of</w:t>
+      </w:r>
+      <w:r>
+        <w:t xml:space="preserve"> </w:t>
+      </w:r>
+      <w:r>
+        <w:t xml:space="preserve">authorities,</w:t>
+      </w:r>
+      <w:r>
+        <w:t xml:space="preserve"> </w:t>
+      </w:r>
+      <w:r>
+        <w:t xml:space="preserve">signature</w:t>
+      </w:r>
+      <w:r>
+        <w:t xml:space="preserve"> </w:t>
+      </w:r>
+      <w:r>
+        <w:t xml:space="preserve">block,</w:t>
+      </w:r>
+      <w:r>
+        <w:t xml:space="preserve"> </w:t>
+      </w:r>
+      <w:r>
+        <w:t xml:space="preserve">and</w:t>
+      </w:r>
+      <w:r>
+        <w:t xml:space="preserve"> </w:t>
+      </w:r>
+      <w:r>
+        <w:t xml:space="preserve">certificates,</w:t>
+      </w:r>
+      <w:r>
+        <w:t xml:space="preserve"> </w:t>
+      </w:r>
+      <w:r>
+        <w:t xml:space="preserve">it</w:t>
+      </w:r>
+      <w:r>
+        <w:t xml:space="preserve"> </w:t>
+      </w:r>
+      <w:r>
+        <w:t xml:space="preserve">contains</w:t>
+      </w:r>
+      <w:r>
+        <w:t xml:space="preserve"> </w:t>
+      </w:r>
+      <w:r>
+        <w:t xml:space="preserve">1,793</w:t>
+      </w:r>
+      <w:r>
+        <w:t xml:space="preserve"> </w:t>
+      </w:r>
+      <w:r>
+        <w:t xml:space="preserve">words,</w:t>
+      </w:r>
+      <w:r>
+        <w:t xml:space="preserve"> </w:t>
+      </w:r>
+      <w:r>
+        <w:t xml:space="preserve">as</w:t>
+      </w:r>
+      <w:r>
+        <w:t xml:space="preserve"> </w:t>
+      </w:r>
+      <w:r>
+        <w:t xml:space="preserve">counted</w:t>
+      </w:r>
+      <w:r>
+        <w:t xml:space="preserve"> </w:t>
+      </w:r>
+      <w:r>
+        <w:t xml:space="preserve">by</w:t>
+      </w:r>
+      <w:r>
+        <w:t xml:space="preserve"> </w:t>
+      </w:r>
+      <w:r>
+        <w:t xml:space="preserve">the</w:t>
+      </w:r>
+      <w:r>
+        <w:t xml:space="preserve"> </w:t>
+      </w:r>
+      <w:r>
+        <w:t xml:space="preserve">template.</w:t>
+      </w:r>
+      <w:r>
+        <w:t xml:space="preserve"> </w:t>
+      </w:r>
+      <w:r>
+        <w:t xml:space="preserve">The</w:t>
+      </w:r>
+      <w:r>
+        <w:t xml:space="preserve"> </w:t>
+      </w:r>
+      <w:r>
+        <w:t xml:space="preserve">count</w:t>
+      </w:r>
+      <w:r>
+        <w:t xml:space="preserve"> </w:t>
+      </w:r>
+      <w:r>
+        <w:t xml:space="preserve">must</w:t>
+      </w:r>
+      <w:r>
+        <w:t xml:space="preserve"> </w:t>
+      </w:r>
+      <w:r>
+        <w:t xml:space="preserve">be</w:t>
+      </w:r>
+      <w:r>
+        <w:t xml:space="preserve"> </w:t>
+      </w:r>
+      <w:r>
+        <w:t xml:space="preserve">confirmed</w:t>
+      </w:r>
+      <w:r>
+        <w:t xml:space="preserve"> </w:t>
+      </w:r>
+      <w:r>
+        <w:t xml:space="preserve">against</w:t>
+      </w:r>
+      <w:r>
+        <w:t xml:space="preserve"> </w:t>
+      </w:r>
+      <w:r>
+        <w:t xml:space="preserve">the</w:t>
+      </w:r>
+      <w:r>
+        <w:t xml:space="preserve"> </w:t>
+      </w:r>
+      <w:r>
+        <w:t xml:space="preserve">word-processing</w:t>
+      </w:r>
+      <w:r>
+        <w:t xml:space="preserve"> </w:t>
+      </w:r>
+      <w:r>
+        <w:t xml:space="preserve">program</w:t>
+      </w:r>
+      <w:r>
+        <w:t xml:space="preserve"> </w:t>
+      </w:r>
+      <w:r>
+        <w:t xml:space="preserve">used</w:t>
+      </w:r>
+      <w:r>
+        <w:t xml:space="preserve"> </w:t>
+      </w:r>
+      <w:r>
+        <w:t xml:space="preserve">to</w:t>
+      </w:r>
+      <w:r>
+        <w:t xml:space="preserve"> </w:t>
+      </w:r>
+      <w:r>
+        <w:t xml:space="preserve">prepare</w:t>
+      </w:r>
+      <w:r>
+        <w:t xml:space="preserve"> </w:t>
+      </w:r>
+      <w:r>
+        <w:t xml:space="preserve">the</w:t>
+      </w:r>
+      <w:r>
+        <w:t xml:space="preserve"> </w:t>
+      </w:r>
+      <w:r>
+        <w:t xml:space="preserve">filed</w:t>
+      </w:r>
+      <w:r>
+        <w:t xml:space="preserve"> </w:t>
+      </w:r>
+      <w:r>
+        <w:t xml:space="preserve">document.</w:t>
       </w:r>
     </w:p>
     <w:p>
       <w:pPr>
-        <w:keepNext/>
-        <w:keepLines/>
         <w:pageBreakBefore/>
-        <w:spacing w:before="0" w:after="0" w:line="276" w:lineRule="exact"/>
+        <w:spacing w:before="0" w:after="0" w:line="1" w:lineRule="exact"/>
+      </w:pPr>
+    </w:p>
+    <w:p>
+      <w:pPr>
+        <w:spacing w:before="0" w:after="276" w:line="276" w:lineRule="exact"/>
         <w:ind w:left="0" w:firstLine="0"/>
         <w:jc w:val="center"/>
       </w:pPr>
@@ -6848,14 +7245,40 @@
           <w:b/>
           <w:bCs/>
         </w:rPr>
-        <w:t xml:space="preserve">CERTIFICATE OF SERVICE</w:t>
+        <w:t xml:space="preserve">CERTIFICATE</w:t>
+      </w:r>
+      <w:r>
+        <w:rPr>
+          <w:b/>
+          <w:bCs/>
+        </w:rPr>
+        <w:t xml:space="preserve"> </w:t>
+      </w:r>
+      <w:r>
+        <w:rPr>
+          <w:b/>
+          <w:bCs/>
+        </w:rPr>
+        <w:t xml:space="preserve">OF</w:t>
+      </w:r>
+      <w:r>
+        <w:rPr>
+          <w:b/>
+          <w:bCs/>
+        </w:rPr>
+        <w:t xml:space="preserve"> </w:t>
+      </w:r>
+      <w:r>
+        <w:rPr>
+          <w:b/>
+          <w:bCs/>
+        </w:rPr>
+        <w:t xml:space="preserve">SERVICE</w:t>
       </w:r>
     </w:p>
     <w:p>
       <w:pPr>
-        <w:keepNext/>
-        <w:keepLines/>
-        <w:spacing w:before="276" w:after="0" w:line="480" w:lineRule="exact"/>
+        <w:spacing w:before="0" w:after="0" w:line="480" w:lineRule="exact"/>
         <w:ind w:left="0" w:firstLine="720"/>
         <w:jc w:val="left"/>
       </w:pPr>
@@ -7222,6 +7645,11 @@
       <w:r>
         <w:t xml:space="preserve">Filing.</w:t>
       </w:r>
+    </w:p>
+    <w:p>
+      <w:pPr>
+        <w:spacing w:before="0" w:after="0" w:line="480" w:lineRule="exact"/>
+      </w:pPr>
     </w:p>
     <w:tbl>
       <w:tblPr>
@@ -7249,12 +7677,15 @@
           </w:tcPr>
           <w:p>
             <w:pPr>
-              <w:spacing w:before="480" w:after="0" w:line="276" w:lineRule="exact"/>
+              <w:spacing w:before="0" w:after="0" w:line="276" w:lineRule="exact"/>
               <w:ind w:left="0" w:firstLine="0"/>
               <w:jc w:val="left"/>
             </w:pPr>
             <w:r>
-              <w:t xml:space="preserve">Dated: </w:t>
+              <w:t xml:space="preserve">Dated:</w:t>
+            </w:r>
+            <w:r>
+              <w:t xml:space="preserve"> </w:t>
             </w:r>
             <w:r>
               <w:t xml:space="preserve">February</w:t>
@@ -7279,12 +7710,18 @@
           </w:tcPr>
           <w:p>
             <w:pPr>
-              <w:spacing w:before="480" w:after="0" w:line="276" w:lineRule="exact"/>
+              <w:spacing w:before="0" w:after="0" w:line="276" w:lineRule="exact"/>
               <w:ind w:left="0" w:firstLine="0"/>
               <w:jc w:val="left"/>
             </w:pPr>
             <w:r>
-              <w:t xml:space="preserve">Respectfully submitted,</w:t>
+              <w:t xml:space="preserve">Respectfully</w:t>
+            </w:r>
+            <w:r>
+              <w:t xml:space="preserve"> </w:t>
+            </w:r>
+            <w:r>
+              <w:t xml:space="preserve">submitted,</w:t>
             </w:r>
           </w:p>
           <w:p>
@@ -7294,7 +7731,16 @@
               <w:jc w:val="left"/>
             </w:pPr>
             <w:r>
-              <w:t xml:space="preserve">By: /s/ </w:t>
+              <w:t xml:space="preserve">By:</w:t>
+            </w:r>
+            <w:r>
+              <w:t xml:space="preserve"> ⁠</w:t>
+            </w:r>
+            <w:r>
+              <w:t xml:space="preserve">/s/</w:t>
+            </w:r>
+            <w:r>
+              <w:t xml:space="preserve"> </w:t>
             </w:r>
             <w:r>
               <w:t xml:space="preserve">Michael</w:t>
@@ -7427,9 +7873,7 @@
               <w:t xml:space="preserve"> </w:t>
             </w:r>
             <w:r>
-              <w:t xml:space="preserve">10036</w:t>
-              <w:noBreakHyphen/>
-              <w:t xml:space="preserve">8704</w:t>
+              <w:t xml:space="preserve">10036-⁠8704</w:t>
             </w:r>
           </w:p>
           <w:p>
@@ -7451,9 +7895,7 @@
               <w:t xml:space="preserve"> </w:t>
             </w:r>
             <w:r>
-              <w:t xml:space="preserve">596</w:t>
-              <w:noBreakHyphen/>
-              <w:t xml:space="preserve">9000</w:t>
+              <w:t xml:space="preserve">596-⁠9000</w:t>
             </w:r>
           </w:p>
           <w:p>
@@ -7558,9 +8000,9 @@
       </w:tr>
     </w:tbl>
     <w:sectPr>
-      <w:footerReference w:type="default" r:id="rIdNyedPage"/>
+      <w:footerReference w:type="default" r:id="rIdXdPage"/>
       <w:pgSz w:w="12240" w:h="15840"/>
-      <w:pgMar w:top="1440" w:right="1440" w:bottom="1440" w:left="1440" w:header="720" w:footer="720" w:gutter="0"/>
+      <w:pgMar w:top="1440" w:right="1440" w:bottom="1440" w:left="1440" w:header="720" w:footer="732" w:gutter="0"/>
       <w:pgNumType w:fmt="decimal" w:start="1"/>
     </w:sectPr>
   </w:body>
@@ -7575,6 +8017,7 @@
 <w:ftr xmlns:w="http://schemas.openxmlformats.org/wordprocessingml/2006/main" xmlns:r="http://schemas.openxmlformats.org/officeDocument/2006/relationships">
   <w:p>
     <w:pPr>
+      <w:spacing w:before="0" w:after="0" w:line="276" w:lineRule="exact"/>
       <w:jc w:val="center"/>
     </w:pPr>
     <w:r>
@@ -7612,7 +8055,7 @@
       </w:r>
     </w:p>
   </w:footnote>
-  <w:footnote w:id="18">
+  <w:footnote w:id="9">
     <w:p>
       <w:pPr>
         <w:pStyle w:val="FootnoteText"/>
@@ -7632,50 +8075,60 @@
       <w:r>
         <w:t xml:space="preserve"> </w:t>
       </w:r>
-      <w:hyperlink r:id="rId19">
-        <w:r>
-          <w:rPr>
-            <w:rStyle w:val="Hyperlink"/>
-            <w:i/>
-            <w:iCs/>
-          </w:rPr>
-          <w:t xml:space="preserve">Gucci Am., Inc. v. Weixing Li</w:t>
-        </w:r>
-        <w:r>
-          <w:rPr>
-            <w:rStyle w:val="Hyperlink"/>
-          </w:rPr>
-          <w:t xml:space="preserve">, 768 F.3d 122, 135 (2d Cir. 2014)</w:t>
-        </w:r>
-      </w:hyperlink>
-      <w:r>
-        <w:t xml:space="preserve">, nor does QNB have any employees based in New York (or the United States), see</w:t>
-      </w:r>
-      <w:r>
-        <w:t xml:space="preserve"> </w:t>
-      </w:r>
-      <w:hyperlink r:id="rId11">
-        <w:r>
-          <w:rPr>
-            <w:rStyle w:val="Hyperlink"/>
-            <w:i/>
-            <w:iCs/>
-          </w:rPr>
-          <w:t xml:space="preserve">SPV Osus</w:t>
-        </w:r>
-        <w:r>
-          <w:rPr>
-            <w:rStyle w:val="Hyperlink"/>
-          </w:rPr>
-          <w:t xml:space="preserve">, 882 F.3d at 343</w:t>
-        </w:r>
-      </w:hyperlink>
-      <w:r>
-        <w:t xml:space="preserve">. QNB is not at home in this forum, and the Complaint does not allege otherwise.</w:t>
+      <w:r>
+        <w:rPr>
+          <w:i/>
+          <w:iCs/>
+        </w:rPr>
+        <w:t xml:space="preserve">Gucci</w:t>
+      </w:r>
+      <w:r>
+        <w:rPr>
+          <w:i/>
+          <w:iCs/>
+        </w:rPr>
+        <w:t xml:space="preserve"> </w:t>
+      </w:r>
+      <w:r>
+        <w:rPr>
+          <w:i/>
+          <w:iCs/>
+        </w:rPr>
+        <w:t xml:space="preserve">Am., Inc. v. Weixing Li</w:t>
+      </w:r>
+      <w:r>
+        <w:t xml:space="preserve">, 768 F.3d 122, 135 (2d Cir. 2014), nor does QNB have any employees based in New York (or the United States), see</w:t>
+      </w:r>
+      <w:r>
+        <w:t xml:space="preserve"> </w:t>
+      </w:r>
+      <w:r>
+        <w:rPr>
+          <w:i/>
+          <w:iCs/>
+        </w:rPr>
+        <w:t xml:space="preserve">SPV</w:t>
+      </w:r>
+      <w:r>
+        <w:rPr>
+          <w:i/>
+          <w:iCs/>
+        </w:rPr>
+        <w:t xml:space="preserve"> </w:t>
+      </w:r>
+      <w:r>
+        <w:rPr>
+          <w:i/>
+          <w:iCs/>
+        </w:rPr>
+        <w:t xml:space="preserve">Osus</w:t>
+      </w:r>
+      <w:r>
+        <w:t xml:space="preserve">, 882 F.3d at 343. QNB is not at home in this forum, and the Complaint does not allege otherwise.</w:t>
       </w:r>
     </w:p>
   </w:footnote>
-  <w:footnote w:id="27">
+  <w:footnote w:id="10">
     <w:p>
       <w:pPr>
         <w:pStyle w:val="FootnoteText"/>
@@ -7759,6 +8212,17 @@
     <w:r>
       <w:fldChar w:fldCharType="end"/>
     </w:r>
+  </w:p>
+</w:ftr>
+</file>
+
+<file path=word/ftr-own2.xml><?xml version="1.0" encoding="utf-8"?>
+<w:ftr xmlns:w="http://schemas.openxmlformats.org/wordprocessingml/2006/main" xmlns:r="http://schemas.openxmlformats.org/officeDocument/2006/relationships">
+  <w:p>
+    <w:pPr>
+      <w:spacing w:before="0" w:after="0" w:line="276" w:lineRule="exact"/>
+      <w:jc w:val="center"/>
+    </w:pPr>
   </w:p>
 </w:ftr>
 </file>
@@ -8421,7 +8885,7 @@
     <w:unhideWhenUsed/>
     <w:qFormat/>
     <w:pPr>
-      <w:widowControl/>
+      <w:keepLines/>
       <w:spacing w:before="0" w:after="80" w:line="230" w:lineRule="exact"/>
     </w:pPr>
     <w:rPr>
@@ -8567,6 +9031,59 @@
       <w:color w:val="365F91" w:themeColor="accent1" w:themeShade="BF"/>
     </w:rPr>
   </w:style>
+  <w:style w:type="paragraph" w:customStyle="1" w:styleId="BodyTextNote">
+    <w:name w:val="Body Text Note"/>
+    <w:basedOn w:val="BodyText"/>
+    <w:qFormat/>
+    <w:pPr>
+      <w:widowControl w:val="0"/>
+    </w:pPr>
+  </w:style>
+  <w:style w:type="paragraph" w:customStyle="1" w:styleId="XdQuote">
+    <w:name w:val="Xd Quote"/>
+    <w:basedOn w:val="Normal"/>
+    <w:qFormat/>
+    <w:pPr>
+      <w:spacing w:before="0" w:after="0" w:line="276" w:lineRule="exact"/>
+      <w:ind w:left="720" w:right="720" w:firstLine="0"/>
+    </w:pPr>
+  </w:style>
+  <w:style w:type="paragraph" w:customStyle="1" w:styleId="XdQuoteFirst">
+    <w:name w:val="Xd Quote First"/>
+    <w:basedOn w:val="Normal"/>
+    <w:qFormat/>
+    <w:pPr>
+      <w:spacing w:before="276" w:after="0" w:line="276" w:lineRule="exact"/>
+      <w:ind w:left="720" w:right="720" w:firstLine="0"/>
+    </w:pPr>
+  </w:style>
+  <w:style w:type="paragraph" w:customStyle="1" w:styleId="XdQuoteLast">
+    <w:name w:val="Xd Quote Last"/>
+    <w:basedOn w:val="Normal"/>
+    <w:qFormat/>
+    <w:pPr>
+      <w:spacing w:before="0" w:after="276" w:line="276" w:lineRule="exact"/>
+      <w:ind w:left="720" w:right="720" w:firstLine="0"/>
+    </w:pPr>
+  </w:style>
+  <w:style w:type="paragraph" w:customStyle="1" w:styleId="XdQuoteOnly">
+    <w:name w:val="Xd Quote Only"/>
+    <w:basedOn w:val="Normal"/>
+    <w:qFormat/>
+    <w:pPr>
+      <w:spacing w:before="276" w:after="276" w:line="276" w:lineRule="exact"/>
+      <w:ind w:left="720" w:right="720" w:firstLine="0"/>
+    </w:pPr>
+  </w:style>
+  <w:style w:type="paragraph" w:customStyle="1" w:styleId="XdTail">
+    <w:name w:val="Xd Tail"/>
+    <w:basedOn w:val="Normal"/>
+    <w:qFormat/>
+    <w:pPr>
+      <w:spacing w:before="0" w:after="0" w:line="276" w:lineRule="exact"/>
+      <w:ind w:firstLine="0"/>
+    </w:pPr>
+  </w:style>
   <w:style w:type="paragraph" w:customStyle="1" w:styleId="BodyTextKeep">
     <w:name w:val="Body Text Keep"/>
     <w:basedOn w:val="BodyText"/>
@@ -8574,6 +9091,87 @@
     <w:pPr>
       <w:keepNext/>
       <w:keepLines/>
+    </w:pPr>
+  </w:style>
+  <w:style w:type="paragraph" w:customStyle="1" w:styleId="XdList1">
+    <w:name w:val="XdList 1"/>
+    <w:basedOn w:val="Normal"/>
+    <w:qFormat/>
+    <w:pPr>
+      <w:spacing w:before="0" w:after="0" w:line="480" w:lineRule="exact"/>
+      <w:ind w:left="720" w:hanging="720"/>
+    </w:pPr>
+  </w:style>
+  <w:style w:type="paragraph" w:customStyle="1" w:styleId="XdList2">
+    <w:name w:val="XdList 2"/>
+    <w:basedOn w:val="Normal"/>
+    <w:qFormat/>
+    <w:pPr>
+      <w:spacing w:before="0" w:after="0" w:line="480" w:lineRule="exact"/>
+      <w:ind w:left="1440" w:hanging="720"/>
+    </w:pPr>
+  </w:style>
+  <w:style w:type="paragraph" w:customStyle="1" w:styleId="XdList3">
+    <w:name w:val="XdList 3"/>
+    <w:basedOn w:val="Normal"/>
+    <w:qFormat/>
+    <w:pPr>
+      <w:spacing w:before="0" w:after="0" w:line="480" w:lineRule="exact"/>
+      <w:ind w:left="2160" w:hanging="720"/>
+    </w:pPr>
+  </w:style>
+  <w:style w:type="paragraph" w:customStyle="1" w:styleId="XdTailList1">
+    <w:name w:val="XdTailList 1"/>
+    <w:basedOn w:val="Normal"/>
+    <w:qFormat/>
+    <w:pPr>
+      <w:spacing w:before="0" w:after="0" w:line="276" w:lineRule="exact"/>
+      <w:ind w:left="720" w:hanging="720"/>
+    </w:pPr>
+  </w:style>
+  <w:style w:type="paragraph" w:customStyle="1" w:styleId="XdTailList2">
+    <w:name w:val="XdTailList 2"/>
+    <w:basedOn w:val="Normal"/>
+    <w:qFormat/>
+    <w:pPr>
+      <w:spacing w:before="0" w:after="0" w:line="276" w:lineRule="exact"/>
+      <w:ind w:left="1440" w:hanging="720"/>
+    </w:pPr>
+  </w:style>
+  <w:style w:type="paragraph" w:customStyle="1" w:styleId="XdTailList3">
+    <w:name w:val="XdTailList 3"/>
+    <w:basedOn w:val="Normal"/>
+    <w:qFormat/>
+    <w:pPr>
+      <w:spacing w:before="0" w:after="0" w:line="276" w:lineRule="exact"/>
+      <w:ind w:left="2160" w:hanging="720"/>
+    </w:pPr>
+  </w:style>
+  <w:style w:type="paragraph" w:customStyle="1" w:styleId="XdQuoteList1">
+    <w:name w:val="Xd Quote List 1"/>
+    <w:basedOn w:val="Normal"/>
+    <w:qFormat/>
+    <w:pPr>
+      <w:spacing w:before="0" w:after="0" w:line="276" w:lineRule="exact"/>
+      <w:ind w:left="1440" w:right="720" w:hanging="720"/>
+    </w:pPr>
+  </w:style>
+  <w:style w:type="paragraph" w:customStyle="1" w:styleId="XdQuoteList2">
+    <w:name w:val="Xd Quote List 2"/>
+    <w:basedOn w:val="Normal"/>
+    <w:qFormat/>
+    <w:pPr>
+      <w:spacing w:before="0" w:after="0" w:line="276" w:lineRule="exact"/>
+      <w:ind w:left="2160" w:right="720" w:hanging="720"/>
+    </w:pPr>
+  </w:style>
+  <w:style w:type="paragraph" w:customStyle="1" w:styleId="XdQuoteList3">
+    <w:name w:val="Xd Quote List 3"/>
+    <w:basedOn w:val="Normal"/>
+    <w:qFormat/>
+    <w:pPr>
+      <w:spacing w:before="0" w:after="0" w:line="276" w:lineRule="exact"/>
+      <w:ind w:left="2880" w:right="720" w:hanging="720"/>
     </w:pPr>
   </w:style>
   <w:style w:type="paragraph" w:customStyle="1" w:styleId="SourceCode">
